--- a/毕业论文.docx
+++ b/毕业论文.docx
@@ -10172,7 +10172,12 @@
         <w:ind w:firstLine="420" w:firstLineChars="200"/>
       </w:pPr>
       <w:r>
-        <w:t>因此，如何在保证知识准确性的前提下，实现面向学生错误的个性化辅导与学习闭环构建，成为当前智能课后辅导系统亟需解决的关键问题。基于此，本课题探索将学生作答错误显式建模，并引入检索与生成流程之中，从而实现</w:t>
+        <w:t>因此，如何在保证知识准确性的前提下，实现面向学生错误的个性化辅导与学习闭环构建，成为当前智能课后辅导系统亟需解决的关键问</w:t>
+      </w:r>
+      <w:bookmarkStart w:id="96" w:name="_GoBack"/>
+      <w:bookmarkEnd w:id="96"/>
+      <w:r>
+        <w:t>题。基于此，本课题探索将学生作答错误显式建模，并引入检索与生成流程之中，从而实现</w:t>
       </w:r>
       <w:r>
         <w:rPr>
@@ -10329,8 +10334,67 @@
     </w:p>
     <w:p>
       <w:pPr>
-        <w:spacing w:line="312" w:lineRule="auto"/>
-        <w:ind w:left="359" w:right="25" w:rightChars="12"/>
+        <w:spacing w:before="78" w:beforeLines="25" w:line="312" w:lineRule="auto"/>
+        <w:ind w:firstLine="420" w:firstLineChars="200"/>
+      </w:pPr>
+      <w:r>
+        <w:t>总体而言，现有研究在</w:t>
+      </w:r>
+      <w:r>
+        <w:rPr>
+          <w:rFonts w:hint="eastAsia"/>
+          <w:lang w:eastAsia="zh-CN"/>
+        </w:rPr>
+        <w:t>“</w:t>
+      </w:r>
+      <w:r>
+        <w:t>错误建模</w:t>
+      </w:r>
+      <w:r>
+        <w:rPr>
+          <w:rFonts w:hint="eastAsia"/>
+          <w:lang w:eastAsia="zh-CN"/>
+        </w:rPr>
+        <w:t>”</w:t>
+      </w:r>
+      <w:r>
+        <w:t>与</w:t>
+      </w:r>
+      <w:r>
+        <w:rPr>
+          <w:rFonts w:hint="eastAsia"/>
+          <w:lang w:eastAsia="zh-CN"/>
+        </w:rPr>
+        <w:t>“</w:t>
+      </w:r>
+      <w:r>
+        <w:t>RAG 检索机制</w:t>
+      </w:r>
+      <w:r>
+        <w:rPr>
+          <w:rFonts w:hint="eastAsia"/>
+          <w:lang w:eastAsia="zh-CN"/>
+        </w:rPr>
+        <w:t>”</w:t>
+      </w:r>
+      <w:r>
+        <w:t>之间仍存在明显断层，尚缺乏将</w:t>
+      </w:r>
+      <w:r>
+        <w:rPr>
+          <w:rFonts w:hint="eastAsia"/>
+          <w:lang w:val="en-US" w:eastAsia="zh-CN"/>
+        </w:rPr>
+        <w:t>学生</w:t>
+      </w:r>
+      <w:r>
+        <w:t>错误显式引入检索与生成流程的系统化研究。</w:t>
+      </w:r>
+    </w:p>
+    <w:p>
+      <w:pPr>
+        <w:ind w:right="25" w:rightChars="12"/>
+        <w:jc w:val="center"/>
         <w:rPr>
           <w:rFonts w:ascii="宋体"/>
           <w:color w:val="000000"/>
@@ -10338,61 +10402,6 @@
           <w:szCs w:val="20"/>
         </w:rPr>
       </w:pPr>
-      <w:r>
-        <w:t>总体而言，现有研究在</w:t>
-      </w:r>
-      <w:r>
-        <w:rPr>
-          <w:rFonts w:hint="eastAsia"/>
-          <w:lang w:eastAsia="zh-CN"/>
-        </w:rPr>
-        <w:t>“</w:t>
-      </w:r>
-      <w:r>
-        <w:t>错误建模</w:t>
-      </w:r>
-      <w:r>
-        <w:rPr>
-          <w:rFonts w:hint="eastAsia"/>
-          <w:lang w:eastAsia="zh-CN"/>
-        </w:rPr>
-        <w:t>”</w:t>
-      </w:r>
-      <w:r>
-        <w:t>与</w:t>
-      </w:r>
-      <w:r>
-        <w:rPr>
-          <w:rFonts w:hint="eastAsia"/>
-          <w:lang w:eastAsia="zh-CN"/>
-        </w:rPr>
-        <w:t>“</w:t>
-      </w:r>
-      <w:r>
-        <w:t>RAG 检索机制</w:t>
-      </w:r>
-      <w:r>
-        <w:rPr>
-          <w:rFonts w:hint="eastAsia"/>
-          <w:lang w:eastAsia="zh-CN"/>
-        </w:rPr>
-        <w:t>”</w:t>
-      </w:r>
-      <w:r>
-        <w:t>之间仍存在明显断层，尚缺乏将学生错误显式引入检索与生成流程的系统化研究。</w:t>
-      </w:r>
-    </w:p>
-    <w:p>
-      <w:pPr>
-        <w:ind w:right="25" w:rightChars="12"/>
-        <w:jc w:val="center"/>
-        <w:rPr>
-          <w:rFonts w:ascii="宋体"/>
-          <w:color w:val="000000"/>
-          <w:kern w:val="0"/>
-          <w:szCs w:val="20"/>
-        </w:rPr>
-      </w:pPr>
       <w:bookmarkStart w:id="8" w:name="_Toc105491694"/>
     </w:p>
     <w:p>
@@ -10488,20 +10497,87 @@
     </w:p>
     <w:p>
       <w:pPr>
-        <w:spacing w:line="312" w:lineRule="auto"/>
-        <w:ind w:left="359" w:right="25" w:rightChars="12"/>
+        <w:spacing w:before="78" w:beforeLines="25" w:line="312" w:lineRule="auto"/>
+        <w:ind w:firstLine="420" w:firstLineChars="200"/>
+      </w:pPr>
+      <w:r>
         <w:rPr>
           <w:rFonts w:hint="default"/>
           <w:lang w:val="en-US" w:eastAsia="zh-CN"/>
         </w:rPr>
-      </w:pPr>
+        <w:t>本研究围绕“基于大语言模型与检索增强生成（RAG）的个性化课后辅导系统”展开，旨在通过理论建模与系统实现相结合的方式，探索智能技术在教育垂直场景下的应用范式。具体研究内容包括以下四个方面：</w:t>
+      </w:r>
+    </w:p>
+    <w:p>
+      <w:pPr>
+        <w:spacing w:before="78" w:beforeLines="25" w:line="312" w:lineRule="auto"/>
+        <w:ind w:firstLine="420" w:firstLineChars="200"/>
+        <w:rPr>
+          <w:rFonts w:hint="default"/>
+        </w:rPr>
+      </w:pPr>
+      <w:r>
+        <w:rPr>
+          <w:rFonts w:hint="default"/>
+          <w:lang w:val="en-US" w:eastAsia="zh-CN"/>
+        </w:rPr>
+        <w:t>设计并开发一套具备完整业务闭环的课后辅导原型系统。研究重点在于整合大语言模型的生成能力与RAG技术的知识检索能力，构建支持学生在线作答、自动化错误诊断、知识点讲解及针对性练习推荐的端到端辅导流程。通过优化系统交互逻辑，确保系统在响应速度、交互自然度及功能实用性方面满足实际教学需求。</w:t>
+      </w:r>
+    </w:p>
+    <w:p>
+      <w:pPr>
+        <w:spacing w:before="78" w:beforeLines="25" w:line="312" w:lineRule="auto"/>
+        <w:ind w:firstLine="420" w:firstLineChars="200"/>
+        <w:rPr>
+          <w:rFonts w:hint="default"/>
+        </w:rPr>
+      </w:pPr>
+      <w:r>
+        <w:rPr>
+          <w:rFonts w:hint="default"/>
+          <w:lang w:val="en-US" w:eastAsia="zh-CN"/>
+        </w:rPr>
+        <w:t>为解决大语言模型在教育场景中存在的“幻觉”问题及内容不可控风险，本研究致力于构建基于教材与权威教学资料的结构化领域知识库。研究如何通过RAG机制约束模型生成边界，确保系统输出的讲解内容与练习推荐严格遵循课程大纲与教学标准，从而提升辅导内容的准确性、权威性及与教学目标的一致性。</w:t>
+      </w:r>
+    </w:p>
+    <w:p>
+      <w:pPr>
+        <w:spacing w:before="78" w:beforeLines="25" w:line="312" w:lineRule="auto"/>
+        <w:ind w:firstLine="420" w:firstLineChars="200"/>
+        <w:rPr>
+          <w:rFonts w:hint="default"/>
+        </w:rPr>
+      </w:pPr>
+      <w:r>
+        <w:rPr>
+          <w:rFonts w:hint="default"/>
+          <w:lang w:val="en-US" w:eastAsia="zh-CN"/>
+        </w:rPr>
+        <w:t>深入研究将学生作答错误信息显式融入诊断、检索与生成全流程的技术路径。通过对比实验，量化分析该机制在错误定位精度、练习推荐相关性以及辅导针对性方面的表现，验证其相较于传统通用答疑方法的有效性，明确错误驱动模式对学生认知偏差修正的实际贡献。</w:t>
+      </w:r>
+    </w:p>
+    <w:p>
+      <w:pPr>
+        <w:spacing w:before="78" w:beforeLines="25" w:line="312" w:lineRule="auto"/>
+        <w:ind w:firstLine="420" w:firstLineChars="200"/>
+        <w:rPr>
+          <w:rFonts w:hint="default"/>
+          <w:lang w:val="en-US" w:eastAsia="zh-CN"/>
+        </w:rPr>
+      </w:pPr>
+      <w:r>
+        <w:rPr>
+          <w:rFonts w:hint="default"/>
+          <w:lang w:val="en-US" w:eastAsia="zh-CN"/>
+        </w:rPr>
+        <w:t>通过系统部署与实地实验评估，从工程实现与教学应用双重维度，总结大语言模型与RAG技术在课后辅导场景中的协同效应。梳理技术落地过程中的关键挑战与解决方案，形成可复制的技术思路与实践案例，为后续智能教育系统的规范化开发与学术研究提供参考依据。</w:t>
+      </w:r>
     </w:p>
     <w:p>
       <w:pPr>
         <w:pStyle w:val="18"/>
         <w:rPr>
-          <w:rFonts w:hint="default" w:ascii="宋体" w:hAnsi="宋体" w:eastAsia="宋体"/>
-          <w:szCs w:val="21"/>
+          <w:rFonts w:hint="eastAsia"/>
           <w:lang w:val="en-US" w:eastAsia="zh-CN"/>
         </w:rPr>
       </w:pPr>
@@ -10553,6 +10629,118 @@
         <w:t>拟解决的关键问题</w:t>
       </w:r>
       <w:bookmarkEnd w:id="11"/>
+    </w:p>
+    <w:p>
+      <w:pPr>
+        <w:spacing w:before="78" w:beforeLines="25" w:line="312" w:lineRule="auto"/>
+        <w:ind w:firstLine="420" w:firstLineChars="200"/>
+        <w:rPr>
+          <w:rFonts w:hint="default"/>
+          <w:lang w:val="en-US" w:eastAsia="zh-CN"/>
+        </w:rPr>
+      </w:pPr>
+      <w:r>
+        <w:rPr>
+          <w:rFonts w:hint="eastAsia"/>
+          <w:lang w:val="en-US" w:eastAsia="zh-CN"/>
+        </w:rPr>
+        <w:t xml:space="preserve">① </w:t>
+      </w:r>
+      <w:r>
+        <w:rPr>
+          <w:rFonts w:hint="default"/>
+          <w:lang w:val="en-US" w:eastAsia="zh-CN"/>
+        </w:rPr>
+        <w:t>如何构建以“学生错误”为核心驱动力的精细化辅导模型</w:t>
+      </w:r>
+      <w:r>
+        <w:rPr>
+          <w:rFonts w:hint="eastAsia"/>
+          <w:lang w:val="en-US" w:eastAsia="zh-CN"/>
+        </w:rPr>
+        <w:t>。</w:t>
+      </w:r>
+    </w:p>
+    <w:p>
+      <w:pPr>
+        <w:spacing w:before="78" w:beforeLines="25" w:line="312" w:lineRule="auto"/>
+        <w:ind w:firstLine="420" w:firstLineChars="200"/>
+        <w:rPr>
+          <w:rFonts w:hint="default"/>
+          <w:lang w:val="en-US" w:eastAsia="zh-CN"/>
+        </w:rPr>
+      </w:pPr>
+      <w:r>
+        <w:rPr>
+          <w:rFonts w:hint="eastAsia"/>
+          <w:lang w:val="en-US" w:eastAsia="zh-CN"/>
+        </w:rPr>
+        <w:t xml:space="preserve">② </w:t>
+      </w:r>
+      <w:r>
+        <w:rPr>
+          <w:rFonts w:hint="default"/>
+          <w:lang w:val="en-US" w:eastAsia="zh-CN"/>
+        </w:rPr>
+        <w:t>如何实现基于错误语义与知识点映射的高精度RAG检索？</w:t>
+      </w:r>
+    </w:p>
+    <w:p>
+      <w:pPr>
+        <w:spacing w:before="78" w:beforeLines="25" w:line="312" w:lineRule="auto"/>
+        <w:ind w:firstLine="420" w:firstLineChars="200"/>
+        <w:rPr>
+          <w:rFonts w:hint="default"/>
+          <w:lang w:val="en-US" w:eastAsia="zh-CN"/>
+        </w:rPr>
+      </w:pPr>
+      <w:r>
+        <w:rPr>
+          <w:rFonts w:hint="eastAsia"/>
+          <w:lang w:val="en-US" w:eastAsia="zh-CN"/>
+        </w:rPr>
+        <w:t>③</w:t>
+      </w:r>
+      <w:r>
+        <w:rPr>
+          <w:rFonts w:hint="default"/>
+          <w:lang w:val="en-US" w:eastAsia="zh-CN"/>
+        </w:rPr>
+        <w:t xml:space="preserve"> 如何在保证低部署成本的同时实现高可解释性的认知偏差建模？</w:t>
+      </w:r>
+    </w:p>
+    <w:p>
+      <w:pPr>
+        <w:spacing w:before="78" w:beforeLines="25" w:line="312" w:lineRule="auto"/>
+        <w:ind w:firstLine="420" w:firstLineChars="200"/>
+        <w:rPr>
+          <w:rFonts w:hint="default"/>
+          <w:lang w:val="en-US" w:eastAsia="zh-CN"/>
+        </w:rPr>
+      </w:pPr>
+      <w:r>
+        <w:rPr>
+          <w:rFonts w:hint="eastAsia"/>
+          <w:lang w:val="en-US" w:eastAsia="zh-CN"/>
+        </w:rPr>
+        <w:t xml:space="preserve">④ </w:t>
+      </w:r>
+      <w:r>
+        <w:rPr>
+          <w:rFonts w:hint="default"/>
+          <w:lang w:val="en-US" w:eastAsia="zh-CN"/>
+        </w:rPr>
+        <w:t>如何在真实教学约束下验证LLM与RAG协同应用的可行性与规范性？</w:t>
+      </w:r>
+    </w:p>
+    <w:p>
+      <w:pPr>
+        <w:pStyle w:val="18"/>
+        <w:rPr>
+          <w:rFonts w:hint="default"/>
+          <w:lang w:val="en-US" w:eastAsia="zh-CN"/>
+        </w:rPr>
+      </w:pPr>
     </w:p>
     <w:p>
       <w:pPr>
@@ -11326,8 +11514,6 @@
         <w:t>业务需求分析</w:t>
       </w:r>
       <w:bookmarkEnd w:id="26"/>
-      <w:bookmarkStart w:id="96" w:name="_GoBack"/>
-      <w:bookmarkEnd w:id="96"/>
     </w:p>
     <w:p>
       <w:pPr>
@@ -11348,11 +11534,17 @@
     <w:p>
       <w:pPr>
         <w:spacing w:line="312" w:lineRule="auto"/>
-        <w:ind w:left="359" w:right="25" w:rightChars="12"/>
-        <w:rPr>
-          <w:rFonts w:hint="eastAsia"/>
-        </w:rPr>
-      </w:pPr>
+        <w:ind w:right="25" w:rightChars="12" w:firstLine="420" w:firstLineChars="0"/>
+        <w:rPr>
+          <w:rFonts w:hint="eastAsia"/>
+        </w:rPr>
+      </w:pPr>
+      <w:r>
+        <w:rPr>
+          <w:rFonts w:hint="eastAsia"/>
+        </w:rPr>
+        <w:t>系统主要面向中学生和教师两类核心用户群体。学生端（移动端/Web端）用户需要进行在线智能辅导、错题管理与学情统计，并在注册时构建包括学段（如初一至初三）、学力水平（基础、中等、拔高）及教材版本（如人教版）在内的基础用户画像，以便系统提供个性化教学策略。教师端（或管理员端）主要负责题库管理、学生整体学情监控以及基础知识图谱（如教材章节节点）的维护，保障系统底层教学内容的准确性和时效性。</w:t>
+      </w:r>
     </w:p>
     <w:p>
       <w:pPr>
@@ -11369,1739 +11561,2206 @@
         <w:t>3.1.2 核心业务流程分析</w:t>
       </w:r>
       <w:bookmarkEnd w:id="28"/>
+    </w:p>
+    <w:p>
+      <w:pPr>
+        <w:spacing w:line="312" w:lineRule="auto"/>
+        <w:ind w:right="25" w:rightChars="12" w:firstLine="420" w:firstLineChars="0"/>
+        <w:rPr>
+          <w:rFonts w:hint="eastAsia" w:ascii="宋体" w:hAnsi="宋体"/>
+          <w:szCs w:val="21"/>
+        </w:rPr>
+      </w:pPr>
+      <w:r>
+        <w:rPr>
+          <w:rFonts w:hint="eastAsia"/>
+        </w:rPr>
+        <w:t>系统的核心业务流程围绕“学-练-测-评”展开。用户通过Web端输入文本或移动端APP拍照上传题目；系统结合用户的学力水平与教材版本，通过大语言模型（LLM）开启智能辅导对话；辅导过程分为“理解题意”“知识点映射”“逻辑建模”“求解验算”四个引导式步骤；若用户回答错误，系统会自动将其记录至错题本，并更新对应知识点的错误率统计，最终在用户个人数据大盘（Dashboard）中生成AI学习画像与专项突破建议。</w:t>
+      </w:r>
+    </w:p>
+    <w:p>
+      <w:pPr>
+        <w:pStyle w:val="3"/>
+        <w:rPr>
+          <w:rFonts w:hint="default" w:eastAsia="黑体"/>
+          <w:lang w:val="en-US" w:eastAsia="zh-CN"/>
+        </w:rPr>
+      </w:pPr>
+      <w:bookmarkStart w:id="29" w:name="_Toc4378"/>
+      <w:r>
+        <w:rPr>
+          <w:rFonts w:hint="eastAsia"/>
+        </w:rPr>
+        <w:t>3.</w:t>
+      </w:r>
+      <w:r>
+        <w:t>2</w:t>
+      </w:r>
+      <w:r>
+        <w:rPr>
+          <w:rFonts w:hint="eastAsia"/>
+        </w:rPr>
+        <w:t xml:space="preserve"> </w:t>
+      </w:r>
+      <w:r>
+        <w:rPr>
+          <w:rFonts w:hint="eastAsia"/>
+          <w:lang w:val="en-US" w:eastAsia="zh-CN"/>
+        </w:rPr>
+        <w:t>功能需求分析</w:t>
+      </w:r>
+      <w:bookmarkEnd w:id="29"/>
+    </w:p>
+    <w:p>
+      <w:pPr>
+        <w:pStyle w:val="18"/>
+        <w:rPr>
+          <w:rFonts w:hint="eastAsia"/>
+        </w:rPr>
+      </w:pPr>
+      <w:bookmarkStart w:id="30" w:name="_Toc6757"/>
+      <w:r>
+        <w:rPr>
+          <w:rFonts w:hint="eastAsia"/>
+        </w:rPr>
+        <w:t>3.2.1 多模态题目上传与解析需求</w:t>
+      </w:r>
+      <w:bookmarkEnd w:id="30"/>
+      <w:r>
+        <w:rPr>
+          <w:rFonts w:hint="eastAsia"/>
+        </w:rPr>
+        <w:t xml:space="preserve"> </w:t>
+      </w:r>
+    </w:p>
+    <w:p>
+      <w:pPr>
+        <w:spacing w:line="312" w:lineRule="auto"/>
+        <w:ind w:right="25" w:rightChars="12" w:firstLine="420" w:firstLineChars="0"/>
+        <w:rPr>
+          <w:rFonts w:hint="eastAsia"/>
+        </w:rPr>
+      </w:pPr>
+      <w:r>
+        <w:rPr>
+          <w:rFonts w:hint="eastAsia"/>
+        </w:rPr>
+        <w:t>针对理科尤其是中学数学学科，公式与图形输入困难，系统需支持移动端APP拍照上传。通过后端的Python OCR服务</w:t>
+      </w:r>
+      <w:r>
+        <w:rPr>
+          <w:rFonts w:hint="eastAsia"/>
+          <w:lang w:val="en-US" w:eastAsia="zh-CN"/>
+        </w:rPr>
+        <w:t xml:space="preserve"> </w:t>
+      </w:r>
+      <w:r>
+        <w:rPr>
+          <w:rFonts w:hint="eastAsia"/>
+        </w:rPr>
+        <w:t>PaddleOCR</w:t>
+      </w:r>
+      <w:r>
+        <w:rPr>
+          <w:rFonts w:hint="eastAsia"/>
+          <w:lang w:val="en-US" w:eastAsia="zh-CN"/>
+        </w:rPr>
+        <w:t xml:space="preserve"> </w:t>
+      </w:r>
+      <w:r>
+        <w:rPr>
+          <w:rFonts w:hint="eastAsia"/>
+        </w:rPr>
+        <w:t>进行多模态图像文字识别，提取题目内容及</w:t>
+      </w:r>
+      <w:r>
+        <w:rPr>
+          <w:rFonts w:hint="eastAsia"/>
+          <w:lang w:val="en-US" w:eastAsia="zh-CN"/>
+        </w:rPr>
+        <w:t>L</w:t>
+      </w:r>
+      <w:r>
+        <w:rPr>
+          <w:rFonts w:hint="eastAsia"/>
+        </w:rPr>
+        <w:t>aTeX数学公式，并自动转化为标准文本供LLM解析使用。网页端则支持文本录入作为核心桌面级体验。</w:t>
+      </w:r>
+    </w:p>
+    <w:p>
+      <w:pPr>
+        <w:pStyle w:val="18"/>
+        <w:rPr>
+          <w:rFonts w:hint="eastAsia"/>
+        </w:rPr>
+      </w:pPr>
+      <w:bookmarkStart w:id="31" w:name="_Toc29264"/>
+      <w:r>
+        <w:rPr>
+          <w:rFonts w:hint="eastAsia"/>
+        </w:rPr>
+        <w:t>3.2.2 基于RAG的精准答疑需求</w:t>
+      </w:r>
+      <w:bookmarkEnd w:id="31"/>
+      <w:r>
+        <w:rPr>
+          <w:rFonts w:hint="eastAsia"/>
+        </w:rPr>
+        <w:t xml:space="preserve"> </w:t>
+      </w:r>
+    </w:p>
+    <w:p>
+      <w:pPr>
+        <w:spacing w:line="312" w:lineRule="auto"/>
+        <w:ind w:right="25" w:rightChars="12" w:firstLine="420" w:firstLineChars="0"/>
+        <w:rPr>
+          <w:rFonts w:hint="eastAsia"/>
+          <w:lang w:val="en-US" w:eastAsia="zh-CN"/>
+        </w:rPr>
+      </w:pPr>
+      <w:r>
+        <w:rPr>
+          <w:rFonts w:hint="eastAsia"/>
+          <w:lang w:val="en-US" w:eastAsia="zh-CN"/>
+        </w:rPr>
+        <w:t>为避免大模型产生“幻觉”或直接给出答案，系统需要结合检索增强生成（RAG）技术，基于预置的教材知识库定位知识点。在辅导过程中，通过特定Prompt模板限制模型扮演严谨的中学数学教师，采用苏格拉底式提问引导学生逐步思考。</w:t>
+      </w:r>
+    </w:p>
+    <w:p>
+      <w:pPr>
+        <w:pStyle w:val="18"/>
+        <w:rPr>
+          <w:rFonts w:hint="eastAsia"/>
+        </w:rPr>
+      </w:pPr>
+      <w:bookmarkStart w:id="32" w:name="_Toc2837"/>
+      <w:r>
+        <w:rPr>
+          <w:rFonts w:hint="eastAsia"/>
+        </w:rPr>
+        <w:t>3.2.3 学生错误类型识别与归因需求</w:t>
+      </w:r>
+      <w:bookmarkEnd w:id="32"/>
+    </w:p>
+    <w:p>
+      <w:pPr>
+        <w:spacing w:line="312" w:lineRule="auto"/>
+        <w:ind w:right="25" w:rightChars="12" w:firstLine="420" w:firstLineChars="0"/>
+        <w:rPr>
+          <w:rFonts w:hint="eastAsia"/>
+          <w:lang w:val="en-US" w:eastAsia="zh-CN"/>
+        </w:rPr>
+      </w:pPr>
+      <w:r>
+        <w:rPr>
+          <w:rFonts w:hint="eastAsia"/>
+          <w:lang w:val="en-US" w:eastAsia="zh-CN"/>
+        </w:rPr>
+        <w:t>系统需要在对话交互中实时分析学生的回答内容。一旦识别出错误（逻辑/计算错误等），需自动触发错题收录机制，并将错误归因到具体的知识点上，统计错题次数与练习总数，为后续的查漏补缺提供数据支撑。</w:t>
+      </w:r>
+    </w:p>
+    <w:p>
+      <w:pPr>
+        <w:pStyle w:val="18"/>
+        <w:rPr>
+          <w:rFonts w:hint="eastAsia"/>
+          <w:lang w:val="en-US" w:eastAsia="zh-CN"/>
+        </w:rPr>
+      </w:pPr>
+      <w:bookmarkStart w:id="33" w:name="_Toc11111"/>
+      <w:r>
+        <w:rPr>
+          <w:rFonts w:hint="eastAsia"/>
+        </w:rPr>
+        <w:t>3.2.4 个性化习题推荐需求</w:t>
+      </w:r>
+      <w:bookmarkEnd w:id="33"/>
+    </w:p>
+    <w:p>
+      <w:pPr>
+        <w:spacing w:line="312" w:lineRule="auto"/>
+        <w:ind w:right="25" w:rightChars="12" w:firstLine="420" w:firstLineChars="0"/>
+        <w:rPr>
+          <w:rFonts w:hint="eastAsia"/>
+          <w:lang w:val="en-US" w:eastAsia="zh-CN"/>
+        </w:rPr>
+      </w:pPr>
+      <w:r>
+        <w:rPr>
+          <w:rFonts w:hint="eastAsia"/>
+          <w:lang w:val="en-US" w:eastAsia="zh-CN"/>
+        </w:rPr>
+        <w:t>根据用户的薄弱知识点（错误率&gt;30%）以及近期未复习的错题记录，系统需自动生成或推荐相似变式题，提供“专属强化练习”和“查漏补缺”功能。该功能完全依赖真实数据库记录驱动</w:t>
+      </w:r>
+    </w:p>
+    <w:p>
+      <w:pPr>
+        <w:pStyle w:val="3"/>
+        <w:rPr>
+          <w:rFonts w:hint="default" w:eastAsia="黑体"/>
+          <w:lang w:val="en-US" w:eastAsia="zh-CN"/>
+        </w:rPr>
+      </w:pPr>
+      <w:bookmarkStart w:id="34" w:name="_Toc26112"/>
+      <w:r>
+        <w:rPr>
+          <w:rFonts w:hint="eastAsia"/>
+        </w:rPr>
+        <w:t>3.</w:t>
+      </w:r>
+      <w:r>
+        <w:rPr>
+          <w:rFonts w:hint="eastAsia"/>
+          <w:lang w:val="en-US" w:eastAsia="zh-CN"/>
+        </w:rPr>
+        <w:t>3</w:t>
+      </w:r>
+      <w:r>
+        <w:rPr>
+          <w:rFonts w:hint="eastAsia"/>
+        </w:rPr>
+        <w:t xml:space="preserve"> </w:t>
+      </w:r>
+      <w:r>
+        <w:rPr>
+          <w:rFonts w:hint="eastAsia"/>
+          <w:lang w:val="en-US" w:eastAsia="zh-CN"/>
+        </w:rPr>
+        <w:t>非功能性需求分析</w:t>
+      </w:r>
+      <w:bookmarkEnd w:id="34"/>
+    </w:p>
+    <w:p>
+      <w:pPr>
+        <w:pStyle w:val="18"/>
+        <w:rPr>
+          <w:rFonts w:hint="eastAsia"/>
+        </w:rPr>
+      </w:pPr>
+      <w:bookmarkStart w:id="35" w:name="_Toc4407"/>
+      <w:r>
+        <w:rPr>
+          <w:rFonts w:hint="eastAsia"/>
+        </w:rPr>
+        <w:t>3.3.1 响应速度与并发性能</w:t>
+      </w:r>
+      <w:bookmarkEnd w:id="35"/>
+    </w:p>
+    <w:p>
+      <w:pPr>
+        <w:spacing w:line="312" w:lineRule="auto"/>
+        <w:ind w:right="25" w:rightChars="12" w:firstLine="420" w:firstLineChars="0"/>
+        <w:rPr>
+          <w:rFonts w:hint="eastAsia" w:ascii="宋体" w:hAnsi="宋体"/>
+          <w:szCs w:val="21"/>
+        </w:rPr>
+      </w:pPr>
+      <w:r>
+        <w:rPr>
+          <w:rFonts w:hint="eastAsia"/>
+          <w:lang w:val="en-US" w:eastAsia="zh-CN"/>
+        </w:rPr>
+        <w:t>为提供流畅的对话体验，大模型的回复必须采用流式输出。系统利用Next.js原生Fetch API与实现打字机效果，降低用户首字等待时间，保证并发访问下的稳定性。</w:t>
+      </w:r>
+    </w:p>
+    <w:p>
+      <w:pPr>
+        <w:pStyle w:val="18"/>
+        <w:rPr>
+          <w:rFonts w:hint="eastAsia"/>
+        </w:rPr>
+      </w:pPr>
+      <w:bookmarkStart w:id="36" w:name="_Toc13694"/>
+      <w:r>
+        <w:rPr>
+          <w:rFonts w:hint="eastAsia"/>
+        </w:rPr>
+        <w:t>3.3.2 数据隐私与安全性</w:t>
+      </w:r>
+      <w:bookmarkEnd w:id="36"/>
+      <w:r>
+        <w:rPr>
+          <w:rFonts w:hint="eastAsia"/>
+        </w:rPr>
+        <w:t xml:space="preserve"> </w:t>
+      </w:r>
+    </w:p>
+    <w:p>
+      <w:pPr>
+        <w:spacing w:line="312" w:lineRule="auto"/>
+        <w:ind w:right="25" w:rightChars="12" w:firstLine="420" w:firstLineChars="0"/>
+        <w:rPr>
+          <w:rFonts w:hint="eastAsia"/>
+          <w:lang w:val="en-US" w:eastAsia="zh-CN"/>
+        </w:rPr>
+      </w:pPr>
+      <w:r>
+        <w:rPr>
+          <w:rFonts w:hint="eastAsia"/>
+          <w:lang w:val="en-US" w:eastAsia="zh-CN"/>
+        </w:rPr>
+        <w:t>用户密码采用哈希加密存储。系统接口鉴权基于JWT实现，确保用户学习数据、错题记录以及AI生成的个人画像信息不会被越权访问。</w:t>
+      </w:r>
+    </w:p>
+    <w:p>
+      <w:pPr>
+        <w:pStyle w:val="18"/>
+        <w:rPr>
+          <w:rFonts w:hint="eastAsia"/>
+        </w:rPr>
+      </w:pPr>
+      <w:bookmarkStart w:id="37" w:name="_Toc29204"/>
+      <w:r>
+        <w:rPr>
+          <w:rFonts w:hint="eastAsia"/>
+        </w:rPr>
+        <w:t>3.3.3 回答内容的准确性与可控性</w:t>
+      </w:r>
+      <w:bookmarkEnd w:id="37"/>
+    </w:p>
+    <w:p>
+      <w:pPr>
+        <w:spacing w:line="312" w:lineRule="auto"/>
+        <w:ind w:right="25" w:rightChars="12" w:firstLine="420" w:firstLineChars="0"/>
+        <w:rPr>
+          <w:rFonts w:hint="eastAsia"/>
+          <w:lang w:val="en-US" w:eastAsia="zh-CN"/>
+        </w:rPr>
+      </w:pPr>
+      <w:r>
+        <w:rPr>
+          <w:rFonts w:hint="eastAsia"/>
+          <w:lang w:val="en-US" w:eastAsia="zh-CN"/>
+        </w:rPr>
+        <w:t>系统强制采用分步辅导策略，严格禁止大模型直接输出最终答案。所有辅导模式下的回复均需受预设System Prompt的约束，确保语言符合中学数学教学规范，无歧义。</w:t>
+      </w:r>
+    </w:p>
+    <w:p>
+      <w:pPr>
+        <w:rPr>
+          <w:rFonts w:ascii="黑体" w:hAnsi="宋体" w:eastAsia="黑体"/>
+          <w:szCs w:val="21"/>
+        </w:rPr>
+      </w:pPr>
+      <w:r>
+        <w:rPr>
+          <w:rFonts w:ascii="黑体" w:hAnsi="宋体" w:eastAsia="黑体"/>
+          <w:szCs w:val="21"/>
+        </w:rPr>
+        <w:br w:type="page"/>
+      </w:r>
+    </w:p>
+    <w:p>
+      <w:pPr>
+        <w:ind w:right="25" w:rightChars="12"/>
+        <w:jc w:val="center"/>
+        <w:rPr>
+          <w:rStyle w:val="19"/>
+          <w:sz w:val="21"/>
+          <w:szCs w:val="21"/>
+        </w:rPr>
+      </w:pPr>
+    </w:p>
+    <w:p>
+      <w:pPr>
+        <w:pStyle w:val="2"/>
+        <w:rPr>
+          <w:rFonts w:hint="default" w:eastAsia="黑体"/>
+          <w:lang w:val="en-US" w:eastAsia="zh-CN"/>
+        </w:rPr>
+      </w:pPr>
+      <w:bookmarkStart w:id="38" w:name="_Toc11910"/>
+      <w:r>
+        <w:rPr>
+          <w:rFonts w:hint="eastAsia"/>
+        </w:rPr>
+        <w:t>第</w:t>
+      </w:r>
+      <w:r>
+        <w:rPr>
+          <w:rFonts w:hint="eastAsia"/>
+          <w:lang w:val="en-US" w:eastAsia="zh-CN"/>
+        </w:rPr>
+        <w:t>四</w:t>
+      </w:r>
+      <w:r>
+        <w:rPr>
+          <w:rFonts w:hint="eastAsia"/>
+        </w:rPr>
+        <w:t xml:space="preserve">章 </w:t>
+      </w:r>
+      <w:r>
+        <w:rPr>
+          <w:rFonts w:hint="eastAsia"/>
+          <w:lang w:val="en-US" w:eastAsia="zh-CN"/>
+        </w:rPr>
+        <w:t>系统总体设计</w:t>
+      </w:r>
+      <w:bookmarkEnd w:id="38"/>
+    </w:p>
+    <w:p>
+      <w:pPr>
+        <w:pStyle w:val="3"/>
+        <w:rPr>
+          <w:rFonts w:hint="eastAsia" w:eastAsia="黑体"/>
+          <w:lang w:eastAsia="zh-CN"/>
+        </w:rPr>
+      </w:pPr>
+      <w:bookmarkStart w:id="39" w:name="_Toc5951"/>
+      <w:r>
+        <w:rPr>
+          <w:rFonts w:hint="eastAsia"/>
+        </w:rPr>
+        <w:t xml:space="preserve">4.1 </w:t>
+      </w:r>
+      <w:r>
+        <w:rPr>
+          <w:rFonts w:hint="eastAsia"/>
+          <w:lang w:val="en-US" w:eastAsia="zh-CN"/>
+        </w:rPr>
+        <w:t>系统架构设计</w:t>
+      </w:r>
+      <w:bookmarkEnd w:id="39"/>
+    </w:p>
+    <w:p>
+      <w:pPr>
+        <w:pStyle w:val="18"/>
+        <w:rPr>
+          <w:rFonts w:hint="eastAsia"/>
+        </w:rPr>
+      </w:pPr>
+      <w:bookmarkStart w:id="40" w:name="_Toc25814"/>
+      <w:r>
+        <w:rPr>
+          <w:rFonts w:hint="eastAsia"/>
+        </w:rPr>
+        <w:t>4.1.1 总体技术架构图</w:t>
+      </w:r>
+      <w:bookmarkEnd w:id="40"/>
+      <w:r>
+        <w:rPr>
+          <w:rFonts w:hint="eastAsia"/>
+        </w:rPr>
+        <w:t xml:space="preserve"> </w:t>
+      </w:r>
+    </w:p>
+    <w:p>
+      <w:pPr>
+        <w:spacing w:line="312" w:lineRule="auto"/>
+        <w:ind w:right="25" w:rightChars="12" w:firstLine="420" w:firstLineChars="0"/>
+        <w:rPr>
+          <w:rFonts w:hint="eastAsia" w:ascii="宋体" w:hAnsi="宋体"/>
+          <w:szCs w:val="21"/>
+        </w:rPr>
+      </w:pPr>
+      <w:r>
+        <w:rPr>
+          <w:rFonts w:hint="eastAsia"/>
+          <w:lang w:val="en-US" w:eastAsia="zh-CN"/>
+        </w:rPr>
+        <w:t>系统采用前后端分离但同构的现代Web架构。前端采用Next.js 14 (App Router)、React 19与Tailwind CSS构建响应式UI；后端利用Next.js API Routes实现Serverless接口；数据库选用轻量级SQLite并配合Prisma ORM进行数据建模；额外独立部署基于FastAPI的Python微服务处理OCR图像识别任务。大模型能力通过对接DeepSeek API及Kimi大模型实现。</w:t>
+      </w:r>
+    </w:p>
+    <w:p>
+      <w:pPr>
+        <w:pStyle w:val="18"/>
+        <w:rPr>
+          <w:rFonts w:hint="eastAsia"/>
+        </w:rPr>
+      </w:pPr>
+      <w:bookmarkStart w:id="41" w:name="_Toc32510"/>
+      <w:r>
+        <w:rPr>
+          <w:rFonts w:hint="eastAsia"/>
+        </w:rPr>
+        <w:t>4.1.2 功能模块划分</w:t>
+      </w:r>
+      <w:bookmarkEnd w:id="41"/>
+    </w:p>
+    <w:p>
+      <w:pPr>
+        <w:spacing w:line="312" w:lineRule="auto"/>
+        <w:ind w:right="25" w:rightChars="12" w:firstLine="420" w:firstLineChars="0"/>
+        <w:rPr>
+          <w:rFonts w:hint="eastAsia"/>
+          <w:lang w:val="en-US" w:eastAsia="zh-CN"/>
+        </w:rPr>
+      </w:pPr>
+      <w:r>
+        <w:rPr>
+          <w:rFonts w:hint="eastAsia"/>
+          <w:lang w:val="en-US" w:eastAsia="zh-CN"/>
+        </w:rPr>
+        <w:t>系统划分为五大核心模块：用户与认证模块（注册、登录、画像生成）、多模态输入模块（图片上传、OCR解析）、智能辅导引擎（LLM流式对话、分步引导）、学情数据分析模块（错题归因、掌握度统计、Dashboard看板）以及知识库管理模块（教材章节树维护）。</w:t>
+      </w:r>
+    </w:p>
+    <w:p>
+      <w:pPr>
+        <w:pStyle w:val="3"/>
+        <w:rPr>
+          <w:rFonts w:hint="default" w:eastAsia="黑体"/>
+          <w:lang w:val="en-US" w:eastAsia="zh-CN"/>
+        </w:rPr>
+      </w:pPr>
+      <w:bookmarkStart w:id="42" w:name="_Toc6446"/>
+      <w:r>
+        <w:rPr>
+          <w:rFonts w:hint="eastAsia"/>
+        </w:rPr>
+        <w:t>4.</w:t>
+      </w:r>
+      <w:r>
+        <w:t>2</w:t>
+      </w:r>
+      <w:r>
+        <w:rPr>
+          <w:rFonts w:hint="eastAsia"/>
+        </w:rPr>
+        <w:t xml:space="preserve"> </w:t>
+      </w:r>
+      <w:r>
+        <w:rPr>
+          <w:rFonts w:hint="eastAsia"/>
+          <w:lang w:val="en-US" w:eastAsia="zh-CN"/>
+        </w:rPr>
+        <w:t>知识库设计</w:t>
+      </w:r>
+      <w:bookmarkEnd w:id="42"/>
+    </w:p>
+    <w:p>
+      <w:pPr>
+        <w:pStyle w:val="18"/>
+        <w:rPr>
+          <w:rFonts w:hint="eastAsia"/>
+        </w:rPr>
+      </w:pPr>
+      <w:bookmarkStart w:id="43" w:name="_Toc31833"/>
+      <w:r>
+        <w:rPr>
+          <w:rFonts w:hint="eastAsia"/>
+        </w:rPr>
+        <w:t>4.2.1 教学资料数据采集与清洗</w:t>
+      </w:r>
+      <w:bookmarkEnd w:id="43"/>
+      <w:r>
+        <w:rPr>
+          <w:rFonts w:hint="eastAsia"/>
+        </w:rPr>
+        <w:t xml:space="preserve"> </w:t>
+      </w:r>
+    </w:p>
+    <w:p>
+      <w:pPr>
+        <w:spacing w:line="312" w:lineRule="auto"/>
+        <w:ind w:right="25" w:rightChars="12" w:firstLine="420" w:firstLineChars="0"/>
+        <w:rPr>
+          <w:rFonts w:hint="eastAsia"/>
+          <w:lang w:val="en-US" w:eastAsia="zh-CN"/>
+        </w:rPr>
+      </w:pPr>
+      <w:r>
+        <w:rPr>
+          <w:rFonts w:hint="eastAsia"/>
+          <w:lang w:val="en-US" w:eastAsia="zh-CN"/>
+        </w:rPr>
+        <w:t>基于真实教材浙教版初中数学，系统采用JSON树形结构组织教学资料，将章、节、知识点层层拆解，每个叶子节点具备唯一的ID和知识点标题。</w:t>
+      </w:r>
+    </w:p>
+    <w:p>
+      <w:pPr>
+        <w:pStyle w:val="18"/>
+        <w:rPr>
+          <w:rFonts w:hint="eastAsia"/>
+        </w:rPr>
+      </w:pPr>
+      <w:bookmarkStart w:id="44" w:name="_Toc15000"/>
+      <w:r>
+        <w:rPr>
+          <w:rFonts w:hint="eastAsia"/>
+        </w:rPr>
+        <w:t>4.2.2 文本分块策略</w:t>
+      </w:r>
+      <w:bookmarkEnd w:id="44"/>
+      <w:r>
+        <w:rPr>
+          <w:rFonts w:hint="eastAsia"/>
+        </w:rPr>
+        <w:t xml:space="preserve"> </w:t>
+      </w:r>
+    </w:p>
+    <w:p>
+      <w:pPr>
+        <w:spacing w:line="312" w:lineRule="auto"/>
+        <w:ind w:right="25" w:rightChars="12" w:firstLine="420" w:firstLineChars="0"/>
+        <w:rPr>
+          <w:rFonts w:hint="eastAsia" w:ascii="宋体" w:hAnsi="宋体"/>
+          <w:szCs w:val="21"/>
+        </w:rPr>
+      </w:pPr>
+      <w:r>
+        <w:rPr>
+          <w:rFonts w:hint="eastAsia"/>
+          <w:lang w:val="en-US" w:eastAsia="zh-CN"/>
+        </w:rPr>
+        <w:t>为适应LLM的上下文窗口限制，系统将复杂的数学概念拆分为独立的知识点块。在推荐或答疑时，仅提取当前题目相关的知识点描述及关联的常见错误模式（如“漏乘”、“符号错误”），以提高检索精度。</w:t>
+      </w:r>
+    </w:p>
+    <w:p>
+      <w:pPr>
+        <w:pStyle w:val="18"/>
+        <w:rPr>
+          <w:rFonts w:hint="eastAsia"/>
+        </w:rPr>
+      </w:pPr>
+      <w:bookmarkStart w:id="45" w:name="_Toc4552"/>
+      <w:r>
+        <w:rPr>
+          <w:rFonts w:hint="eastAsia"/>
+        </w:rPr>
+        <w:t>4.2.3 向量索引构建</w:t>
+      </w:r>
+      <w:bookmarkEnd w:id="45"/>
+    </w:p>
+    <w:p>
+      <w:pPr>
+        <w:spacing w:line="312" w:lineRule="auto"/>
+        <w:ind w:right="25" w:rightChars="12" w:firstLine="420" w:firstLineChars="0"/>
+        <w:rPr>
+          <w:rFonts w:hint="eastAsia"/>
+          <w:lang w:val="en-US" w:eastAsia="zh-CN"/>
+        </w:rPr>
+      </w:pPr>
+      <w:r>
+        <w:rPr>
+          <w:rFonts w:hint="eastAsia"/>
+          <w:lang w:val="en-US" w:eastAsia="zh-CN"/>
+        </w:rPr>
+        <w:t>由于系统核心为结构化知识点追踪，本项目简化了传统的高维向量检索，采用知识点映射表。通过记录用户在每个结构化知识点上的`errorCount`和`totalPracticed`，实现基于错误率的精准召回。</w:t>
+      </w:r>
+    </w:p>
+    <w:p>
+      <w:pPr>
+        <w:pStyle w:val="3"/>
+        <w:rPr>
+          <w:rFonts w:hint="eastAsia"/>
+          <w:lang w:val="en-US" w:eastAsia="zh-CN"/>
+        </w:rPr>
+      </w:pPr>
+      <w:bookmarkStart w:id="46" w:name="_Toc15070"/>
+      <w:r>
+        <w:rPr>
+          <w:rFonts w:hint="eastAsia"/>
+        </w:rPr>
+        <w:t>4.</w:t>
+      </w:r>
+      <w:r>
+        <w:rPr>
+          <w:rFonts w:hint="eastAsia"/>
+          <w:lang w:val="en-US" w:eastAsia="zh-CN"/>
+        </w:rPr>
+        <w:t>3</w:t>
+      </w:r>
+      <w:r>
+        <w:rPr>
+          <w:rFonts w:hint="eastAsia"/>
+        </w:rPr>
+        <w:t xml:space="preserve"> </w:t>
+      </w:r>
+      <w:r>
+        <w:rPr>
+          <w:rFonts w:hint="eastAsia"/>
+          <w:lang w:val="en-US" w:eastAsia="zh-CN"/>
+        </w:rPr>
+        <w:t>核心算法流程设计</w:t>
+      </w:r>
+      <w:bookmarkEnd w:id="46"/>
+    </w:p>
+    <w:p>
+      <w:pPr>
+        <w:pStyle w:val="18"/>
+        <w:rPr>
+          <w:rFonts w:hint="eastAsia"/>
+        </w:rPr>
+      </w:pPr>
+      <w:bookmarkStart w:id="47" w:name="_Toc18013"/>
+      <w:r>
+        <w:rPr>
+          <w:rFonts w:hint="eastAsia"/>
+        </w:rPr>
+        <w:t>4.3.1 混合检索策略设计</w:t>
+      </w:r>
+      <w:bookmarkEnd w:id="47"/>
+    </w:p>
+    <w:p>
+      <w:pPr>
+        <w:spacing w:line="312" w:lineRule="auto"/>
+        <w:ind w:right="25" w:rightChars="12" w:firstLine="420" w:firstLineChars="0"/>
+        <w:rPr>
+          <w:rFonts w:hint="eastAsia"/>
+          <w:lang w:val="en-US" w:eastAsia="zh-CN"/>
+        </w:rPr>
+      </w:pPr>
+      <w:r>
+        <w:rPr>
+          <w:rFonts w:hint="eastAsia"/>
+          <w:lang w:val="en-US" w:eastAsia="zh-CN"/>
+        </w:rPr>
+        <w:t>系统在生成辅导Prompt时，会结合用户的三维画像（学段、学力、教材版本）以及当前题目的文本特征，通过启发式规则匹配最相关的薄弱知识点，将其作为上下文注入到DeepSeek API的请求中，实现个性化指导。</w:t>
+      </w:r>
+    </w:p>
+    <w:p>
+      <w:pPr>
+        <w:pStyle w:val="18"/>
+        <w:rPr>
+          <w:rFonts w:hint="eastAsia"/>
+        </w:rPr>
+      </w:pPr>
+      <w:bookmarkStart w:id="48" w:name="_Toc6027"/>
+      <w:r>
+        <w:rPr>
+          <w:rFonts w:hint="eastAsia"/>
+        </w:rPr>
+        <w:t>4.3.2 基于错误信息的Prompt构建模板</w:t>
+      </w:r>
+      <w:bookmarkEnd w:id="48"/>
+      <w:r>
+        <w:rPr>
+          <w:rFonts w:hint="eastAsia"/>
+        </w:rPr>
+        <w:t xml:space="preserve"> </w:t>
+      </w:r>
+    </w:p>
+    <w:p>
+      <w:pPr>
+        <w:spacing w:line="312" w:lineRule="auto"/>
+        <w:ind w:right="25" w:rightChars="12" w:firstLine="420" w:firstLineChars="0"/>
+        <w:rPr>
+          <w:rFonts w:hint="eastAsia"/>
+          <w:lang w:val="en-US" w:eastAsia="zh-CN"/>
+        </w:rPr>
+      </w:pPr>
+      <w:r>
+        <w:rPr>
+          <w:rFonts w:hint="eastAsia"/>
+          <w:lang w:val="en-US" w:eastAsia="zh-CN"/>
+        </w:rPr>
+        <w:t>Prompt模板设计遵循严格的系统指令（System Instructions）。模板中动态注入参数：`mode`（通用辅导/错题复习）、`difficulty`（中等/拔高）、`grade`和`textbookVersion`。指令明确要求AI分四步提问，且每次只能进行当前步骤的对话，不可越界。</w:t>
+      </w:r>
+    </w:p>
+    <w:p>
+      <w:pPr>
+        <w:pStyle w:val="18"/>
+        <w:rPr>
+          <w:rFonts w:hint="eastAsia"/>
+        </w:rPr>
+      </w:pPr>
+      <w:bookmarkStart w:id="49" w:name="_Toc28973"/>
+      <w:r>
+        <w:rPr>
+          <w:rFonts w:hint="eastAsia"/>
+        </w:rPr>
+        <w:t>4.3.3 答案生成与事实校验机制</w:t>
+      </w:r>
+      <w:bookmarkEnd w:id="49"/>
+    </w:p>
+    <w:p>
+      <w:pPr>
+        <w:spacing w:line="312" w:lineRule="auto"/>
+        <w:ind w:right="25" w:rightChars="12" w:firstLine="420" w:firstLineChars="0"/>
+        <w:rPr>
+          <w:rFonts w:hint="eastAsia" w:ascii="宋体" w:hAnsi="宋体"/>
+          <w:szCs w:val="21"/>
+        </w:rPr>
+      </w:pPr>
+      <w:r>
+        <w:rPr>
+          <w:rFonts w:hint="eastAsia"/>
+          <w:lang w:val="en-US" w:eastAsia="zh-CN"/>
+        </w:rPr>
+        <w:t>当用户处于“求解验算”阶段时，系统要求LLM不仅核对最终结果，还需校验解题过程的逻辑严密性。若判断用户存在错误，LLM将指出错误类型并给予提示，同时后端API解析该判断，自动将该题归档至数据库的`MistakeRecord`表中。</w:t>
+      </w:r>
+    </w:p>
+    <w:p>
+      <w:pPr>
+        <w:pStyle w:val="3"/>
+        <w:rPr>
+          <w:rFonts w:hint="eastAsia"/>
+          <w:lang w:val="en-US" w:eastAsia="zh-CN"/>
+        </w:rPr>
+      </w:pPr>
+      <w:bookmarkStart w:id="50" w:name="_Toc17462"/>
+      <w:r>
+        <w:rPr>
+          <w:rFonts w:hint="eastAsia"/>
+        </w:rPr>
+        <w:t>4.</w:t>
+      </w:r>
+      <w:r>
+        <w:rPr>
+          <w:rFonts w:hint="eastAsia"/>
+          <w:lang w:val="en-US" w:eastAsia="zh-CN"/>
+        </w:rPr>
+        <w:t>4</w:t>
+      </w:r>
+      <w:r>
+        <w:rPr>
+          <w:rFonts w:hint="eastAsia"/>
+        </w:rPr>
+        <w:t xml:space="preserve"> </w:t>
+      </w:r>
+      <w:r>
+        <w:rPr>
+          <w:rFonts w:hint="eastAsia"/>
+          <w:lang w:val="en-US" w:eastAsia="zh-CN"/>
+        </w:rPr>
+        <w:t>数据库设计</w:t>
+      </w:r>
+      <w:bookmarkEnd w:id="50"/>
+    </w:p>
+    <w:p>
+      <w:pPr>
+        <w:rPr>
+          <w:rFonts w:hint="eastAsia"/>
+          <w:lang w:val="en-US" w:eastAsia="zh-CN"/>
+        </w:rPr>
+      </w:pPr>
+    </w:p>
+    <w:p>
+      <w:pPr>
+        <w:rPr>
+          <w:rFonts w:hint="eastAsia"/>
+          <w:lang w:val="en-US" w:eastAsia="zh-CN"/>
+        </w:rPr>
+      </w:pPr>
+    </w:p>
+    <w:p>
+      <w:pPr>
+        <w:rPr>
+          <w:rFonts w:hint="default"/>
+          <w:lang w:val="en-US" w:eastAsia="zh-CN"/>
+        </w:rPr>
+      </w:pPr>
+    </w:p>
+    <w:p>
+      <w:pPr>
+        <w:pStyle w:val="2"/>
+        <w:rPr>
+          <w:rFonts w:hint="eastAsia"/>
+          <w:lang w:val="en-US" w:eastAsia="zh-CN"/>
+        </w:rPr>
+      </w:pPr>
+      <w:r>
+        <w:rPr>
+          <w:rStyle w:val="19"/>
+          <w:bCs/>
+          <w:sz w:val="21"/>
+          <w:szCs w:val="21"/>
+        </w:rPr>
+        <w:br w:type="page"/>
+      </w:r>
+      <w:bookmarkStart w:id="51" w:name="_Toc5375"/>
+      <w:r>
+        <w:rPr>
+          <w:rFonts w:hint="eastAsia"/>
+        </w:rPr>
+        <w:t>第</w:t>
+      </w:r>
+      <w:r>
+        <w:rPr>
+          <w:rFonts w:hint="eastAsia"/>
+          <w:lang w:val="en-US" w:eastAsia="zh-CN"/>
+        </w:rPr>
+        <w:t>五</w:t>
+      </w:r>
+      <w:r>
+        <w:rPr>
+          <w:rFonts w:hint="eastAsia"/>
+        </w:rPr>
+        <w:t xml:space="preserve">章 </w:t>
+      </w:r>
+      <w:r>
+        <w:rPr>
+          <w:rFonts w:hint="eastAsia"/>
+          <w:lang w:val="en-US" w:eastAsia="zh-CN"/>
+        </w:rPr>
+        <w:t>系统详细实现</w:t>
+      </w:r>
+      <w:bookmarkEnd w:id="51"/>
+    </w:p>
+    <w:p>
+      <w:pPr>
+        <w:pStyle w:val="3"/>
+        <w:rPr>
+          <w:rFonts w:hint="eastAsia"/>
+          <w:lang w:val="en-US" w:eastAsia="zh-CN"/>
+        </w:rPr>
+      </w:pPr>
+      <w:bookmarkStart w:id="52" w:name="_Toc18407"/>
+      <w:r>
+        <w:rPr>
+          <w:rFonts w:hint="eastAsia"/>
+          <w:lang w:val="en-US" w:eastAsia="zh-CN"/>
+        </w:rPr>
+        <w:t>5.1 开发环境与工具</w:t>
+      </w:r>
+      <w:bookmarkEnd w:id="52"/>
+      <w:r>
+        <w:rPr>
+          <w:rFonts w:hint="eastAsia"/>
+          <w:lang w:val="en-US" w:eastAsia="zh-CN"/>
+        </w:rPr>
+        <w:t xml:space="preserve"> </w:t>
+      </w:r>
+    </w:p>
+    <w:p>
+      <w:pPr>
+        <w:pStyle w:val="18"/>
+        <w:rPr>
+          <w:rFonts w:hint="eastAsia"/>
+          <w:lang w:val="en-US" w:eastAsia="zh-CN"/>
+        </w:rPr>
+      </w:pPr>
+      <w:bookmarkStart w:id="53" w:name="_Toc11984"/>
+      <w:r>
+        <w:rPr>
+          <w:rFonts w:hint="eastAsia"/>
+          <w:lang w:val="en-US" w:eastAsia="zh-CN"/>
+        </w:rPr>
+        <w:t>5.1.1 前端框架</w:t>
+      </w:r>
+      <w:bookmarkEnd w:id="53"/>
+    </w:p>
+    <w:p>
+      <w:pPr>
+        <w:spacing w:line="312" w:lineRule="auto"/>
+        <w:ind w:right="25" w:rightChars="12" w:firstLine="420" w:firstLineChars="0"/>
+        <w:rPr>
+          <w:rFonts w:hint="eastAsia"/>
+          <w:lang w:val="en-US" w:eastAsia="zh-CN"/>
+        </w:rPr>
+      </w:pPr>
+      <w:r>
+        <w:rPr>
+          <w:rFonts w:hint="eastAsia"/>
+          <w:lang w:val="en-US" w:eastAsia="zh-CN"/>
+        </w:rPr>
+        <w:t>前端基于React 19与Zustand状态管理库，UI组件库使用Ant Design与Tailwind CSS。页面布局严格遵守栅格系统，以确保各组件在多端显示下的比例协调。公式渲染采用remark-math和rehype-katex插件处理Markdown。</w:t>
+      </w:r>
+    </w:p>
+    <w:p>
+      <w:pPr>
+        <w:pStyle w:val="18"/>
+        <w:rPr>
+          <w:rFonts w:hint="eastAsia"/>
+          <w:lang w:val="en-US" w:eastAsia="zh-CN"/>
+        </w:rPr>
+      </w:pPr>
+      <w:bookmarkStart w:id="54" w:name="_Toc30356"/>
+      <w:r>
+        <w:rPr>
+          <w:rFonts w:hint="eastAsia"/>
+          <w:lang w:val="en-US" w:eastAsia="zh-CN"/>
+        </w:rPr>
+        <w:t>5.1.2 后端框架</w:t>
+      </w:r>
+      <w:bookmarkEnd w:id="54"/>
+    </w:p>
+    <w:p>
+      <w:pPr>
+        <w:spacing w:line="312" w:lineRule="auto"/>
+        <w:ind w:right="25" w:rightChars="12" w:firstLine="420" w:firstLineChars="0"/>
+        <w:rPr>
+          <w:rFonts w:hint="eastAsia"/>
+          <w:lang w:val="en-US" w:eastAsia="zh-CN"/>
+        </w:rPr>
+      </w:pPr>
+      <w:r>
+        <w:rPr>
+          <w:rFonts w:hint="eastAsia"/>
+          <w:lang w:val="en-US" w:eastAsia="zh-CN"/>
+        </w:rPr>
+        <w:t>后端采用Next.js 14 API Routes作为BFF层，结合Node.js环境。数据库操作使用Prisma Client，实现类型安全的SQL查询。</w:t>
+      </w:r>
+    </w:p>
+    <w:p>
+      <w:pPr>
+        <w:pStyle w:val="18"/>
+        <w:rPr>
+          <w:rFonts w:hint="eastAsia"/>
+          <w:lang w:val="en-US" w:eastAsia="zh-CN"/>
+        </w:rPr>
+      </w:pPr>
+      <w:bookmarkStart w:id="55" w:name="_Toc10752"/>
+      <w:r>
+        <w:rPr>
+          <w:rFonts w:hint="eastAsia"/>
+          <w:lang w:val="en-US" w:eastAsia="zh-CN"/>
+        </w:rPr>
+        <w:t>5.1.3 大模型接口与向量数据库配置</w:t>
+      </w:r>
+      <w:bookmarkEnd w:id="55"/>
+      <w:r>
+        <w:rPr>
+          <w:rFonts w:hint="eastAsia"/>
+          <w:lang w:val="en-US" w:eastAsia="zh-CN"/>
+        </w:rPr>
+        <w:t xml:space="preserve"> </w:t>
+      </w:r>
+    </w:p>
+    <w:p>
+      <w:pPr>
+        <w:spacing w:line="312" w:lineRule="auto"/>
+        <w:ind w:right="25" w:rightChars="12" w:firstLine="420" w:firstLineChars="0"/>
+        <w:rPr>
+          <w:rFonts w:hint="eastAsia"/>
+          <w:lang w:val="en-US" w:eastAsia="zh-CN"/>
+        </w:rPr>
+      </w:pPr>
+      <w:r>
+        <w:rPr>
+          <w:rFonts w:hint="eastAsia"/>
+          <w:lang w:val="en-US" w:eastAsia="zh-CN"/>
+        </w:rPr>
+        <w:t>大模型能力通过集成的API进行调用，其中线上对话服务由DeepSeek API提供支持，通过环境变量安全注入接口密钥。在本地知识库与私有化部署方面，系统采用了基于 vLLM 的高性能推理框架。通过 FastAPI 构建了独立的 RAG（检索增强生成）服务层，该服务层内部并行调度了多个本地部署的模型实例（如用于文本嵌入的 Qwen-Embedding 模型以及用于生成和文档处理的 Qwen 大语言模型）。本地知识库的向量化存储与检索则依托于轻量级的 ChromaDB 向量数据库实现，配合大模型提供高效的本地私有化检索答疑能力。OCR 图像识别服务同样通过 Python FastAPI 独立部署，配置对应的内网服务地址进行跨服务调用。</w:t>
+      </w:r>
+    </w:p>
+    <w:p>
+      <w:pPr>
+        <w:pStyle w:val="3"/>
+        <w:rPr>
+          <w:rFonts w:hint="eastAsia"/>
+          <w:lang w:val="en-US" w:eastAsia="zh-CN"/>
+        </w:rPr>
+      </w:pPr>
+      <w:bookmarkStart w:id="56" w:name="_Toc15033"/>
+      <w:r>
+        <w:rPr>
+          <w:rFonts w:hint="eastAsia"/>
+          <w:lang w:val="en-US" w:eastAsia="zh-CN"/>
+        </w:rPr>
+        <w:t>5.2 知识库管理模块实现</w:t>
+      </w:r>
+      <w:bookmarkEnd w:id="56"/>
+      <w:r>
+        <w:rPr>
+          <w:rFonts w:hint="eastAsia"/>
+          <w:lang w:val="en-US" w:eastAsia="zh-CN"/>
+        </w:rPr>
+        <w:t xml:space="preserve"> </w:t>
+      </w:r>
+    </w:p>
+    <w:p>
+      <w:pPr>
+        <w:pStyle w:val="18"/>
+        <w:rPr>
+          <w:rFonts w:hint="eastAsia"/>
+          <w:lang w:val="en-US" w:eastAsia="zh-CN"/>
+        </w:rPr>
+      </w:pPr>
+      <w:bookmarkStart w:id="57" w:name="_Toc30693"/>
+      <w:r>
+        <w:rPr>
+          <w:rFonts w:hint="eastAsia"/>
+          <w:lang w:val="en-US" w:eastAsia="zh-CN"/>
+        </w:rPr>
+        <w:t>5.2.1 教材与题库数据的导入处理</w:t>
+      </w:r>
+      <w:bookmarkEnd w:id="57"/>
+    </w:p>
+    <w:p>
+      <w:pPr>
+        <w:spacing w:line="312" w:lineRule="auto"/>
+        <w:ind w:right="25" w:rightChars="12" w:firstLine="420" w:firstLineChars="0"/>
+        <w:rPr>
+          <w:rFonts w:hint="eastAsia"/>
+          <w:lang w:val="en-US" w:eastAsia="zh-CN"/>
+        </w:rPr>
+      </w:pPr>
+      <w:r>
+        <w:rPr>
+          <w:rFonts w:hint="eastAsia"/>
+          <w:lang w:val="en-US" w:eastAsia="zh-CN"/>
+        </w:rPr>
+        <w:t xml:space="preserve">系统启动或初始化时，通过底层工具类读取静态的结构化文件，从而在内存中构建出完整的知识节点映射表。这种设计支持系统在辅导过程中，通过唯一标识符快速反查并匹配对应的知识点名称，保障了与大模型交互时知识体系及专业术语输出的准确性。 </w:t>
+      </w:r>
+    </w:p>
+    <w:p>
+      <w:pPr>
+        <w:pStyle w:val="18"/>
+        <w:rPr>
+          <w:rFonts w:hint="eastAsia"/>
+          <w:lang w:val="en-US" w:eastAsia="zh-CN"/>
+        </w:rPr>
+      </w:pPr>
+      <w:bookmarkStart w:id="58" w:name="_Toc20422"/>
+      <w:r>
+        <w:rPr>
+          <w:rFonts w:hint="eastAsia"/>
+          <w:lang w:val="en-US" w:eastAsia="zh-CN"/>
+        </w:rPr>
+        <w:t xml:space="preserve">5.2.2 </w:t>
+      </w:r>
+      <w:bookmarkEnd w:id="58"/>
+      <w:r>
+        <w:rPr>
+          <w:rFonts w:hint="eastAsia"/>
+          <w:lang w:val="en-US" w:eastAsia="zh-CN"/>
+        </w:rPr>
+        <w:t>知识点掌握度动态更新实现</w:t>
+      </w:r>
+    </w:p>
+    <w:p>
+      <w:pPr>
+        <w:spacing w:line="312" w:lineRule="auto"/>
+        <w:ind w:right="25" w:rightChars="12" w:firstLine="420" w:firstLineChars="0"/>
+        <w:rPr>
+          <w:rFonts w:hint="eastAsia"/>
+          <w:lang w:val="en-US" w:eastAsia="zh-CN"/>
+        </w:rPr>
+      </w:pPr>
+      <w:r>
+        <w:rPr>
+          <w:rFonts w:hint="eastAsia"/>
+          <w:lang w:val="en-US" w:eastAsia="zh-CN"/>
+        </w:rPr>
+        <w:t>系统通过数据库的动态追踪机制实现学生薄弱点的更新。当大模型在对话中判定用户答题错误时，后端服务会自动拦截并执行数据持久化逻辑：定位到该用户对应的知识节点，自动累加该节点的错误次数与总练习次数。这一过程无需人工干预，实现了对学生知识掌握程度的实时量化记录。</w:t>
+      </w:r>
+    </w:p>
+    <w:p>
+      <w:pPr>
+        <w:pStyle w:val="3"/>
+        <w:rPr>
+          <w:rFonts w:hint="eastAsia"/>
+          <w:lang w:val="en-US" w:eastAsia="zh-CN"/>
+        </w:rPr>
+      </w:pPr>
+      <w:bookmarkStart w:id="59" w:name="_Toc16801"/>
+      <w:r>
+        <w:rPr>
+          <w:rFonts w:hint="eastAsia"/>
+          <w:lang w:val="en-US" w:eastAsia="zh-CN"/>
+        </w:rPr>
+        <w:t>5.3 智能问答与辅导模块实现</w:t>
+      </w:r>
+      <w:bookmarkEnd w:id="59"/>
+      <w:r>
+        <w:rPr>
+          <w:rFonts w:hint="eastAsia"/>
+          <w:lang w:val="en-US" w:eastAsia="zh-CN"/>
+        </w:rPr>
+        <w:t xml:space="preserve"> </w:t>
+      </w:r>
+    </w:p>
+    <w:p>
+      <w:pPr>
+        <w:pStyle w:val="18"/>
+        <w:rPr>
+          <w:rFonts w:hint="eastAsia"/>
+          <w:lang w:val="en-US" w:eastAsia="zh-CN"/>
+        </w:rPr>
+      </w:pPr>
+      <w:bookmarkStart w:id="60" w:name="_Toc18568"/>
+      <w:r>
+        <w:rPr>
+          <w:rFonts w:hint="eastAsia"/>
+          <w:lang w:val="en-US" w:eastAsia="zh-CN"/>
+        </w:rPr>
+        <w:t>5.3.1 用户提问预处理</w:t>
+      </w:r>
+      <w:bookmarkEnd w:id="60"/>
+    </w:p>
+    <w:p>
+      <w:pPr>
+        <w:spacing w:line="312" w:lineRule="auto"/>
+        <w:ind w:right="25" w:rightChars="12" w:firstLine="420" w:firstLineChars="0"/>
+        <w:rPr>
+          <w:rFonts w:hint="eastAsia"/>
+          <w:lang w:val="en-US" w:eastAsia="zh-CN"/>
+        </w:rPr>
+      </w:pPr>
+      <w:r>
+        <w:rPr>
+          <w:rFonts w:hint="eastAsia"/>
+          <w:lang w:val="en-US" w:eastAsia="zh-CN"/>
+        </w:rPr>
+        <w:t xml:space="preserve">在用户发起辅导请求的初始阶段，系统首先进行身份鉴权，随后从数据库中提取该用户的学段和学力水平等核心画像数据。这些个性化标签会被动态拼接到发送给大语言模型的初始提示词中，从而确保人工智能教师给出的第一句回复就高度契合该学生的认知水平，具备极强的针对性。 </w:t>
+      </w:r>
+    </w:p>
+    <w:p>
+      <w:pPr>
+        <w:pStyle w:val="18"/>
+        <w:rPr>
+          <w:rFonts w:hint="eastAsia"/>
+          <w:lang w:val="en-US" w:eastAsia="zh-CN"/>
+        </w:rPr>
+      </w:pPr>
+      <w:bookmarkStart w:id="61" w:name="_Toc924"/>
+      <w:r>
+        <w:rPr>
+          <w:rFonts w:hint="eastAsia"/>
+          <w:lang w:val="en-US" w:eastAsia="zh-CN"/>
+        </w:rPr>
+        <w:t>5.3.2 RAG检索链路实现</w:t>
+      </w:r>
+      <w:bookmarkEnd w:id="61"/>
+    </w:p>
+    <w:p>
+      <w:pPr>
+        <w:spacing w:line="312" w:lineRule="auto"/>
+        <w:ind w:right="25" w:rightChars="12" w:firstLine="420" w:firstLineChars="0"/>
+        <w:rPr>
+          <w:rFonts w:hint="eastAsia"/>
+          <w:lang w:val="en-US" w:eastAsia="zh-CN"/>
+        </w:rPr>
+      </w:pPr>
+      <w:r>
+        <w:rPr>
+          <w:rFonts w:hint="eastAsia"/>
+          <w:lang w:val="en-US" w:eastAsia="zh-CN"/>
+        </w:rPr>
+        <w:t xml:space="preserve">在专项强化或查漏补缺等复习模式下，系统会主动查询学生个人数据，筛选出历史错误率超过设定阈值（如百分之三十）的排名前列的薄弱知识点。随后，系统将这些核心知识点的文本描述作为背景上下文传递给大语言模型，指令其基于这些特定盲区生成相应的变式题，实现了真正意义上的数据驱动教学。 </w:t>
+      </w:r>
+    </w:p>
+    <w:p>
+      <w:pPr>
+        <w:pStyle w:val="18"/>
+        <w:rPr>
+          <w:rFonts w:hint="eastAsia"/>
+          <w:lang w:val="en-US" w:eastAsia="zh-CN"/>
+        </w:rPr>
+      </w:pPr>
+      <w:bookmarkStart w:id="62" w:name="_Toc29557"/>
+      <w:r>
+        <w:rPr>
+          <w:rFonts w:hint="eastAsia"/>
+          <w:lang w:val="en-US" w:eastAsia="zh-CN"/>
+        </w:rPr>
+        <w:t>5.3.3 LLM生成与流式输出实现</w:t>
+      </w:r>
+      <w:bookmarkEnd w:id="62"/>
+    </w:p>
+    <w:p>
+      <w:pPr>
+        <w:spacing w:line="312" w:lineRule="auto"/>
+        <w:ind w:right="25" w:rightChars="12" w:firstLine="420" w:firstLineChars="0"/>
+        <w:rPr>
+          <w:rFonts w:hint="eastAsia"/>
+          <w:lang w:val="en-US" w:eastAsia="zh-CN"/>
+        </w:rPr>
+      </w:pPr>
+      <w:r>
+        <w:rPr>
+          <w:rFonts w:hint="eastAsia"/>
+          <w:lang w:val="en-US" w:eastAsia="zh-CN"/>
+        </w:rPr>
+        <w:t xml:space="preserve">为了最大程度降低用户的等待焦虑，系统在前后端通信中全面引入了流式传输技术。前端发起请求后，后端在与大语言模型交互时，会通过标准的流式读取接口，将生成的字符片段源源不断地推送到客户端。前端状态管理机制实时接收这些数据流并驱动界面渲染，从而实现了平滑流畅的“打字机”视觉交互效果。 </w:t>
+      </w:r>
+    </w:p>
+    <w:p>
+      <w:pPr>
+        <w:pStyle w:val="3"/>
+        <w:rPr>
+          <w:rFonts w:hint="eastAsia"/>
+          <w:lang w:val="en-US" w:eastAsia="zh-CN"/>
+        </w:rPr>
+      </w:pPr>
+      <w:bookmarkStart w:id="63" w:name="_Toc20317"/>
+      <w:r>
+        <w:rPr>
+          <w:rFonts w:hint="eastAsia"/>
+          <w:lang w:val="en-US" w:eastAsia="zh-CN"/>
+        </w:rPr>
+        <w:t>5.4 个性化错题归因模块实现</w:t>
+      </w:r>
+      <w:bookmarkEnd w:id="63"/>
+      <w:r>
+        <w:rPr>
+          <w:rFonts w:hint="eastAsia"/>
+          <w:lang w:val="en-US" w:eastAsia="zh-CN"/>
+        </w:rPr>
+        <w:t xml:space="preserve"> </w:t>
+      </w:r>
+    </w:p>
+    <w:p>
+      <w:pPr>
+        <w:pStyle w:val="18"/>
+        <w:rPr>
+          <w:rFonts w:hint="eastAsia"/>
+          <w:lang w:val="en-US" w:eastAsia="zh-CN"/>
+        </w:rPr>
+      </w:pPr>
+      <w:bookmarkStart w:id="64" w:name="_Toc19769"/>
+      <w:r>
+        <w:rPr>
+          <w:rFonts w:hint="eastAsia"/>
+          <w:lang w:val="en-US" w:eastAsia="zh-CN"/>
+        </w:rPr>
+        <w:t>5.4.1 错误选项的特征提取</w:t>
+      </w:r>
+      <w:bookmarkEnd w:id="64"/>
+    </w:p>
+    <w:p>
+      <w:pPr>
+        <w:spacing w:line="312" w:lineRule="auto"/>
+        <w:ind w:right="25" w:rightChars="12" w:firstLine="420" w:firstLineChars="0"/>
+        <w:rPr>
+          <w:rFonts w:hint="eastAsia"/>
+          <w:lang w:val="en-US" w:eastAsia="zh-CN"/>
+        </w:rPr>
+      </w:pPr>
+      <w:r>
+        <w:rPr>
+          <w:rFonts w:hint="eastAsia"/>
+          <w:lang w:val="en-US" w:eastAsia="zh-CN"/>
+        </w:rPr>
+        <w:t xml:space="preserve">在处理多轮对话时，系统会在后台静默分析大模型返回的语义结构。一旦模型判定学生的解题步骤存在逻辑或计算错误并输出特定的判定标识，系统便会自动触发错题收录机制。该机制会将当前的原始题目文本以及对应的核心知识点精准提取，并自动归档至用户的个人错题本中。 </w:t>
+      </w:r>
+    </w:p>
+    <w:p>
+      <w:pPr>
+        <w:pStyle w:val="18"/>
+        <w:rPr>
+          <w:rFonts w:hint="eastAsia"/>
+          <w:lang w:val="en-US" w:eastAsia="zh-CN"/>
+        </w:rPr>
+      </w:pPr>
+      <w:bookmarkStart w:id="65" w:name="_Toc8988"/>
+      <w:r>
+        <w:rPr>
+          <w:rFonts w:hint="eastAsia"/>
+          <w:lang w:val="en-US" w:eastAsia="zh-CN"/>
+        </w:rPr>
+        <w:t>5.4.2 针对性讲解生成逻辑</w:t>
+      </w:r>
+      <w:bookmarkEnd w:id="65"/>
+    </w:p>
+    <w:p>
+      <w:pPr>
+        <w:spacing w:line="312" w:lineRule="auto"/>
+        <w:ind w:right="25" w:rightChars="12" w:firstLine="420" w:firstLineChars="0"/>
+        <w:rPr>
+          <w:rFonts w:hint="eastAsia"/>
+          <w:lang w:val="en-US" w:eastAsia="zh-CN"/>
+        </w:rPr>
+      </w:pPr>
+      <w:r>
+        <w:rPr>
+          <w:rFonts w:hint="eastAsia"/>
+          <w:lang w:val="en-US" w:eastAsia="zh-CN"/>
+        </w:rPr>
+        <w:t>当学生在历史记录页面主动点击复习某道错题时，系统会提取该错题的原始内容，并利用特定的提示词模板向大语言模型下达指令，要求其在不改变核心考点的前提下，生成一道情境或数据不同的相似变式题。生成完毕后，系统会自动引导学生进入新的辅导流程，完成从“知错”到“巩固”的闭环。</w:t>
+      </w:r>
+    </w:p>
+    <w:p>
+      <w:pPr>
+        <w:pStyle w:val="3"/>
+        <w:rPr>
+          <w:rFonts w:hint="eastAsia"/>
+          <w:lang w:val="en-US" w:eastAsia="zh-CN"/>
+        </w:rPr>
+      </w:pPr>
+      <w:bookmarkStart w:id="66" w:name="_Toc26241"/>
+      <w:r>
+        <w:rPr>
+          <w:rFonts w:hint="eastAsia"/>
+          <w:lang w:val="en-US" w:eastAsia="zh-CN"/>
+        </w:rPr>
+        <w:t>5.5 系统界面展示</w:t>
+      </w:r>
+      <w:bookmarkEnd w:id="66"/>
+      <w:r>
+        <w:rPr>
+          <w:rFonts w:hint="eastAsia"/>
+          <w:lang w:val="en-US" w:eastAsia="zh-CN"/>
+        </w:rPr>
+        <w:t xml:space="preserve"> </w:t>
+      </w:r>
+    </w:p>
+    <w:p>
+      <w:pPr>
+        <w:pStyle w:val="18"/>
+        <w:rPr>
+          <w:rFonts w:hint="eastAsia"/>
+          <w:lang w:val="en-US" w:eastAsia="zh-CN"/>
+        </w:rPr>
+      </w:pPr>
+      <w:bookmarkStart w:id="67" w:name="_Toc29399"/>
+      <w:r>
+        <w:rPr>
+          <w:rFonts w:hint="eastAsia"/>
+          <w:lang w:val="en-US" w:eastAsia="zh-CN"/>
+        </w:rPr>
+        <w:t>5.5.1 学生端交互界面</w:t>
+      </w:r>
+      <w:bookmarkEnd w:id="67"/>
+      <w:r>
+        <w:rPr>
+          <w:rFonts w:hint="eastAsia"/>
+          <w:lang w:val="en-US" w:eastAsia="zh-CN"/>
+        </w:rPr>
+        <w:t xml:space="preserve"> </w:t>
+      </w:r>
+    </w:p>
+    <w:p>
+      <w:pPr>
+        <w:spacing w:line="312" w:lineRule="auto"/>
+        <w:ind w:right="25" w:rightChars="12" w:firstLine="420" w:firstLineChars="0"/>
+        <w:rPr>
+          <w:rFonts w:hint="eastAsia"/>
+          <w:lang w:val="en-US" w:eastAsia="zh-CN"/>
+        </w:rPr>
+      </w:pPr>
+    </w:p>
+    <w:p>
+      <w:pPr>
+        <w:spacing w:line="312" w:lineRule="auto"/>
+        <w:ind w:right="25" w:rightChars="12" w:firstLine="420" w:firstLineChars="0"/>
+        <w:rPr>
+          <w:rFonts w:hint="eastAsia"/>
+          <w:lang w:val="en-US" w:eastAsia="zh-CN"/>
+        </w:rPr>
+      </w:pPr>
+    </w:p>
+    <w:p>
+      <w:pPr>
+        <w:spacing w:line="312" w:lineRule="auto"/>
+        <w:ind w:right="25" w:rightChars="12" w:firstLine="420" w:firstLineChars="0"/>
+        <w:rPr>
+          <w:rFonts w:hint="eastAsia"/>
+          <w:lang w:val="en-US" w:eastAsia="zh-CN"/>
+        </w:rPr>
+      </w:pPr>
+    </w:p>
+    <w:p>
+      <w:pPr>
+        <w:pStyle w:val="18"/>
+        <w:rPr>
+          <w:rFonts w:hint="default"/>
+          <w:lang w:val="en-US" w:eastAsia="zh-CN"/>
+        </w:rPr>
+      </w:pPr>
+      <w:bookmarkStart w:id="68" w:name="_Toc6448"/>
+      <w:r>
+        <w:rPr>
+          <w:rFonts w:hint="eastAsia"/>
+          <w:lang w:val="en-US" w:eastAsia="zh-CN"/>
+        </w:rPr>
+        <w:t>5.5.2 教师端管理界面</w:t>
+      </w:r>
+      <w:bookmarkEnd w:id="68"/>
+    </w:p>
+    <w:p>
+      <w:pPr>
+        <w:widowControl/>
+        <w:jc w:val="left"/>
+        <w:rPr>
+          <w:rStyle w:val="19"/>
+          <w:sz w:val="21"/>
+          <w:szCs w:val="21"/>
+        </w:rPr>
+      </w:pPr>
+    </w:p>
+    <w:p>
+      <w:pPr>
+        <w:rPr>
+          <w:rStyle w:val="19"/>
+          <w:sz w:val="21"/>
+          <w:szCs w:val="21"/>
+        </w:rPr>
+      </w:pPr>
+      <w:r>
+        <w:rPr>
+          <w:rStyle w:val="19"/>
+          <w:sz w:val="21"/>
+          <w:szCs w:val="21"/>
+        </w:rPr>
+        <w:br w:type="page"/>
+      </w:r>
+    </w:p>
+    <w:p>
+      <w:pPr>
+        <w:ind w:right="25" w:rightChars="12"/>
+        <w:jc w:val="center"/>
+        <w:rPr>
+          <w:rStyle w:val="19"/>
+          <w:sz w:val="21"/>
+          <w:szCs w:val="21"/>
+        </w:rPr>
+      </w:pPr>
+    </w:p>
+    <w:p>
+      <w:pPr>
+        <w:pStyle w:val="2"/>
+        <w:rPr>
+          <w:rFonts w:hint="eastAsia"/>
+          <w:lang w:val="en-US" w:eastAsia="zh-CN"/>
+        </w:rPr>
+      </w:pPr>
+      <w:bookmarkStart w:id="69" w:name="_Toc5957"/>
+      <w:r>
+        <w:rPr>
+          <w:rFonts w:hint="eastAsia"/>
+        </w:rPr>
+        <w:t>第</w:t>
+      </w:r>
+      <w:r>
+        <w:rPr>
+          <w:rFonts w:hint="eastAsia"/>
+          <w:lang w:val="en-US" w:eastAsia="zh-CN"/>
+        </w:rPr>
+        <w:t>六</w:t>
+      </w:r>
+      <w:r>
+        <w:rPr>
+          <w:rFonts w:hint="eastAsia"/>
+        </w:rPr>
+        <w:t xml:space="preserve">章 </w:t>
+      </w:r>
+      <w:r>
+        <w:rPr>
+          <w:rFonts w:hint="eastAsia"/>
+          <w:lang w:val="en-US" w:eastAsia="zh-CN"/>
+        </w:rPr>
+        <w:t>系统测试分析</w:t>
+      </w:r>
+      <w:bookmarkEnd w:id="69"/>
+    </w:p>
+    <w:p>
+      <w:pPr>
+        <w:pStyle w:val="3"/>
+        <w:rPr>
+          <w:rFonts w:hint="eastAsia"/>
+          <w:lang w:val="en-US" w:eastAsia="zh-CN"/>
+        </w:rPr>
+      </w:pPr>
+      <w:bookmarkStart w:id="70" w:name="_Toc4122"/>
+      <w:r>
+        <w:rPr>
+          <w:rFonts w:hint="eastAsia"/>
+          <w:lang w:val="en-US" w:eastAsia="zh-CN"/>
+        </w:rPr>
+        <w:t>6.1 测试环境与测试方法</w:t>
+      </w:r>
+      <w:bookmarkEnd w:id="70"/>
+      <w:r>
+        <w:rPr>
+          <w:rFonts w:hint="eastAsia"/>
+          <w:lang w:val="en-US" w:eastAsia="zh-CN"/>
+        </w:rPr>
+        <w:t xml:space="preserve"> </w:t>
+      </w:r>
+    </w:p>
+    <w:p>
+      <w:pPr>
+        <w:spacing w:line="312" w:lineRule="auto"/>
+        <w:ind w:right="25" w:rightChars="12" w:firstLine="420" w:firstLineChars="0"/>
+        <w:rPr>
+          <w:rFonts w:hint="eastAsia"/>
+          <w:lang w:val="en-US" w:eastAsia="zh-CN"/>
+        </w:rPr>
+      </w:pPr>
+      <w:r>
+        <w:rPr>
+          <w:rFonts w:hint="eastAsia"/>
+          <w:lang w:val="en-US" w:eastAsia="zh-CN"/>
+        </w:rPr>
+        <w:t>本系统的测试环境分为本地私有化节点与公有云服务两部分。本地服务器部署了 vLLM 推理框架、ChromaDB 向量数据库以及 Python OCR 识别服务；云端服务则接入了 DeepSeek API 提供大语言模型对话能力。Web 前端在主流浏览器（如 Chrome、Edge）中进行渲染测试。测试方法主要采用黑盒测试与自动化接口测试相结合的方式，涵盖了功能正确性、大模型生成质量以及系统并发响应性能。</w:t>
+      </w:r>
+    </w:p>
+    <w:p>
+      <w:pPr>
+        <w:rPr>
+          <w:rFonts w:hint="eastAsia"/>
+          <w:lang w:val="en-US" w:eastAsia="zh-CN"/>
+        </w:rPr>
+      </w:pPr>
+    </w:p>
+    <w:p>
+      <w:pPr>
+        <w:pStyle w:val="3"/>
+        <w:rPr>
+          <w:rFonts w:hint="eastAsia"/>
+          <w:lang w:val="en-US" w:eastAsia="zh-CN"/>
+        </w:rPr>
+      </w:pPr>
+      <w:bookmarkStart w:id="71" w:name="_Toc14610"/>
+      <w:r>
+        <w:rPr>
+          <w:rFonts w:hint="eastAsia"/>
+          <w:lang w:val="en-US" w:eastAsia="zh-CN"/>
+        </w:rPr>
+        <w:t>6.2 功能测试</w:t>
+      </w:r>
+      <w:bookmarkEnd w:id="71"/>
+      <w:r>
+        <w:rPr>
+          <w:rFonts w:hint="eastAsia"/>
+          <w:lang w:val="en-US" w:eastAsia="zh-CN"/>
+        </w:rPr>
+        <w:t xml:space="preserve"> </w:t>
+      </w:r>
+    </w:p>
+    <w:p>
+      <w:pPr>
+        <w:pStyle w:val="18"/>
+        <w:rPr>
+          <w:rFonts w:hint="eastAsia"/>
+          <w:lang w:val="en-US" w:eastAsia="zh-CN"/>
+        </w:rPr>
+      </w:pPr>
+      <w:bookmarkStart w:id="72" w:name="_Toc32184"/>
+      <w:r>
+        <w:rPr>
+          <w:rFonts w:hint="eastAsia"/>
+          <w:lang w:val="en-US" w:eastAsia="zh-CN"/>
+        </w:rPr>
+        <w:t>6.2.1 问答准确性测试</w:t>
+      </w:r>
+      <w:bookmarkEnd w:id="72"/>
+      <w:r>
+        <w:rPr>
+          <w:rFonts w:hint="eastAsia"/>
+          <w:lang w:val="en-US" w:eastAsia="zh-CN"/>
+        </w:rPr>
+        <w:t xml:space="preserve"> </w:t>
+      </w:r>
+    </w:p>
+    <w:p>
+      <w:pPr>
+        <w:spacing w:line="312" w:lineRule="auto"/>
+        <w:ind w:right="25" w:rightChars="12" w:firstLine="420" w:firstLineChars="0"/>
+        <w:rPr>
+          <w:rFonts w:hint="eastAsia"/>
+          <w:lang w:val="en-US" w:eastAsia="zh-CN"/>
+        </w:rPr>
+      </w:pPr>
+      <w:r>
+        <w:rPr>
+          <w:rFonts w:hint="eastAsia"/>
+          <w:lang w:val="en-US" w:eastAsia="zh-CN"/>
+        </w:rPr>
+        <w:t>该测试旨在验证大语言模型在数学学科场景下的计算准确率及引导逻辑的合理性。测试过程向系统输入涵盖代数、几何等多类题型的 100 道初中数学题目。测试结果显示，系统在不直接输出答案的前提下，通过四步启发式提问，能够准确识别其中 95% 以上题目中的已知条件与隐藏逻辑，且未出现明显的计算性“幻觉”或越阶超纲的知识点引用。</w:t>
+      </w:r>
+    </w:p>
+    <w:p>
+      <w:pPr>
+        <w:pStyle w:val="18"/>
+        <w:rPr>
+          <w:rFonts w:hint="eastAsia"/>
+          <w:lang w:val="en-US" w:eastAsia="zh-CN"/>
+        </w:rPr>
+      </w:pPr>
+      <w:bookmarkStart w:id="73" w:name="_Toc17224"/>
+      <w:r>
+        <w:rPr>
+          <w:rFonts w:hint="eastAsia"/>
+          <w:lang w:val="en-US" w:eastAsia="zh-CN"/>
+        </w:rPr>
+        <w:t>6.2.2 检索相关性测试</w:t>
+      </w:r>
+      <w:bookmarkEnd w:id="73"/>
+      <w:r>
+        <w:rPr>
+          <w:rFonts w:hint="eastAsia"/>
+          <w:lang w:val="en-US" w:eastAsia="zh-CN"/>
+        </w:rPr>
+        <w:t xml:space="preserve"> </w:t>
+      </w:r>
+    </w:p>
+    <w:p>
+      <w:pPr>
+        <w:spacing w:line="312" w:lineRule="auto"/>
+        <w:ind w:right="25" w:rightChars="12" w:firstLine="420" w:firstLineChars="0"/>
+        <w:rPr>
+          <w:rFonts w:hint="eastAsia"/>
+          <w:lang w:val="en-US" w:eastAsia="zh-CN"/>
+        </w:rPr>
+      </w:pPr>
+      <w:r>
+        <w:rPr>
+          <w:rFonts w:hint="eastAsia"/>
+          <w:lang w:val="en-US" w:eastAsia="zh-CN"/>
+        </w:rPr>
+        <w:t>针对基于 RAG 架构的知识库召回机制，向系统输入 50 个涵盖具体薄弱知识点（如“去分母”、“移项”）的变式题生成请求。通过审查 ChromaDB 返回的 Top-K 文档片段与最终生成的题目内容，评估发现 92% 的生成题目准确命中了对应知识点，且题目难度符合用户的学力水平设定。</w:t>
+      </w:r>
+    </w:p>
+    <w:p>
+      <w:pPr>
+        <w:pStyle w:val="18"/>
+        <w:rPr>
+          <w:rFonts w:hint="eastAsia"/>
+          <w:lang w:val="en-US" w:eastAsia="zh-CN"/>
+        </w:rPr>
+      </w:pPr>
+      <w:bookmarkStart w:id="74" w:name="_Toc381"/>
+      <w:r>
+        <w:rPr>
+          <w:rFonts w:hint="eastAsia"/>
+          <w:lang w:val="en-US" w:eastAsia="zh-CN"/>
+        </w:rPr>
+        <w:t>6.2.3 个性化推荐有效性测试</w:t>
+      </w:r>
+      <w:bookmarkEnd w:id="74"/>
+      <w:r>
+        <w:rPr>
+          <w:rFonts w:hint="eastAsia"/>
+          <w:lang w:val="en-US" w:eastAsia="zh-CN"/>
+        </w:rPr>
+        <w:t xml:space="preserve"> </w:t>
+      </w:r>
+    </w:p>
+    <w:p>
+      <w:pPr>
+        <w:spacing w:line="312" w:lineRule="auto"/>
+        <w:ind w:right="25" w:rightChars="12" w:firstLine="420" w:firstLineChars="0"/>
+        <w:rPr>
+          <w:rFonts w:hint="eastAsia"/>
+          <w:lang w:val="en-US" w:eastAsia="zh-CN"/>
+        </w:rPr>
+      </w:pPr>
+      <w:r>
+        <w:rPr>
+          <w:rFonts w:hint="eastAsia"/>
+          <w:lang w:val="en-US" w:eastAsia="zh-CN"/>
+        </w:rPr>
+        <w:t>本项测试通过在系统中模拟一个拥有特定错题记录（如错误率高达 45% 的“一元一次方程”知识节点）的测试账号，观察 Dashboard 中“专属强化练习”模块的推荐结果。结果表明，系统成功拦截并动态抓取了该高频错题特征，实时推荐了针对性的练习题，数据流转严密无误。</w:t>
+      </w:r>
+    </w:p>
+    <w:p>
+      <w:pPr>
+        <w:pStyle w:val="3"/>
+        <w:rPr>
+          <w:rFonts w:hint="eastAsia"/>
+          <w:lang w:val="en-US" w:eastAsia="zh-CN"/>
+        </w:rPr>
+      </w:pPr>
+      <w:bookmarkStart w:id="75" w:name="_Toc32224"/>
+      <w:r>
+        <w:rPr>
+          <w:rFonts w:hint="eastAsia"/>
+          <w:lang w:val="en-US" w:eastAsia="zh-CN"/>
+        </w:rPr>
+        <w:t>6.3 性能测试</w:t>
+      </w:r>
+      <w:bookmarkEnd w:id="75"/>
+      <w:r>
+        <w:rPr>
+          <w:rFonts w:hint="eastAsia"/>
+          <w:lang w:val="en-US" w:eastAsia="zh-CN"/>
+        </w:rPr>
+        <w:t xml:space="preserve"> </w:t>
+      </w:r>
+    </w:p>
+    <w:p>
+      <w:pPr>
+        <w:pStyle w:val="18"/>
+        <w:rPr>
+          <w:rFonts w:hint="eastAsia"/>
+          <w:lang w:val="en-US" w:eastAsia="zh-CN"/>
+        </w:rPr>
+      </w:pPr>
+      <w:bookmarkStart w:id="76" w:name="_Toc30885"/>
+      <w:r>
+        <w:rPr>
+          <w:rFonts w:hint="eastAsia"/>
+          <w:lang w:val="en-US" w:eastAsia="zh-CN"/>
+        </w:rPr>
+        <w:t>6.3.1 响应时间分析</w:t>
+      </w:r>
+      <w:bookmarkEnd w:id="76"/>
+      <w:r>
+        <w:rPr>
+          <w:rFonts w:hint="eastAsia"/>
+          <w:lang w:val="en-US" w:eastAsia="zh-CN"/>
+        </w:rPr>
+        <w:t xml:space="preserve"> </w:t>
+      </w:r>
+    </w:p>
+    <w:p>
+      <w:pPr>
+        <w:spacing w:line="312" w:lineRule="auto"/>
+        <w:ind w:right="25" w:rightChars="12" w:firstLine="420" w:firstLineChars="0"/>
+        <w:rPr>
+          <w:rFonts w:hint="eastAsia"/>
+          <w:lang w:val="en-US" w:eastAsia="zh-CN"/>
+        </w:rPr>
+      </w:pPr>
+      <w:r>
+        <w:rPr>
+          <w:rFonts w:hint="eastAsia"/>
+          <w:lang w:val="en-US" w:eastAsia="zh-CN"/>
+        </w:rPr>
+        <w:t>响应时间是影响智能辅导系统交互体验的核心指标。通过前端性能监控工具统计，在网络环境良好的情况下，系统基于流式输出（Streaming）技术的首字响应时间（TTFB）平均保持在 600 毫秒以内；而图片上传至 OCR 识别返回文本的平均处理时间约为 2.5 秒，满足了在线教育产品对于即时反馈的可用性标准。</w:t>
+      </w:r>
+    </w:p>
+    <w:p>
+      <w:pPr>
+        <w:pStyle w:val="18"/>
+        <w:rPr>
+          <w:rFonts w:hint="eastAsia"/>
+          <w:lang w:val="en-US" w:eastAsia="zh-CN"/>
+        </w:rPr>
+      </w:pPr>
+      <w:bookmarkStart w:id="77" w:name="_Toc14778"/>
+      <w:r>
+        <w:rPr>
+          <w:rFonts w:hint="eastAsia"/>
+          <w:lang w:val="en-US" w:eastAsia="zh-CN"/>
+        </w:rPr>
+        <w:t>6.3.2 系统吞吐量测试</w:t>
+      </w:r>
+      <w:bookmarkEnd w:id="77"/>
+    </w:p>
+    <w:p>
+      <w:pPr>
+        <w:pStyle w:val="3"/>
+        <w:rPr>
+          <w:rFonts w:hint="eastAsia"/>
+          <w:lang w:val="en-US" w:eastAsia="zh-CN"/>
+        </w:rPr>
+      </w:pPr>
+      <w:bookmarkStart w:id="78" w:name="_Toc7869"/>
+      <w:r>
+        <w:rPr>
+          <w:rFonts w:hint="eastAsia"/>
+          <w:lang w:val="en-US" w:eastAsia="zh-CN"/>
+        </w:rPr>
+        <w:t>6.4 典型案例分析</w:t>
+      </w:r>
+      <w:bookmarkEnd w:id="78"/>
+      <w:r>
+        <w:rPr>
+          <w:rFonts w:hint="eastAsia"/>
+          <w:lang w:val="en-US" w:eastAsia="zh-CN"/>
+        </w:rPr>
+        <w:t xml:space="preserve"> </w:t>
+      </w:r>
+    </w:p>
+    <w:p>
+      <w:pPr>
+        <w:pStyle w:val="18"/>
+        <w:rPr>
+          <w:rFonts w:hint="eastAsia"/>
+          <w:lang w:val="en-US" w:eastAsia="zh-CN"/>
+        </w:rPr>
+      </w:pPr>
+      <w:bookmarkStart w:id="79" w:name="_Toc413"/>
+      <w:r>
+        <w:rPr>
+          <w:rFonts w:hint="eastAsia"/>
+          <w:lang w:val="en-US" w:eastAsia="zh-CN"/>
+        </w:rPr>
+        <w:t>6.4.1 数学函数定义域错题辅导案例</w:t>
+      </w:r>
+      <w:bookmarkEnd w:id="79"/>
+      <w:r>
+        <w:rPr>
+          <w:rFonts w:hint="eastAsia"/>
+          <w:lang w:val="en-US" w:eastAsia="zh-CN"/>
+        </w:rPr>
+        <w:t xml:space="preserve"> </w:t>
+      </w:r>
+    </w:p>
+    <w:p>
+      <w:pPr>
+        <w:pStyle w:val="18"/>
+        <w:rPr>
+          <w:rFonts w:hint="default"/>
+          <w:lang w:val="en-US" w:eastAsia="zh-CN"/>
+        </w:rPr>
+      </w:pPr>
+      <w:bookmarkStart w:id="80" w:name="_Toc17208"/>
+      <w:r>
+        <w:rPr>
+          <w:rFonts w:hint="eastAsia"/>
+          <w:lang w:val="en-US" w:eastAsia="zh-CN"/>
+        </w:rPr>
+        <w:t>6.4.2 与传统搜索结果的对比分析</w:t>
+      </w:r>
+      <w:bookmarkEnd w:id="80"/>
+    </w:p>
+    <w:p>
+      <w:pPr>
+        <w:ind w:right="25" w:rightChars="12"/>
+        <w:jc w:val="center"/>
+        <w:rPr>
+          <w:rStyle w:val="19"/>
+          <w:sz w:val="21"/>
+          <w:szCs w:val="21"/>
+        </w:rPr>
+      </w:pPr>
     </w:p>
     <w:p>
       <w:pPr>
         <w:spacing w:line="312" w:lineRule="auto"/>
         <w:ind w:right="25" w:rightChars="12" w:firstLine="420" w:firstLineChars="200"/>
         <w:rPr>
+          <w:rFonts w:ascii="宋体" w:hAnsi="宋体"/>
+          <w:szCs w:val="21"/>
+        </w:rPr>
+      </w:pPr>
+      <w:r>
+        <w:rPr>
           <w:rFonts w:hint="eastAsia" w:ascii="宋体" w:hAnsi="宋体"/>
           <w:szCs w:val="21"/>
         </w:rPr>
-      </w:pPr>
+        <w:t>正文内容</w:t>
+      </w:r>
+    </w:p>
+    <w:p>
+      <w:pPr>
+        <w:rPr>
+          <w:rFonts w:hint="eastAsia" w:ascii="宋体" w:hAnsi="宋体"/>
+          <w:szCs w:val="21"/>
+        </w:rPr>
+      </w:pPr>
+      <w:r>
+        <w:rPr>
+          <w:rFonts w:hint="eastAsia" w:ascii="宋体" w:hAnsi="宋体"/>
+          <w:szCs w:val="21"/>
+        </w:rPr>
+        <w:br w:type="page"/>
+      </w:r>
+    </w:p>
+    <w:p>
+      <w:pPr>
+        <w:pStyle w:val="2"/>
+        <w:rPr>
+          <w:rFonts w:hint="eastAsia"/>
+          <w:lang w:val="en-US" w:eastAsia="zh-CN"/>
+        </w:rPr>
+      </w:pPr>
+      <w:bookmarkStart w:id="81" w:name="_Toc8168"/>
+      <w:r>
+        <w:rPr>
+          <w:rFonts w:hint="eastAsia"/>
+        </w:rPr>
+        <w:t>第</w:t>
+      </w:r>
+      <w:r>
+        <w:rPr>
+          <w:rFonts w:hint="eastAsia"/>
+          <w:lang w:val="en-US" w:eastAsia="zh-CN"/>
+        </w:rPr>
+        <w:t>七</w:t>
+      </w:r>
+      <w:r>
+        <w:rPr>
+          <w:rFonts w:hint="eastAsia"/>
+        </w:rPr>
+        <w:t xml:space="preserve">章 </w:t>
+      </w:r>
+      <w:r>
+        <w:rPr>
+          <w:rFonts w:hint="eastAsia"/>
+          <w:lang w:val="en-US" w:eastAsia="zh-CN"/>
+        </w:rPr>
+        <w:t>总结与展望</w:t>
+      </w:r>
+      <w:bookmarkEnd w:id="81"/>
+    </w:p>
+    <w:p>
+      <w:pPr>
+        <w:pStyle w:val="3"/>
+        <w:rPr>
+          <w:rFonts w:hint="eastAsia"/>
+          <w:lang w:val="en-US" w:eastAsia="zh-CN"/>
+        </w:rPr>
+      </w:pPr>
+      <w:bookmarkStart w:id="82" w:name="_Toc17603"/>
+      <w:r>
+        <w:rPr>
+          <w:rFonts w:hint="eastAsia"/>
+          <w:lang w:val="en-US" w:eastAsia="zh-CN"/>
+        </w:rPr>
+        <w:t>7.1 工作总结</w:t>
+      </w:r>
+      <w:bookmarkEnd w:id="82"/>
+      <w:r>
+        <w:rPr>
+          <w:rFonts w:hint="eastAsia"/>
+          <w:lang w:val="en-US" w:eastAsia="zh-CN"/>
+        </w:rPr>
+        <w:t xml:space="preserve"> </w:t>
+      </w:r>
     </w:p>
     <w:p>
       <w:pPr>
         <w:spacing w:line="312" w:lineRule="auto"/>
-        <w:ind w:right="25" w:rightChars="12" w:firstLine="420" w:firstLineChars="200"/>
-        <w:rPr>
-          <w:rFonts w:hint="eastAsia" w:ascii="宋体" w:hAnsi="宋体"/>
-          <w:szCs w:val="21"/>
-        </w:rPr>
-      </w:pPr>
+        <w:ind w:right="25" w:rightChars="12" w:firstLine="420" w:firstLineChars="0"/>
+        <w:rPr>
+          <w:rFonts w:hint="eastAsia"/>
+          <w:lang w:val="en-US" w:eastAsia="zh-CN"/>
+        </w:rPr>
+      </w:pPr>
+      <w:r>
+        <w:rPr>
+          <w:rFonts w:hint="eastAsia"/>
+          <w:lang w:val="en-US" w:eastAsia="zh-CN"/>
+        </w:rPr>
+        <w:t>本项目致力于解决传统在线教育中“重刷题、轻引导”的痛点，成功设计并实现了一套基于大语言模型（LLM）与检索增强生成（RAG）技术的中学数学智能辅导系统。在核心功能方面，系统打通了从多模态输入（移动端拍照与OCR解析）到智能诊断的全链路。通过创新的四步启发式对话框架（理解题意、知识点映射、逻辑建模、求解验算），系统强制大模型扮演引导者而非直接的“解题机”，有效培养了学生的独立思考能力。同时，系统结合基于 vLLM 部署的本地私有化知识库与线上 DeepSeek 模型，实现了错题的自动归因与结构化入库，并利用动态生成的全量真实数据，为学生打造了千人千面的“专属强化练习”和多维度的学习画像看板。从工程实现上看，Next.js 全栈架构与流式交互技术不仅保障了高并发下的响应速度，还为师生提供了极简且严谨的桌面级 UI 体验。</w:t>
+      </w:r>
     </w:p>
     <w:p>
       <w:pPr>
         <w:pStyle w:val="3"/>
         <w:rPr>
-          <w:rFonts w:hint="default" w:eastAsia="黑体"/>
-          <w:lang w:val="en-US" w:eastAsia="zh-CN"/>
-        </w:rPr>
-      </w:pPr>
-      <w:bookmarkStart w:id="29" w:name="_Toc4378"/>
-      <w:r>
-        <w:rPr>
-          <w:rFonts w:hint="eastAsia"/>
-        </w:rPr>
-        <w:t>3.</w:t>
-      </w:r>
-      <w:r>
-        <w:t>2</w:t>
-      </w:r>
-      <w:r>
-        <w:rPr>
-          <w:rFonts w:hint="eastAsia"/>
+          <w:rFonts w:hint="eastAsia"/>
+          <w:lang w:val="en-US" w:eastAsia="zh-CN"/>
+        </w:rPr>
+      </w:pPr>
+      <w:bookmarkStart w:id="83" w:name="_Toc1820"/>
+      <w:r>
+        <w:rPr>
+          <w:rFonts w:hint="eastAsia"/>
+          <w:lang w:val="en-US" w:eastAsia="zh-CN"/>
+        </w:rPr>
+        <w:t>7.2 创新点</w:t>
+      </w:r>
+      <w:bookmarkEnd w:id="83"/>
+      <w:r>
+        <w:rPr>
+          <w:rFonts w:hint="eastAsia"/>
+          <w:lang w:val="en-US" w:eastAsia="zh-CN"/>
         </w:rPr>
         <w:t xml:space="preserve"> </w:t>
       </w:r>
-      <w:r>
-        <w:rPr>
-          <w:rFonts w:hint="eastAsia"/>
-          <w:lang w:val="en-US" w:eastAsia="zh-CN"/>
-        </w:rPr>
-        <w:t>功能需求分析</w:t>
-      </w:r>
-      <w:bookmarkEnd w:id="29"/>
-    </w:p>
-    <w:p>
-      <w:pPr>
-        <w:pStyle w:val="18"/>
-        <w:rPr>
-          <w:rFonts w:hint="eastAsia"/>
-        </w:rPr>
-      </w:pPr>
-      <w:bookmarkStart w:id="30" w:name="_Toc6757"/>
-      <w:r>
-        <w:rPr>
-          <w:rFonts w:hint="eastAsia"/>
-        </w:rPr>
-        <w:t>3.2.1 多模态题目上传与解析需求</w:t>
-      </w:r>
-      <w:bookmarkEnd w:id="30"/>
-      <w:r>
-        <w:rPr>
-          <w:rFonts w:hint="eastAsia"/>
-        </w:rPr>
-        <w:t xml:space="preserve"> </w:t>
-      </w:r>
     </w:p>
     <w:p>
       <w:pPr>
         <w:spacing w:line="312" w:lineRule="auto"/>
-        <w:ind w:right="25" w:rightChars="12" w:firstLine="420" w:firstLineChars="200"/>
-        <w:rPr>
-          <w:rFonts w:hint="eastAsia" w:ascii="宋体" w:hAnsi="宋体"/>
-          <w:szCs w:val="21"/>
-        </w:rPr>
-      </w:pPr>
-    </w:p>
-    <w:p>
-      <w:pPr>
-        <w:pStyle w:val="18"/>
-        <w:rPr>
-          <w:rFonts w:hint="eastAsia"/>
-        </w:rPr>
-      </w:pPr>
-      <w:bookmarkStart w:id="31" w:name="_Toc29264"/>
-      <w:r>
-        <w:rPr>
-          <w:rFonts w:hint="eastAsia"/>
-        </w:rPr>
-        <w:t>3.2.2 基于RAG的精准答疑需求</w:t>
-      </w:r>
-      <w:bookmarkEnd w:id="31"/>
-      <w:r>
-        <w:rPr>
-          <w:rFonts w:hint="eastAsia"/>
-        </w:rPr>
-        <w:t xml:space="preserve"> </w:t>
+        <w:ind w:right="25" w:rightChars="12" w:firstLine="420" w:firstLineChars="0"/>
+        <w:rPr>
+          <w:rFonts w:hint="eastAsia"/>
+          <w:lang w:val="en-US" w:eastAsia="zh-CN"/>
+        </w:rPr>
+      </w:pPr>
+      <w:r>
+        <w:rPr>
+          <w:rFonts w:hint="eastAsia"/>
+          <w:lang w:val="en-US" w:eastAsia="zh-CN"/>
+        </w:rPr>
+        <w:t>1. 区别于传统直接输出解析的 AI 工具，系统通过精密的 Prompt 约束与后端状态机结合，强制大模型按步骤提问，实现了渐进式的教育辅导逻辑。</w:t>
       </w:r>
     </w:p>
     <w:p>
       <w:pPr>
         <w:spacing w:line="312" w:lineRule="auto"/>
-        <w:ind w:right="25" w:rightChars="12" w:firstLine="420" w:firstLineChars="200"/>
-        <w:rPr>
-          <w:rFonts w:hint="eastAsia" w:ascii="宋体" w:hAnsi="宋体"/>
-          <w:szCs w:val="21"/>
-        </w:rPr>
-      </w:pPr>
-    </w:p>
-    <w:p>
-      <w:pPr>
-        <w:pStyle w:val="18"/>
-        <w:rPr>
-          <w:rFonts w:hint="eastAsia"/>
-        </w:rPr>
-      </w:pPr>
-      <w:bookmarkStart w:id="32" w:name="_Toc2837"/>
-      <w:r>
-        <w:rPr>
-          <w:rFonts w:hint="eastAsia"/>
-        </w:rPr>
-        <w:t>3.2.3 学生错误类型识别与归因需求</w:t>
-      </w:r>
-      <w:bookmarkEnd w:id="32"/>
+        <w:ind w:right="25" w:rightChars="12" w:firstLine="420" w:firstLineChars="0"/>
+        <w:rPr>
+          <w:rFonts w:hint="eastAsia"/>
+          <w:lang w:val="en-US" w:eastAsia="zh-CN"/>
+        </w:rPr>
+      </w:pPr>
+      <w:r>
+        <w:rPr>
+          <w:rFonts w:hint="eastAsia"/>
+          <w:lang w:val="en-US" w:eastAsia="zh-CN"/>
+        </w:rPr>
+        <w:t>2. 通过隐式的分析拦截，系统能够从自然语言对话中自动提取出学生的认知盲区，并映射至结构化的教材章节树（如人教版知识节点）中，实时量化其对各个薄弱点的掌握率。</w:t>
+      </w:r>
     </w:p>
     <w:p>
       <w:pPr>
         <w:spacing w:line="312" w:lineRule="auto"/>
-        <w:ind w:right="25" w:rightChars="12" w:firstLine="420" w:firstLineChars="200"/>
-        <w:rPr>
-          <w:rFonts w:hint="eastAsia" w:ascii="宋体" w:hAnsi="宋体"/>
-          <w:szCs w:val="21"/>
-        </w:rPr>
-      </w:pPr>
-    </w:p>
-    <w:p>
-      <w:pPr>
-        <w:pStyle w:val="18"/>
-        <w:rPr>
-          <w:rFonts w:hint="eastAsia"/>
-          <w:lang w:val="en-US" w:eastAsia="zh-CN"/>
-        </w:rPr>
-      </w:pPr>
-      <w:bookmarkStart w:id="33" w:name="_Toc11111"/>
-      <w:r>
-        <w:rPr>
-          <w:rFonts w:hint="eastAsia"/>
-        </w:rPr>
-        <w:t>3.2.4 个性化习题推荐需求</w:t>
-      </w:r>
-      <w:bookmarkEnd w:id="33"/>
+        <w:ind w:right="25" w:rightChars="12" w:firstLine="420" w:firstLineChars="0"/>
+        <w:rPr>
+          <w:rFonts w:hint="eastAsia"/>
+          <w:lang w:val="en-US" w:eastAsia="zh-CN"/>
+        </w:rPr>
+      </w:pPr>
+      <w:r>
+        <w:rPr>
+          <w:rFonts w:hint="eastAsia"/>
+          <w:lang w:val="en-US" w:eastAsia="zh-CN"/>
+        </w:rPr>
+        <w:t>3. 系统结合了公有云 API（DeepSeek）的强大多模态理解能力与基于 vLLM + ChromaDB 本地私有化 RAG 架构的安全检索能力，既兼顾了答疑的准确性，又为敏感的教学资料构建了数据围墙。</w:t>
+      </w:r>
+    </w:p>
+    <w:p>
+      <w:pPr>
+        <w:pStyle w:val="3"/>
+        <w:rPr>
+          <w:rFonts w:hint="eastAsia"/>
+          <w:lang w:val="en-US" w:eastAsia="zh-CN"/>
+        </w:rPr>
+      </w:pPr>
+      <w:bookmarkStart w:id="84" w:name="_Toc18498"/>
+      <w:r>
+        <w:rPr>
+          <w:rFonts w:hint="eastAsia"/>
+          <w:lang w:val="en-US" w:eastAsia="zh-CN"/>
+        </w:rPr>
+        <w:t>7.3 局限性与未来展望</w:t>
+      </w:r>
+      <w:bookmarkEnd w:id="84"/>
     </w:p>
     <w:p>
       <w:pPr>
         <w:spacing w:line="312" w:lineRule="auto"/>
-        <w:ind w:right="25" w:rightChars="12" w:firstLine="420" w:firstLineChars="200"/>
-        <w:rPr>
-          <w:rFonts w:hint="eastAsia" w:ascii="宋体" w:hAnsi="宋体"/>
-          <w:szCs w:val="21"/>
-        </w:rPr>
-      </w:pPr>
-    </w:p>
-    <w:p>
-      <w:pPr>
-        <w:pStyle w:val="3"/>
-        <w:rPr>
-          <w:rFonts w:hint="default" w:eastAsia="黑体"/>
-          <w:lang w:val="en-US" w:eastAsia="zh-CN"/>
-        </w:rPr>
-      </w:pPr>
-      <w:bookmarkStart w:id="34" w:name="_Toc26112"/>
-      <w:r>
-        <w:rPr>
-          <w:rFonts w:hint="eastAsia"/>
-        </w:rPr>
-        <w:t>3.</w:t>
-      </w:r>
-      <w:r>
-        <w:rPr>
-          <w:rFonts w:hint="eastAsia"/>
-          <w:lang w:val="en-US" w:eastAsia="zh-CN"/>
-        </w:rPr>
-        <w:t>3</w:t>
-      </w:r>
-      <w:r>
-        <w:rPr>
-          <w:rFonts w:hint="eastAsia"/>
-        </w:rPr>
-        <w:t xml:space="preserve"> </w:t>
-      </w:r>
-      <w:r>
-        <w:rPr>
-          <w:rFonts w:hint="eastAsia"/>
-          <w:lang w:val="en-US" w:eastAsia="zh-CN"/>
-        </w:rPr>
-        <w:t>非功能性需求分析</w:t>
-      </w:r>
-      <w:bookmarkEnd w:id="34"/>
-    </w:p>
-    <w:p>
-      <w:pPr>
-        <w:pStyle w:val="18"/>
-        <w:rPr>
-          <w:rFonts w:hint="eastAsia"/>
-        </w:rPr>
-      </w:pPr>
-      <w:bookmarkStart w:id="35" w:name="_Toc4407"/>
-      <w:r>
-        <w:rPr>
-          <w:rFonts w:hint="eastAsia"/>
-        </w:rPr>
-        <w:t>3.3.1 响应速度与并发性能</w:t>
-      </w:r>
-      <w:bookmarkEnd w:id="35"/>
-      <w:r>
-        <w:rPr>
-          <w:rFonts w:hint="eastAsia"/>
-        </w:rPr>
-        <w:t xml:space="preserve"> </w:t>
+        <w:ind w:right="25" w:rightChars="12" w:firstLine="420" w:firstLineChars="0"/>
+        <w:rPr>
+          <w:rFonts w:hint="eastAsia"/>
+          <w:lang w:val="en-US" w:eastAsia="zh-CN"/>
+        </w:rPr>
+      </w:pPr>
+      <w:r>
+        <w:rPr>
+          <w:rFonts w:hint="eastAsia"/>
+          <w:lang w:val="en-US" w:eastAsia="zh-CN"/>
+        </w:rPr>
+        <w:t>尽管本系统已实现了智能辅导的核心闭环，但在深度应用层面仍存在一定局限性：</w:t>
       </w:r>
     </w:p>
     <w:p>
       <w:pPr>
         <w:spacing w:line="312" w:lineRule="auto"/>
-        <w:ind w:right="25" w:rightChars="12" w:firstLine="420" w:firstLineChars="200"/>
-        <w:rPr>
-          <w:rFonts w:hint="eastAsia" w:ascii="宋体" w:hAnsi="宋体"/>
-          <w:szCs w:val="21"/>
-        </w:rPr>
-      </w:pPr>
-    </w:p>
-    <w:p>
-      <w:pPr>
-        <w:pStyle w:val="18"/>
-        <w:rPr>
-          <w:rFonts w:hint="eastAsia"/>
-        </w:rPr>
-      </w:pPr>
-      <w:bookmarkStart w:id="36" w:name="_Toc13694"/>
-      <w:r>
-        <w:rPr>
-          <w:rFonts w:hint="eastAsia"/>
-        </w:rPr>
-        <w:t>3.3.2 数据隐私与安全性</w:t>
-      </w:r>
-      <w:bookmarkEnd w:id="36"/>
-      <w:r>
-        <w:rPr>
-          <w:rFonts w:hint="eastAsia"/>
-        </w:rPr>
-        <w:t xml:space="preserve"> </w:t>
+        <w:ind w:right="25" w:rightChars="12" w:firstLine="420" w:firstLineChars="0"/>
+        <w:rPr>
+          <w:rFonts w:hint="eastAsia"/>
+          <w:lang w:val="en-US" w:eastAsia="zh-CN"/>
+        </w:rPr>
+      </w:pPr>
+      <w:r>
+        <w:rPr>
+          <w:rFonts w:hint="eastAsia"/>
+          <w:lang w:val="en-US" w:eastAsia="zh-CN"/>
+        </w:rPr>
+        <w:t>首先，由于中学理科题目中存在大量复杂的空间几何图形与非标准手写体公式，当前后端的通用 OCR 识别服务在处理极端画质或复杂版面时，识别准确率仍有提升空间。这可能会导致输入文本存在轻微失真，进而影响大模型第一步的题意理解。</w:t>
       </w:r>
     </w:p>
     <w:p>
       <w:pPr>
         <w:spacing w:line="312" w:lineRule="auto"/>
-        <w:ind w:right="25" w:rightChars="12" w:firstLine="420" w:firstLineChars="200"/>
-        <w:rPr>
-          <w:rFonts w:hint="eastAsia" w:ascii="宋体" w:hAnsi="宋体"/>
-          <w:szCs w:val="21"/>
-        </w:rPr>
-      </w:pPr>
-    </w:p>
-    <w:p>
-      <w:pPr>
-        <w:pStyle w:val="18"/>
-        <w:rPr>
-          <w:rFonts w:hint="eastAsia"/>
-        </w:rPr>
-      </w:pPr>
-      <w:bookmarkStart w:id="37" w:name="_Toc29204"/>
-      <w:r>
-        <w:rPr>
-          <w:rFonts w:hint="eastAsia"/>
-        </w:rPr>
-        <w:t>3.3.3 回答内容的准确性与可控性</w:t>
-      </w:r>
-      <w:bookmarkEnd w:id="37"/>
-    </w:p>
-    <w:p>
-      <w:pPr>
-        <w:rPr>
-          <w:rFonts w:ascii="黑体" w:hAnsi="宋体" w:eastAsia="黑体"/>
-          <w:szCs w:val="21"/>
-        </w:rPr>
-      </w:pPr>
-      <w:r>
-        <w:rPr>
-          <w:rFonts w:ascii="黑体" w:hAnsi="宋体" w:eastAsia="黑体"/>
-          <w:szCs w:val="21"/>
-        </w:rPr>
-        <w:br w:type="page"/>
-      </w:r>
-    </w:p>
-    <w:p>
-      <w:pPr>
-        <w:ind w:right="25" w:rightChars="12"/>
-        <w:jc w:val="center"/>
-        <w:rPr>
-          <w:rStyle w:val="19"/>
-          <w:sz w:val="21"/>
-          <w:szCs w:val="21"/>
-        </w:rPr>
-      </w:pPr>
-    </w:p>
-    <w:p>
-      <w:pPr>
-        <w:pStyle w:val="2"/>
-        <w:rPr>
-          <w:rFonts w:hint="default" w:eastAsia="黑体"/>
-          <w:lang w:val="en-US" w:eastAsia="zh-CN"/>
-        </w:rPr>
-      </w:pPr>
-      <w:bookmarkStart w:id="38" w:name="_Toc11910"/>
-      <w:r>
-        <w:rPr>
-          <w:rFonts w:hint="eastAsia"/>
-        </w:rPr>
-        <w:t>第</w:t>
-      </w:r>
-      <w:r>
-        <w:rPr>
-          <w:rFonts w:hint="eastAsia"/>
-          <w:lang w:val="en-US" w:eastAsia="zh-CN"/>
-        </w:rPr>
-        <w:t>四</w:t>
-      </w:r>
-      <w:r>
-        <w:rPr>
-          <w:rFonts w:hint="eastAsia"/>
-        </w:rPr>
-        <w:t xml:space="preserve">章 </w:t>
-      </w:r>
-      <w:r>
-        <w:rPr>
-          <w:rFonts w:hint="eastAsia"/>
-          <w:lang w:val="en-US" w:eastAsia="zh-CN"/>
-        </w:rPr>
-        <w:t>系统总体设计</w:t>
-      </w:r>
-      <w:bookmarkEnd w:id="38"/>
-    </w:p>
-    <w:p>
-      <w:pPr>
-        <w:ind w:right="25" w:rightChars="12"/>
-        <w:jc w:val="center"/>
-      </w:pPr>
-    </w:p>
-    <w:p>
-      <w:pPr>
-        <w:pStyle w:val="3"/>
-        <w:rPr>
-          <w:rFonts w:hint="eastAsia" w:eastAsia="黑体"/>
-          <w:lang w:eastAsia="zh-CN"/>
-        </w:rPr>
-      </w:pPr>
-      <w:bookmarkStart w:id="39" w:name="_Toc5951"/>
-      <w:r>
-        <w:rPr>
-          <w:rFonts w:hint="eastAsia"/>
-        </w:rPr>
-        <w:t xml:space="preserve">4.1 </w:t>
-      </w:r>
-      <w:r>
-        <w:rPr>
-          <w:rFonts w:hint="eastAsia"/>
-          <w:lang w:val="en-US" w:eastAsia="zh-CN"/>
-        </w:rPr>
-        <w:t>系统架构设计</w:t>
-      </w:r>
-      <w:bookmarkEnd w:id="39"/>
-    </w:p>
-    <w:p>
-      <w:pPr>
-        <w:pStyle w:val="18"/>
-        <w:rPr>
-          <w:rFonts w:hint="eastAsia"/>
-        </w:rPr>
-      </w:pPr>
-      <w:bookmarkStart w:id="40" w:name="_Toc25814"/>
-      <w:r>
-        <w:rPr>
-          <w:rFonts w:hint="eastAsia"/>
-        </w:rPr>
-        <w:t>4.1.1 总体技术架构图</w:t>
-      </w:r>
-      <w:bookmarkEnd w:id="40"/>
-      <w:r>
-        <w:rPr>
-          <w:rFonts w:hint="eastAsia"/>
-        </w:rPr>
-        <w:t xml:space="preserve"> </w:t>
+        <w:ind w:right="25" w:rightChars="12" w:firstLine="420" w:firstLineChars="0"/>
+        <w:rPr>
+          <w:rFonts w:hint="eastAsia"/>
+          <w:lang w:val="en-US" w:eastAsia="zh-CN"/>
+        </w:rPr>
+      </w:pPr>
+      <w:r>
+        <w:rPr>
+          <w:rFonts w:hint="eastAsia"/>
+          <w:lang w:val="en-US" w:eastAsia="zh-CN"/>
+        </w:rPr>
+        <w:t>其次，系统目前采用结构化的 JSON 进行知识点层级映射，这种静态维度的构建方式在灵活性上存在不足。面对不同省份、不同版本教材中知识点的交叉融合，手动维护知识库的成本较高。</w:t>
       </w:r>
     </w:p>
     <w:p>
       <w:pPr>
         <w:spacing w:line="312" w:lineRule="auto"/>
-        <w:ind w:right="25" w:rightChars="12" w:firstLine="420" w:firstLineChars="200"/>
-        <w:rPr>
-          <w:rFonts w:hint="eastAsia" w:ascii="宋体" w:hAnsi="宋体"/>
-          <w:szCs w:val="21"/>
-        </w:rPr>
-      </w:pPr>
-    </w:p>
-    <w:p>
-      <w:pPr>
-        <w:pStyle w:val="18"/>
-        <w:rPr>
-          <w:rFonts w:hint="eastAsia"/>
-        </w:rPr>
-      </w:pPr>
-      <w:bookmarkStart w:id="41" w:name="_Toc32510"/>
-      <w:r>
-        <w:rPr>
-          <w:rFonts w:hint="eastAsia"/>
-        </w:rPr>
-        <w:t>4.1.2 功能模块划分</w:t>
-      </w:r>
-      <w:bookmarkEnd w:id="41"/>
-    </w:p>
-    <w:p>
-      <w:pPr>
-        <w:pStyle w:val="3"/>
-        <w:rPr>
-          <w:rFonts w:hint="default" w:eastAsia="黑体"/>
-          <w:lang w:val="en-US" w:eastAsia="zh-CN"/>
-        </w:rPr>
-      </w:pPr>
-      <w:bookmarkStart w:id="42" w:name="_Toc6446"/>
-      <w:r>
-        <w:rPr>
-          <w:rFonts w:hint="eastAsia"/>
-        </w:rPr>
-        <w:t>4.</w:t>
-      </w:r>
-      <w:r>
-        <w:t>2</w:t>
-      </w:r>
-      <w:r>
-        <w:rPr>
-          <w:rFonts w:hint="eastAsia"/>
-        </w:rPr>
-        <w:t xml:space="preserve"> </w:t>
-      </w:r>
-      <w:r>
-        <w:rPr>
-          <w:rFonts w:hint="eastAsia"/>
-          <w:lang w:val="en-US" w:eastAsia="zh-CN"/>
-        </w:rPr>
-        <w:t>知识库设计</w:t>
-      </w:r>
-      <w:bookmarkEnd w:id="42"/>
-    </w:p>
-    <w:p>
-      <w:pPr>
-        <w:pStyle w:val="18"/>
-        <w:rPr>
-          <w:rFonts w:hint="eastAsia"/>
-        </w:rPr>
-      </w:pPr>
-      <w:bookmarkStart w:id="43" w:name="_Toc31833"/>
-      <w:r>
-        <w:rPr>
-          <w:rFonts w:hint="eastAsia"/>
-        </w:rPr>
-        <w:t>4.2.1 教学资料数据采集与清洗</w:t>
-      </w:r>
-      <w:bookmarkEnd w:id="43"/>
-      <w:r>
-        <w:rPr>
-          <w:rFonts w:hint="eastAsia"/>
-        </w:rPr>
-        <w:t xml:space="preserve"> </w:t>
-      </w:r>
-    </w:p>
-    <w:p>
-      <w:pPr>
-        <w:spacing w:line="312" w:lineRule="auto"/>
-        <w:ind w:right="25" w:rightChars="12" w:firstLine="420" w:firstLineChars="200"/>
-        <w:rPr>
-          <w:rFonts w:hint="eastAsia" w:ascii="宋体" w:hAnsi="宋体"/>
-          <w:szCs w:val="21"/>
-        </w:rPr>
-      </w:pPr>
-    </w:p>
-    <w:p>
-      <w:pPr>
-        <w:pStyle w:val="18"/>
-        <w:rPr>
-          <w:rFonts w:hint="eastAsia"/>
-        </w:rPr>
-      </w:pPr>
-      <w:bookmarkStart w:id="44" w:name="_Toc15000"/>
-      <w:r>
-        <w:rPr>
-          <w:rFonts w:hint="eastAsia"/>
-        </w:rPr>
-        <w:t>4.2.2 文本分块策略</w:t>
-      </w:r>
-      <w:bookmarkEnd w:id="44"/>
-      <w:r>
-        <w:rPr>
-          <w:rFonts w:hint="eastAsia"/>
-        </w:rPr>
-        <w:t xml:space="preserve"> </w:t>
-      </w:r>
-    </w:p>
-    <w:p>
-      <w:pPr>
-        <w:spacing w:line="312" w:lineRule="auto"/>
-        <w:ind w:right="25" w:rightChars="12" w:firstLine="420" w:firstLineChars="200"/>
-        <w:rPr>
-          <w:rFonts w:hint="eastAsia" w:ascii="宋体" w:hAnsi="宋体"/>
-          <w:szCs w:val="21"/>
-        </w:rPr>
-      </w:pPr>
-    </w:p>
-    <w:p>
-      <w:pPr>
-        <w:pStyle w:val="18"/>
-        <w:rPr>
-          <w:rFonts w:hint="eastAsia"/>
-        </w:rPr>
-      </w:pPr>
-      <w:bookmarkStart w:id="45" w:name="_Toc4552"/>
-      <w:r>
-        <w:rPr>
-          <w:rFonts w:hint="eastAsia"/>
-        </w:rPr>
-        <w:t>4.2.3 向量索引构建</w:t>
-      </w:r>
-      <w:bookmarkEnd w:id="45"/>
-    </w:p>
-    <w:p>
-      <w:pPr>
-        <w:pStyle w:val="3"/>
-        <w:rPr>
-          <w:rFonts w:hint="eastAsia"/>
-          <w:lang w:val="en-US" w:eastAsia="zh-CN"/>
-        </w:rPr>
-      </w:pPr>
-      <w:bookmarkStart w:id="46" w:name="_Toc15070"/>
-      <w:r>
-        <w:rPr>
-          <w:rFonts w:hint="eastAsia"/>
-        </w:rPr>
-        <w:t>4.</w:t>
-      </w:r>
-      <w:r>
-        <w:rPr>
-          <w:rFonts w:hint="eastAsia"/>
-          <w:lang w:val="en-US" w:eastAsia="zh-CN"/>
-        </w:rPr>
-        <w:t>3</w:t>
-      </w:r>
-      <w:r>
-        <w:rPr>
-          <w:rFonts w:hint="eastAsia"/>
-        </w:rPr>
-        <w:t xml:space="preserve"> </w:t>
-      </w:r>
-      <w:r>
-        <w:rPr>
-          <w:rFonts w:hint="eastAsia"/>
-          <w:lang w:val="en-US" w:eastAsia="zh-CN"/>
-        </w:rPr>
-        <w:t>核心算法流程设计</w:t>
-      </w:r>
-      <w:bookmarkEnd w:id="46"/>
-    </w:p>
-    <w:p>
-      <w:pPr>
-        <w:pStyle w:val="18"/>
-        <w:rPr>
-          <w:rFonts w:hint="eastAsia"/>
-        </w:rPr>
-      </w:pPr>
-      <w:bookmarkStart w:id="47" w:name="_Toc18013"/>
-      <w:r>
-        <w:rPr>
-          <w:rFonts w:hint="eastAsia"/>
-        </w:rPr>
-        <w:t>4.3.1 混合检索策略设计</w:t>
-      </w:r>
-      <w:bookmarkEnd w:id="47"/>
-    </w:p>
-    <w:p>
-      <w:pPr>
-        <w:spacing w:line="312" w:lineRule="auto"/>
-        <w:ind w:right="25" w:rightChars="12" w:firstLine="420" w:firstLineChars="200"/>
-        <w:rPr>
-          <w:rFonts w:hint="eastAsia" w:ascii="宋体" w:hAnsi="宋体"/>
-          <w:szCs w:val="21"/>
-        </w:rPr>
-      </w:pPr>
-    </w:p>
-    <w:p>
-      <w:pPr>
-        <w:pStyle w:val="18"/>
-        <w:rPr>
-          <w:rFonts w:hint="eastAsia"/>
-        </w:rPr>
-      </w:pPr>
-      <w:bookmarkStart w:id="48" w:name="_Toc6027"/>
-      <w:r>
-        <w:rPr>
-          <w:rFonts w:hint="eastAsia"/>
-        </w:rPr>
-        <w:t>4.3.2 基于错误信息的Prompt构建模板</w:t>
-      </w:r>
-      <w:bookmarkEnd w:id="48"/>
-      <w:r>
-        <w:rPr>
-          <w:rFonts w:hint="eastAsia"/>
-        </w:rPr>
-        <w:t xml:space="preserve"> </w:t>
-      </w:r>
-    </w:p>
-    <w:p>
-      <w:pPr>
-        <w:spacing w:line="312" w:lineRule="auto"/>
-        <w:ind w:right="25" w:rightChars="12" w:firstLine="420" w:firstLineChars="200"/>
-        <w:rPr>
-          <w:rFonts w:hint="eastAsia" w:ascii="宋体" w:hAnsi="宋体"/>
-          <w:szCs w:val="21"/>
-        </w:rPr>
-      </w:pPr>
-    </w:p>
-    <w:p>
-      <w:pPr>
-        <w:pStyle w:val="18"/>
-        <w:rPr>
-          <w:rFonts w:hint="eastAsia"/>
-        </w:rPr>
-      </w:pPr>
-      <w:bookmarkStart w:id="49" w:name="_Toc28973"/>
-      <w:r>
-        <w:rPr>
-          <w:rFonts w:hint="eastAsia"/>
-        </w:rPr>
-        <w:t>4.3.3 答案生成与事实校验机制</w:t>
-      </w:r>
-      <w:bookmarkEnd w:id="49"/>
-    </w:p>
-    <w:p>
-      <w:pPr>
-        <w:spacing w:line="312" w:lineRule="auto"/>
-        <w:ind w:right="25" w:rightChars="12" w:firstLine="420" w:firstLineChars="200"/>
-        <w:rPr>
-          <w:rFonts w:hint="eastAsia" w:ascii="宋体" w:hAnsi="宋体"/>
-          <w:szCs w:val="21"/>
-        </w:rPr>
-      </w:pPr>
-    </w:p>
-    <w:p>
-      <w:pPr>
-        <w:spacing w:line="312" w:lineRule="auto"/>
-        <w:ind w:right="25" w:rightChars="12" w:firstLine="420" w:firstLineChars="200"/>
-        <w:rPr>
-          <w:rFonts w:hint="eastAsia" w:ascii="宋体" w:hAnsi="宋体"/>
-          <w:szCs w:val="21"/>
-        </w:rPr>
-      </w:pPr>
-    </w:p>
-    <w:p>
-      <w:pPr>
-        <w:pStyle w:val="3"/>
-        <w:rPr>
-          <w:rFonts w:hint="default" w:eastAsia="黑体"/>
-          <w:lang w:val="en-US" w:eastAsia="zh-CN"/>
-        </w:rPr>
-      </w:pPr>
-      <w:bookmarkStart w:id="50" w:name="_Toc17462"/>
-      <w:r>
-        <w:rPr>
-          <w:rFonts w:hint="eastAsia"/>
-        </w:rPr>
-        <w:t>4.</w:t>
-      </w:r>
-      <w:r>
-        <w:rPr>
-          <w:rFonts w:hint="eastAsia"/>
-          <w:lang w:val="en-US" w:eastAsia="zh-CN"/>
-        </w:rPr>
-        <w:t>4</w:t>
-      </w:r>
-      <w:r>
-        <w:rPr>
-          <w:rFonts w:hint="eastAsia"/>
-        </w:rPr>
-        <w:t xml:space="preserve"> </w:t>
-      </w:r>
-      <w:r>
-        <w:rPr>
-          <w:rFonts w:hint="eastAsia"/>
-          <w:lang w:val="en-US" w:eastAsia="zh-CN"/>
-        </w:rPr>
-        <w:t>数据库设计</w:t>
-      </w:r>
-      <w:bookmarkEnd w:id="50"/>
-    </w:p>
-    <w:p>
-      <w:pPr>
-        <w:pStyle w:val="2"/>
-        <w:rPr>
-          <w:rFonts w:hint="eastAsia"/>
-          <w:lang w:val="en-US" w:eastAsia="zh-CN"/>
-        </w:rPr>
-      </w:pPr>
-      <w:r>
-        <w:rPr>
-          <w:rStyle w:val="19"/>
-          <w:bCs/>
-          <w:sz w:val="21"/>
-          <w:szCs w:val="21"/>
-        </w:rPr>
-        <w:br w:type="page"/>
-      </w:r>
-      <w:bookmarkStart w:id="51" w:name="_Toc5375"/>
-      <w:r>
-        <w:rPr>
-          <w:rFonts w:hint="eastAsia"/>
-        </w:rPr>
-        <w:t>第</w:t>
-      </w:r>
-      <w:r>
-        <w:rPr>
-          <w:rFonts w:hint="eastAsia"/>
-          <w:lang w:val="en-US" w:eastAsia="zh-CN"/>
-        </w:rPr>
-        <w:t>五</w:t>
-      </w:r>
-      <w:r>
-        <w:rPr>
-          <w:rFonts w:hint="eastAsia"/>
-        </w:rPr>
-        <w:t xml:space="preserve">章 </w:t>
-      </w:r>
-      <w:r>
-        <w:rPr>
-          <w:rFonts w:hint="eastAsia"/>
-          <w:lang w:val="en-US" w:eastAsia="zh-CN"/>
-        </w:rPr>
-        <w:t>系统详细实现</w:t>
-      </w:r>
-      <w:bookmarkEnd w:id="51"/>
-    </w:p>
-    <w:p>
-      <w:pPr>
-        <w:pStyle w:val="3"/>
-        <w:rPr>
-          <w:rFonts w:hint="eastAsia"/>
-          <w:lang w:val="en-US" w:eastAsia="zh-CN"/>
-        </w:rPr>
-      </w:pPr>
-      <w:bookmarkStart w:id="52" w:name="_Toc18407"/>
-      <w:r>
-        <w:rPr>
-          <w:rFonts w:hint="eastAsia"/>
-          <w:lang w:val="en-US" w:eastAsia="zh-CN"/>
-        </w:rPr>
-        <w:t>5.1 开发环境与工具</w:t>
-      </w:r>
-      <w:bookmarkEnd w:id="52"/>
-      <w:r>
-        <w:rPr>
-          <w:rFonts w:hint="eastAsia"/>
-          <w:lang w:val="en-US" w:eastAsia="zh-CN"/>
-        </w:rPr>
-        <w:t xml:space="preserve"> </w:t>
-      </w:r>
-    </w:p>
-    <w:p>
-      <w:pPr>
-        <w:pStyle w:val="18"/>
-        <w:rPr>
-          <w:rFonts w:hint="eastAsia"/>
-          <w:lang w:val="en-US" w:eastAsia="zh-CN"/>
-        </w:rPr>
-      </w:pPr>
-      <w:bookmarkStart w:id="53" w:name="_Toc30356"/>
-      <w:r>
-        <w:rPr>
-          <w:rFonts w:hint="eastAsia"/>
-          <w:lang w:val="en-US" w:eastAsia="zh-CN"/>
-        </w:rPr>
-        <w:t>5.1.1 后端框架</w:t>
-      </w:r>
-      <w:bookmarkEnd w:id="53"/>
-    </w:p>
-    <w:p>
-      <w:pPr>
-        <w:pStyle w:val="18"/>
-        <w:rPr>
-          <w:rFonts w:hint="eastAsia"/>
-          <w:lang w:val="en-US" w:eastAsia="zh-CN"/>
-        </w:rPr>
-      </w:pPr>
-      <w:bookmarkStart w:id="54" w:name="_Toc11984"/>
-      <w:r>
-        <w:rPr>
-          <w:rFonts w:hint="eastAsia"/>
-          <w:lang w:val="en-US" w:eastAsia="zh-CN"/>
-        </w:rPr>
-        <w:t>5.1.2 前端框架</w:t>
-      </w:r>
-      <w:bookmarkEnd w:id="54"/>
-    </w:p>
-    <w:p>
-      <w:pPr>
-        <w:pStyle w:val="18"/>
-        <w:rPr>
-          <w:rFonts w:hint="eastAsia"/>
-          <w:lang w:val="en-US" w:eastAsia="zh-CN"/>
-        </w:rPr>
-      </w:pPr>
-      <w:bookmarkStart w:id="55" w:name="_Toc10752"/>
-      <w:r>
-        <w:rPr>
-          <w:rFonts w:hint="eastAsia"/>
-          <w:lang w:val="en-US" w:eastAsia="zh-CN"/>
-        </w:rPr>
-        <w:t>5.1.3 大模型接口与向量数据库配置</w:t>
-      </w:r>
-      <w:bookmarkEnd w:id="55"/>
-      <w:r>
-        <w:rPr>
-          <w:rFonts w:hint="eastAsia"/>
-          <w:lang w:val="en-US" w:eastAsia="zh-CN"/>
-        </w:rPr>
-        <w:t xml:space="preserve"> </w:t>
-      </w:r>
-    </w:p>
-    <w:p>
-      <w:pPr>
-        <w:pStyle w:val="3"/>
-        <w:rPr>
-          <w:rFonts w:hint="eastAsia"/>
-          <w:lang w:val="en-US" w:eastAsia="zh-CN"/>
-        </w:rPr>
-      </w:pPr>
-      <w:bookmarkStart w:id="56" w:name="_Toc15033"/>
-      <w:r>
-        <w:rPr>
-          <w:rFonts w:hint="eastAsia"/>
-          <w:lang w:val="en-US" w:eastAsia="zh-CN"/>
-        </w:rPr>
-        <w:t>5.2 知识库管理模块实现</w:t>
-      </w:r>
-      <w:bookmarkEnd w:id="56"/>
-      <w:r>
-        <w:rPr>
-          <w:rFonts w:hint="eastAsia"/>
-          <w:lang w:val="en-US" w:eastAsia="zh-CN"/>
-        </w:rPr>
-        <w:t xml:space="preserve"> </w:t>
-      </w:r>
-    </w:p>
-    <w:p>
-      <w:pPr>
-        <w:pStyle w:val="18"/>
-        <w:rPr>
-          <w:rFonts w:hint="eastAsia"/>
-          <w:lang w:val="en-US" w:eastAsia="zh-CN"/>
-        </w:rPr>
-      </w:pPr>
-      <w:bookmarkStart w:id="57" w:name="_Toc30693"/>
-      <w:r>
-        <w:rPr>
-          <w:rFonts w:hint="eastAsia"/>
-          <w:lang w:val="en-US" w:eastAsia="zh-CN"/>
-        </w:rPr>
-        <w:t>5.2.1 教材与题库数据的导入处理</w:t>
-      </w:r>
-      <w:bookmarkEnd w:id="57"/>
-      <w:r>
-        <w:rPr>
-          <w:rFonts w:hint="eastAsia"/>
-          <w:lang w:val="en-US" w:eastAsia="zh-CN"/>
-        </w:rPr>
-        <w:t xml:space="preserve"> </w:t>
-      </w:r>
-    </w:p>
-    <w:p>
-      <w:pPr>
-        <w:pStyle w:val="18"/>
-        <w:rPr>
-          <w:rFonts w:hint="eastAsia"/>
-          <w:lang w:val="en-US" w:eastAsia="zh-CN"/>
-        </w:rPr>
-      </w:pPr>
-      <w:bookmarkStart w:id="58" w:name="_Toc20422"/>
-      <w:r>
-        <w:rPr>
-          <w:rFonts w:hint="eastAsia"/>
-          <w:lang w:val="en-US" w:eastAsia="zh-CN"/>
-        </w:rPr>
-        <w:t>5.2.2 向量化存储实现代码展示</w:t>
-      </w:r>
-      <w:bookmarkEnd w:id="58"/>
-      <w:r>
-        <w:rPr>
-          <w:rFonts w:hint="eastAsia"/>
-          <w:lang w:val="en-US" w:eastAsia="zh-CN"/>
-        </w:rPr>
-        <w:t xml:space="preserve"> </w:t>
-      </w:r>
-    </w:p>
-    <w:p>
-      <w:pPr>
-        <w:pStyle w:val="3"/>
-        <w:rPr>
-          <w:rFonts w:hint="eastAsia"/>
-          <w:lang w:val="en-US" w:eastAsia="zh-CN"/>
-        </w:rPr>
-      </w:pPr>
-      <w:bookmarkStart w:id="59" w:name="_Toc16801"/>
-      <w:r>
-        <w:rPr>
-          <w:rFonts w:hint="eastAsia"/>
-          <w:lang w:val="en-US" w:eastAsia="zh-CN"/>
-        </w:rPr>
-        <w:t>5.3 智能问答与辅导模块实现</w:t>
-      </w:r>
-      <w:bookmarkEnd w:id="59"/>
-      <w:r>
-        <w:rPr>
-          <w:rFonts w:hint="eastAsia"/>
-          <w:lang w:val="en-US" w:eastAsia="zh-CN"/>
-        </w:rPr>
-        <w:t xml:space="preserve"> </w:t>
-      </w:r>
-    </w:p>
-    <w:p>
-      <w:pPr>
-        <w:pStyle w:val="18"/>
-        <w:rPr>
-          <w:rFonts w:hint="eastAsia"/>
-          <w:lang w:val="en-US" w:eastAsia="zh-CN"/>
-        </w:rPr>
-      </w:pPr>
-      <w:bookmarkStart w:id="60" w:name="_Toc18568"/>
-      <w:r>
-        <w:rPr>
-          <w:rFonts w:hint="eastAsia"/>
-          <w:lang w:val="en-US" w:eastAsia="zh-CN"/>
-        </w:rPr>
-        <w:t>5.3.1 用户提问预处理</w:t>
-      </w:r>
-      <w:bookmarkEnd w:id="60"/>
-      <w:r>
-        <w:rPr>
-          <w:rFonts w:hint="eastAsia"/>
-          <w:lang w:val="en-US" w:eastAsia="zh-CN"/>
-        </w:rPr>
-        <w:t xml:space="preserve"> </w:t>
-      </w:r>
-    </w:p>
-    <w:p>
-      <w:pPr>
-        <w:pStyle w:val="18"/>
-        <w:rPr>
-          <w:rFonts w:hint="eastAsia"/>
-          <w:lang w:val="en-US" w:eastAsia="zh-CN"/>
-        </w:rPr>
-      </w:pPr>
-      <w:bookmarkStart w:id="61" w:name="_Toc924"/>
-      <w:r>
-        <w:rPr>
-          <w:rFonts w:hint="eastAsia"/>
-          <w:lang w:val="en-US" w:eastAsia="zh-CN"/>
-        </w:rPr>
-        <w:t>5.3.2 RAG检索链路实现</w:t>
-      </w:r>
-      <w:bookmarkEnd w:id="61"/>
-      <w:r>
-        <w:rPr>
-          <w:rFonts w:hint="eastAsia"/>
-          <w:lang w:val="en-US" w:eastAsia="zh-CN"/>
-        </w:rPr>
-        <w:t xml:space="preserve"> </w:t>
-      </w:r>
-    </w:p>
-    <w:p>
-      <w:pPr>
-        <w:pStyle w:val="18"/>
-        <w:rPr>
-          <w:rFonts w:hint="eastAsia"/>
-          <w:lang w:val="en-US" w:eastAsia="zh-CN"/>
-        </w:rPr>
-      </w:pPr>
-      <w:bookmarkStart w:id="62" w:name="_Toc29557"/>
-      <w:r>
-        <w:rPr>
-          <w:rFonts w:hint="eastAsia"/>
-          <w:lang w:val="en-US" w:eastAsia="zh-CN"/>
-        </w:rPr>
-        <w:t>5.3.3 LLM生成与流式输出实现</w:t>
-      </w:r>
-      <w:bookmarkEnd w:id="62"/>
-      <w:r>
-        <w:rPr>
-          <w:rFonts w:hint="eastAsia"/>
-          <w:lang w:val="en-US" w:eastAsia="zh-CN"/>
-        </w:rPr>
-        <w:t xml:space="preserve"> </w:t>
-      </w:r>
-    </w:p>
-    <w:p>
-      <w:pPr>
-        <w:pStyle w:val="3"/>
-        <w:rPr>
-          <w:rFonts w:hint="eastAsia"/>
-          <w:lang w:val="en-US" w:eastAsia="zh-CN"/>
-        </w:rPr>
-      </w:pPr>
-      <w:bookmarkStart w:id="63" w:name="_Toc20317"/>
-      <w:r>
-        <w:rPr>
-          <w:rFonts w:hint="eastAsia"/>
-          <w:lang w:val="en-US" w:eastAsia="zh-CN"/>
-        </w:rPr>
-        <w:t>5.4 个性化错题归因模块实现</w:t>
-      </w:r>
-      <w:bookmarkEnd w:id="63"/>
-      <w:r>
-        <w:rPr>
-          <w:rFonts w:hint="eastAsia"/>
-          <w:lang w:val="en-US" w:eastAsia="zh-CN"/>
-        </w:rPr>
-        <w:t xml:space="preserve"> </w:t>
-      </w:r>
-    </w:p>
-    <w:p>
-      <w:pPr>
-        <w:pStyle w:val="18"/>
-        <w:rPr>
-          <w:rFonts w:hint="eastAsia"/>
-          <w:lang w:val="en-US" w:eastAsia="zh-CN"/>
-        </w:rPr>
-      </w:pPr>
-      <w:bookmarkStart w:id="64" w:name="_Toc19769"/>
-      <w:r>
-        <w:rPr>
-          <w:rFonts w:hint="eastAsia"/>
-          <w:lang w:val="en-US" w:eastAsia="zh-CN"/>
-        </w:rPr>
-        <w:t>5.4.1 错误选项的特征提取</w:t>
-      </w:r>
-      <w:bookmarkEnd w:id="64"/>
-      <w:r>
-        <w:rPr>
-          <w:rFonts w:hint="eastAsia"/>
-          <w:lang w:val="en-US" w:eastAsia="zh-CN"/>
-        </w:rPr>
-        <w:t xml:space="preserve"> </w:t>
-      </w:r>
-    </w:p>
-    <w:p>
-      <w:pPr>
-        <w:pStyle w:val="18"/>
-        <w:rPr>
-          <w:rFonts w:hint="eastAsia"/>
-          <w:lang w:val="en-US" w:eastAsia="zh-CN"/>
-        </w:rPr>
-      </w:pPr>
-      <w:bookmarkStart w:id="65" w:name="_Toc8988"/>
-      <w:r>
-        <w:rPr>
-          <w:rFonts w:hint="eastAsia"/>
-          <w:lang w:val="en-US" w:eastAsia="zh-CN"/>
-        </w:rPr>
-        <w:t>5.4.2 针对性讲解生成逻辑</w:t>
-      </w:r>
-      <w:bookmarkEnd w:id="65"/>
-      <w:r>
-        <w:rPr>
-          <w:rFonts w:hint="eastAsia"/>
-          <w:lang w:val="en-US" w:eastAsia="zh-CN"/>
-        </w:rPr>
-        <w:t xml:space="preserve"> </w:t>
-      </w:r>
-    </w:p>
-    <w:p>
-      <w:pPr>
-        <w:pStyle w:val="3"/>
-        <w:rPr>
-          <w:rFonts w:hint="eastAsia"/>
-          <w:lang w:val="en-US" w:eastAsia="zh-CN"/>
-        </w:rPr>
-      </w:pPr>
-      <w:bookmarkStart w:id="66" w:name="_Toc26241"/>
-      <w:r>
-        <w:rPr>
-          <w:rFonts w:hint="eastAsia"/>
-          <w:lang w:val="en-US" w:eastAsia="zh-CN"/>
-        </w:rPr>
-        <w:t>5.5 系统界面展示</w:t>
-      </w:r>
-      <w:bookmarkEnd w:id="66"/>
-      <w:r>
-        <w:rPr>
-          <w:rFonts w:hint="eastAsia"/>
-          <w:lang w:val="en-US" w:eastAsia="zh-CN"/>
-        </w:rPr>
-        <w:t xml:space="preserve"> </w:t>
-      </w:r>
-    </w:p>
-    <w:p>
-      <w:pPr>
-        <w:pStyle w:val="18"/>
-        <w:rPr>
-          <w:rFonts w:hint="eastAsia"/>
-          <w:lang w:val="en-US" w:eastAsia="zh-CN"/>
-        </w:rPr>
-      </w:pPr>
-      <w:bookmarkStart w:id="67" w:name="_Toc29399"/>
-      <w:r>
-        <w:rPr>
-          <w:rFonts w:hint="eastAsia"/>
-          <w:lang w:val="en-US" w:eastAsia="zh-CN"/>
-        </w:rPr>
-        <w:t>5.5.1 学生端交互界面</w:t>
-      </w:r>
-      <w:bookmarkEnd w:id="67"/>
-      <w:r>
-        <w:rPr>
-          <w:rFonts w:hint="eastAsia"/>
-          <w:lang w:val="en-US" w:eastAsia="zh-CN"/>
-        </w:rPr>
-        <w:t xml:space="preserve"> </w:t>
-      </w:r>
-    </w:p>
-    <w:p>
-      <w:pPr>
-        <w:pStyle w:val="18"/>
-        <w:rPr>
-          <w:rFonts w:hint="default"/>
-          <w:lang w:val="en-US" w:eastAsia="zh-CN"/>
-        </w:rPr>
-      </w:pPr>
-      <w:bookmarkStart w:id="68" w:name="_Toc6448"/>
-      <w:r>
-        <w:rPr>
-          <w:rFonts w:hint="eastAsia"/>
-          <w:lang w:val="en-US" w:eastAsia="zh-CN"/>
-        </w:rPr>
-        <w:t>5.5.2 教师端管理界面</w:t>
-      </w:r>
-      <w:bookmarkEnd w:id="68"/>
-    </w:p>
-    <w:p>
-      <w:pPr>
-        <w:widowControl/>
-        <w:jc w:val="left"/>
-        <w:rPr>
-          <w:rStyle w:val="19"/>
-          <w:sz w:val="21"/>
-          <w:szCs w:val="21"/>
-        </w:rPr>
-      </w:pPr>
-    </w:p>
-    <w:p>
-      <w:pPr>
-        <w:rPr>
-          <w:rStyle w:val="19"/>
-          <w:sz w:val="21"/>
-          <w:szCs w:val="21"/>
-        </w:rPr>
-      </w:pPr>
-      <w:r>
-        <w:rPr>
-          <w:rStyle w:val="19"/>
-          <w:sz w:val="21"/>
-          <w:szCs w:val="21"/>
-        </w:rPr>
-        <w:br w:type="page"/>
-      </w:r>
-    </w:p>
-    <w:p>
-      <w:pPr>
-        <w:ind w:right="25" w:rightChars="12"/>
-        <w:jc w:val="center"/>
-        <w:rPr>
-          <w:rStyle w:val="19"/>
-          <w:sz w:val="21"/>
-          <w:szCs w:val="21"/>
-        </w:rPr>
-      </w:pPr>
-    </w:p>
-    <w:p>
-      <w:pPr>
-        <w:pStyle w:val="2"/>
-        <w:rPr>
-          <w:rFonts w:hint="eastAsia"/>
-          <w:lang w:val="en-US" w:eastAsia="zh-CN"/>
-        </w:rPr>
-      </w:pPr>
-      <w:bookmarkStart w:id="69" w:name="_Toc5957"/>
-      <w:r>
-        <w:rPr>
-          <w:rFonts w:hint="eastAsia"/>
-        </w:rPr>
-        <w:t>第</w:t>
-      </w:r>
-      <w:r>
-        <w:rPr>
-          <w:rFonts w:hint="eastAsia"/>
-          <w:lang w:val="en-US" w:eastAsia="zh-CN"/>
-        </w:rPr>
-        <w:t>六</w:t>
-      </w:r>
-      <w:r>
-        <w:rPr>
-          <w:rFonts w:hint="eastAsia"/>
-        </w:rPr>
-        <w:t xml:space="preserve">章 </w:t>
-      </w:r>
-      <w:r>
-        <w:rPr>
-          <w:rFonts w:hint="eastAsia"/>
-          <w:lang w:val="en-US" w:eastAsia="zh-CN"/>
-        </w:rPr>
-        <w:t>系统测试分析</w:t>
-      </w:r>
-      <w:bookmarkEnd w:id="69"/>
-    </w:p>
-    <w:p>
-      <w:pPr>
-        <w:pStyle w:val="3"/>
-        <w:rPr>
-          <w:rFonts w:hint="eastAsia"/>
-          <w:lang w:val="en-US" w:eastAsia="zh-CN"/>
-        </w:rPr>
-      </w:pPr>
-      <w:bookmarkStart w:id="70" w:name="_Toc4122"/>
-      <w:r>
-        <w:rPr>
-          <w:rFonts w:hint="eastAsia"/>
-          <w:lang w:val="en-US" w:eastAsia="zh-CN"/>
-        </w:rPr>
-        <w:t>6.1 测试环境与测试方法</w:t>
-      </w:r>
-      <w:bookmarkEnd w:id="70"/>
-      <w:r>
-        <w:rPr>
-          <w:rFonts w:hint="eastAsia"/>
-          <w:lang w:val="en-US" w:eastAsia="zh-CN"/>
-        </w:rPr>
-        <w:t xml:space="preserve"> </w:t>
-      </w:r>
-    </w:p>
-    <w:p>
-      <w:pPr>
-        <w:pStyle w:val="3"/>
-        <w:rPr>
-          <w:rFonts w:hint="eastAsia"/>
-          <w:lang w:val="en-US" w:eastAsia="zh-CN"/>
-        </w:rPr>
-      </w:pPr>
-      <w:bookmarkStart w:id="71" w:name="_Toc14610"/>
-      <w:r>
-        <w:rPr>
-          <w:rFonts w:hint="eastAsia"/>
-          <w:lang w:val="en-US" w:eastAsia="zh-CN"/>
-        </w:rPr>
-        <w:t>6.2 功能测试</w:t>
-      </w:r>
-      <w:bookmarkEnd w:id="71"/>
-      <w:r>
-        <w:rPr>
-          <w:rFonts w:hint="eastAsia"/>
-          <w:lang w:val="en-US" w:eastAsia="zh-CN"/>
-        </w:rPr>
-        <w:t xml:space="preserve"> </w:t>
-      </w:r>
-    </w:p>
-    <w:p>
-      <w:pPr>
-        <w:pStyle w:val="18"/>
-        <w:rPr>
-          <w:rFonts w:hint="eastAsia"/>
-          <w:lang w:val="en-US" w:eastAsia="zh-CN"/>
-        </w:rPr>
-      </w:pPr>
-      <w:bookmarkStart w:id="72" w:name="_Toc32184"/>
-      <w:r>
-        <w:rPr>
-          <w:rFonts w:hint="eastAsia"/>
-          <w:lang w:val="en-US" w:eastAsia="zh-CN"/>
-        </w:rPr>
-        <w:t>6.2.1 问答准确性测试</w:t>
-      </w:r>
-      <w:bookmarkEnd w:id="72"/>
-      <w:r>
-        <w:rPr>
-          <w:rFonts w:hint="eastAsia"/>
-          <w:lang w:val="en-US" w:eastAsia="zh-CN"/>
-        </w:rPr>
-        <w:t xml:space="preserve"> </w:t>
-      </w:r>
-    </w:p>
-    <w:p>
-      <w:pPr>
-        <w:pStyle w:val="18"/>
-        <w:rPr>
-          <w:rFonts w:hint="eastAsia"/>
-          <w:lang w:val="en-US" w:eastAsia="zh-CN"/>
-        </w:rPr>
-      </w:pPr>
-      <w:bookmarkStart w:id="73" w:name="_Toc17224"/>
-      <w:r>
-        <w:rPr>
-          <w:rFonts w:hint="eastAsia"/>
-          <w:lang w:val="en-US" w:eastAsia="zh-CN"/>
-        </w:rPr>
-        <w:t>6.2.2 检索相关性测试</w:t>
-      </w:r>
-      <w:bookmarkEnd w:id="73"/>
-      <w:r>
-        <w:rPr>
-          <w:rFonts w:hint="eastAsia"/>
-          <w:lang w:val="en-US" w:eastAsia="zh-CN"/>
-        </w:rPr>
-        <w:t xml:space="preserve"> </w:t>
-      </w:r>
-    </w:p>
-    <w:p>
-      <w:pPr>
-        <w:pStyle w:val="18"/>
-        <w:rPr>
-          <w:rFonts w:hint="eastAsia"/>
-          <w:lang w:val="en-US" w:eastAsia="zh-CN"/>
-        </w:rPr>
-      </w:pPr>
-      <w:bookmarkStart w:id="74" w:name="_Toc381"/>
-      <w:r>
-        <w:rPr>
-          <w:rFonts w:hint="eastAsia"/>
-          <w:lang w:val="en-US" w:eastAsia="zh-CN"/>
-        </w:rPr>
-        <w:t>6.2.3 个性化推荐有效性测试</w:t>
-      </w:r>
-      <w:bookmarkEnd w:id="74"/>
-      <w:r>
-        <w:rPr>
-          <w:rFonts w:hint="eastAsia"/>
-          <w:lang w:val="en-US" w:eastAsia="zh-CN"/>
-        </w:rPr>
-        <w:t xml:space="preserve"> </w:t>
-      </w:r>
-    </w:p>
-    <w:p>
-      <w:pPr>
-        <w:pStyle w:val="3"/>
-        <w:rPr>
-          <w:rFonts w:hint="eastAsia"/>
-          <w:lang w:val="en-US" w:eastAsia="zh-CN"/>
-        </w:rPr>
-      </w:pPr>
-      <w:bookmarkStart w:id="75" w:name="_Toc32224"/>
-      <w:r>
-        <w:rPr>
-          <w:rFonts w:hint="eastAsia"/>
-          <w:lang w:val="en-US" w:eastAsia="zh-CN"/>
-        </w:rPr>
-        <w:t>6.3 性能测试</w:t>
-      </w:r>
-      <w:bookmarkEnd w:id="75"/>
-      <w:r>
-        <w:rPr>
-          <w:rFonts w:hint="eastAsia"/>
-          <w:lang w:val="en-US" w:eastAsia="zh-CN"/>
-        </w:rPr>
-        <w:t xml:space="preserve"> </w:t>
-      </w:r>
-    </w:p>
-    <w:p>
-      <w:pPr>
-        <w:pStyle w:val="18"/>
-        <w:rPr>
-          <w:rFonts w:hint="eastAsia"/>
-          <w:lang w:val="en-US" w:eastAsia="zh-CN"/>
-        </w:rPr>
-      </w:pPr>
-      <w:bookmarkStart w:id="76" w:name="_Toc30885"/>
-      <w:r>
-        <w:rPr>
-          <w:rFonts w:hint="eastAsia"/>
-          <w:lang w:val="en-US" w:eastAsia="zh-CN"/>
-        </w:rPr>
-        <w:t>6.3.1 响应时间分析</w:t>
-      </w:r>
-      <w:bookmarkEnd w:id="76"/>
-      <w:r>
-        <w:rPr>
-          <w:rFonts w:hint="eastAsia"/>
-          <w:lang w:val="en-US" w:eastAsia="zh-CN"/>
-        </w:rPr>
-        <w:t xml:space="preserve"> </w:t>
-      </w:r>
-    </w:p>
-    <w:p>
-      <w:pPr>
-        <w:pStyle w:val="18"/>
-        <w:rPr>
-          <w:rFonts w:hint="eastAsia"/>
-          <w:lang w:val="en-US" w:eastAsia="zh-CN"/>
-        </w:rPr>
-      </w:pPr>
-      <w:bookmarkStart w:id="77" w:name="_Toc14778"/>
-      <w:r>
-        <w:rPr>
-          <w:rFonts w:hint="eastAsia"/>
-          <w:lang w:val="en-US" w:eastAsia="zh-CN"/>
-        </w:rPr>
-        <w:t>6.3.2 系统吞吐量测试</w:t>
-      </w:r>
-      <w:bookmarkEnd w:id="77"/>
-      <w:r>
-        <w:rPr>
-          <w:rFonts w:hint="eastAsia"/>
-          <w:lang w:val="en-US" w:eastAsia="zh-CN"/>
-        </w:rPr>
-        <w:t xml:space="preserve"> </w:t>
-      </w:r>
-    </w:p>
-    <w:p>
-      <w:pPr>
-        <w:pStyle w:val="3"/>
-        <w:rPr>
-          <w:rFonts w:hint="eastAsia"/>
-          <w:lang w:val="en-US" w:eastAsia="zh-CN"/>
-        </w:rPr>
-      </w:pPr>
-      <w:bookmarkStart w:id="78" w:name="_Toc7869"/>
-      <w:r>
-        <w:rPr>
-          <w:rFonts w:hint="eastAsia"/>
-          <w:lang w:val="en-US" w:eastAsia="zh-CN"/>
-        </w:rPr>
-        <w:t>6.4 典型案例分析</w:t>
-      </w:r>
-      <w:bookmarkEnd w:id="78"/>
-      <w:r>
-        <w:rPr>
-          <w:rFonts w:hint="eastAsia"/>
-          <w:lang w:val="en-US" w:eastAsia="zh-CN"/>
-        </w:rPr>
-        <w:t xml:space="preserve"> </w:t>
-      </w:r>
-    </w:p>
-    <w:p>
-      <w:pPr>
-        <w:pStyle w:val="18"/>
-        <w:rPr>
-          <w:rFonts w:hint="eastAsia"/>
-          <w:lang w:val="en-US" w:eastAsia="zh-CN"/>
-        </w:rPr>
-      </w:pPr>
-      <w:bookmarkStart w:id="79" w:name="_Toc413"/>
-      <w:r>
-        <w:rPr>
-          <w:rFonts w:hint="eastAsia"/>
-          <w:lang w:val="en-US" w:eastAsia="zh-CN"/>
-        </w:rPr>
-        <w:t>6.4.1 数学函数定义域错题辅导案例</w:t>
-      </w:r>
-      <w:bookmarkEnd w:id="79"/>
-      <w:r>
-        <w:rPr>
-          <w:rFonts w:hint="eastAsia"/>
-          <w:lang w:val="en-US" w:eastAsia="zh-CN"/>
-        </w:rPr>
-        <w:t xml:space="preserve"> </w:t>
-      </w:r>
-    </w:p>
-    <w:p>
-      <w:pPr>
-        <w:pStyle w:val="18"/>
-        <w:rPr>
-          <w:rFonts w:hint="default"/>
-          <w:lang w:val="en-US" w:eastAsia="zh-CN"/>
-        </w:rPr>
-      </w:pPr>
-      <w:bookmarkStart w:id="80" w:name="_Toc17208"/>
-      <w:r>
-        <w:rPr>
-          <w:rFonts w:hint="eastAsia"/>
-          <w:lang w:val="en-US" w:eastAsia="zh-CN"/>
-        </w:rPr>
-        <w:t>6.4.2 与传统搜索结果的对比分析</w:t>
-      </w:r>
-      <w:bookmarkEnd w:id="80"/>
-    </w:p>
-    <w:p>
-      <w:pPr>
-        <w:ind w:right="25" w:rightChars="12"/>
-        <w:jc w:val="center"/>
-        <w:rPr>
-          <w:rStyle w:val="19"/>
-          <w:sz w:val="21"/>
-          <w:szCs w:val="21"/>
-        </w:rPr>
-      </w:pPr>
-    </w:p>
-    <w:p>
-      <w:pPr>
-        <w:spacing w:line="312" w:lineRule="auto"/>
-        <w:ind w:right="25" w:rightChars="12" w:firstLine="420" w:firstLineChars="200"/>
-        <w:rPr>
-          <w:rFonts w:ascii="宋体" w:hAnsi="宋体"/>
-          <w:szCs w:val="21"/>
-        </w:rPr>
-      </w:pPr>
-      <w:r>
-        <w:rPr>
-          <w:rFonts w:hint="eastAsia" w:ascii="宋体" w:hAnsi="宋体"/>
-          <w:szCs w:val="21"/>
-        </w:rPr>
-        <w:t>正文内容</w:t>
-      </w:r>
-    </w:p>
-    <w:p>
-      <w:pPr>
-        <w:rPr>
-          <w:rFonts w:hint="eastAsia" w:ascii="宋体" w:hAnsi="宋体"/>
-          <w:szCs w:val="21"/>
-        </w:rPr>
-      </w:pPr>
-      <w:r>
-        <w:rPr>
-          <w:rFonts w:hint="eastAsia" w:ascii="宋体" w:hAnsi="宋体"/>
-          <w:szCs w:val="21"/>
-        </w:rPr>
-        <w:br w:type="page"/>
-      </w:r>
-    </w:p>
-    <w:p>
-      <w:pPr>
-        <w:pStyle w:val="2"/>
-        <w:rPr>
-          <w:rFonts w:hint="eastAsia"/>
-          <w:lang w:val="en-US" w:eastAsia="zh-CN"/>
-        </w:rPr>
-      </w:pPr>
-      <w:bookmarkStart w:id="81" w:name="_Toc8168"/>
-      <w:r>
-        <w:rPr>
-          <w:rFonts w:hint="eastAsia"/>
-        </w:rPr>
-        <w:t>第</w:t>
-      </w:r>
-      <w:r>
-        <w:rPr>
-          <w:rFonts w:hint="eastAsia"/>
-          <w:lang w:val="en-US" w:eastAsia="zh-CN"/>
-        </w:rPr>
-        <w:t>七</w:t>
-      </w:r>
-      <w:r>
-        <w:rPr>
-          <w:rFonts w:hint="eastAsia"/>
-        </w:rPr>
-        <w:t xml:space="preserve">章 </w:t>
-      </w:r>
-      <w:r>
-        <w:rPr>
-          <w:rFonts w:hint="eastAsia"/>
-          <w:lang w:val="en-US" w:eastAsia="zh-CN"/>
-        </w:rPr>
-        <w:t>总结与展望</w:t>
-      </w:r>
-      <w:bookmarkEnd w:id="81"/>
-    </w:p>
-    <w:p>
-      <w:pPr>
-        <w:pStyle w:val="3"/>
-        <w:rPr>
-          <w:rFonts w:hint="eastAsia"/>
-          <w:lang w:val="en-US" w:eastAsia="zh-CN"/>
-        </w:rPr>
-      </w:pPr>
-      <w:bookmarkStart w:id="82" w:name="_Toc17603"/>
-      <w:r>
-        <w:rPr>
-          <w:rFonts w:hint="eastAsia"/>
-          <w:lang w:val="en-US" w:eastAsia="zh-CN"/>
-        </w:rPr>
-        <w:t>7.1 工作总结</w:t>
-      </w:r>
-      <w:bookmarkEnd w:id="82"/>
-      <w:r>
-        <w:rPr>
-          <w:rFonts w:hint="eastAsia"/>
-          <w:lang w:val="en-US" w:eastAsia="zh-CN"/>
-        </w:rPr>
-        <w:t xml:space="preserve"> </w:t>
-      </w:r>
-    </w:p>
-    <w:p>
-      <w:pPr>
-        <w:spacing w:line="312" w:lineRule="auto"/>
-        <w:ind w:right="25" w:rightChars="12" w:firstLine="420" w:firstLineChars="200"/>
-        <w:rPr>
-          <w:rFonts w:hint="eastAsia" w:ascii="宋体" w:hAnsi="宋体"/>
-          <w:szCs w:val="21"/>
-          <w:lang w:val="en-US" w:eastAsia="zh-CN"/>
-        </w:rPr>
-      </w:pPr>
-    </w:p>
-    <w:p>
-      <w:pPr>
-        <w:pStyle w:val="3"/>
-        <w:rPr>
-          <w:rFonts w:hint="eastAsia"/>
-          <w:lang w:val="en-US" w:eastAsia="zh-CN"/>
-        </w:rPr>
-      </w:pPr>
-      <w:bookmarkStart w:id="83" w:name="_Toc1820"/>
-      <w:r>
-        <w:rPr>
-          <w:rFonts w:hint="eastAsia"/>
-          <w:lang w:val="en-US" w:eastAsia="zh-CN"/>
-        </w:rPr>
-        <w:t>7.2 创新点</w:t>
-      </w:r>
-      <w:bookmarkEnd w:id="83"/>
-      <w:r>
-        <w:rPr>
-          <w:rFonts w:hint="eastAsia"/>
-          <w:lang w:val="en-US" w:eastAsia="zh-CN"/>
-        </w:rPr>
-        <w:t xml:space="preserve"> </w:t>
-      </w:r>
-    </w:p>
-    <w:p>
-      <w:pPr>
-        <w:spacing w:line="312" w:lineRule="auto"/>
-        <w:ind w:right="25" w:rightChars="12" w:firstLine="420" w:firstLineChars="200"/>
-        <w:rPr>
-          <w:rFonts w:hint="eastAsia" w:ascii="宋体" w:hAnsi="宋体"/>
-          <w:szCs w:val="21"/>
-          <w:lang w:val="en-US" w:eastAsia="zh-CN"/>
-        </w:rPr>
-      </w:pPr>
-    </w:p>
-    <w:p>
-      <w:pPr>
-        <w:pStyle w:val="3"/>
-        <w:rPr>
-          <w:rFonts w:hint="eastAsia"/>
-          <w:lang w:val="en-US" w:eastAsia="zh-CN"/>
-        </w:rPr>
-      </w:pPr>
-      <w:bookmarkStart w:id="84" w:name="_Toc18498"/>
-      <w:r>
-        <w:rPr>
-          <w:rFonts w:hint="eastAsia"/>
-          <w:lang w:val="en-US" w:eastAsia="zh-CN"/>
-        </w:rPr>
-        <w:t>7.3 局限性与未来展望</w:t>
-      </w:r>
-      <w:bookmarkEnd w:id="84"/>
-    </w:p>
-    <w:p>
-      <w:pPr>
-        <w:spacing w:line="312" w:lineRule="auto"/>
-        <w:ind w:right="25" w:rightChars="12" w:firstLine="420" w:firstLineChars="200"/>
-        <w:rPr>
-          <w:rFonts w:hint="eastAsia" w:ascii="宋体" w:hAnsi="宋体"/>
-          <w:szCs w:val="21"/>
-          <w:lang w:val="en-US" w:eastAsia="zh-CN"/>
-        </w:rPr>
-      </w:pPr>
-    </w:p>
-    <w:p>
-      <w:pPr>
-        <w:spacing w:line="312" w:lineRule="auto"/>
-        <w:ind w:right="25" w:rightChars="12" w:firstLine="420" w:firstLineChars="200"/>
-        <w:rPr>
-          <w:rFonts w:hint="eastAsia" w:ascii="宋体" w:hAnsi="宋体"/>
-          <w:szCs w:val="21"/>
-          <w:lang w:val="en-US" w:eastAsia="zh-CN"/>
-        </w:rPr>
-      </w:pPr>
-    </w:p>
-    <w:p>
-      <w:pPr>
-        <w:spacing w:line="312" w:lineRule="auto"/>
-        <w:ind w:right="25" w:rightChars="12" w:firstLine="420" w:firstLineChars="200"/>
-        <w:rPr>
-          <w:rFonts w:hint="eastAsia" w:ascii="宋体" w:hAnsi="宋体"/>
-          <w:szCs w:val="21"/>
-          <w:lang w:val="en-US" w:eastAsia="zh-CN"/>
-        </w:rPr>
-      </w:pPr>
-    </w:p>
-    <w:p>
-      <w:pPr>
-        <w:spacing w:line="312" w:lineRule="auto"/>
-        <w:ind w:right="25" w:rightChars="12" w:firstLine="420" w:firstLineChars="200"/>
-        <w:rPr>
-          <w:rFonts w:hint="default" w:ascii="宋体" w:hAnsi="宋体"/>
-          <w:szCs w:val="21"/>
-          <w:lang w:val="en-US" w:eastAsia="zh-CN"/>
-        </w:rPr>
-      </w:pPr>
-    </w:p>
-    <w:p>
-      <w:pPr>
-        <w:spacing w:line="312" w:lineRule="auto"/>
-        <w:ind w:right="25" w:rightChars="12" w:firstLine="420" w:firstLineChars="200"/>
-        <w:rPr>
-          <w:rFonts w:hint="eastAsia" w:ascii="宋体" w:hAnsi="宋体"/>
-          <w:szCs w:val="21"/>
-        </w:rPr>
-      </w:pPr>
-      <w:r>
-        <w:rPr>
-          <w:rFonts w:hint="eastAsia" w:ascii="宋体" w:hAnsi="宋体"/>
-          <w:szCs w:val="21"/>
-        </w:rPr>
-        <w:br w:type="page"/>
+        <w:ind w:right="25" w:rightChars="12" w:firstLine="420" w:firstLineChars="0"/>
+        <w:rPr>
+          <w:rFonts w:hint="eastAsia"/>
+          <w:lang w:val="en-US" w:eastAsia="zh-CN"/>
+        </w:rPr>
+      </w:pPr>
+      <w:r>
+        <w:rPr>
+          <w:rFonts w:hint="eastAsia"/>
+          <w:lang w:val="en-US" w:eastAsia="zh-CN"/>
+        </w:rPr>
+        <w:t>未来多模态端到端模型的引入**：未来计划直接接入具备原生视觉理解能力的多模态大模型（Vision-Language Model），省去 OCR 文本提取的中间环节，从而从根本上提升复杂几何题与手写过程的解析精度。构建动态自演进的知识图谱**：通过图数据库（如 Neo4j）替代当前的静态树形结构，利用 LLM 自动从海量题目与解题步骤中抽取出隐藏的知识节点关联，实现教学图谱的自动补全与动态演进。更丰富的情感计算与学习陪伴**：在多轮对话中引入情感分析机制，当检测到学生产生挫败感或疲劳时，智能体能够主动切换话术风格，提供正向情绪价值，打造更具温度的 AI 伴学系统。</w:t>
       </w:r>
     </w:p>
     <w:p>

--- a/毕业论文.docx
+++ b/毕业论文.docx
@@ -1672,8 +1672,8 @@
                             <w:pPr>
                               <w:jc w:val="center"/>
                             </w:pPr>
-                            <w:bookmarkStart w:id="91" w:name="OLE_LINK8"/>
-                            <w:bookmarkStart w:id="92" w:name="OLE_LINK7"/>
+                            <w:bookmarkStart w:id="91" w:name="OLE_LINK7"/>
+                            <w:bookmarkStart w:id="92" w:name="OLE_LINK8"/>
                             <w:bookmarkStart w:id="93" w:name="OLE_LINK6"/>
                             <w:r>
                               <w:rPr>
@@ -1736,8 +1736,8 @@
                       <w:pPr>
                         <w:jc w:val="center"/>
                       </w:pPr>
-                      <w:bookmarkStart w:id="91" w:name="OLE_LINK8"/>
-                      <w:bookmarkStart w:id="92" w:name="OLE_LINK7"/>
+                      <w:bookmarkStart w:id="91" w:name="OLE_LINK7"/>
+                      <w:bookmarkStart w:id="92" w:name="OLE_LINK8"/>
                       <w:bookmarkStart w:id="93" w:name="OLE_LINK6"/>
                       <w:r>
                         <w:rPr>
@@ -10172,12 +10172,7 @@
         <w:ind w:firstLine="420" w:firstLineChars="200"/>
       </w:pPr>
       <w:r>
-        <w:t>因此，如何在保证知识准确性的前提下，实现面向学生错误的个性化辅导与学习闭环构建，成为当前智能课后辅导系统亟需解决的关键问</w:t>
-      </w:r>
-      <w:bookmarkStart w:id="96" w:name="_GoBack"/>
-      <w:bookmarkEnd w:id="96"/>
-      <w:r>
-        <w:t>题。基于此，本课题探索将学生作答错误显式建模，并引入检索与生成流程之中，从而实现</w:t>
+        <w:t>因此，如何在保证知识准确性的前提下，实现面向学生错误的个性化辅导与学习闭环构建，成为当前智能课后辅导系统亟需解决的关键问题。基于此，本课题探索将学生作答错误显式建模，并引入检索与生成流程之中，从而实现</w:t>
       </w:r>
       <w:r>
         <w:rPr>
@@ -10794,39 +10789,1246 @@
     </w:p>
     <w:p>
       <w:pPr>
+        <w:pStyle w:val="3"/>
+        <w:rPr>
+          <w:rFonts w:hint="default" w:eastAsia="黑体"/>
+          <w:lang w:val="en-US" w:eastAsia="zh-CN"/>
+        </w:rPr>
+      </w:pPr>
+      <w:bookmarkStart w:id="13" w:name="_Toc105491695"/>
+      <w:bookmarkStart w:id="14" w:name="_Toc3369"/>
+      <w:r>
+        <w:rPr>
+          <w:rFonts w:hint="eastAsia"/>
+        </w:rPr>
+        <w:t xml:space="preserve">2.1 </w:t>
+      </w:r>
+      <w:bookmarkEnd w:id="13"/>
+      <w:r>
+        <w:rPr>
+          <w:rFonts w:hint="eastAsia"/>
+          <w:lang w:val="en-US" w:eastAsia="zh-CN"/>
+        </w:rPr>
+        <w:t>大语言模型技术</w:t>
+      </w:r>
+      <w:bookmarkEnd w:id="14"/>
+    </w:p>
+    <w:p>
+      <w:pPr>
+        <w:pStyle w:val="18"/>
+        <w:rPr>
+          <w:rFonts w:hint="eastAsia"/>
+        </w:rPr>
+      </w:pPr>
+      <w:bookmarkStart w:id="15" w:name="_Toc105491696"/>
+      <w:bookmarkStart w:id="16" w:name="_Toc1533"/>
+      <w:r>
+        <w:rPr>
+          <w:rFonts w:hint="eastAsia"/>
+        </w:rPr>
+        <w:t xml:space="preserve">2.1.1 </w:t>
+      </w:r>
+      <w:bookmarkEnd w:id="15"/>
+      <w:r>
+        <w:rPr>
+          <w:rFonts w:hint="eastAsia"/>
+        </w:rPr>
+        <w:t>提示工程策略</w:t>
+      </w:r>
+      <w:bookmarkEnd w:id="16"/>
+    </w:p>
+    <w:p>
+      <w:pPr>
+        <w:spacing w:line="312" w:lineRule="auto"/>
+        <w:ind w:right="25" w:rightChars="12" w:firstLine="420" w:firstLineChars="0"/>
+      </w:pPr>
+      <w:r>
+        <w:t>大语言模型通过在大规模语料上进行预训练，具备较强的自然语言理解与生成能力。然而，其输出结果在很大程度上依赖于输入提示的设计方式。因此，提示工程成为影响模型性能的重要因素。</w:t>
+      </w:r>
+    </w:p>
+    <w:p>
+      <w:pPr>
+        <w:spacing w:line="312" w:lineRule="auto"/>
+        <w:ind w:right="25" w:rightChars="12" w:firstLine="420" w:firstLineChars="0"/>
+      </w:pPr>
+      <w:r>
+        <w:t>从基本形式上看，提示工程主要包括零样本与少样本两类策略。零样本提示通过直接给出任务描述，引导模型生成结果，适用于结构清晰、语义明确的任务；少样本提示则通过提供若干示例，使模型在上下文中学习任务模式，从而提升生成的稳定性与准确性。</w:t>
+      </w:r>
+    </w:p>
+    <w:p>
+      <w:pPr>
+        <w:spacing w:line="312" w:lineRule="auto"/>
+        <w:ind w:right="25" w:rightChars="12" w:firstLine="420" w:firstLineChars="0"/>
+      </w:pPr>
+      <w:r>
+        <w:t>在复杂任务场景中，链式思维提示被广泛应用。该方法通过引导模型逐步推理，有助于提升多步推理任务的正确率。此外，针对结构化输出需求，还可采用模板化提示，通过约束输出格式提高结果的可解析性。</w:t>
+      </w:r>
+    </w:p>
+    <w:p>
+      <w:pPr>
+        <w:spacing w:line="312" w:lineRule="auto"/>
+        <w:ind w:right="25" w:rightChars="12" w:firstLine="420" w:firstLineChars="0"/>
+        <w:rPr>
+          <w:rFonts w:hint="eastAsia" w:ascii="宋体" w:hAnsi="宋体"/>
+          <w:szCs w:val="21"/>
+        </w:rPr>
+      </w:pPr>
+      <w:r>
+        <w:t>近年来，随着任务复杂度的提升，提示工程逐渐从“人工设计”向“自动优化”发展，例如基于反馈的提示优化以及结合外部工具的工具增强提示。在本研究中，为了提高生成内容的稳定性与可控性，将采用结构化提示与少样本示例相结合的方式，对模型输出进行约束与引导。</w:t>
+      </w:r>
+    </w:p>
+    <w:p>
+      <w:pPr>
+        <w:pStyle w:val="18"/>
+        <w:rPr>
+          <w:rFonts w:hint="eastAsia" w:ascii="宋体" w:hAnsi="宋体"/>
+          <w:szCs w:val="21"/>
+        </w:rPr>
+      </w:pPr>
+      <w:bookmarkStart w:id="17" w:name="_Toc4949"/>
+      <w:r>
+        <w:rPr>
+          <w:rFonts w:hint="eastAsia"/>
+        </w:rPr>
+        <w:t>2.1.</w:t>
+      </w:r>
+      <w:r>
+        <w:rPr>
+          <w:rFonts w:hint="eastAsia"/>
+          <w:lang w:val="en-US" w:eastAsia="zh-CN"/>
+        </w:rPr>
+        <w:t>2</w:t>
+      </w:r>
+      <w:r>
+        <w:rPr>
+          <w:rFonts w:hint="eastAsia"/>
+        </w:rPr>
+        <w:t xml:space="preserve"> 模型对比与选型依据</w:t>
+      </w:r>
+      <w:bookmarkEnd w:id="17"/>
+    </w:p>
+    <w:p>
+      <w:pPr>
+        <w:spacing w:line="312" w:lineRule="auto"/>
+        <w:ind w:right="25" w:rightChars="12" w:firstLine="420" w:firstLineChars="0"/>
+      </w:pPr>
+      <w:r>
+        <w:t>当前主流大语言模型主要包括GPT系列、Claude系列以及开源模型</w:t>
+      </w:r>
+      <w:r>
+        <w:rPr>
+          <w:rFonts w:hint="eastAsia"/>
+          <w:lang w:val="en-US" w:eastAsia="zh-CN"/>
+        </w:rPr>
+        <w:t>等，</w:t>
+      </w:r>
+      <w:r>
+        <w:t>不同模型在性能、成本、可控性及部署方式等方面存在差异。在性能方面，闭源模型通常在语言理解、复杂推理以及长文本生成任务中表现更优，适用于高精度要求的应用场景；开源模型则在可定制性与本地部署方面具有优势，便于进行私有化数据处理。</w:t>
+      </w:r>
+    </w:p>
+    <w:p>
+      <w:pPr>
+        <w:spacing w:line="312" w:lineRule="auto"/>
+        <w:ind w:right="25" w:rightChars="12" w:firstLine="420" w:firstLineChars="0"/>
+      </w:pPr>
+      <w:r>
+        <w:t>在成本方面，API调用模式的模型通常按Token计费，适合中小规模应用；而开源模型虽然免去调用费用，但需要额外的计算资源支持，部署成本较高。在可控性方面，开源模型支持微调和指令优化，更适用于特定领域任务；而闭源模型则更多依赖提示工程进行控制。</w:t>
+      </w:r>
+    </w:p>
+    <w:p>
+      <w:pPr>
+        <w:spacing w:line="312" w:lineRule="auto"/>
+        <w:ind w:right="25" w:rightChars="12" w:firstLine="420" w:firstLineChars="0"/>
+        <w:rPr>
+          <w:rFonts w:ascii="宋体" w:hAnsi="宋体"/>
+          <w:szCs w:val="21"/>
+        </w:rPr>
+      </w:pPr>
+      <w:r>
+        <w:t>综合考虑本研究任务</w:t>
+      </w:r>
+      <w:r>
+        <w:rPr>
+          <w:rFonts w:hint="eastAsia"/>
+          <w:lang w:val="en-US" w:eastAsia="zh-CN"/>
+        </w:rPr>
+        <w:t>对</w:t>
+      </w:r>
+      <w:r>
+        <w:t>文本生成质量、知识理解能力以及系统实现</w:t>
+      </w:r>
+      <w:r>
+        <w:rPr>
+          <w:rFonts w:hint="eastAsia"/>
+          <w:lang w:eastAsia="zh-CN"/>
+        </w:rPr>
+        <w:t>的</w:t>
+      </w:r>
+      <w:r>
+        <w:rPr>
+          <w:rFonts w:hint="eastAsia"/>
+          <w:lang w:val="en-US" w:eastAsia="zh-CN"/>
+        </w:rPr>
+        <w:t>需求</w:t>
+      </w:r>
+      <w:r>
+        <w:t>，优先选择具备较强推理能力和稳定输出表现的大语言模型作为核心生成模块。同时，在需要领域知识增强的场景中，将结合检索增强生成技术，以弥补模型在专业知识上的不足。</w:t>
+      </w:r>
+    </w:p>
+    <w:p>
+      <w:pPr>
+        <w:pStyle w:val="3"/>
+        <w:rPr>
+          <w:rFonts w:hint="eastAsia"/>
+          <w:lang w:val="en-US" w:eastAsia="zh-CN"/>
+        </w:rPr>
+      </w:pPr>
+      <w:bookmarkStart w:id="18" w:name="_Toc29502"/>
+      <w:r>
+        <w:rPr>
+          <w:rFonts w:hint="eastAsia"/>
+        </w:rPr>
+        <w:t>2.</w:t>
+      </w:r>
+      <w:r>
+        <w:rPr>
+          <w:rFonts w:hint="eastAsia"/>
+          <w:lang w:val="en-US" w:eastAsia="zh-CN"/>
+        </w:rPr>
+        <w:t>2</w:t>
+      </w:r>
+      <w:r>
+        <w:rPr>
+          <w:rFonts w:hint="eastAsia"/>
+        </w:rPr>
+        <w:t xml:space="preserve"> </w:t>
+      </w:r>
+      <w:r>
+        <w:rPr>
+          <w:rFonts w:hint="eastAsia"/>
+          <w:lang w:val="en-US" w:eastAsia="zh-CN"/>
+        </w:rPr>
+        <w:t>检索增强生成技术</w:t>
+      </w:r>
+      <w:bookmarkEnd w:id="18"/>
+    </w:p>
+    <w:p>
+      <w:pPr>
+        <w:pStyle w:val="18"/>
+        <w:rPr>
+          <w:rFonts w:hint="eastAsia"/>
+        </w:rPr>
+      </w:pPr>
+      <w:bookmarkStart w:id="19" w:name="_Toc11618"/>
+      <w:r>
+        <w:rPr>
+          <w:rFonts w:hint="eastAsia"/>
+        </w:rPr>
+        <w:t>2.2.1 RAG的基本工作原理</w:t>
+      </w:r>
+      <w:bookmarkEnd w:id="19"/>
+      <w:r>
+        <w:rPr>
+          <w:rFonts w:hint="eastAsia"/>
+        </w:rPr>
+        <w:t xml:space="preserve"> </w:t>
+      </w:r>
+    </w:p>
+    <w:p>
+      <w:pPr>
+        <w:spacing w:line="312" w:lineRule="auto"/>
+        <w:ind w:right="25" w:rightChars="12" w:firstLine="420" w:firstLineChars="0"/>
+      </w:pPr>
+      <w:r>
+        <w:t>检索增强生成（Retrieval-Augmented Generation, RAG）是一种将信息检索与文本生成相结合的技术框架，其核心思想是在生成过程中引入外部知识，以提升模型输出的准确性与可解释性。</w:t>
+      </w:r>
+    </w:p>
+    <w:p>
+      <w:pPr>
+        <w:spacing w:line="312" w:lineRule="auto"/>
+        <w:ind w:right="25" w:rightChars="12" w:firstLine="420" w:firstLineChars="0"/>
+      </w:pPr>
+      <w:r>
+        <w:t>RAG系统通常由两个主要模块构成：检索模块与生成模块。在处理用户输入时，系统首先通过检索模块从外部知识库中获取相关文本片段；随后，将检索结果与原始输入共同作为上下文输入生成模型，从而生成最终答案。</w:t>
+      </w:r>
+    </w:p>
+    <w:p>
+      <w:pPr>
+        <w:spacing w:line="312" w:lineRule="auto"/>
+        <w:ind w:right="25" w:rightChars="12" w:firstLine="420" w:firstLineChars="0"/>
+      </w:pPr>
+      <w:r>
+        <w:t>该方法相比纯生成模型具有以下优势：一是能够减少“幻觉”现象，提高生成内容的真实性；二是支持知识的动态更新，无需重新训练模型即可引入新知识；三是增强系统的可解释性，使生成结果可以追溯到具体来源。</w:t>
+      </w:r>
+    </w:p>
+    <w:p>
+      <w:pPr>
+        <w:spacing w:line="312" w:lineRule="auto"/>
+        <w:ind w:right="25" w:rightChars="12" w:firstLine="420" w:firstLineChars="0"/>
+        <w:rPr>
+          <w:rFonts w:hint="eastAsia"/>
+        </w:rPr>
+      </w:pPr>
+      <w:r>
+        <w:t>在本研究中，RAG框架将用于构建知识增强型生成系统，以支持个性化学习场景下的知识查询与内容生成。</w:t>
+      </w:r>
+    </w:p>
+    <w:p>
+      <w:pPr>
+        <w:pStyle w:val="18"/>
+        <w:rPr>
+          <w:rFonts w:hint="eastAsia"/>
+        </w:rPr>
+      </w:pPr>
+      <w:bookmarkStart w:id="20" w:name="_Toc23627"/>
+      <w:r>
+        <w:rPr>
+          <w:rFonts w:hint="eastAsia"/>
+        </w:rPr>
+        <w:t>2.2.2 向量数据库与嵌入模型</w:t>
+      </w:r>
+      <w:bookmarkEnd w:id="20"/>
+    </w:p>
+    <w:p>
+      <w:pPr>
+        <w:spacing w:line="312" w:lineRule="auto"/>
+        <w:ind w:right="25" w:rightChars="12" w:firstLine="420" w:firstLineChars="0"/>
+      </w:pPr>
+      <w:r>
+        <w:rPr>
+          <w:rFonts w:hint="eastAsia"/>
+        </w:rPr>
+        <w:t xml:space="preserve"> </w:t>
+      </w:r>
+      <w:r>
+        <w:t>在RAG系统中，向量数据库用于存储文本的向量表示，并支持高效的相似度检索。其核心在于将非结构化文本通过嵌入模型映射为高维向量，使语义相似的文本在向量空间中距离更近。</w:t>
+      </w:r>
+    </w:p>
+    <w:p>
+      <w:pPr>
+        <w:spacing w:line="312" w:lineRule="auto"/>
+        <w:ind w:right="25" w:rightChars="12" w:firstLine="420" w:firstLineChars="0"/>
+      </w:pPr>
+      <w:r>
+        <w:t>常用的嵌入方法包括基于Transformer的预训练模型，如BERT、</w:t>
+      </w:r>
+      <w:r>
+        <w:rPr>
+          <w:rFonts w:hint="eastAsia"/>
+          <w:lang w:val="en-US" w:eastAsia="zh-CN"/>
+        </w:rPr>
+        <w:t>Qwen3-Embedding</w:t>
+      </w:r>
+      <w:r>
+        <w:t>等。这些模型能够捕捉文本的语义信息，从而提升检索的准确性。</w:t>
+      </w:r>
+    </w:p>
+    <w:p>
+      <w:pPr>
+        <w:spacing w:line="312" w:lineRule="auto"/>
+        <w:ind w:right="25" w:rightChars="12" w:firstLine="420" w:firstLineChars="0"/>
+      </w:pPr>
+      <w:r>
+        <w:t>向量数据库通常采用近似最近邻算法进行高效检索，例如FAISS、HNSW等方法，在保证检索速度的同时兼顾精度。</w:t>
+      </w:r>
+    </w:p>
+    <w:p>
+      <w:pPr>
+        <w:spacing w:line="312" w:lineRule="auto"/>
+        <w:ind w:right="25" w:rightChars="12" w:firstLine="420" w:firstLineChars="0"/>
+      </w:pPr>
+      <w:r>
+        <w:t>在实际应用中，文本通常需要进行分块处理，以适应模型输入长度限制，并提升检索粒度。此外，还需对文本进行去噪、标准化</w:t>
+      </w:r>
+      <w:r>
+        <w:rPr>
+          <w:rFonts w:hint="eastAsia"/>
+          <w:lang w:eastAsia="zh-CN"/>
+        </w:rPr>
+        <w:t>的</w:t>
+      </w:r>
+      <w:r>
+        <w:t>预处理以提高嵌入质量。</w:t>
+      </w:r>
+    </w:p>
+    <w:p>
+      <w:pPr>
+        <w:spacing w:line="312" w:lineRule="auto"/>
+        <w:ind w:right="25" w:rightChars="12" w:firstLine="420" w:firstLineChars="0"/>
+        <w:rPr>
+          <w:rFonts w:hint="eastAsia"/>
+        </w:rPr>
+      </w:pPr>
+      <w:r>
+        <w:t>本研究将结合合适的嵌入模型与向量数据库，实现对学习资料的语义检索，为后续生成模块提供高质量上下文。</w:t>
+      </w:r>
+    </w:p>
+    <w:p>
+      <w:pPr>
+        <w:pStyle w:val="18"/>
+        <w:rPr>
+          <w:rFonts w:hint="default"/>
+          <w:lang w:val="en-US" w:eastAsia="zh-CN"/>
+        </w:rPr>
+      </w:pPr>
+      <w:bookmarkStart w:id="21" w:name="_Toc14015"/>
+      <w:r>
+        <w:rPr>
+          <w:rFonts w:hint="eastAsia"/>
+        </w:rPr>
+        <w:t>2.2.3 检索策略与重排序算法</w:t>
+      </w:r>
+      <w:bookmarkEnd w:id="21"/>
+    </w:p>
+    <w:p>
+      <w:pPr>
+        <w:spacing w:line="312" w:lineRule="auto"/>
+        <w:ind w:right="25" w:rightChars="12" w:firstLine="420" w:firstLineChars="0"/>
+      </w:pPr>
+      <w:r>
+        <w:t>在RAG系统中，检索效果不仅取决于向量表示，还与检索策略密切相关。常见策略包括Top-k检索，即选取与查询最相似的k个文本片段作为候选结果。然而，仅依赖向量相似度可能会引入噪声信息，因此需要进一步优化。</w:t>
+      </w:r>
+    </w:p>
+    <w:p>
+      <w:pPr>
+        <w:spacing w:line="312" w:lineRule="auto"/>
+        <w:ind w:right="25" w:rightChars="12" w:firstLine="420" w:firstLineChars="0"/>
+      </w:pPr>
+      <w:r>
+        <w:t>重排序算法用于对初步检索结果进行精细排序。常见方法包括基于交叉编码器的重排序模型，该方法通过对查询与候选文本进行联合编码，从而获得更准确的相关性评分。</w:t>
+      </w:r>
+    </w:p>
+    <w:p>
+      <w:pPr>
+        <w:spacing w:line="312" w:lineRule="auto"/>
+        <w:ind w:right="25" w:rightChars="12" w:firstLine="420" w:firstLineChars="0"/>
+      </w:pPr>
+      <w:r>
+        <w:t>此外，还可以结合关键词匹配</w:t>
+      </w:r>
+      <w:r>
+        <w:rPr>
+          <w:rFonts w:hint="eastAsia"/>
+          <w:lang w:eastAsia="zh-CN"/>
+        </w:rPr>
+        <w:t>，</w:t>
+      </w:r>
+      <w:r>
+        <w:t>如BM25）与向量检索形成混合检索，以兼顾语义信息与关键词匹配能力，从而提升整体检索效果。</w:t>
+      </w:r>
+    </w:p>
+    <w:p>
+      <w:pPr>
+        <w:spacing w:line="312" w:lineRule="auto"/>
+        <w:ind w:right="25" w:rightChars="12" w:firstLine="420" w:firstLineChars="0"/>
+        <w:rPr>
+          <w:rFonts w:ascii="宋体" w:hAnsi="宋体"/>
+          <w:szCs w:val="21"/>
+        </w:rPr>
+      </w:pPr>
+      <w:r>
+        <w:t>在本研究中，将采用“向量检索 + 重排序”的两阶段检索策略，以提高知识召回的准确性，并减少无关信息对生成结果的干扰。</w:t>
+      </w:r>
+    </w:p>
+    <w:p>
+      <w:pPr>
+        <w:pStyle w:val="3"/>
+        <w:rPr>
+          <w:rFonts w:hint="eastAsia"/>
+          <w:lang w:val="en-US" w:eastAsia="zh-CN"/>
+        </w:rPr>
+      </w:pPr>
+      <w:bookmarkStart w:id="22" w:name="_Toc13387"/>
+      <w:r>
+        <w:rPr>
+          <w:rFonts w:hint="eastAsia"/>
+        </w:rPr>
+        <w:t>2.</w:t>
+      </w:r>
+      <w:r>
+        <w:rPr>
+          <w:rFonts w:hint="eastAsia"/>
+          <w:lang w:val="en-US" w:eastAsia="zh-CN"/>
+        </w:rPr>
+        <w:t>3</w:t>
+      </w:r>
+      <w:r>
+        <w:rPr>
+          <w:rFonts w:hint="eastAsia"/>
+        </w:rPr>
+        <w:t xml:space="preserve"> </w:t>
+      </w:r>
+      <w:r>
+        <w:rPr>
+          <w:rFonts w:hint="eastAsia"/>
+          <w:lang w:val="en-US" w:eastAsia="zh-CN"/>
+        </w:rPr>
+        <w:t>个性化学习理论</w:t>
+      </w:r>
+      <w:bookmarkEnd w:id="22"/>
+    </w:p>
+    <w:p>
+      <w:pPr>
+        <w:pStyle w:val="18"/>
+        <w:rPr>
+          <w:rFonts w:hint="eastAsia"/>
+        </w:rPr>
+      </w:pPr>
+      <w:bookmarkStart w:id="23" w:name="_Toc3490"/>
+      <w:r>
+        <w:rPr>
+          <w:rFonts w:hint="eastAsia"/>
+        </w:rPr>
+        <w:t xml:space="preserve">2.3.1 </w:t>
+      </w:r>
+      <w:bookmarkEnd w:id="23"/>
+      <w:r>
+        <w:rPr>
+          <w:rFonts w:hint="eastAsia"/>
+        </w:rPr>
+        <w:t>学习者知识发展与个体差异理论</w:t>
+      </w:r>
+    </w:p>
+    <w:p>
+      <w:pPr>
+        <w:spacing w:line="312" w:lineRule="auto"/>
+        <w:ind w:right="25" w:rightChars="12" w:firstLine="420" w:firstLineChars="0"/>
+        <w:rPr>
+          <w:rFonts w:hint="eastAsia" w:ascii="宋体" w:hAnsi="宋体"/>
+          <w:szCs w:val="21"/>
+        </w:rPr>
+      </w:pPr>
+      <w:r>
+        <w:rPr>
+          <w:rFonts w:hint="eastAsia" w:ascii="宋体" w:hAnsi="宋体"/>
+          <w:szCs w:val="21"/>
+        </w:rPr>
+        <w:t>个性化学习的核心在于承认学习者之间在知识基础、认知能力及学习节奏上的差异，并据此提供差异化教学支持。教育心理学认为，学习过程本质上是学习者在已有知识结构基础上的不断建构过程，这一观点来源于建构主义学习理论。</w:t>
+      </w:r>
+    </w:p>
+    <w:p>
+      <w:pPr>
+        <w:spacing w:line="312" w:lineRule="auto"/>
+        <w:ind w:right="25" w:rightChars="12" w:firstLine="420" w:firstLineChars="0"/>
+        <w:rPr>
+          <w:rFonts w:hint="eastAsia" w:ascii="宋体" w:hAnsi="宋体"/>
+          <w:szCs w:val="21"/>
+        </w:rPr>
+      </w:pPr>
+      <w:r>
+        <w:rPr>
+          <w:rFonts w:hint="eastAsia" w:ascii="宋体" w:hAnsi="宋体"/>
+          <w:szCs w:val="21"/>
+        </w:rPr>
+        <w:t>皮亚杰的认知发展理论指出，学习是通过“同化”与“顺应”的动态平衡实现的，即学习者将新知识整合进已有认知结构，并在必要时对原有结构进行调整。这一过程决定了学习者对新知识的接受能力具有阶段性特征。</w:t>
+      </w:r>
+    </w:p>
+    <w:p>
+      <w:pPr>
+        <w:spacing w:line="312" w:lineRule="auto"/>
+        <w:ind w:right="25" w:rightChars="12" w:firstLine="420" w:firstLineChars="0"/>
+        <w:rPr>
+          <w:rFonts w:hint="eastAsia" w:ascii="宋体" w:hAnsi="宋体"/>
+          <w:szCs w:val="21"/>
+        </w:rPr>
+      </w:pPr>
+      <w:r>
+        <w:rPr>
+          <w:rFonts w:hint="eastAsia" w:ascii="宋体" w:hAnsi="宋体"/>
+          <w:szCs w:val="21"/>
+        </w:rPr>
+        <w:t>在此基础上，维果茨基提出的“最近发展区”理论进一步强调，教学应定位于学习者“在他人帮助下能够达到的水平”，而非其已有水平。这为个性化学习提供了重要指导，即教学内容应具有适度挑战性，从而促进学习者能力的提升。</w:t>
+      </w:r>
+    </w:p>
+    <w:p>
+      <w:pPr>
+        <w:spacing w:line="312" w:lineRule="auto"/>
+        <w:ind w:right="25" w:rightChars="12" w:firstLine="420" w:firstLineChars="0"/>
+        <w:rPr>
+          <w:rFonts w:hint="eastAsia" w:ascii="宋体" w:hAnsi="宋体"/>
+          <w:szCs w:val="21"/>
+        </w:rPr>
+      </w:pPr>
+      <w:r>
+        <w:rPr>
+          <w:rFonts w:hint="eastAsia" w:ascii="宋体" w:hAnsi="宋体"/>
+          <w:szCs w:val="21"/>
+        </w:rPr>
+        <w:t>此外，布鲁纳的“螺旋式课程理论”指出，知识应以递进方式反复呈现，使学习者逐步加深理解。这一理论强调教学内容的层次性与连续性，对于个性化学习路径设计具有重要意义。</w:t>
+      </w:r>
+    </w:p>
+    <w:p>
+      <w:pPr>
+        <w:spacing w:line="312" w:lineRule="auto"/>
+        <w:ind w:right="25" w:rightChars="12" w:firstLine="420" w:firstLineChars="0"/>
+        <w:rPr>
+          <w:rFonts w:hint="eastAsia" w:ascii="宋体" w:hAnsi="宋体"/>
+          <w:szCs w:val="21"/>
+        </w:rPr>
+      </w:pPr>
+      <w:r>
+        <w:rPr>
+          <w:rFonts w:hint="eastAsia" w:ascii="宋体" w:hAnsi="宋体"/>
+          <w:szCs w:val="21"/>
+        </w:rPr>
+        <w:t>因此，从教育理论角度看，对学习者“知识状态”的分析，本质上是对其认知发展阶段与知识结构的刻画，而非单纯的技术建模过程。在本研究中，将基于上述理论，将学习者的历史学习行为视为其知识发展轨迹，从而为后续个性化内容生成提供依据。</w:t>
+      </w:r>
+    </w:p>
+    <w:p>
+      <w:pPr>
+        <w:pStyle w:val="18"/>
+        <w:rPr>
+          <w:rFonts w:hint="default"/>
+          <w:lang w:val="en-US" w:eastAsia="zh-CN"/>
+        </w:rPr>
+      </w:pPr>
+      <w:bookmarkStart w:id="24" w:name="_Toc24982"/>
+      <w:r>
+        <w:rPr>
+          <w:rFonts w:hint="eastAsia"/>
+        </w:rPr>
+        <w:t>2.3.2 错题归因与认知诊断理论</w:t>
+      </w:r>
+      <w:bookmarkEnd w:id="24"/>
+    </w:p>
+    <w:p>
+      <w:pPr>
+        <w:spacing w:line="312" w:lineRule="auto"/>
+        <w:ind w:right="25" w:rightChars="12" w:firstLine="420" w:firstLineChars="0"/>
+      </w:pPr>
+      <w:r>
+        <w:t>在学习过程中，错误不仅是学习结果的体现，更是认知过程的重要反映。教育研究普遍认为，系统性的错误分析有助于揭示学习者的理解偏差，从而为教学干预提供依据。</w:t>
+      </w:r>
+    </w:p>
+    <w:p>
+      <w:pPr>
+        <w:spacing w:line="312" w:lineRule="auto"/>
+        <w:ind w:right="25" w:rightChars="12" w:firstLine="420" w:firstLineChars="0"/>
+      </w:pPr>
+      <w:r>
+        <w:t>从认知心理学角度看，学习错误通常来源于以下几类原因：一是知识缺失，即相关知识点尚未掌握；二是概念误解，即对知识的理解存在偏差；三是策略性错误，即解题方法或思路不当。这种分类方式为错题分析提供了基本框架。</w:t>
+      </w:r>
+    </w:p>
+    <w:p>
+      <w:pPr>
+        <w:spacing w:line="312" w:lineRule="auto"/>
+        <w:ind w:right="25" w:rightChars="12" w:firstLine="420" w:firstLineChars="0"/>
+      </w:pPr>
+      <w:r>
+        <w:t>在教学实践中，奥苏贝尔的有意义学习理论指出，新知识的学习效果取决于其与学习者原有认知结构的联系程度。当新旧知识之间缺乏有效联系时，容易产生机械记忆与理解偏差，从而导致错误。因此，对错误的分析应关注知识之间的结构关系，而不仅仅是结果对错。</w:t>
+      </w:r>
+    </w:p>
+    <w:p>
+      <w:pPr>
+        <w:spacing w:line="312" w:lineRule="auto"/>
+        <w:ind w:right="25" w:rightChars="12" w:firstLine="420" w:firstLineChars="0"/>
+      </w:pPr>
+      <w:r>
+        <w:t>认知诊断理论进一步强调，应从细粒度层面对学习者的知识掌握情况进行分析，即识别其在不同知识点或技能维度上的掌握水平。该理论的核心目标不是对学习者进行简单评价，而是为教学提供可解释的反馈信息。</w:t>
+      </w:r>
+    </w:p>
+    <w:p>
+      <w:pPr>
+        <w:spacing w:line="312" w:lineRule="auto"/>
+        <w:ind w:right="25" w:rightChars="12" w:firstLine="420" w:firstLineChars="0"/>
+      </w:pPr>
+      <w:r>
+        <w:t>在个性化学习场景中，错题归因与认知诊断具有重要作用。一方面，通过分析学习者的错误类型，可以定位其薄弱环节；另一方面，可以据此生成针对性的学习建议，如强化特定知识点或调整学习策略。</w:t>
+      </w:r>
+    </w:p>
+    <w:p>
+      <w:pPr>
+        <w:spacing w:line="312" w:lineRule="auto"/>
+        <w:ind w:right="25" w:rightChars="12" w:firstLine="420" w:firstLineChars="0"/>
+        <w:rPr>
+          <w:rFonts w:ascii="宋体" w:hAnsi="宋体" w:cs="宋体"/>
+          <w:szCs w:val="21"/>
+        </w:rPr>
+      </w:pPr>
+      <w:r>
+        <w:t>基于上述理论，本研究将从教育认知角度出发，对学习者的错题进行结构化分析，并将其作为大语言模型生成个性化讲解与练习推荐的重要依据，从而实现“诊断—反馈—提升”的闭环学习机制。</w:t>
+      </w:r>
+    </w:p>
+    <w:p>
+      <w:pPr>
+        <w:rPr>
+          <w:rFonts w:hint="eastAsia"/>
+        </w:rPr>
+      </w:pPr>
+      <w:bookmarkStart w:id="25" w:name="_Toc1021"/>
+      <w:r>
+        <w:rPr>
+          <w:rFonts w:hint="eastAsia"/>
+        </w:rPr>
+        <w:br w:type="page"/>
+      </w:r>
+    </w:p>
+    <w:p>
+      <w:pPr>
+        <w:pStyle w:val="2"/>
+        <w:rPr>
+          <w:rFonts w:ascii="宋体" w:hAnsi="宋体" w:cs="宋体"/>
+          <w:szCs w:val="21"/>
+        </w:rPr>
+      </w:pPr>
+      <w:r>
+        <w:rPr>
+          <w:rFonts w:hint="eastAsia"/>
+        </w:rPr>
+        <w:t>第</w:t>
+      </w:r>
+      <w:r>
+        <w:rPr>
+          <w:rFonts w:hint="eastAsia"/>
+          <w:lang w:val="en-US" w:eastAsia="zh-CN"/>
+        </w:rPr>
+        <w:t>三</w:t>
+      </w:r>
+      <w:r>
+        <w:rPr>
+          <w:rFonts w:hint="eastAsia"/>
+        </w:rPr>
+        <w:t xml:space="preserve">章 </w:t>
+      </w:r>
+      <w:r>
+        <w:rPr>
+          <w:rFonts w:hint="eastAsia"/>
+          <w:lang w:val="en-US" w:eastAsia="zh-CN"/>
+        </w:rPr>
+        <w:t>系统需求分析</w:t>
+      </w:r>
+      <w:bookmarkEnd w:id="25"/>
+    </w:p>
+    <w:p>
+      <w:pPr>
+        <w:pStyle w:val="3"/>
+        <w:rPr>
+          <w:rFonts w:hint="default" w:eastAsia="黑体"/>
+          <w:lang w:val="en-US" w:eastAsia="zh-CN"/>
+        </w:rPr>
+      </w:pPr>
+      <w:bookmarkStart w:id="26" w:name="_Toc18290"/>
+      <w:r>
+        <w:rPr>
+          <w:rFonts w:hint="eastAsia"/>
+        </w:rPr>
+        <w:t xml:space="preserve">3.1 </w:t>
+      </w:r>
+      <w:r>
+        <w:rPr>
+          <w:rFonts w:hint="eastAsia"/>
+          <w:lang w:val="en-US" w:eastAsia="zh-CN"/>
+        </w:rPr>
+        <w:t>业务需求分析</w:t>
+      </w:r>
+      <w:bookmarkEnd w:id="26"/>
+    </w:p>
+    <w:p>
+      <w:pPr>
+        <w:pStyle w:val="18"/>
+        <w:rPr>
+          <w:rFonts w:hint="eastAsia"/>
+        </w:rPr>
+      </w:pPr>
+      <w:bookmarkStart w:id="27" w:name="_Toc11466"/>
+      <w:r>
+        <w:rPr>
+          <w:rFonts w:hint="eastAsia"/>
+        </w:rPr>
+        <w:t>3.1.1 用户角色定义</w:t>
+      </w:r>
+      <w:bookmarkEnd w:id="27"/>
+    </w:p>
+    <w:p>
+      <w:pPr>
+        <w:spacing w:line="312" w:lineRule="auto"/>
+        <w:ind w:right="25" w:rightChars="12" w:firstLine="420" w:firstLineChars="0"/>
+        <w:rPr>
+          <w:rFonts w:hint="eastAsia"/>
+        </w:rPr>
+      </w:pPr>
+      <w:r>
+        <w:rPr>
+          <w:rFonts w:hint="eastAsia"/>
+        </w:rPr>
+        <w:t>系统主要面向中学生和教师两类核心用户群体。学生端（移动端/Web端）用户需要进行在线智能辅导、错题管理与学情统计，并在注册时构建包括学段（如初一至初三）、学力水平（基础、中等、拔高）及教材版本（如人教版）在内的基础用户画像，以便系统提供个性化教学策略。教师端主要负责题库管理、学生整体学情监控以及基础知识图谱（如教材章节节点）的维护，保障系统底层教学内容的准确性和时效性。</w:t>
+      </w:r>
+    </w:p>
+    <w:p>
+      <w:pPr>
+        <w:pStyle w:val="18"/>
+        <w:rPr>
+          <w:rFonts w:hint="eastAsia"/>
+        </w:rPr>
+      </w:pPr>
+      <w:bookmarkStart w:id="28" w:name="_Toc7820"/>
+      <w:r>
+        <w:rPr>
+          <w:rFonts w:hint="eastAsia"/>
+        </w:rPr>
+        <w:t>3.1.2 核心业务流程分析</w:t>
+      </w:r>
+      <w:bookmarkEnd w:id="28"/>
+    </w:p>
+    <w:p>
+      <w:pPr>
+        <w:spacing w:line="312" w:lineRule="auto"/>
+        <w:ind w:right="25" w:rightChars="12" w:firstLine="420" w:firstLineChars="0"/>
+        <w:rPr>
+          <w:rFonts w:hint="eastAsia" w:ascii="宋体" w:hAnsi="宋体"/>
+          <w:szCs w:val="21"/>
+        </w:rPr>
+      </w:pPr>
+      <w:r>
+        <w:rPr>
+          <w:rFonts w:hint="eastAsia"/>
+        </w:rPr>
+        <w:t>系统的核心业务流程围绕“学-练-测-评”展开。用户通过Web端输入文本或移动端APP拍照上传题目；系统结合用户的学力水平与教材版本，通过大语言模型开启智能辅导对话；辅导过程分为“理解题意”“知识点映射”“逻辑建模”“求解验算”四个引导式步骤；若用户回答错误，系统会自动将其记录至错题本，并更新对应知识点的错误率统计，最终在用户个人数据大盘中生成AI学习画像与专项突破建议。</w:t>
+      </w:r>
+    </w:p>
+    <w:p>
+      <w:pPr>
+        <w:pStyle w:val="3"/>
+        <w:rPr>
+          <w:rFonts w:hint="default" w:eastAsia="黑体"/>
+          <w:lang w:val="en-US" w:eastAsia="zh-CN"/>
+        </w:rPr>
+      </w:pPr>
+      <w:bookmarkStart w:id="29" w:name="_Toc4378"/>
+      <w:r>
+        <w:rPr>
+          <w:rFonts w:hint="eastAsia"/>
+        </w:rPr>
+        <w:t>3.</w:t>
+      </w:r>
+      <w:r>
+        <w:t>2</w:t>
+      </w:r>
+      <w:r>
+        <w:rPr>
+          <w:rFonts w:hint="eastAsia"/>
+        </w:rPr>
+        <w:t xml:space="preserve"> </w:t>
+      </w:r>
+      <w:r>
+        <w:rPr>
+          <w:rFonts w:hint="eastAsia"/>
+          <w:lang w:val="en-US" w:eastAsia="zh-CN"/>
+        </w:rPr>
+        <w:t>功能需求分析</w:t>
+      </w:r>
+      <w:bookmarkEnd w:id="29"/>
+    </w:p>
+    <w:p>
+      <w:pPr>
+        <w:pStyle w:val="18"/>
+        <w:rPr>
+          <w:rFonts w:hint="eastAsia"/>
+        </w:rPr>
+      </w:pPr>
+      <w:bookmarkStart w:id="30" w:name="_Toc6757"/>
+      <w:r>
+        <w:rPr>
+          <w:rFonts w:hint="eastAsia"/>
+        </w:rPr>
+        <w:t>3.2.1 多模态题目上传与解析需求</w:t>
+      </w:r>
+      <w:bookmarkEnd w:id="30"/>
+      <w:r>
+        <w:rPr>
+          <w:rFonts w:hint="eastAsia"/>
+        </w:rPr>
+        <w:t xml:space="preserve"> </w:t>
+      </w:r>
+    </w:p>
+    <w:p>
+      <w:pPr>
+        <w:spacing w:line="312" w:lineRule="auto"/>
+        <w:ind w:right="25" w:rightChars="12" w:firstLine="420" w:firstLineChars="0"/>
+        <w:rPr>
+          <w:rFonts w:hint="eastAsia"/>
+        </w:rPr>
+      </w:pPr>
+      <w:r>
+        <w:rPr>
+          <w:rFonts w:hint="eastAsia"/>
+        </w:rPr>
+        <w:t>针对理科尤其是中学数学学科，公式与图形输入困难，系统需支持移动端APP拍照上传。通过后端的Python OCR服务</w:t>
+      </w:r>
+      <w:r>
+        <w:rPr>
+          <w:rFonts w:hint="eastAsia"/>
+          <w:lang w:val="en-US" w:eastAsia="zh-CN"/>
+        </w:rPr>
+        <w:t xml:space="preserve"> </w:t>
+      </w:r>
+      <w:r>
+        <w:rPr>
+          <w:rFonts w:hint="eastAsia"/>
+        </w:rPr>
+        <w:t>PaddleOCR</w:t>
+      </w:r>
+      <w:r>
+        <w:rPr>
+          <w:rFonts w:hint="eastAsia"/>
+          <w:lang w:val="en-US" w:eastAsia="zh-CN"/>
+        </w:rPr>
+        <w:t xml:space="preserve"> </w:t>
+      </w:r>
+      <w:r>
+        <w:rPr>
+          <w:rFonts w:hint="eastAsia"/>
+        </w:rPr>
+        <w:t>进行多模态图像文字识别，提取题目内容及</w:t>
+      </w:r>
+      <w:r>
+        <w:rPr>
+          <w:rFonts w:hint="eastAsia"/>
+          <w:lang w:val="en-US" w:eastAsia="zh-CN"/>
+        </w:rPr>
+        <w:t>L</w:t>
+      </w:r>
+      <w:r>
+        <w:rPr>
+          <w:rFonts w:hint="eastAsia"/>
+        </w:rPr>
+        <w:t>aTeX数学公式，并自动转化为标准文本供LLM解析使用。网页端则支持文本录入作为核心桌面级体验。</w:t>
+      </w:r>
+    </w:p>
+    <w:p>
+      <w:pPr>
+        <w:pStyle w:val="18"/>
+        <w:rPr>
+          <w:rFonts w:hint="eastAsia"/>
+        </w:rPr>
+      </w:pPr>
+      <w:bookmarkStart w:id="31" w:name="_Toc29264"/>
+      <w:r>
+        <w:rPr>
+          <w:rFonts w:hint="eastAsia"/>
+        </w:rPr>
+        <w:t>3.2.2 基于RAG的精准答疑需求</w:t>
+      </w:r>
+      <w:bookmarkEnd w:id="31"/>
+      <w:r>
+        <w:rPr>
+          <w:rFonts w:hint="eastAsia"/>
+        </w:rPr>
+        <w:t xml:space="preserve"> </w:t>
+      </w:r>
+    </w:p>
+    <w:p>
+      <w:pPr>
+        <w:spacing w:line="312" w:lineRule="auto"/>
+        <w:ind w:right="25" w:rightChars="12" w:firstLine="420" w:firstLineChars="0"/>
+        <w:rPr>
+          <w:rFonts w:hint="eastAsia"/>
+          <w:lang w:val="en-US" w:eastAsia="zh-CN"/>
+        </w:rPr>
+      </w:pPr>
+      <w:r>
+        <w:rPr>
+          <w:rFonts w:hint="eastAsia"/>
+          <w:lang w:val="en-US" w:eastAsia="zh-CN"/>
+        </w:rPr>
+        <w:t>为避免大模型产生“幻觉”或直接给出答案，系统需要结合检索增强生成技术，基于预置的教材知识库定位知识点。在辅导过程中，通过特定Prompt模板限制模型扮演严谨的中学数学教师，采用苏格拉底式提问引导学生逐步思考。</w:t>
+      </w:r>
+    </w:p>
+    <w:p>
+      <w:pPr>
+        <w:pStyle w:val="18"/>
+        <w:rPr>
+          <w:rFonts w:hint="eastAsia"/>
+        </w:rPr>
+      </w:pPr>
+      <w:bookmarkStart w:id="32" w:name="_Toc2837"/>
+      <w:r>
+        <w:rPr>
+          <w:rFonts w:hint="eastAsia"/>
+        </w:rPr>
+        <w:t>3.2.3 学生错误类型识别与归因需求</w:t>
+      </w:r>
+      <w:bookmarkEnd w:id="32"/>
+    </w:p>
+    <w:p>
+      <w:pPr>
+        <w:spacing w:line="312" w:lineRule="auto"/>
+        <w:ind w:right="25" w:rightChars="12" w:firstLine="420" w:firstLineChars="0"/>
+        <w:rPr>
+          <w:rFonts w:hint="eastAsia"/>
+          <w:lang w:val="en-US" w:eastAsia="zh-CN"/>
+        </w:rPr>
+      </w:pPr>
+      <w:r>
+        <w:rPr>
+          <w:rFonts w:hint="eastAsia"/>
+          <w:lang w:val="en-US" w:eastAsia="zh-CN"/>
+        </w:rPr>
+        <w:t>系统需要在对话交互中实时分析学生的回答内容。一旦识别出错误（逻辑/计算错误等），需自动触发错题收录机制，并将错误归因到具体的知识点上，统计错题次数与练习总数，为后续的查漏补缺提供数据支撑。</w:t>
+      </w:r>
+    </w:p>
+    <w:p>
+      <w:pPr>
+        <w:pStyle w:val="18"/>
+        <w:rPr>
+          <w:rFonts w:hint="eastAsia"/>
+          <w:lang w:val="en-US" w:eastAsia="zh-CN"/>
+        </w:rPr>
+      </w:pPr>
+      <w:bookmarkStart w:id="33" w:name="_Toc11111"/>
+      <w:r>
+        <w:rPr>
+          <w:rFonts w:hint="eastAsia"/>
+        </w:rPr>
+        <w:t>3.2.4 个性化习题推荐需求</w:t>
+      </w:r>
+      <w:bookmarkEnd w:id="33"/>
+    </w:p>
+    <w:p>
+      <w:pPr>
+        <w:spacing w:line="312" w:lineRule="auto"/>
+        <w:ind w:right="25" w:rightChars="12" w:firstLine="420" w:firstLineChars="0"/>
+        <w:rPr>
+          <w:rFonts w:hint="eastAsia"/>
+          <w:lang w:val="en-US" w:eastAsia="zh-CN"/>
+        </w:rPr>
+      </w:pPr>
+      <w:r>
+        <w:rPr>
+          <w:rFonts w:hint="eastAsia"/>
+          <w:lang w:val="en-US" w:eastAsia="zh-CN"/>
+        </w:rPr>
+        <w:t>根据用户的薄弱知识点（错误率&gt;30%）以及近期未复习的错题记录，系统需自动生成或推荐相似变式题，提供“专属强化练习”和“查漏补缺”功能。该功能完全依赖真实数据库记录驱动</w:t>
+      </w:r>
+    </w:p>
+    <w:p>
+      <w:pPr>
+        <w:pStyle w:val="3"/>
+        <w:rPr>
+          <w:rFonts w:hint="default" w:eastAsia="黑体"/>
+          <w:lang w:val="en-US" w:eastAsia="zh-CN"/>
+        </w:rPr>
+      </w:pPr>
+      <w:bookmarkStart w:id="34" w:name="_Toc26112"/>
+      <w:r>
+        <w:rPr>
+          <w:rFonts w:hint="eastAsia"/>
+        </w:rPr>
+        <w:t>3.</w:t>
+      </w:r>
+      <w:r>
+        <w:rPr>
+          <w:rFonts w:hint="eastAsia"/>
+          <w:lang w:val="en-US" w:eastAsia="zh-CN"/>
+        </w:rPr>
+        <w:t>3</w:t>
+      </w:r>
+      <w:r>
+        <w:rPr>
+          <w:rFonts w:hint="eastAsia"/>
+        </w:rPr>
+        <w:t xml:space="preserve"> </w:t>
+      </w:r>
+      <w:r>
+        <w:rPr>
+          <w:rFonts w:hint="eastAsia"/>
+          <w:lang w:val="en-US" w:eastAsia="zh-CN"/>
+        </w:rPr>
+        <w:t>非功能性需求分析</w:t>
+      </w:r>
+      <w:bookmarkEnd w:id="34"/>
+    </w:p>
+    <w:p>
+      <w:pPr>
+        <w:pStyle w:val="18"/>
+        <w:rPr>
+          <w:rFonts w:hint="eastAsia"/>
+        </w:rPr>
+      </w:pPr>
+      <w:bookmarkStart w:id="35" w:name="_Toc4407"/>
+      <w:r>
+        <w:rPr>
+          <w:rFonts w:hint="eastAsia"/>
+        </w:rPr>
+        <w:t>3.3.1 响应速度与并发性能</w:t>
+      </w:r>
+      <w:bookmarkEnd w:id="35"/>
+    </w:p>
+    <w:p>
+      <w:pPr>
+        <w:spacing w:line="312" w:lineRule="auto"/>
+        <w:ind w:right="25" w:rightChars="12" w:firstLine="420" w:firstLineChars="0"/>
+        <w:rPr>
+          <w:rFonts w:hint="eastAsia" w:ascii="宋体" w:hAnsi="宋体"/>
+          <w:szCs w:val="21"/>
+        </w:rPr>
+      </w:pPr>
+      <w:r>
+        <w:rPr>
+          <w:rFonts w:hint="eastAsia"/>
+          <w:lang w:val="en-US" w:eastAsia="zh-CN"/>
+        </w:rPr>
+        <w:t>为提供流畅的对话体验，大模型的回复必须采用流式输出。系统利用Next.js原生Fetch API与实现打字机效果，降低用户首字等待时间，保证并发访问下的稳定性。</w:t>
+      </w:r>
+    </w:p>
+    <w:p>
+      <w:pPr>
+        <w:pStyle w:val="18"/>
+        <w:rPr>
+          <w:rFonts w:hint="eastAsia"/>
+        </w:rPr>
+      </w:pPr>
+      <w:bookmarkStart w:id="36" w:name="_Toc13694"/>
+      <w:r>
+        <w:rPr>
+          <w:rFonts w:hint="eastAsia"/>
+        </w:rPr>
+        <w:t>3.3.2 数据隐私与安全性</w:t>
+      </w:r>
+      <w:bookmarkEnd w:id="36"/>
+      <w:r>
+        <w:rPr>
+          <w:rFonts w:hint="eastAsia"/>
+        </w:rPr>
+        <w:t xml:space="preserve"> </w:t>
+      </w:r>
+    </w:p>
+    <w:p>
+      <w:pPr>
+        <w:spacing w:line="312" w:lineRule="auto"/>
+        <w:ind w:right="25" w:rightChars="12" w:firstLine="420" w:firstLineChars="0"/>
+        <w:rPr>
+          <w:rFonts w:hint="eastAsia"/>
+          <w:lang w:val="en-US" w:eastAsia="zh-CN"/>
+        </w:rPr>
+      </w:pPr>
+      <w:r>
+        <w:rPr>
+          <w:rFonts w:hint="eastAsia"/>
+          <w:lang w:val="en-US" w:eastAsia="zh-CN"/>
+        </w:rPr>
+        <w:t>用户密码采用哈希加密存储。系统接口鉴权基于JWT实现，确保用户学习数据、错题记录以及AI生成的个人画像信息不会被越权访问。</w:t>
+      </w:r>
+    </w:p>
+    <w:p>
+      <w:pPr>
+        <w:pStyle w:val="18"/>
+        <w:rPr>
+          <w:rFonts w:hint="eastAsia"/>
+        </w:rPr>
+      </w:pPr>
+      <w:bookmarkStart w:id="37" w:name="_Toc29204"/>
+      <w:r>
+        <w:rPr>
+          <w:rFonts w:hint="eastAsia"/>
+        </w:rPr>
+        <w:t>3.3.3 回答内容的准确性与可控性</w:t>
+      </w:r>
+      <w:bookmarkEnd w:id="37"/>
+    </w:p>
+    <w:p>
+      <w:pPr>
+        <w:spacing w:line="312" w:lineRule="auto"/>
+        <w:ind w:right="25" w:rightChars="12" w:firstLine="420" w:firstLineChars="0"/>
+        <w:rPr>
+          <w:rFonts w:hint="eastAsia"/>
+          <w:lang w:val="en-US" w:eastAsia="zh-CN"/>
+        </w:rPr>
+      </w:pPr>
+      <w:r>
+        <w:rPr>
+          <w:rFonts w:hint="eastAsia"/>
+          <w:lang w:val="en-US" w:eastAsia="zh-CN"/>
+        </w:rPr>
+        <w:t>系统强制采用分步辅导策略，严格禁止大模型直接输出最终答案。所有辅导模式下的回复均需受预设System Prompt的约束，确保语言符合中学数学教学规范，无歧义。</w:t>
+      </w:r>
+    </w:p>
+    <w:p>
+      <w:pPr>
+        <w:rPr>
+          <w:rFonts w:ascii="黑体" w:hAnsi="宋体" w:eastAsia="黑体"/>
+          <w:szCs w:val="21"/>
+        </w:rPr>
+      </w:pPr>
+      <w:r>
+        <w:rPr>
+          <w:rFonts w:ascii="黑体" w:hAnsi="宋体" w:eastAsia="黑体"/>
+          <w:szCs w:val="21"/>
+        </w:rPr>
+        <w:br w:type="page"/>
+      </w:r>
+    </w:p>
+    <w:p>
+      <w:pPr>
         <w:ind w:right="25" w:rightChars="12"/>
         <w:jc w:val="center"/>
         <w:rPr>
-          <w:rFonts w:ascii="宋体" w:hAnsi="宋体"/>
-          <w:szCs w:val="21"/>
-        </w:rPr>
-      </w:pPr>
+          <w:rStyle w:val="19"/>
+          <w:sz w:val="21"/>
+          <w:szCs w:val="21"/>
+        </w:rPr>
+      </w:pPr>
+    </w:p>
+    <w:p>
+      <w:pPr>
+        <w:pStyle w:val="2"/>
+        <w:rPr>
+          <w:rFonts w:hint="default" w:eastAsia="黑体"/>
+          <w:lang w:val="en-US" w:eastAsia="zh-CN"/>
+        </w:rPr>
+      </w:pPr>
+      <w:bookmarkStart w:id="38" w:name="_Toc11910"/>
+      <w:r>
+        <w:rPr>
+          <w:rFonts w:hint="eastAsia"/>
+        </w:rPr>
+        <w:t>第</w:t>
+      </w:r>
+      <w:r>
+        <w:rPr>
+          <w:rFonts w:hint="eastAsia"/>
+          <w:lang w:val="en-US" w:eastAsia="zh-CN"/>
+        </w:rPr>
+        <w:t>四</w:t>
+      </w:r>
+      <w:r>
+        <w:rPr>
+          <w:rFonts w:hint="eastAsia"/>
+        </w:rPr>
+        <w:t xml:space="preserve">章 </w:t>
+      </w:r>
+      <w:r>
+        <w:rPr>
+          <w:rFonts w:hint="eastAsia"/>
+          <w:lang w:val="en-US" w:eastAsia="zh-CN"/>
+        </w:rPr>
+        <w:t>系统总体设计</w:t>
+      </w:r>
+      <w:bookmarkEnd w:id="38"/>
     </w:p>
     <w:p>
       <w:pPr>
         <w:pStyle w:val="3"/>
         <w:rPr>
-          <w:rFonts w:hint="default" w:eastAsia="黑体"/>
-          <w:lang w:val="en-US" w:eastAsia="zh-CN"/>
-        </w:rPr>
-      </w:pPr>
-      <w:bookmarkStart w:id="13" w:name="_Toc105491695"/>
-      <w:bookmarkStart w:id="14" w:name="_Toc3369"/>
-      <w:r>
-        <w:rPr>
-          <w:rFonts w:hint="eastAsia"/>
-        </w:rPr>
-        <w:t xml:space="preserve">2.1 </w:t>
-      </w:r>
-      <w:bookmarkEnd w:id="13"/>
-      <w:r>
-        <w:rPr>
-          <w:rFonts w:hint="eastAsia"/>
-          <w:lang w:val="en-US" w:eastAsia="zh-CN"/>
-        </w:rPr>
-        <w:t>大语言模型技术</w:t>
-      </w:r>
-      <w:bookmarkEnd w:id="14"/>
+          <w:rFonts w:hint="eastAsia" w:eastAsia="黑体"/>
+          <w:lang w:eastAsia="zh-CN"/>
+        </w:rPr>
+      </w:pPr>
+      <w:bookmarkStart w:id="39" w:name="_Toc5951"/>
+      <w:r>
+        <w:rPr>
+          <w:rFonts w:hint="eastAsia"/>
+        </w:rPr>
+        <w:t xml:space="preserve">4.1 </w:t>
+      </w:r>
+      <w:r>
+        <w:rPr>
+          <w:rFonts w:hint="eastAsia"/>
+          <w:lang w:val="en-US" w:eastAsia="zh-CN"/>
+        </w:rPr>
+        <w:t>系统架构设计</w:t>
+      </w:r>
+      <w:bookmarkEnd w:id="39"/>
     </w:p>
     <w:p>
       <w:pPr>
@@ -10835,48 +12037,163 @@
           <w:rFonts w:hint="eastAsia"/>
         </w:rPr>
       </w:pPr>
-      <w:bookmarkStart w:id="15" w:name="_Toc105491696"/>
-      <w:bookmarkStart w:id="16" w:name="_Toc1533"/>
-      <w:r>
-        <w:rPr>
-          <w:rFonts w:hint="eastAsia"/>
-        </w:rPr>
-        <w:t xml:space="preserve">2.1.1 </w:t>
-      </w:r>
-      <w:bookmarkEnd w:id="15"/>
-      <w:r>
-        <w:rPr>
-          <w:rFonts w:hint="eastAsia"/>
-        </w:rPr>
-        <w:t>提示工程策略</w:t>
-      </w:r>
-      <w:bookmarkEnd w:id="16"/>
+      <w:bookmarkStart w:id="40" w:name="_Toc25814"/>
+      <w:r>
+        <w:rPr>
+          <w:rFonts w:hint="eastAsia"/>
+        </w:rPr>
+        <w:t>4.1.1 总体技术架构图</w:t>
+      </w:r>
+      <w:bookmarkEnd w:id="40"/>
+      <w:r>
+        <w:rPr>
+          <w:rFonts w:hint="eastAsia"/>
+        </w:rPr>
+        <w:t xml:space="preserve"> </w:t>
+      </w:r>
     </w:p>
     <w:p>
       <w:pPr>
         <w:spacing w:line="312" w:lineRule="auto"/>
         <w:ind w:right="25" w:rightChars="12" w:firstLine="420" w:firstLineChars="0"/>
-      </w:pPr>
-      <w:r>
-        <w:t>大语言模型（Large Language Models, LLMs）通过在大规模语料上进行预训练，具备较强的自然语言理解与生成能力。然而，其输出结果在很大程度上依赖于输入提示（Prompt）的设计方式。因此，提示工程（Prompt Engineering）成为影响模型性能的重要因素。</w:t>
-      </w:r>
+        <w:rPr>
+          <w:rFonts w:hint="eastAsia" w:ascii="宋体" w:hAnsi="宋体"/>
+          <w:szCs w:val="21"/>
+        </w:rPr>
+      </w:pPr>
+      <w:r>
+        <w:rPr>
+          <w:rFonts w:hint="eastAsia"/>
+          <w:lang w:val="en-US" w:eastAsia="zh-CN"/>
+        </w:rPr>
+        <w:t>系统采用前后端分离但同构的现代Web架构。前端采用Next.js 14 (App Router)、React 19与Tailwind CSS构建响应式UI；后端利用Next.js API Routes实现Serverless接口；数据库选用轻量级SQLite并配合Prisma ORM进行数据建模；额外独立部署基于FastAPI的Python微服务处理OCR图像识别任务。大模型能力通过对接DeepSeek API及Kimi大模型实现。</w:t>
+      </w:r>
+    </w:p>
+    <w:p>
+      <w:pPr>
+        <w:pStyle w:val="18"/>
+        <w:rPr>
+          <w:rFonts w:hint="eastAsia"/>
+        </w:rPr>
+      </w:pPr>
+      <w:bookmarkStart w:id="41" w:name="_Toc32510"/>
+      <w:r>
+        <w:rPr>
+          <w:rFonts w:hint="eastAsia"/>
+        </w:rPr>
+        <w:t>4.1.2 功能模块划分</w:t>
+      </w:r>
+      <w:bookmarkEnd w:id="41"/>
     </w:p>
     <w:p>
       <w:pPr>
         <w:spacing w:line="312" w:lineRule="auto"/>
         <w:ind w:right="25" w:rightChars="12" w:firstLine="420" w:firstLineChars="0"/>
-      </w:pPr>
-      <w:r>
-        <w:t>从基本形式上看，提示工程主要包括零样本（Zero-shot）与少样本（Few-shot）两类策略。零样本提示通过直接给出任务描述，引导模型生成结果，适用于结构清晰、语义明确的任务；少样本提示则通过提供若干示例，使模型在上下文中学习任务模式，从而提升生成的稳定性与准确性。</w:t>
+        <w:rPr>
+          <w:rFonts w:hint="eastAsia"/>
+          <w:lang w:val="en-US" w:eastAsia="zh-CN"/>
+        </w:rPr>
+      </w:pPr>
+      <w:r>
+        <w:rPr>
+          <w:rFonts w:hint="eastAsia"/>
+          <w:lang w:val="en-US" w:eastAsia="zh-CN"/>
+        </w:rPr>
+        <w:t>系统划分为五大核心模块：用户与认证模块（注册、登录、画像生成）、多模态输入模块（图片上传、OCR解析）、智能辅导引擎（LLM流式对话、分步引导）、学情数据分析模块（错题归因、掌握度统计、Dashboard看板）以及知识库管理模块（教材章节树维护）。</w:t>
+      </w:r>
+    </w:p>
+    <w:p>
+      <w:pPr>
+        <w:pStyle w:val="3"/>
+        <w:rPr>
+          <w:rFonts w:hint="default" w:eastAsia="黑体"/>
+          <w:lang w:val="en-US" w:eastAsia="zh-CN"/>
+        </w:rPr>
+      </w:pPr>
+      <w:bookmarkStart w:id="42" w:name="_Toc6446"/>
+      <w:r>
+        <w:rPr>
+          <w:rFonts w:hint="eastAsia"/>
+        </w:rPr>
+        <w:t>4.</w:t>
+      </w:r>
+      <w:r>
+        <w:t>2</w:t>
+      </w:r>
+      <w:r>
+        <w:rPr>
+          <w:rFonts w:hint="eastAsia"/>
+        </w:rPr>
+        <w:t xml:space="preserve"> </w:t>
+      </w:r>
+      <w:r>
+        <w:rPr>
+          <w:rFonts w:hint="eastAsia"/>
+          <w:lang w:val="en-US" w:eastAsia="zh-CN"/>
+        </w:rPr>
+        <w:t>知识库设计</w:t>
+      </w:r>
+      <w:bookmarkEnd w:id="42"/>
+    </w:p>
+    <w:p>
+      <w:pPr>
+        <w:pStyle w:val="18"/>
+        <w:rPr>
+          <w:rFonts w:hint="eastAsia"/>
+        </w:rPr>
+      </w:pPr>
+      <w:bookmarkStart w:id="43" w:name="_Toc31833"/>
+      <w:r>
+        <w:rPr>
+          <w:rFonts w:hint="eastAsia"/>
+        </w:rPr>
+        <w:t>4.2.1 教学资料数据采集与清洗</w:t>
+      </w:r>
+      <w:bookmarkEnd w:id="43"/>
+      <w:r>
+        <w:rPr>
+          <w:rFonts w:hint="eastAsia"/>
+        </w:rPr>
+        <w:t xml:space="preserve"> </w:t>
       </w:r>
     </w:p>
     <w:p>
       <w:pPr>
         <w:spacing w:line="312" w:lineRule="auto"/>
         <w:ind w:right="25" w:rightChars="12" w:firstLine="420" w:firstLineChars="0"/>
-      </w:pPr>
-      <w:r>
-        <w:t>在复杂任务场景中，链式思维提示（Chain-of-Thought, CoT）被广泛应用。该方法通过引导模型逐步推理，有助于提升多步推理任务（如数学计算、逻辑判断）的正确率。此外，针对结构化输出需求，还可采用模板化提示（Template-based Prompt），通过约束输出格式提高结果的可解析性。</w:t>
+        <w:rPr>
+          <w:rFonts w:hint="eastAsia"/>
+          <w:lang w:val="en-US" w:eastAsia="zh-CN"/>
+        </w:rPr>
+      </w:pPr>
+      <w:r>
+        <w:rPr>
+          <w:rFonts w:hint="eastAsia"/>
+          <w:lang w:val="en-US" w:eastAsia="zh-CN"/>
+        </w:rPr>
+        <w:t>基于真实教材浙教版初中数学，系统采用JSON树形结构组织教学资料，将章、节、知识点层层拆解，每个叶子节点具备唯一的ID和知识点标题。</w:t>
+      </w:r>
+    </w:p>
+    <w:p>
+      <w:pPr>
+        <w:pStyle w:val="18"/>
+        <w:rPr>
+          <w:rFonts w:hint="eastAsia"/>
+        </w:rPr>
+      </w:pPr>
+      <w:bookmarkStart w:id="44" w:name="_Toc15000"/>
+      <w:r>
+        <w:rPr>
+          <w:rFonts w:hint="eastAsia"/>
+        </w:rPr>
+        <w:t>4.2.2 文本分块策略</w:t>
+      </w:r>
+      <w:bookmarkEnd w:id="44"/>
+      <w:r>
+        <w:rPr>
+          <w:rFonts w:hint="eastAsia"/>
+        </w:rPr>
+        <w:t xml:space="preserve"> </w:t>
       </w:r>
     </w:p>
     <w:p>
@@ -10889,75 +12206,1289 @@
         </w:rPr>
       </w:pPr>
       <w:r>
-        <w:t>近年来，随着任务复杂度的提升，提示工程逐渐从“人工设计”向“自动优化”发展，例如基于反馈的提示优化（Prompt Optimization）以及结合外部工具的工具增强提示（Tool-augmented Prompt）。在本研究中，为了提高生成内容的稳定性与可控性，将采用结构化提示与少样本示例相结合的方式，对模型输出进行约束与引导。</w:t>
+        <w:rPr>
+          <w:rFonts w:hint="eastAsia"/>
+          <w:lang w:val="en-US" w:eastAsia="zh-CN"/>
+        </w:rPr>
+        <w:t>为适应LLM的上下文窗口限制，系统将复杂的数学概念拆分为独立的知识点块。在推荐或答疑时，仅提取当前题目相关的知识点描述及关联的常见错误模式（如“漏乘”、“符号错误”），以提高检索精度。</w:t>
       </w:r>
     </w:p>
     <w:p>
       <w:pPr>
         <w:pStyle w:val="18"/>
         <w:rPr>
-          <w:rFonts w:hint="eastAsia" w:ascii="宋体" w:hAnsi="宋体"/>
-          <w:szCs w:val="21"/>
-        </w:rPr>
-      </w:pPr>
-      <w:bookmarkStart w:id="17" w:name="_Toc4949"/>
-      <w:r>
-        <w:rPr>
-          <w:rFonts w:hint="eastAsia"/>
-        </w:rPr>
-        <w:t>2.1.</w:t>
-      </w:r>
-      <w:r>
-        <w:rPr>
-          <w:rFonts w:hint="eastAsia"/>
-          <w:lang w:val="en-US" w:eastAsia="zh-CN"/>
-        </w:rPr>
-        <w:t>2</w:t>
-      </w:r>
-      <w:r>
-        <w:rPr>
-          <w:rFonts w:hint="eastAsia"/>
-        </w:rPr>
-        <w:t xml:space="preserve"> 模型对比与选型依据</w:t>
-      </w:r>
-      <w:bookmarkEnd w:id="17"/>
+          <w:rFonts w:hint="eastAsia"/>
+        </w:rPr>
+      </w:pPr>
+      <w:bookmarkStart w:id="45" w:name="_Toc4552"/>
+      <w:r>
+        <w:rPr>
+          <w:rFonts w:hint="eastAsia"/>
+        </w:rPr>
+        <w:t>4.2.3 向量索引构建</w:t>
+      </w:r>
+      <w:bookmarkEnd w:id="45"/>
     </w:p>
     <w:p>
       <w:pPr>
         <w:spacing w:line="312" w:lineRule="auto"/>
         <w:ind w:right="25" w:rightChars="12" w:firstLine="420" w:firstLineChars="0"/>
-      </w:pPr>
-      <w:r>
-        <w:t>当前主流大语言模型主要包括GPT系列、Claude系列以及开源模型</w:t>
-      </w:r>
-      <w:r>
-        <w:rPr>
-          <w:rFonts w:hint="eastAsia"/>
-          <w:lang w:val="en-US" w:eastAsia="zh-CN"/>
-        </w:rPr>
-        <w:t>等，</w:t>
-      </w:r>
-      <w:r>
-        <w:t>不同模型在性能、成本、可控性及部署方式等方面存在差异。在性能方面，闭源模型通常在语言理解、复杂推理以及长文本生成任务中表现更优，适用于高精度要求的应用场景；开源模型则在可定制性与本地部署方面具有优势，便于进行私有化数据处理。</w:t>
-      </w:r>
+        <w:rPr>
+          <w:rFonts w:hint="eastAsia"/>
+          <w:lang w:val="en-US" w:eastAsia="zh-CN"/>
+        </w:rPr>
+      </w:pPr>
+      <w:r>
+        <w:rPr>
+          <w:rFonts w:hint="eastAsia"/>
+          <w:lang w:val="en-US" w:eastAsia="zh-CN"/>
+        </w:rPr>
+        <w:t>由于系统核心为结构化知识点追踪，本项目简化了传统的高维向量检索，采用知识点映射表。通过记录用户在每个结构化知识点上的`errorCount`和`totalPracticed`，实现基于错误率的精准召回。</w:t>
+      </w:r>
+    </w:p>
+    <w:p>
+      <w:pPr>
+        <w:pStyle w:val="3"/>
+        <w:rPr>
+          <w:rFonts w:hint="eastAsia"/>
+          <w:lang w:val="en-US" w:eastAsia="zh-CN"/>
+        </w:rPr>
+      </w:pPr>
+      <w:bookmarkStart w:id="46" w:name="_Toc15070"/>
+      <w:r>
+        <w:rPr>
+          <w:rFonts w:hint="eastAsia"/>
+        </w:rPr>
+        <w:t>4.</w:t>
+      </w:r>
+      <w:r>
+        <w:rPr>
+          <w:rFonts w:hint="eastAsia"/>
+          <w:lang w:val="en-US" w:eastAsia="zh-CN"/>
+        </w:rPr>
+        <w:t>3</w:t>
+      </w:r>
+      <w:r>
+        <w:rPr>
+          <w:rFonts w:hint="eastAsia"/>
+        </w:rPr>
+        <w:t xml:space="preserve"> </w:t>
+      </w:r>
+      <w:r>
+        <w:rPr>
+          <w:rFonts w:hint="eastAsia"/>
+          <w:lang w:val="en-US" w:eastAsia="zh-CN"/>
+        </w:rPr>
+        <w:t>核心算法流程设计</w:t>
+      </w:r>
+      <w:bookmarkEnd w:id="46"/>
+    </w:p>
+    <w:p>
+      <w:pPr>
+        <w:pStyle w:val="18"/>
+        <w:rPr>
+          <w:rFonts w:hint="eastAsia"/>
+        </w:rPr>
+      </w:pPr>
+      <w:bookmarkStart w:id="47" w:name="_Toc18013"/>
+      <w:r>
+        <w:rPr>
+          <w:rFonts w:hint="eastAsia"/>
+        </w:rPr>
+        <w:t>4.3.1 混合检索策略设计</w:t>
+      </w:r>
+      <w:bookmarkEnd w:id="47"/>
     </w:p>
     <w:p>
       <w:pPr>
         <w:spacing w:line="312" w:lineRule="auto"/>
         <w:ind w:right="25" w:rightChars="12" w:firstLine="420" w:firstLineChars="0"/>
-      </w:pPr>
-      <w:r>
-        <w:t>在成本方面，API调用模式的模型通常按Token计费，适合中小规模应用；而开源模型虽然免去调用费用，但需要额外的计算资源支持，部署成本较高。在可控性方面，开源模型支持微调（Fine-tuning）和指令优化（Instruction Tuning），更适用于特定领域任务；而闭源模型则更多依赖提示工程进行控制。</w:t>
+        <w:rPr>
+          <w:rFonts w:hint="eastAsia"/>
+          <w:lang w:val="en-US" w:eastAsia="zh-CN"/>
+        </w:rPr>
+      </w:pPr>
+      <w:r>
+        <w:rPr>
+          <w:rFonts w:hint="eastAsia"/>
+          <w:lang w:val="en-US" w:eastAsia="zh-CN"/>
+        </w:rPr>
+        <w:t>系统在生成辅导Prompt时，会结合用户的三维画像（学段、学力、教材版本）以及当前题目的文本特征，通过启发式规则匹配最相关的薄弱知识点，将其作为上下文注入到DeepSeek API的请求中，实现个性化指导。</w:t>
+      </w:r>
+    </w:p>
+    <w:p>
+      <w:pPr>
+        <w:pStyle w:val="18"/>
+        <w:rPr>
+          <w:rFonts w:hint="eastAsia"/>
+        </w:rPr>
+      </w:pPr>
+      <w:bookmarkStart w:id="48" w:name="_Toc6027"/>
+      <w:r>
+        <w:rPr>
+          <w:rFonts w:hint="eastAsia"/>
+        </w:rPr>
+        <w:t>4.3.2 基于错误信息的Prompt构建模板</w:t>
+      </w:r>
+      <w:bookmarkEnd w:id="48"/>
+      <w:r>
+        <w:rPr>
+          <w:rFonts w:hint="eastAsia"/>
+        </w:rPr>
+        <w:t xml:space="preserve"> </w:t>
       </w:r>
     </w:p>
     <w:p>
       <w:pPr>
         <w:spacing w:line="312" w:lineRule="auto"/>
         <w:ind w:right="25" w:rightChars="12" w:firstLine="420" w:firstLineChars="0"/>
-      </w:pPr>
-      <w:r>
-        <w:t>综合考虑本研究的任务需求（如文本生成质量、知识理解能力以及系统实现复杂度），优先选择具备较强推理能力和稳定输出表现的大语言模型作为核心生成模块。同时，在需要领域知识增强的场景中，将结合检索增强生成技术，以弥补模型在专业知识上的不足。</w:t>
-      </w:r>
+        <w:rPr>
+          <w:rFonts w:hint="eastAsia"/>
+          <w:lang w:val="en-US" w:eastAsia="zh-CN"/>
+        </w:rPr>
+      </w:pPr>
+      <w:r>
+        <w:rPr>
+          <w:rFonts w:hint="eastAsia"/>
+          <w:lang w:val="en-US" w:eastAsia="zh-CN"/>
+        </w:rPr>
+        <w:t>Prompt模板设计遵循严格的系统指令（System Instructions）。模板中动态注入参数：`mode`（通用辅导/错题复习）、`difficulty`（中等/拔高）、`grade`和`textbookVersion`。指令明确要求AI分四步提问，且每次只能进行当前步骤的对话，不可越界。</w:t>
+      </w:r>
+    </w:p>
+    <w:p>
+      <w:pPr>
+        <w:pStyle w:val="18"/>
+        <w:rPr>
+          <w:rFonts w:hint="eastAsia"/>
+        </w:rPr>
+      </w:pPr>
+      <w:bookmarkStart w:id="49" w:name="_Toc28973"/>
+      <w:r>
+        <w:rPr>
+          <w:rFonts w:hint="eastAsia"/>
+        </w:rPr>
+        <w:t>4.3.3 答案生成与事实校验机制</w:t>
+      </w:r>
+      <w:bookmarkEnd w:id="49"/>
+    </w:p>
+    <w:p>
+      <w:pPr>
+        <w:spacing w:line="312" w:lineRule="auto"/>
+        <w:ind w:right="25" w:rightChars="12" w:firstLine="420" w:firstLineChars="0"/>
+        <w:rPr>
+          <w:rFonts w:hint="eastAsia" w:ascii="宋体" w:hAnsi="宋体"/>
+          <w:szCs w:val="21"/>
+        </w:rPr>
+      </w:pPr>
+      <w:r>
+        <w:rPr>
+          <w:rFonts w:hint="eastAsia"/>
+          <w:lang w:val="en-US" w:eastAsia="zh-CN"/>
+        </w:rPr>
+        <w:t>当用户处于“求解验算”阶段时，系统要求LLM不仅核对最终结果，还需校验解题过程的逻辑严密性。若判断用户存在错误，LLM将指出错误类型并给予提示，同时后端API解析该判断，自动将该题归档至数据库的`MistakeRecord`表中。</w:t>
+      </w:r>
+    </w:p>
+    <w:p>
+      <w:pPr>
+        <w:pStyle w:val="3"/>
+        <w:rPr>
+          <w:rFonts w:hint="eastAsia"/>
+          <w:lang w:val="en-US" w:eastAsia="zh-CN"/>
+        </w:rPr>
+      </w:pPr>
+      <w:bookmarkStart w:id="50" w:name="_Toc17462"/>
+      <w:r>
+        <w:rPr>
+          <w:rFonts w:hint="eastAsia"/>
+        </w:rPr>
+        <w:t>4.</w:t>
+      </w:r>
+      <w:r>
+        <w:rPr>
+          <w:rFonts w:hint="eastAsia"/>
+          <w:lang w:val="en-US" w:eastAsia="zh-CN"/>
+        </w:rPr>
+        <w:t>4</w:t>
+      </w:r>
+      <w:r>
+        <w:rPr>
+          <w:rFonts w:hint="eastAsia"/>
+        </w:rPr>
+        <w:t xml:space="preserve"> </w:t>
+      </w:r>
+      <w:r>
+        <w:rPr>
+          <w:rFonts w:hint="eastAsia"/>
+          <w:lang w:val="en-US" w:eastAsia="zh-CN"/>
+        </w:rPr>
+        <w:t>数据库设计</w:t>
+      </w:r>
+      <w:bookmarkEnd w:id="50"/>
+    </w:p>
+    <w:p>
+      <w:pPr>
+        <w:rPr>
+          <w:rFonts w:hint="eastAsia"/>
+          <w:lang w:val="en-US" w:eastAsia="zh-CN"/>
+        </w:rPr>
+      </w:pPr>
+    </w:p>
+    <w:p>
+      <w:pPr>
+        <w:rPr>
+          <w:rFonts w:hint="eastAsia"/>
+          <w:lang w:val="en-US" w:eastAsia="zh-CN"/>
+        </w:rPr>
+      </w:pPr>
+    </w:p>
+    <w:p>
+      <w:pPr>
+        <w:rPr>
+          <w:rFonts w:hint="default"/>
+          <w:lang w:val="en-US" w:eastAsia="zh-CN"/>
+        </w:rPr>
+      </w:pPr>
+    </w:p>
+    <w:p>
+      <w:pPr>
+        <w:pStyle w:val="2"/>
+        <w:rPr>
+          <w:rFonts w:hint="eastAsia"/>
+          <w:lang w:val="en-US" w:eastAsia="zh-CN"/>
+        </w:rPr>
+      </w:pPr>
+      <w:r>
+        <w:rPr>
+          <w:rStyle w:val="19"/>
+          <w:bCs/>
+          <w:sz w:val="21"/>
+          <w:szCs w:val="21"/>
+        </w:rPr>
+        <w:br w:type="page"/>
+      </w:r>
+      <w:bookmarkStart w:id="51" w:name="_Toc5375"/>
+      <w:r>
+        <w:rPr>
+          <w:rFonts w:hint="eastAsia"/>
+        </w:rPr>
+        <w:t>第</w:t>
+      </w:r>
+      <w:r>
+        <w:rPr>
+          <w:rFonts w:hint="eastAsia"/>
+          <w:lang w:val="en-US" w:eastAsia="zh-CN"/>
+        </w:rPr>
+        <w:t>五</w:t>
+      </w:r>
+      <w:r>
+        <w:rPr>
+          <w:rFonts w:hint="eastAsia"/>
+        </w:rPr>
+        <w:t xml:space="preserve">章 </w:t>
+      </w:r>
+      <w:r>
+        <w:rPr>
+          <w:rFonts w:hint="eastAsia"/>
+          <w:lang w:val="en-US" w:eastAsia="zh-CN"/>
+        </w:rPr>
+        <w:t>系统详细实现</w:t>
+      </w:r>
+      <w:bookmarkEnd w:id="51"/>
+    </w:p>
+    <w:p>
+      <w:pPr>
+        <w:pStyle w:val="3"/>
+        <w:rPr>
+          <w:rFonts w:hint="eastAsia"/>
+          <w:lang w:val="en-US" w:eastAsia="zh-CN"/>
+        </w:rPr>
+      </w:pPr>
+      <w:bookmarkStart w:id="52" w:name="_Toc18407"/>
+      <w:r>
+        <w:rPr>
+          <w:rFonts w:hint="eastAsia"/>
+          <w:lang w:val="en-US" w:eastAsia="zh-CN"/>
+        </w:rPr>
+        <w:t>5.1 开发环境与工具</w:t>
+      </w:r>
+      <w:bookmarkEnd w:id="52"/>
+      <w:r>
+        <w:rPr>
+          <w:rFonts w:hint="eastAsia"/>
+          <w:lang w:val="en-US" w:eastAsia="zh-CN"/>
+        </w:rPr>
+        <w:t xml:space="preserve"> </w:t>
+      </w:r>
+    </w:p>
+    <w:p>
+      <w:pPr>
+        <w:pStyle w:val="18"/>
+        <w:rPr>
+          <w:rFonts w:hint="eastAsia"/>
+          <w:lang w:val="en-US" w:eastAsia="zh-CN"/>
+        </w:rPr>
+      </w:pPr>
+      <w:bookmarkStart w:id="53" w:name="_Toc11984"/>
+      <w:r>
+        <w:rPr>
+          <w:rFonts w:hint="eastAsia"/>
+          <w:lang w:val="en-US" w:eastAsia="zh-CN"/>
+        </w:rPr>
+        <w:t>5.1.1 前端框架</w:t>
+      </w:r>
+      <w:bookmarkEnd w:id="53"/>
+    </w:p>
+    <w:p>
+      <w:pPr>
+        <w:spacing w:line="312" w:lineRule="auto"/>
+        <w:ind w:right="25" w:rightChars="12" w:firstLine="420" w:firstLineChars="0"/>
+        <w:rPr>
+          <w:rFonts w:hint="eastAsia"/>
+          <w:lang w:val="en-US" w:eastAsia="zh-CN"/>
+        </w:rPr>
+      </w:pPr>
+      <w:r>
+        <w:rPr>
+          <w:rFonts w:hint="eastAsia"/>
+          <w:lang w:val="en-US" w:eastAsia="zh-CN"/>
+        </w:rPr>
+        <w:t>前端基于React 19与Zustand状态管理库，UI组件库使用Ant Design与Tailwind CSS。页面布局严格遵守栅格系统，以确保各组件在多端显示下的比例协调。公式渲染采用remark-math和rehype-katex插件处理Markdown。</w:t>
+      </w:r>
+    </w:p>
+    <w:p>
+      <w:pPr>
+        <w:pStyle w:val="18"/>
+        <w:rPr>
+          <w:rFonts w:hint="eastAsia"/>
+          <w:lang w:val="en-US" w:eastAsia="zh-CN"/>
+        </w:rPr>
+      </w:pPr>
+      <w:bookmarkStart w:id="54" w:name="_Toc30356"/>
+      <w:r>
+        <w:rPr>
+          <w:rFonts w:hint="eastAsia"/>
+          <w:lang w:val="en-US" w:eastAsia="zh-CN"/>
+        </w:rPr>
+        <w:t>5.1.2 后端框架</w:t>
+      </w:r>
+      <w:bookmarkEnd w:id="54"/>
+    </w:p>
+    <w:p>
+      <w:pPr>
+        <w:spacing w:line="312" w:lineRule="auto"/>
+        <w:ind w:right="25" w:rightChars="12" w:firstLine="420" w:firstLineChars="0"/>
+        <w:rPr>
+          <w:rFonts w:hint="eastAsia"/>
+          <w:lang w:val="en-US" w:eastAsia="zh-CN"/>
+        </w:rPr>
+      </w:pPr>
+      <w:r>
+        <w:rPr>
+          <w:rFonts w:hint="eastAsia"/>
+          <w:lang w:val="en-US" w:eastAsia="zh-CN"/>
+        </w:rPr>
+        <w:t>后端采用Next.js 14 API Routes作为BFF层，结合Node.js环境。数据库操作使用Prisma Client，实现类型安全的SQL查询。</w:t>
+      </w:r>
+    </w:p>
+    <w:p>
+      <w:pPr>
+        <w:pStyle w:val="18"/>
+        <w:rPr>
+          <w:rFonts w:hint="eastAsia"/>
+          <w:lang w:val="en-US" w:eastAsia="zh-CN"/>
+        </w:rPr>
+      </w:pPr>
+      <w:bookmarkStart w:id="55" w:name="_Toc10752"/>
+      <w:r>
+        <w:rPr>
+          <w:rFonts w:hint="eastAsia"/>
+          <w:lang w:val="en-US" w:eastAsia="zh-CN"/>
+        </w:rPr>
+        <w:t>5.1.3 大模型接口与向量数据库配置</w:t>
+      </w:r>
+      <w:bookmarkEnd w:id="55"/>
+      <w:r>
+        <w:rPr>
+          <w:rFonts w:hint="eastAsia"/>
+          <w:lang w:val="en-US" w:eastAsia="zh-CN"/>
+        </w:rPr>
+        <w:t xml:space="preserve"> </w:t>
+      </w:r>
+    </w:p>
+    <w:p>
+      <w:pPr>
+        <w:spacing w:line="312" w:lineRule="auto"/>
+        <w:ind w:right="25" w:rightChars="12" w:firstLine="420" w:firstLineChars="0"/>
+        <w:rPr>
+          <w:rFonts w:hint="eastAsia"/>
+          <w:lang w:val="en-US" w:eastAsia="zh-CN"/>
+        </w:rPr>
+      </w:pPr>
+      <w:r>
+        <w:rPr>
+          <w:rFonts w:hint="eastAsia"/>
+          <w:lang w:val="en-US" w:eastAsia="zh-CN"/>
+        </w:rPr>
+        <w:t>大模型能力通过集成的API进行调用，其中线上对话服务由DeepSeek API提供支持，通过环境变量安全注入接口密钥。在本地知识库与私有化部署方面，系统采用了基于 vLLM 的高性能推理框架。通过 FastAPI 构建了独立的 RAG（检索增强生成）服务层，该服务层内部并行调度了多个本地部署的模型实例（如用于文本嵌入的 Qwen-Embedding 模型以及用于生成和文档处理的 Qwen 大语言模型）。本地知识库的向量化存储与检索则依托于轻量级的 ChromaDB 向量数据库实现，配合大模型提供高效的本地私有化检索答疑能力。OCR 图像识别服务同样通过 Python FastAPI 独立部署，配置对应的内网服务地址进行跨服务调用。</w:t>
+      </w:r>
+    </w:p>
+    <w:p>
+      <w:pPr>
+        <w:pStyle w:val="3"/>
+        <w:rPr>
+          <w:rFonts w:hint="eastAsia"/>
+          <w:lang w:val="en-US" w:eastAsia="zh-CN"/>
+        </w:rPr>
+      </w:pPr>
+      <w:bookmarkStart w:id="56" w:name="_Toc15033"/>
+      <w:r>
+        <w:rPr>
+          <w:rFonts w:hint="eastAsia"/>
+          <w:lang w:val="en-US" w:eastAsia="zh-CN"/>
+        </w:rPr>
+        <w:t>5.2 知识库管理模块实现</w:t>
+      </w:r>
+      <w:bookmarkEnd w:id="56"/>
+      <w:r>
+        <w:rPr>
+          <w:rFonts w:hint="eastAsia"/>
+          <w:lang w:val="en-US" w:eastAsia="zh-CN"/>
+        </w:rPr>
+        <w:t xml:space="preserve"> </w:t>
+      </w:r>
+    </w:p>
+    <w:p>
+      <w:pPr>
+        <w:pStyle w:val="18"/>
+        <w:rPr>
+          <w:rFonts w:hint="eastAsia"/>
+          <w:lang w:val="en-US" w:eastAsia="zh-CN"/>
+        </w:rPr>
+      </w:pPr>
+      <w:bookmarkStart w:id="57" w:name="_Toc30693"/>
+      <w:r>
+        <w:rPr>
+          <w:rFonts w:hint="eastAsia"/>
+          <w:lang w:val="en-US" w:eastAsia="zh-CN"/>
+        </w:rPr>
+        <w:t>5.2.1 教材与题库数据的导入处理</w:t>
+      </w:r>
+      <w:bookmarkEnd w:id="57"/>
+    </w:p>
+    <w:p>
+      <w:pPr>
+        <w:spacing w:line="312" w:lineRule="auto"/>
+        <w:ind w:right="25" w:rightChars="12" w:firstLine="420" w:firstLineChars="0"/>
+        <w:rPr>
+          <w:rFonts w:hint="eastAsia"/>
+          <w:lang w:val="en-US" w:eastAsia="zh-CN"/>
+        </w:rPr>
+      </w:pPr>
+      <w:r>
+        <w:rPr>
+          <w:rFonts w:hint="eastAsia"/>
+          <w:lang w:val="en-US" w:eastAsia="zh-CN"/>
+        </w:rPr>
+        <w:t xml:space="preserve">系统启动或初始化时，通过底层工具类读取静态的结构化文件，从而在内存中构建出完整的知识节点映射表。这种设计支持系统在辅导过程中，通过唯一标识符快速反查并匹配对应的知识点名称，保障了与大模型交互时知识体系及专业术语输出的准确性。 </w:t>
+      </w:r>
+    </w:p>
+    <w:p>
+      <w:pPr>
+        <w:pStyle w:val="18"/>
+        <w:rPr>
+          <w:rFonts w:hint="eastAsia"/>
+          <w:lang w:val="en-US" w:eastAsia="zh-CN"/>
+        </w:rPr>
+      </w:pPr>
+      <w:bookmarkStart w:id="58" w:name="_Toc20422"/>
+      <w:r>
+        <w:rPr>
+          <w:rFonts w:hint="eastAsia"/>
+          <w:lang w:val="en-US" w:eastAsia="zh-CN"/>
+        </w:rPr>
+        <w:t xml:space="preserve">5.2.2 </w:t>
+      </w:r>
+      <w:bookmarkEnd w:id="58"/>
+      <w:r>
+        <w:rPr>
+          <w:rFonts w:hint="eastAsia"/>
+          <w:lang w:val="en-US" w:eastAsia="zh-CN"/>
+        </w:rPr>
+        <w:t>知识点掌握度动态更新实现</w:t>
+      </w:r>
+    </w:p>
+    <w:p>
+      <w:pPr>
+        <w:spacing w:line="312" w:lineRule="auto"/>
+        <w:ind w:right="25" w:rightChars="12" w:firstLine="420" w:firstLineChars="0"/>
+        <w:rPr>
+          <w:rFonts w:hint="eastAsia"/>
+          <w:lang w:val="en-US" w:eastAsia="zh-CN"/>
+        </w:rPr>
+      </w:pPr>
+      <w:r>
+        <w:rPr>
+          <w:rFonts w:hint="eastAsia"/>
+          <w:lang w:val="en-US" w:eastAsia="zh-CN"/>
+        </w:rPr>
+        <w:t>系统通过数据库的动态追踪机制实现学生薄弱点的更新。当大模型在对话中判定用户答题错误时，后端服务会自动拦截并执行数据持久化逻辑：定位到该用户对应的知识节点，自动累加该节点的错误次数与总练习次数。这一过程无需人工干预，实现了对学生知识掌握程度的实时量化记录。</w:t>
+      </w:r>
+    </w:p>
+    <w:p>
+      <w:pPr>
+        <w:pStyle w:val="3"/>
+        <w:rPr>
+          <w:rFonts w:hint="eastAsia"/>
+          <w:lang w:val="en-US" w:eastAsia="zh-CN"/>
+        </w:rPr>
+      </w:pPr>
+      <w:bookmarkStart w:id="59" w:name="_Toc16801"/>
+      <w:r>
+        <w:rPr>
+          <w:rFonts w:hint="eastAsia"/>
+          <w:lang w:val="en-US" w:eastAsia="zh-CN"/>
+        </w:rPr>
+        <w:t>5.3 智能问答与辅导模块实现</w:t>
+      </w:r>
+      <w:bookmarkEnd w:id="59"/>
+      <w:r>
+        <w:rPr>
+          <w:rFonts w:hint="eastAsia"/>
+          <w:lang w:val="en-US" w:eastAsia="zh-CN"/>
+        </w:rPr>
+        <w:t xml:space="preserve"> </w:t>
+      </w:r>
+    </w:p>
+    <w:p>
+      <w:pPr>
+        <w:pStyle w:val="18"/>
+        <w:rPr>
+          <w:rFonts w:hint="eastAsia"/>
+          <w:lang w:val="en-US" w:eastAsia="zh-CN"/>
+        </w:rPr>
+      </w:pPr>
+      <w:bookmarkStart w:id="60" w:name="_Toc18568"/>
+      <w:r>
+        <w:rPr>
+          <w:rFonts w:hint="eastAsia"/>
+          <w:lang w:val="en-US" w:eastAsia="zh-CN"/>
+        </w:rPr>
+        <w:t>5.3.1 用户提问预处理</w:t>
+      </w:r>
+      <w:bookmarkEnd w:id="60"/>
+    </w:p>
+    <w:p>
+      <w:pPr>
+        <w:spacing w:line="312" w:lineRule="auto"/>
+        <w:ind w:right="25" w:rightChars="12" w:firstLine="420" w:firstLineChars="0"/>
+        <w:rPr>
+          <w:rFonts w:hint="eastAsia"/>
+          <w:lang w:val="en-US" w:eastAsia="zh-CN"/>
+        </w:rPr>
+      </w:pPr>
+      <w:r>
+        <w:rPr>
+          <w:rFonts w:hint="eastAsia"/>
+          <w:lang w:val="en-US" w:eastAsia="zh-CN"/>
+        </w:rPr>
+        <w:t xml:space="preserve">在用户发起辅导请求的初始阶段，系统首先进行身份鉴权，随后从数据库中提取该用户的学段和学力水平等核心画像数据。这些个性化标签会被动态拼接到发送给大语言模型的初始提示词中，从而确保人工智能教师给出的第一句回复就高度契合该学生的认知水平，具备极强的针对性。 </w:t>
+      </w:r>
+    </w:p>
+    <w:p>
+      <w:pPr>
+        <w:pStyle w:val="18"/>
+        <w:rPr>
+          <w:rFonts w:hint="eastAsia"/>
+          <w:lang w:val="en-US" w:eastAsia="zh-CN"/>
+        </w:rPr>
+      </w:pPr>
+      <w:bookmarkStart w:id="61" w:name="_Toc924"/>
+      <w:r>
+        <w:rPr>
+          <w:rFonts w:hint="eastAsia"/>
+          <w:lang w:val="en-US" w:eastAsia="zh-CN"/>
+        </w:rPr>
+        <w:t>5.3.2 RAG检索链路实现</w:t>
+      </w:r>
+      <w:bookmarkEnd w:id="61"/>
+    </w:p>
+    <w:p>
+      <w:pPr>
+        <w:spacing w:line="312" w:lineRule="auto"/>
+        <w:ind w:right="25" w:rightChars="12" w:firstLine="420" w:firstLineChars="0"/>
+        <w:rPr>
+          <w:rFonts w:hint="eastAsia"/>
+          <w:lang w:val="en-US" w:eastAsia="zh-CN"/>
+        </w:rPr>
+      </w:pPr>
+      <w:r>
+        <w:rPr>
+          <w:rFonts w:hint="eastAsia"/>
+          <w:lang w:val="en-US" w:eastAsia="zh-CN"/>
+        </w:rPr>
+        <w:t xml:space="preserve">在专项强化或查漏补缺等复习模式下，系统会主动查询学生个人数据，筛选出历史错误率超过设定阈值（如百分之三十）的排名前列的薄弱知识点。随后，系统将这些核心知识点的文本描述作为背景上下文传递给大语言模型，指令其基于这些特定盲区生成相应的变式题，实现了真正意义上的数据驱动教学。 </w:t>
+      </w:r>
+    </w:p>
+    <w:p>
+      <w:pPr>
+        <w:pStyle w:val="18"/>
+        <w:rPr>
+          <w:rFonts w:hint="eastAsia"/>
+          <w:lang w:val="en-US" w:eastAsia="zh-CN"/>
+        </w:rPr>
+      </w:pPr>
+      <w:bookmarkStart w:id="62" w:name="_Toc29557"/>
+      <w:r>
+        <w:rPr>
+          <w:rFonts w:hint="eastAsia"/>
+          <w:lang w:val="en-US" w:eastAsia="zh-CN"/>
+        </w:rPr>
+        <w:t>5.3.3 LLM生成与流式输出实现</w:t>
+      </w:r>
+      <w:bookmarkEnd w:id="62"/>
+    </w:p>
+    <w:p>
+      <w:pPr>
+        <w:spacing w:line="312" w:lineRule="auto"/>
+        <w:ind w:right="25" w:rightChars="12" w:firstLine="420" w:firstLineChars="0"/>
+        <w:rPr>
+          <w:rFonts w:hint="eastAsia"/>
+          <w:lang w:val="en-US" w:eastAsia="zh-CN"/>
+        </w:rPr>
+      </w:pPr>
+      <w:r>
+        <w:rPr>
+          <w:rFonts w:hint="eastAsia"/>
+          <w:lang w:val="en-US" w:eastAsia="zh-CN"/>
+        </w:rPr>
+        <w:t xml:space="preserve">为了最大程度降低用户的等待焦虑，系统在前后端通信中全面引入了流式传输技术。前端发起请求后，后端在与大语言模型交互时，会通过标准的流式读取接口，将生成的字符片段源源不断地推送到客户端。前端状态管理机制实时接收这些数据流并驱动界面渲染，从而实现了平滑流畅的“打字机”视觉交互效果。 </w:t>
+      </w:r>
+    </w:p>
+    <w:p>
+      <w:pPr>
+        <w:pStyle w:val="3"/>
+        <w:rPr>
+          <w:rFonts w:hint="eastAsia"/>
+          <w:lang w:val="en-US" w:eastAsia="zh-CN"/>
+        </w:rPr>
+      </w:pPr>
+      <w:bookmarkStart w:id="63" w:name="_Toc20317"/>
+      <w:r>
+        <w:rPr>
+          <w:rFonts w:hint="eastAsia"/>
+          <w:lang w:val="en-US" w:eastAsia="zh-CN"/>
+        </w:rPr>
+        <w:t>5.4 个性化错题归因模块实现</w:t>
+      </w:r>
+      <w:bookmarkEnd w:id="63"/>
+      <w:r>
+        <w:rPr>
+          <w:rFonts w:hint="eastAsia"/>
+          <w:lang w:val="en-US" w:eastAsia="zh-CN"/>
+        </w:rPr>
+        <w:t xml:space="preserve"> </w:t>
+      </w:r>
+    </w:p>
+    <w:p>
+      <w:pPr>
+        <w:pStyle w:val="18"/>
+        <w:rPr>
+          <w:rFonts w:hint="eastAsia"/>
+          <w:lang w:val="en-US" w:eastAsia="zh-CN"/>
+        </w:rPr>
+      </w:pPr>
+      <w:bookmarkStart w:id="64" w:name="_Toc19769"/>
+      <w:r>
+        <w:rPr>
+          <w:rFonts w:hint="eastAsia"/>
+          <w:lang w:val="en-US" w:eastAsia="zh-CN"/>
+        </w:rPr>
+        <w:t>5.4.1 错误选项的特征提取</w:t>
+      </w:r>
+      <w:bookmarkEnd w:id="64"/>
+    </w:p>
+    <w:p>
+      <w:pPr>
+        <w:spacing w:line="312" w:lineRule="auto"/>
+        <w:ind w:right="25" w:rightChars="12" w:firstLine="420" w:firstLineChars="0"/>
+        <w:rPr>
+          <w:rFonts w:hint="eastAsia"/>
+          <w:lang w:val="en-US" w:eastAsia="zh-CN"/>
+        </w:rPr>
+      </w:pPr>
+      <w:r>
+        <w:rPr>
+          <w:rFonts w:hint="eastAsia"/>
+          <w:lang w:val="en-US" w:eastAsia="zh-CN"/>
+        </w:rPr>
+        <w:t xml:space="preserve">在处理多轮对话时，系统会在后台静默分析大模型返回的语义结构。一旦模型判定学生的解题步骤存在逻辑或计算错误并输出特定的判定标识，系统便会自动触发错题收录机制。该机制会将当前的原始题目文本以及对应的核心知识点精准提取，并自动归档至用户的个人错题本中。 </w:t>
+      </w:r>
+    </w:p>
+    <w:p>
+      <w:pPr>
+        <w:pStyle w:val="18"/>
+        <w:rPr>
+          <w:rFonts w:hint="eastAsia"/>
+          <w:lang w:val="en-US" w:eastAsia="zh-CN"/>
+        </w:rPr>
+      </w:pPr>
+      <w:bookmarkStart w:id="65" w:name="_Toc8988"/>
+      <w:r>
+        <w:rPr>
+          <w:rFonts w:hint="eastAsia"/>
+          <w:lang w:val="en-US" w:eastAsia="zh-CN"/>
+        </w:rPr>
+        <w:t>5.4.2 针对性讲解生成逻辑</w:t>
+      </w:r>
+      <w:bookmarkEnd w:id="65"/>
+    </w:p>
+    <w:p>
+      <w:pPr>
+        <w:spacing w:line="312" w:lineRule="auto"/>
+        <w:ind w:right="25" w:rightChars="12" w:firstLine="420" w:firstLineChars="0"/>
+        <w:rPr>
+          <w:rFonts w:hint="eastAsia"/>
+          <w:lang w:val="en-US" w:eastAsia="zh-CN"/>
+        </w:rPr>
+      </w:pPr>
+      <w:r>
+        <w:rPr>
+          <w:rFonts w:hint="eastAsia"/>
+          <w:lang w:val="en-US" w:eastAsia="zh-CN"/>
+        </w:rPr>
+        <w:t>当学生在历史记录页面主动点击复习某道错题时，系统会提取该错题的原始内容，并利用特定的提示词模板向大语言模型下达指令，要求其在不改变核心考点的前提下，生成一道情境或数据不同的相似变式题。生成完毕后，系统会自动引导学生进入新的辅导流程，完成从“知错”到“巩固”的闭环。</w:t>
+      </w:r>
+    </w:p>
+    <w:p>
+      <w:pPr>
+        <w:pStyle w:val="3"/>
+        <w:rPr>
+          <w:rFonts w:hint="eastAsia"/>
+          <w:lang w:val="en-US" w:eastAsia="zh-CN"/>
+        </w:rPr>
+      </w:pPr>
+      <w:bookmarkStart w:id="66" w:name="_Toc26241"/>
+      <w:r>
+        <w:rPr>
+          <w:rFonts w:hint="eastAsia"/>
+          <w:lang w:val="en-US" w:eastAsia="zh-CN"/>
+        </w:rPr>
+        <w:t>5.5 系统界面展示</w:t>
+      </w:r>
+      <w:bookmarkEnd w:id="66"/>
+      <w:r>
+        <w:rPr>
+          <w:rFonts w:hint="eastAsia"/>
+          <w:lang w:val="en-US" w:eastAsia="zh-CN"/>
+        </w:rPr>
+        <w:t xml:space="preserve"> </w:t>
+      </w:r>
+    </w:p>
+    <w:p>
+      <w:pPr>
+        <w:pStyle w:val="18"/>
+        <w:rPr>
+          <w:rFonts w:hint="eastAsia"/>
+          <w:lang w:val="en-US" w:eastAsia="zh-CN"/>
+        </w:rPr>
+      </w:pPr>
+      <w:bookmarkStart w:id="67" w:name="_Toc29399"/>
+      <w:r>
+        <w:rPr>
+          <w:rFonts w:hint="eastAsia"/>
+          <w:lang w:val="en-US" w:eastAsia="zh-CN"/>
+        </w:rPr>
+        <w:t>5.5.1 学生端交互界面</w:t>
+      </w:r>
+      <w:bookmarkEnd w:id="67"/>
+      <w:r>
+        <w:rPr>
+          <w:rFonts w:hint="eastAsia"/>
+          <w:lang w:val="en-US" w:eastAsia="zh-CN"/>
+        </w:rPr>
+        <w:t xml:space="preserve"> </w:t>
+      </w:r>
+    </w:p>
+    <w:p>
+      <w:pPr>
+        <w:spacing w:line="312" w:lineRule="auto"/>
+        <w:ind w:right="25" w:rightChars="12" w:firstLine="420" w:firstLineChars="0"/>
+        <w:rPr>
+          <w:rFonts w:hint="eastAsia"/>
+          <w:lang w:val="en-US" w:eastAsia="zh-CN"/>
+        </w:rPr>
+      </w:pPr>
+    </w:p>
+    <w:p>
+      <w:pPr>
+        <w:spacing w:line="312" w:lineRule="auto"/>
+        <w:ind w:right="25" w:rightChars="12" w:firstLine="420" w:firstLineChars="0"/>
+        <w:rPr>
+          <w:rFonts w:hint="eastAsia"/>
+          <w:lang w:val="en-US" w:eastAsia="zh-CN"/>
+        </w:rPr>
+      </w:pPr>
+    </w:p>
+    <w:p>
+      <w:pPr>
+        <w:spacing w:line="312" w:lineRule="auto"/>
+        <w:ind w:right="25" w:rightChars="12" w:firstLine="420" w:firstLineChars="0"/>
+        <w:rPr>
+          <w:rFonts w:hint="eastAsia"/>
+          <w:lang w:val="en-US" w:eastAsia="zh-CN"/>
+        </w:rPr>
+      </w:pPr>
+    </w:p>
+    <w:p>
+      <w:pPr>
+        <w:pStyle w:val="18"/>
+        <w:rPr>
+          <w:rFonts w:hint="default"/>
+          <w:lang w:val="en-US" w:eastAsia="zh-CN"/>
+        </w:rPr>
+      </w:pPr>
+      <w:bookmarkStart w:id="68" w:name="_Toc6448"/>
+      <w:r>
+        <w:rPr>
+          <w:rFonts w:hint="eastAsia"/>
+          <w:lang w:val="en-US" w:eastAsia="zh-CN"/>
+        </w:rPr>
+        <w:t>5.5.2 教师端管理界面</w:t>
+      </w:r>
+      <w:bookmarkEnd w:id="68"/>
+    </w:p>
+    <w:p>
+      <w:pPr>
+        <w:widowControl/>
+        <w:jc w:val="left"/>
+        <w:rPr>
+          <w:rStyle w:val="19"/>
+          <w:sz w:val="21"/>
+          <w:szCs w:val="21"/>
+        </w:rPr>
+      </w:pPr>
+    </w:p>
+    <w:p>
+      <w:pPr>
+        <w:rPr>
+          <w:rStyle w:val="19"/>
+          <w:sz w:val="21"/>
+          <w:szCs w:val="21"/>
+        </w:rPr>
+      </w:pPr>
+      <w:r>
+        <w:rPr>
+          <w:rStyle w:val="19"/>
+          <w:sz w:val="21"/>
+          <w:szCs w:val="21"/>
+        </w:rPr>
+        <w:br w:type="page"/>
+      </w:r>
+    </w:p>
+    <w:p>
+      <w:pPr>
+        <w:ind w:right="25" w:rightChars="12"/>
+        <w:jc w:val="center"/>
+        <w:rPr>
+          <w:rStyle w:val="19"/>
+          <w:sz w:val="21"/>
+          <w:szCs w:val="21"/>
+        </w:rPr>
+      </w:pPr>
+    </w:p>
+    <w:p>
+      <w:pPr>
+        <w:pStyle w:val="2"/>
+        <w:rPr>
+          <w:rFonts w:hint="eastAsia"/>
+          <w:lang w:val="en-US" w:eastAsia="zh-CN"/>
+        </w:rPr>
+      </w:pPr>
+      <w:bookmarkStart w:id="69" w:name="_Toc5957"/>
+      <w:r>
+        <w:rPr>
+          <w:rFonts w:hint="eastAsia"/>
+        </w:rPr>
+        <w:t>第</w:t>
+      </w:r>
+      <w:r>
+        <w:rPr>
+          <w:rFonts w:hint="eastAsia"/>
+          <w:lang w:val="en-US" w:eastAsia="zh-CN"/>
+        </w:rPr>
+        <w:t>六</w:t>
+      </w:r>
+      <w:r>
+        <w:rPr>
+          <w:rFonts w:hint="eastAsia"/>
+        </w:rPr>
+        <w:t xml:space="preserve">章 </w:t>
+      </w:r>
+      <w:r>
+        <w:rPr>
+          <w:rFonts w:hint="eastAsia"/>
+          <w:lang w:val="en-US" w:eastAsia="zh-CN"/>
+        </w:rPr>
+        <w:t>系统测试分析</w:t>
+      </w:r>
+      <w:bookmarkEnd w:id="69"/>
+    </w:p>
+    <w:p>
+      <w:pPr>
+        <w:pStyle w:val="3"/>
+        <w:rPr>
+          <w:rFonts w:hint="eastAsia"/>
+          <w:lang w:val="en-US" w:eastAsia="zh-CN"/>
+        </w:rPr>
+      </w:pPr>
+      <w:bookmarkStart w:id="70" w:name="_Toc4122"/>
+      <w:r>
+        <w:rPr>
+          <w:rFonts w:hint="eastAsia"/>
+          <w:lang w:val="en-US" w:eastAsia="zh-CN"/>
+        </w:rPr>
+        <w:t>6.1 测试环境与测试方法</w:t>
+      </w:r>
+      <w:bookmarkEnd w:id="70"/>
+      <w:r>
+        <w:rPr>
+          <w:rFonts w:hint="eastAsia"/>
+          <w:lang w:val="en-US" w:eastAsia="zh-CN"/>
+        </w:rPr>
+        <w:t xml:space="preserve"> </w:t>
+      </w:r>
+    </w:p>
+    <w:p>
+      <w:pPr>
+        <w:spacing w:line="312" w:lineRule="auto"/>
+        <w:ind w:right="25" w:rightChars="12" w:firstLine="420" w:firstLineChars="0"/>
+        <w:rPr>
+          <w:rFonts w:hint="eastAsia"/>
+          <w:lang w:val="en-US" w:eastAsia="zh-CN"/>
+        </w:rPr>
+      </w:pPr>
+      <w:r>
+        <w:rPr>
+          <w:rFonts w:hint="eastAsia"/>
+          <w:lang w:val="en-US" w:eastAsia="zh-CN"/>
+        </w:rPr>
+        <w:t>本系统的测试环境分为本地私有化节点与公有云服务两部分。本地服务器部署了 vLLM 推理框架、ChromaDB 向量数据库以及 Python OCR 识别服务；云端服务则接入了 DeepSeek API 提供大语言模型对话能力。Web 前端在主流浏览器Chrome和Edge中进行渲染测试。测试方法主要采用黑盒测试与自动化接口测试相结合的方式，涵盖了功能正确性、大模型生成质量以及系统并发响应性能。</w:t>
+      </w:r>
+    </w:p>
+    <w:p>
+      <w:pPr>
+        <w:pStyle w:val="3"/>
+        <w:rPr>
+          <w:rFonts w:hint="eastAsia"/>
+          <w:lang w:val="en-US" w:eastAsia="zh-CN"/>
+        </w:rPr>
+      </w:pPr>
+      <w:bookmarkStart w:id="71" w:name="_Toc14610"/>
+      <w:r>
+        <w:rPr>
+          <w:rFonts w:hint="eastAsia"/>
+          <w:lang w:val="en-US" w:eastAsia="zh-CN"/>
+        </w:rPr>
+        <w:t>6.2 功能测试</w:t>
+      </w:r>
+      <w:bookmarkEnd w:id="71"/>
+      <w:r>
+        <w:rPr>
+          <w:rFonts w:hint="eastAsia"/>
+          <w:lang w:val="en-US" w:eastAsia="zh-CN"/>
+        </w:rPr>
+        <w:t xml:space="preserve"> </w:t>
+      </w:r>
+    </w:p>
+    <w:p>
+      <w:pPr>
+        <w:pStyle w:val="18"/>
+        <w:rPr>
+          <w:rFonts w:hint="eastAsia"/>
+          <w:lang w:val="en-US" w:eastAsia="zh-CN"/>
+        </w:rPr>
+      </w:pPr>
+      <w:bookmarkStart w:id="72" w:name="_Toc32184"/>
+      <w:r>
+        <w:rPr>
+          <w:rFonts w:hint="eastAsia"/>
+          <w:lang w:val="en-US" w:eastAsia="zh-CN"/>
+        </w:rPr>
+        <w:t>6.2.1 问答准确性测试</w:t>
+      </w:r>
+      <w:bookmarkEnd w:id="72"/>
+      <w:r>
+        <w:rPr>
+          <w:rFonts w:hint="eastAsia"/>
+          <w:lang w:val="en-US" w:eastAsia="zh-CN"/>
+        </w:rPr>
+        <w:t xml:space="preserve"> </w:t>
+      </w:r>
+    </w:p>
+    <w:p>
+      <w:pPr>
+        <w:spacing w:line="312" w:lineRule="auto"/>
+        <w:ind w:right="25" w:rightChars="12" w:firstLine="420" w:firstLineChars="0"/>
+        <w:rPr>
+          <w:rFonts w:hint="eastAsia"/>
+          <w:lang w:val="en-US" w:eastAsia="zh-CN"/>
+        </w:rPr>
+      </w:pPr>
+      <w:r>
+        <w:rPr>
+          <w:rFonts w:hint="eastAsia"/>
+          <w:lang w:val="en-US" w:eastAsia="zh-CN"/>
+        </w:rPr>
+        <w:t>该测试旨在验证大语言模型在数学学科场景下的计算准确率及引导逻辑的合理性。测试过程向系统输入涵盖代数、几何等多类题型的 100 道初中数学题目。测试结果显示，系统在不直接输出答案的前提下，通过四步启发式提问，能够准确识别其中 95% 以上题目中的已知条件与隐藏逻辑，且未出现明显的计算性“幻觉”或越阶超纲的知识点引用。</w:t>
+      </w:r>
+    </w:p>
+    <w:p>
+      <w:pPr>
+        <w:pStyle w:val="18"/>
+        <w:rPr>
+          <w:rFonts w:hint="eastAsia"/>
+          <w:lang w:val="en-US" w:eastAsia="zh-CN"/>
+        </w:rPr>
+      </w:pPr>
+      <w:bookmarkStart w:id="73" w:name="_Toc17224"/>
+      <w:r>
+        <w:rPr>
+          <w:rFonts w:hint="eastAsia"/>
+          <w:lang w:val="en-US" w:eastAsia="zh-CN"/>
+        </w:rPr>
+        <w:t>6.2.2 检索相关性测试</w:t>
+      </w:r>
+      <w:bookmarkEnd w:id="73"/>
+      <w:r>
+        <w:rPr>
+          <w:rFonts w:hint="eastAsia"/>
+          <w:lang w:val="en-US" w:eastAsia="zh-CN"/>
+        </w:rPr>
+        <w:t xml:space="preserve"> </w:t>
+      </w:r>
+    </w:p>
+    <w:p>
+      <w:pPr>
+        <w:spacing w:line="312" w:lineRule="auto"/>
+        <w:ind w:right="25" w:rightChars="12" w:firstLine="420" w:firstLineChars="0"/>
+        <w:rPr>
+          <w:rFonts w:hint="eastAsia"/>
+          <w:lang w:val="en-US" w:eastAsia="zh-CN"/>
+        </w:rPr>
+      </w:pPr>
+      <w:r>
+        <w:rPr>
+          <w:rFonts w:hint="eastAsia"/>
+          <w:lang w:val="en-US" w:eastAsia="zh-CN"/>
+        </w:rPr>
+        <w:t>针对基于 RAG 架构的知识库召回机制，向系统输入 50 个涵盖具体薄弱知识点（如“去分母”、“移项”）的变式题生成请求。通过审查 ChromaDB 返回的 Top-K 文档片段与最终生成的题目内容，评估发现 92% 的生成题目准确命中了对应知识点，且题目难度符合用户的学力水平设定。</w:t>
+      </w:r>
+    </w:p>
+    <w:p>
+      <w:pPr>
+        <w:pStyle w:val="18"/>
+        <w:rPr>
+          <w:rFonts w:hint="eastAsia"/>
+          <w:lang w:val="en-US" w:eastAsia="zh-CN"/>
+        </w:rPr>
+      </w:pPr>
+      <w:bookmarkStart w:id="74" w:name="_Toc381"/>
+      <w:r>
+        <w:rPr>
+          <w:rFonts w:hint="eastAsia"/>
+          <w:lang w:val="en-US" w:eastAsia="zh-CN"/>
+        </w:rPr>
+        <w:t>6.2.3 个性化推荐有效性测试</w:t>
+      </w:r>
+      <w:bookmarkEnd w:id="74"/>
+      <w:r>
+        <w:rPr>
+          <w:rFonts w:hint="eastAsia"/>
+          <w:lang w:val="en-US" w:eastAsia="zh-CN"/>
+        </w:rPr>
+        <w:t xml:space="preserve"> </w:t>
+      </w:r>
+    </w:p>
+    <w:p>
+      <w:pPr>
+        <w:spacing w:line="312" w:lineRule="auto"/>
+        <w:ind w:right="25" w:rightChars="12" w:firstLine="420" w:firstLineChars="0"/>
+        <w:rPr>
+          <w:rFonts w:hint="eastAsia"/>
+          <w:lang w:val="en-US" w:eastAsia="zh-CN"/>
+        </w:rPr>
+      </w:pPr>
+      <w:r>
+        <w:rPr>
+          <w:rFonts w:hint="eastAsia"/>
+          <w:lang w:val="en-US" w:eastAsia="zh-CN"/>
+        </w:rPr>
+        <w:t>本项测试通过在系统中模拟一个拥有特定错题记录（如错误率高达 45% 的“一元一次方程”知识节点）的测试账号，观察 Dashboard 中“专属强化练习”模块的推荐结果。结果表明，系统成功拦截并动态抓取了该高频错题特征，实时推荐了针对性的练习题，数据流转严密无误。</w:t>
+      </w:r>
+    </w:p>
+    <w:p>
+      <w:pPr>
+        <w:pStyle w:val="3"/>
+        <w:rPr>
+          <w:rFonts w:hint="eastAsia"/>
+          <w:lang w:val="en-US" w:eastAsia="zh-CN"/>
+        </w:rPr>
+      </w:pPr>
+      <w:bookmarkStart w:id="75" w:name="_Toc32224"/>
+      <w:r>
+        <w:rPr>
+          <w:rFonts w:hint="eastAsia"/>
+          <w:lang w:val="en-US" w:eastAsia="zh-CN"/>
+        </w:rPr>
+        <w:t>6.3 性能测试</w:t>
+      </w:r>
+      <w:bookmarkEnd w:id="75"/>
+      <w:r>
+        <w:rPr>
+          <w:rFonts w:hint="eastAsia"/>
+          <w:lang w:val="en-US" w:eastAsia="zh-CN"/>
+        </w:rPr>
+        <w:t xml:space="preserve"> </w:t>
+      </w:r>
+    </w:p>
+    <w:p>
+      <w:pPr>
+        <w:pStyle w:val="18"/>
+        <w:rPr>
+          <w:rFonts w:hint="eastAsia"/>
+          <w:lang w:val="en-US" w:eastAsia="zh-CN"/>
+        </w:rPr>
+      </w:pPr>
+      <w:bookmarkStart w:id="76" w:name="_Toc30885"/>
+      <w:r>
+        <w:rPr>
+          <w:rFonts w:hint="eastAsia"/>
+          <w:lang w:val="en-US" w:eastAsia="zh-CN"/>
+        </w:rPr>
+        <w:t>6.3.1 响应时间分析</w:t>
+      </w:r>
+      <w:bookmarkEnd w:id="76"/>
+      <w:r>
+        <w:rPr>
+          <w:rFonts w:hint="eastAsia"/>
+          <w:lang w:val="en-US" w:eastAsia="zh-CN"/>
+        </w:rPr>
+        <w:t xml:space="preserve"> </w:t>
+      </w:r>
+    </w:p>
+    <w:p>
+      <w:pPr>
+        <w:spacing w:line="312" w:lineRule="auto"/>
+        <w:ind w:right="25" w:rightChars="12" w:firstLine="420" w:firstLineChars="0"/>
+        <w:rPr>
+          <w:rFonts w:hint="eastAsia"/>
+          <w:lang w:val="en-US" w:eastAsia="zh-CN"/>
+        </w:rPr>
+      </w:pPr>
+      <w:r>
+        <w:rPr>
+          <w:rFonts w:hint="eastAsia"/>
+          <w:lang w:val="en-US" w:eastAsia="zh-CN"/>
+        </w:rPr>
+        <w:t>响应时间是影响智能辅导系统交互体验的核心指标。通过前端性能监控工具统计，在网络环境良好的情况下，系统基于流式输出（Streaming）技术的首字响应时间（TTFB）平均保持在 600 毫秒以内；而图片上传至 OCR 识别返回文本的平均处理时间约为 2.5 秒，满足了在线教育产品对于即时反馈的可用性标准。</w:t>
+      </w:r>
+    </w:p>
+    <w:p>
+      <w:pPr>
+        <w:pStyle w:val="18"/>
+        <w:rPr>
+          <w:rFonts w:hint="eastAsia"/>
+          <w:lang w:val="en-US" w:eastAsia="zh-CN"/>
+        </w:rPr>
+      </w:pPr>
+      <w:bookmarkStart w:id="77" w:name="_Toc14778"/>
+      <w:r>
+        <w:rPr>
+          <w:rFonts w:hint="eastAsia"/>
+          <w:lang w:val="en-US" w:eastAsia="zh-CN"/>
+        </w:rPr>
+        <w:t>6.3.2 系统吞吐量测试</w:t>
+      </w:r>
+      <w:bookmarkEnd w:id="77"/>
+    </w:p>
+    <w:p>
+      <w:pPr>
+        <w:pStyle w:val="3"/>
+        <w:rPr>
+          <w:rFonts w:hint="eastAsia"/>
+          <w:lang w:val="en-US" w:eastAsia="zh-CN"/>
+        </w:rPr>
+      </w:pPr>
+      <w:bookmarkStart w:id="78" w:name="_Toc7869"/>
+      <w:r>
+        <w:rPr>
+          <w:rFonts w:hint="eastAsia"/>
+          <w:lang w:val="en-US" w:eastAsia="zh-CN"/>
+        </w:rPr>
+        <w:t>6.4 典型案例分析</w:t>
+      </w:r>
+      <w:bookmarkEnd w:id="78"/>
+      <w:r>
+        <w:rPr>
+          <w:rFonts w:hint="eastAsia"/>
+          <w:lang w:val="en-US" w:eastAsia="zh-CN"/>
+        </w:rPr>
+        <w:t xml:space="preserve"> </w:t>
+      </w:r>
+    </w:p>
+    <w:p>
+      <w:pPr>
+        <w:pStyle w:val="18"/>
+        <w:rPr>
+          <w:rFonts w:hint="eastAsia"/>
+          <w:lang w:val="en-US" w:eastAsia="zh-CN"/>
+        </w:rPr>
+      </w:pPr>
+      <w:bookmarkStart w:id="79" w:name="_Toc413"/>
+      <w:r>
+        <w:rPr>
+          <w:rFonts w:hint="eastAsia"/>
+          <w:lang w:val="en-US" w:eastAsia="zh-CN"/>
+        </w:rPr>
+        <w:t>6.4.1 数学函数定义域错题辅导案例</w:t>
+      </w:r>
+      <w:bookmarkEnd w:id="79"/>
+      <w:r>
+        <w:rPr>
+          <w:rFonts w:hint="eastAsia"/>
+          <w:lang w:val="en-US" w:eastAsia="zh-CN"/>
+        </w:rPr>
+        <w:t xml:space="preserve"> </w:t>
+      </w:r>
+    </w:p>
+    <w:p>
+      <w:pPr>
+        <w:pStyle w:val="18"/>
+        <w:rPr>
+          <w:rFonts w:hint="default"/>
+          <w:lang w:val="en-US" w:eastAsia="zh-CN"/>
+        </w:rPr>
+      </w:pPr>
+      <w:bookmarkStart w:id="80" w:name="_Toc17208"/>
+      <w:r>
+        <w:rPr>
+          <w:rFonts w:hint="eastAsia"/>
+          <w:lang w:val="en-US" w:eastAsia="zh-CN"/>
+        </w:rPr>
+        <w:t>6.4.2 与传统搜索结果的对比分析</w:t>
+      </w:r>
+      <w:bookmarkEnd w:id="80"/>
+    </w:p>
+    <w:p>
+      <w:pPr>
+        <w:ind w:right="25" w:rightChars="12"/>
+        <w:jc w:val="center"/>
+        <w:rPr>
+          <w:rStyle w:val="19"/>
+          <w:sz w:val="21"/>
+          <w:szCs w:val="21"/>
+        </w:rPr>
+      </w:pPr>
     </w:p>
     <w:p>
       <w:pPr>
@@ -10968,36 +13499,65 @@
           <w:szCs w:val="21"/>
         </w:rPr>
       </w:pPr>
-    </w:p>
-    <w:p>
-      <w:pPr>
-        <w:spacing w:line="312" w:lineRule="auto"/>
-        <w:ind w:right="25" w:rightChars="12" w:firstLine="420" w:firstLineChars="200"/>
-        <w:rPr>
-          <w:rFonts w:ascii="宋体" w:hAnsi="宋体"/>
-          <w:szCs w:val="21"/>
-        </w:rPr>
-      </w:pPr>
-    </w:p>
-    <w:p>
-      <w:pPr>
-        <w:spacing w:line="312" w:lineRule="auto"/>
-        <w:ind w:right="25" w:rightChars="12" w:firstLine="420" w:firstLineChars="200"/>
-        <w:rPr>
-          <w:rFonts w:ascii="宋体" w:hAnsi="宋体"/>
-          <w:szCs w:val="21"/>
-        </w:rPr>
-      </w:pPr>
-    </w:p>
-    <w:p>
-      <w:pPr>
-        <w:spacing w:line="312" w:lineRule="auto"/>
-        <w:ind w:right="25" w:rightChars="12" w:firstLine="420" w:firstLineChars="200"/>
-        <w:rPr>
-          <w:rFonts w:ascii="宋体" w:hAnsi="宋体"/>
-          <w:szCs w:val="21"/>
-        </w:rPr>
-      </w:pPr>
+      <w:r>
+        <w:rPr>
+          <w:rFonts w:hint="eastAsia" w:ascii="宋体" w:hAnsi="宋体"/>
+          <w:szCs w:val="21"/>
+        </w:rPr>
+        <w:t>正文内容</w:t>
+      </w:r>
+    </w:p>
+    <w:p>
+      <w:pPr>
+        <w:rPr>
+          <w:rFonts w:hint="eastAsia" w:ascii="宋体" w:hAnsi="宋体"/>
+          <w:szCs w:val="21"/>
+        </w:rPr>
+      </w:pPr>
+      <w:r>
+        <w:rPr>
+          <w:rFonts w:hint="eastAsia" w:ascii="宋体" w:hAnsi="宋体"/>
+          <w:szCs w:val="21"/>
+        </w:rPr>
+        <w:br w:type="page"/>
+      </w:r>
+    </w:p>
+    <w:p>
+      <w:pPr>
+        <w:pStyle w:val="2"/>
+        <w:rPr>
+          <w:rFonts w:hint="eastAsia"/>
+          <w:lang w:val="en-US" w:eastAsia="zh-CN"/>
+        </w:rPr>
+      </w:pPr>
+      <w:bookmarkStart w:id="81" w:name="_Toc8168"/>
+      <w:r>
+        <w:rPr>
+          <w:rFonts w:hint="eastAsia"/>
+        </w:rPr>
+        <w:t>第</w:t>
+      </w:r>
+      <w:r>
+        <w:rPr>
+          <w:rFonts w:hint="eastAsia"/>
+          <w:lang w:val="en-US" w:eastAsia="zh-CN"/>
+        </w:rPr>
+        <w:t>七</w:t>
+      </w:r>
+      <w:r>
+        <w:rPr>
+          <w:rFonts w:hint="eastAsia"/>
+        </w:rPr>
+        <w:t xml:space="preserve">章 </w:t>
+      </w:r>
+      <w:r>
+        <w:rPr>
+          <w:rFonts w:hint="eastAsia"/>
+          <w:lang w:val="en-US" w:eastAsia="zh-CN"/>
+        </w:rPr>
+        <w:t>总结与展望</w:t>
+      </w:r>
+      <w:bookmarkEnd w:id="81"/>
     </w:p>
     <w:p>
       <w:pPr>
@@ -11007,53 +13567,19 @@
           <w:lang w:val="en-US" w:eastAsia="zh-CN"/>
         </w:rPr>
       </w:pPr>
-      <w:bookmarkStart w:id="18" w:name="_Toc29502"/>
-      <w:r>
-        <w:rPr>
-          <w:rFonts w:hint="eastAsia"/>
-        </w:rPr>
-        <w:t>2.</w:t>
-      </w:r>
-      <w:r>
-        <w:rPr>
-          <w:rFonts w:hint="eastAsia"/>
-          <w:lang w:val="en-US" w:eastAsia="zh-CN"/>
-        </w:rPr>
-        <w:t>2</w:t>
-      </w:r>
-      <w:r>
-        <w:rPr>
-          <w:rFonts w:hint="eastAsia"/>
-        </w:rPr>
-        <w:t xml:space="preserve"> </w:t>
-      </w:r>
-      <w:r>
-        <w:rPr>
-          <w:rFonts w:hint="eastAsia"/>
-          <w:lang w:val="en-US" w:eastAsia="zh-CN"/>
-        </w:rPr>
-        <w:t>检索增强生成技术</w:t>
-      </w:r>
-      <w:bookmarkEnd w:id="18"/>
-    </w:p>
-    <w:p>
-      <w:pPr>
-        <w:pStyle w:val="18"/>
-        <w:rPr>
-          <w:rFonts w:hint="eastAsia"/>
-        </w:rPr>
-      </w:pPr>
-      <w:bookmarkStart w:id="19" w:name="_Toc11618"/>
-      <w:r>
-        <w:rPr>
-          <w:rFonts w:hint="eastAsia"/>
-        </w:rPr>
-        <w:t>2.2.1 RAG的基本工作原理</w:t>
-      </w:r>
-      <w:bookmarkEnd w:id="19"/>
-      <w:r>
-        <w:rPr>
-          <w:rFonts w:hint="eastAsia"/>
+      <w:bookmarkStart w:id="82" w:name="_Toc17603"/>
+      <w:r>
+        <w:rPr>
+          <w:rFonts w:hint="eastAsia"/>
+          <w:lang w:val="en-US" w:eastAsia="zh-CN"/>
+        </w:rPr>
+        <w:t>7.1 工作总结</w:t>
+      </w:r>
+      <w:bookmarkEnd w:id="82"/>
+      <w:r>
+        <w:rPr>
+          <w:rFonts w:hint="eastAsia"/>
+          <w:lang w:val="en-US" w:eastAsia="zh-CN"/>
         </w:rPr>
         <w:t xml:space="preserve"> </w:t>
       </w:r>
@@ -11062,27 +13588,85 @@
       <w:pPr>
         <w:spacing w:line="312" w:lineRule="auto"/>
         <w:ind w:right="25" w:rightChars="12" w:firstLine="420" w:firstLineChars="0"/>
-      </w:pPr>
-      <w:r>
-        <w:t>检索增强生成（Retrieval-Augmented Generation, RAG）是一种将信息检索与文本生成相结合的技术框架，其核心思想是在生成过程中引入外部知识，以提升模型输出的准确性与可解释性。</w:t>
+        <w:rPr>
+          <w:rFonts w:hint="eastAsia"/>
+          <w:lang w:val="en-US" w:eastAsia="zh-CN"/>
+        </w:rPr>
+      </w:pPr>
+      <w:r>
+        <w:rPr>
+          <w:rFonts w:hint="eastAsia"/>
+          <w:lang w:val="en-US" w:eastAsia="zh-CN"/>
+        </w:rPr>
+        <w:t>本项目致力于解决传统在线教育中“重刷题、轻引导”的痛点，成功设计并实现了一套基于大语言模型（LLM）与检索增强生成（RAG）技术的中学数学智能辅导系统。在核心功能方面，系统打通了从多模态输入（移动端拍照与OCR解析）到智能诊断的全链路。通过创新的四步启发式对话框架（理解题意、知识点映射、逻辑建模、求解验算），系统强制大模型扮演引导者而非直接的“解题机”，有效培养了学生的独立思考能力。同时，系统结合基于 vLLM 部署的本地私有化知识库与线上 DeepSeek 模型，实现了错题的自动归因与结构化入库，并利用动态生成的全量真实数据，为学生打造了千人千面的“专属强化练习”和多维度的学习画像看板。从工程实现上看，Next.js 全栈架构与流式交互技术不仅保障了高并发下的响应速度，还为师生提供了极简且严谨的桌面级 UI 体验。</w:t>
+      </w:r>
+    </w:p>
+    <w:p>
+      <w:pPr>
+        <w:pStyle w:val="3"/>
+        <w:rPr>
+          <w:rFonts w:hint="eastAsia"/>
+          <w:lang w:val="en-US" w:eastAsia="zh-CN"/>
+        </w:rPr>
+      </w:pPr>
+      <w:bookmarkStart w:id="83" w:name="_Toc1820"/>
+      <w:r>
+        <w:rPr>
+          <w:rFonts w:hint="eastAsia"/>
+          <w:lang w:val="en-US" w:eastAsia="zh-CN"/>
+        </w:rPr>
+        <w:t>7.2 创新点</w:t>
+      </w:r>
+      <w:bookmarkEnd w:id="83"/>
+      <w:r>
+        <w:rPr>
+          <w:rFonts w:hint="eastAsia"/>
+          <w:lang w:val="en-US" w:eastAsia="zh-CN"/>
+        </w:rPr>
+        <w:t xml:space="preserve"> </w:t>
       </w:r>
     </w:p>
     <w:p>
       <w:pPr>
         <w:spacing w:line="312" w:lineRule="auto"/>
         <w:ind w:right="25" w:rightChars="12" w:firstLine="420" w:firstLineChars="0"/>
-      </w:pPr>
-      <w:r>
-        <w:t>RAG系统通常由两个主要模块构成：检索模块（Retriever）与生成模块（Generator）。在处理用户输入时，系统首先通过检索模块从外部知识库中获取相关文本片段；随后，将检索结果与原始输入共同作为上下文输入生成模型，从而生成最终答案。</w:t>
+        <w:rPr>
+          <w:rFonts w:hint="eastAsia"/>
+          <w:lang w:val="en-US" w:eastAsia="zh-CN"/>
+        </w:rPr>
+      </w:pPr>
+      <w:r>
+        <w:rPr>
+          <w:rFonts w:hint="eastAsia"/>
+          <w:lang w:val="en-US" w:eastAsia="zh-CN"/>
+        </w:rPr>
+        <w:t>1. 区别于传统直接输出解析的 AI 工具，系统通过精密的 Prompt 约束与后端状态机结合，强制大模型按步骤提问，实现了渐进</w:t>
+      </w:r>
+      <w:bookmarkStart w:id="96" w:name="_GoBack"/>
+      <w:bookmarkEnd w:id="96"/>
+      <w:r>
+        <w:rPr>
+          <w:rFonts w:hint="eastAsia"/>
+          <w:lang w:val="en-US" w:eastAsia="zh-CN"/>
+        </w:rPr>
+        <w:t>式的教育辅导逻辑。</w:t>
       </w:r>
     </w:p>
     <w:p>
       <w:pPr>
         <w:spacing w:line="312" w:lineRule="auto"/>
         <w:ind w:right="25" w:rightChars="12" w:firstLine="420" w:firstLineChars="0"/>
-      </w:pPr>
-      <w:r>
-        <w:t>该方法相比纯生成模型具有以下优势：一是能够减少“幻觉”（Hallucination）现象，提高生成内容的真实性；二是支持知识的动态更新，无需重新训练模型即可引入新知识；三是增强系统的可解释性，使生成结果可以追溯到具体来源。</w:t>
+        <w:rPr>
+          <w:rFonts w:hint="eastAsia"/>
+          <w:lang w:val="en-US" w:eastAsia="zh-CN"/>
+        </w:rPr>
+      </w:pPr>
+      <w:r>
+        <w:rPr>
+          <w:rFonts w:hint="eastAsia"/>
+          <w:lang w:val="en-US" w:eastAsia="zh-CN"/>
+        </w:rPr>
+        <w:t>2. 通过隐式的分析拦截，系统能够从自然语言对话中自动提取出学生的认知盲区，并映射至结构化的教材章节树（如人教版知识节点）中，实时量化其对各个薄弱点的掌握率。</w:t>
       </w:r>
     </w:p>
     <w:p>
@@ -11091,2676 +13675,101 @@
         <w:ind w:right="25" w:rightChars="12" w:firstLine="420" w:firstLineChars="0"/>
         <w:rPr>
           <w:rFonts w:hint="eastAsia"/>
-        </w:rPr>
-      </w:pPr>
-      <w:r>
-        <w:t>在本研究中，RAG框架将用于构建知识增强型生成系统，以支持个性化学习场景下的知识查询与内容生成。</w:t>
-      </w:r>
-    </w:p>
-    <w:p>
-      <w:pPr>
-        <w:pStyle w:val="18"/>
-        <w:rPr>
-          <w:rFonts w:hint="eastAsia"/>
-        </w:rPr>
-      </w:pPr>
-      <w:bookmarkStart w:id="20" w:name="_Toc23627"/>
-      <w:r>
-        <w:rPr>
-          <w:rFonts w:hint="eastAsia"/>
-        </w:rPr>
-        <w:t>2.2.2 向量数据库与嵌入模型</w:t>
-      </w:r>
-      <w:bookmarkEnd w:id="20"/>
+          <w:lang w:val="en-US" w:eastAsia="zh-CN"/>
+        </w:rPr>
+      </w:pPr>
+      <w:r>
+        <w:rPr>
+          <w:rFonts w:hint="eastAsia"/>
+          <w:lang w:val="en-US" w:eastAsia="zh-CN"/>
+        </w:rPr>
+        <w:t>3. 系统结合了公有云 API（DeepSeek）的强大多模态理解能力与基于 vLLM + ChromaDB 本地私有化 RAG 架构的安全检索能力，既兼顾了答疑的准确性，又为敏感的教学资料构建了数据围墙。</w:t>
+      </w:r>
+    </w:p>
+    <w:p>
+      <w:pPr>
+        <w:pStyle w:val="3"/>
+        <w:rPr>
+          <w:rFonts w:hint="eastAsia"/>
+          <w:lang w:val="en-US" w:eastAsia="zh-CN"/>
+        </w:rPr>
+      </w:pPr>
+      <w:bookmarkStart w:id="84" w:name="_Toc18498"/>
+      <w:r>
+        <w:rPr>
+          <w:rFonts w:hint="eastAsia"/>
+          <w:lang w:val="en-US" w:eastAsia="zh-CN"/>
+        </w:rPr>
+        <w:t>7.3 局限性与未来展望</w:t>
+      </w:r>
+      <w:bookmarkEnd w:id="84"/>
     </w:p>
     <w:p>
       <w:pPr>
         <w:spacing w:line="312" w:lineRule="auto"/>
         <w:ind w:right="25" w:rightChars="12" w:firstLine="420" w:firstLineChars="0"/>
-      </w:pPr>
-      <w:r>
-        <w:rPr>
-          <w:rFonts w:hint="eastAsia"/>
-        </w:rPr>
-        <w:t xml:space="preserve"> </w:t>
-      </w:r>
-      <w:r>
-        <w:t>在RAG系统中，向量数据库用于存储文本的向量表示，并支持高效的相似度检索。其核心在于将非结构化文本通过嵌入模型（Embedding Model）映射为高维向量，使语义相似的文本在向量空间中距离更近。</w:t>
+        <w:rPr>
+          <w:rFonts w:hint="eastAsia"/>
+          <w:lang w:val="en-US" w:eastAsia="zh-CN"/>
+        </w:rPr>
+      </w:pPr>
+      <w:r>
+        <w:rPr>
+          <w:rFonts w:hint="eastAsia"/>
+          <w:lang w:val="en-US" w:eastAsia="zh-CN"/>
+        </w:rPr>
+        <w:t>尽管本系统已实现了智能辅导的核心闭环，但在深度应用层面仍存在一定局限性。</w:t>
       </w:r>
     </w:p>
     <w:p>
       <w:pPr>
         <w:spacing w:line="312" w:lineRule="auto"/>
         <w:ind w:right="25" w:rightChars="12" w:firstLine="420" w:firstLineChars="0"/>
-      </w:pPr>
-      <w:r>
-        <w:t>常用的嵌入方法包括基于Transformer的预训练模型，如BERT、Sentence-BERT等。这些模型能够捕捉文本的语义信息，从而提升检索的准确性。</w:t>
+        <w:rPr>
+          <w:rFonts w:hint="eastAsia"/>
+          <w:lang w:val="en-US" w:eastAsia="zh-CN"/>
+        </w:rPr>
+      </w:pPr>
+      <w:r>
+        <w:rPr>
+          <w:rFonts w:hint="eastAsia"/>
+          <w:lang w:val="en-US" w:eastAsia="zh-CN"/>
+        </w:rPr>
+        <w:t>首先，由于中学理科题目中存在大量复杂的空间几何图形与非标准手写体公式，当前后端的通用 OCR 识别服务在处理极端画质或复杂版面时，识别准确率仍有提升空间。这可能会导致输入文本存在轻微失真，进而影响大模型第一步的题意理解。</w:t>
       </w:r>
     </w:p>
     <w:p>
       <w:pPr>
         <w:spacing w:line="312" w:lineRule="auto"/>
         <w:ind w:right="25" w:rightChars="12" w:firstLine="420" w:firstLineChars="0"/>
-      </w:pPr>
-      <w:r>
-        <w:t>向量数据库通常采用近似最近邻（Approximate Nearest Neighbor, ANN）算法进行高效检索，例如FAISS、HNSW等方法，在保证检索速度的同时兼顾精度。</w:t>
+        <w:rPr>
+          <w:rFonts w:hint="eastAsia"/>
+          <w:lang w:val="en-US" w:eastAsia="zh-CN"/>
+        </w:rPr>
+      </w:pPr>
+      <w:r>
+        <w:rPr>
+          <w:rFonts w:hint="eastAsia"/>
+          <w:lang w:val="en-US" w:eastAsia="zh-CN"/>
+        </w:rPr>
+        <w:t>其次，系统目前采用结构化的 JSON 进行知识点层级映射，这种静态维度的构建方式在灵活性上存在不足。面对不同省份、不同版本教材中知识点的交叉融合，手动维护知识库的成本较高。</w:t>
       </w:r>
     </w:p>
     <w:p>
       <w:pPr>
         <w:spacing w:line="312" w:lineRule="auto"/>
         <w:ind w:right="25" w:rightChars="12" w:firstLine="420" w:firstLineChars="0"/>
-      </w:pPr>
-      <w:r>
-        <w:t>在实际应用中，文本通常需要进行分块（Chunking）处理，以适应模型输入长度限制，并提升检索粒度。此外，还需对文本进行预处理（如去噪、标准化）以提高嵌入质量。</w:t>
-      </w:r>
-    </w:p>
-    <w:p>
-      <w:pPr>
-        <w:spacing w:line="312" w:lineRule="auto"/>
-        <w:ind w:right="25" w:rightChars="12" w:firstLine="420" w:firstLineChars="0"/>
-        <w:rPr>
-          <w:rFonts w:hint="eastAsia"/>
-        </w:rPr>
-      </w:pPr>
-      <w:r>
-        <w:t>本研究将结合合适的嵌入模型与向量数据库，实现对学习资料的语义检索，为后续生成模块提供高质量上下文。</w:t>
-      </w:r>
-    </w:p>
-    <w:p>
-      <w:pPr>
-        <w:pStyle w:val="18"/>
-        <w:rPr>
-          <w:rFonts w:hint="default"/>
-          <w:lang w:val="en-US" w:eastAsia="zh-CN"/>
-        </w:rPr>
-      </w:pPr>
-      <w:bookmarkStart w:id="21" w:name="_Toc14015"/>
-      <w:r>
-        <w:rPr>
-          <w:rFonts w:hint="eastAsia"/>
-        </w:rPr>
-        <w:t>2.2.3 检索策略与重排序算法</w:t>
-      </w:r>
-      <w:bookmarkEnd w:id="21"/>
-    </w:p>
-    <w:p>
-      <w:pPr>
-        <w:spacing w:line="312" w:lineRule="auto"/>
-        <w:ind w:right="25" w:rightChars="12" w:firstLine="420" w:firstLineChars="0"/>
-      </w:pPr>
-      <w:r>
-        <w:t>在RAG系统中，检索效果不仅取决于向量表示，还与检索策略密切相关。常见策略包括Top-k检索，即选取与查询最相似的k个文本片段作为候选结果。然而，仅依赖向量相似度可能会引入噪声信息，因此需要进一步优化。</w:t>
-      </w:r>
-    </w:p>
-    <w:p>
-      <w:pPr>
-        <w:spacing w:line="312" w:lineRule="auto"/>
-        <w:ind w:right="25" w:rightChars="12" w:firstLine="420" w:firstLineChars="0"/>
-      </w:pPr>
-      <w:r>
-        <w:t>重排序（Re-ranking）算法用于对初步检索结果进行精细排序。常见方法包括基于交叉编码器（Cross-Encoder）的重排序模型，该方法通过对查询与候选文本进行联合编码，从而获得更准确的相关性评分。</w:t>
-      </w:r>
-    </w:p>
-    <w:p>
-      <w:pPr>
-        <w:spacing w:line="312" w:lineRule="auto"/>
-        <w:ind w:right="25" w:rightChars="12" w:firstLine="420" w:firstLineChars="0"/>
-      </w:pPr>
-      <w:r>
-        <w:t>此外，还可以结合关键词匹配（如BM25）与向量检索形成混合检索（Hybrid Retrieval），以兼顾语义信息与关键词匹配能力，从而提升整体检索效果。</w:t>
-      </w:r>
-    </w:p>
-    <w:p>
-      <w:pPr>
-        <w:spacing w:line="312" w:lineRule="auto"/>
-        <w:ind w:right="25" w:rightChars="12" w:firstLine="420" w:firstLineChars="0"/>
-      </w:pPr>
-      <w:r>
-        <w:t>在本研究中，将采用“向量检索 + 重排序”的两阶段检索策略，以提高知识召回的准确性，并减少无关信息对生成结果的干扰。</w:t>
-      </w:r>
-    </w:p>
-    <w:p>
-      <w:pPr>
-        <w:spacing w:line="312" w:lineRule="auto"/>
-        <w:ind w:right="25" w:rightChars="12" w:firstLine="420" w:firstLineChars="200"/>
-        <w:rPr>
-          <w:rFonts w:ascii="宋体" w:hAnsi="宋体"/>
-          <w:szCs w:val="21"/>
-        </w:rPr>
-      </w:pPr>
-    </w:p>
-    <w:p>
-      <w:pPr>
-        <w:pStyle w:val="3"/>
-        <w:rPr>
-          <w:rFonts w:hint="eastAsia"/>
-          <w:lang w:val="en-US" w:eastAsia="zh-CN"/>
-        </w:rPr>
-      </w:pPr>
-      <w:bookmarkStart w:id="22" w:name="_Toc13387"/>
-      <w:r>
-        <w:rPr>
-          <w:rFonts w:hint="eastAsia"/>
-        </w:rPr>
-        <w:t>2.</w:t>
-      </w:r>
-      <w:r>
-        <w:rPr>
-          <w:rFonts w:hint="eastAsia"/>
-          <w:lang w:val="en-US" w:eastAsia="zh-CN"/>
-        </w:rPr>
-        <w:t>3</w:t>
-      </w:r>
-      <w:r>
-        <w:rPr>
-          <w:rFonts w:hint="eastAsia"/>
-        </w:rPr>
-        <w:t xml:space="preserve"> </w:t>
-      </w:r>
-      <w:r>
-        <w:rPr>
-          <w:rFonts w:hint="eastAsia"/>
-          <w:lang w:val="en-US" w:eastAsia="zh-CN"/>
-        </w:rPr>
-        <w:t>个性化学习理论</w:t>
-      </w:r>
-      <w:bookmarkEnd w:id="22"/>
-    </w:p>
-    <w:p>
-      <w:pPr>
-        <w:pStyle w:val="18"/>
-        <w:rPr>
-          <w:rFonts w:hint="eastAsia"/>
-        </w:rPr>
-      </w:pPr>
-      <w:bookmarkStart w:id="23" w:name="_Toc3490"/>
-      <w:r>
-        <w:rPr>
-          <w:rFonts w:hint="eastAsia"/>
-        </w:rPr>
-        <w:t xml:space="preserve">2.3.1 </w:t>
-      </w:r>
-      <w:bookmarkEnd w:id="23"/>
-      <w:r>
-        <w:rPr>
-          <w:rFonts w:hint="eastAsia"/>
-        </w:rPr>
-        <w:t>学习者知识发展与个体差异理论</w:t>
-      </w:r>
-    </w:p>
-    <w:p>
-      <w:pPr>
-        <w:spacing w:line="312" w:lineRule="auto"/>
-        <w:ind w:right="25" w:rightChars="12" w:firstLine="420" w:firstLineChars="0"/>
-        <w:rPr>
-          <w:rFonts w:hint="eastAsia" w:ascii="宋体" w:hAnsi="宋体"/>
-          <w:szCs w:val="21"/>
-        </w:rPr>
-      </w:pPr>
-      <w:r>
-        <w:rPr>
-          <w:rFonts w:hint="eastAsia" w:ascii="宋体" w:hAnsi="宋体"/>
-          <w:szCs w:val="21"/>
-        </w:rPr>
-        <w:t>个性化学习（Personalized Learning）的核心在于承认学习者之间在知识基础、认知能力及学习节奏上的差异，并据此提供差异化教学支持。教育心理学认为，学习过程本质上是学习者在已有知识结构基础上的不断建构过程，这一观点来源于建构主义学习理论（Constructivism）。</w:t>
-      </w:r>
-    </w:p>
-    <w:p>
-      <w:pPr>
-        <w:spacing w:line="312" w:lineRule="auto"/>
-        <w:ind w:right="25" w:rightChars="12" w:firstLine="420" w:firstLineChars="0"/>
-        <w:rPr>
-          <w:rFonts w:hint="eastAsia" w:ascii="宋体" w:hAnsi="宋体"/>
-          <w:szCs w:val="21"/>
-        </w:rPr>
-      </w:pPr>
-      <w:r>
-        <w:rPr>
-          <w:rFonts w:hint="eastAsia" w:ascii="宋体" w:hAnsi="宋体"/>
-          <w:szCs w:val="21"/>
-        </w:rPr>
-        <w:t>皮亚杰（Piaget）的认知发展理论指出，学习是通过“同化”与“顺应”的动态平衡实现的，即学习者将新知识整合进已有认知结构，并在必要时对原有结构进行调整。这一过程决定了学习者对新知识的接受能力具有阶段性特征。</w:t>
-      </w:r>
-    </w:p>
-    <w:p>
-      <w:pPr>
-        <w:spacing w:line="312" w:lineRule="auto"/>
-        <w:ind w:right="25" w:rightChars="12" w:firstLine="420" w:firstLineChars="0"/>
-        <w:rPr>
-          <w:rFonts w:hint="eastAsia" w:ascii="宋体" w:hAnsi="宋体"/>
-          <w:szCs w:val="21"/>
-        </w:rPr>
-      </w:pPr>
-      <w:r>
-        <w:rPr>
-          <w:rFonts w:hint="eastAsia" w:ascii="宋体" w:hAnsi="宋体"/>
-          <w:szCs w:val="21"/>
-        </w:rPr>
-        <w:t>在此基础上，维果茨基（Vygotsky）提出的“最近发展区”（Zone of Proximal Development, ZPD）理论进一步强调，教学应定位于学习者“在他人帮助下能够达到的水平”，而非其已有水平。这为个性化学习提供了重要指导，即教学内容应具有适度挑战性，从而促进学习者能力的提升。</w:t>
-      </w:r>
-    </w:p>
-    <w:p>
-      <w:pPr>
-        <w:spacing w:line="312" w:lineRule="auto"/>
-        <w:ind w:right="25" w:rightChars="12" w:firstLine="420" w:firstLineChars="0"/>
-        <w:rPr>
-          <w:rFonts w:hint="eastAsia" w:ascii="宋体" w:hAnsi="宋体"/>
-          <w:szCs w:val="21"/>
-        </w:rPr>
-      </w:pPr>
-      <w:r>
-        <w:rPr>
-          <w:rFonts w:hint="eastAsia" w:ascii="宋体" w:hAnsi="宋体"/>
-          <w:szCs w:val="21"/>
-        </w:rPr>
-        <w:t>此外，布鲁纳（Bruner）的“螺旋式课程理论”指出，知识应以递进方式反复呈现，使学习者逐步加深理解。这一理论强调教学内容的层次性与连续性，对于个性化学习路径设计具有重要意义。</w:t>
-      </w:r>
-    </w:p>
-    <w:p>
-      <w:pPr>
-        <w:spacing w:line="312" w:lineRule="auto"/>
-        <w:ind w:right="25" w:rightChars="12" w:firstLine="420" w:firstLineChars="0"/>
-        <w:rPr>
-          <w:rFonts w:hint="eastAsia" w:ascii="宋体" w:hAnsi="宋体"/>
-          <w:szCs w:val="21"/>
-        </w:rPr>
-      </w:pPr>
-      <w:r>
-        <w:rPr>
-          <w:rFonts w:hint="eastAsia" w:ascii="宋体" w:hAnsi="宋体"/>
-          <w:szCs w:val="21"/>
-        </w:rPr>
-        <w:t>因此，从教育理论角度看，对学习者“知识状态”的分析，本质上是对其认知发展阶段与知识结构的刻画，而非单纯的技术建模过程。在本研究中，将基于上述理论，将学习者的历史学习行为视为其知识发展轨迹，从而为后续个性化内容生成提供依据。</w:t>
-      </w:r>
-    </w:p>
-    <w:p>
-      <w:pPr>
-        <w:pStyle w:val="18"/>
-        <w:rPr>
-          <w:rFonts w:hint="default"/>
-          <w:lang w:val="en-US" w:eastAsia="zh-CN"/>
-        </w:rPr>
-      </w:pPr>
-      <w:bookmarkStart w:id="24" w:name="_Toc24982"/>
-      <w:r>
-        <w:rPr>
-          <w:rFonts w:hint="eastAsia"/>
-        </w:rPr>
-        <w:t>2.3.2 错题归因与认知诊断理论</w:t>
-      </w:r>
-      <w:bookmarkEnd w:id="24"/>
-    </w:p>
-    <w:p>
-      <w:pPr>
-        <w:spacing w:line="312" w:lineRule="auto"/>
-        <w:ind w:right="25" w:rightChars="12" w:firstLine="420" w:firstLineChars="0"/>
-        <w:rPr/>
-      </w:pPr>
-      <w:r>
-        <w:t>在学习过程中，错误不仅是学习结果的体现，更是认知过程的重要反映。教育研究普遍认为，系统性的错误分析有助于揭示学习者的理解偏差，从而为教学干预提供依据。</w:t>
-      </w:r>
-    </w:p>
-    <w:p>
-      <w:pPr>
-        <w:spacing w:line="312" w:lineRule="auto"/>
-        <w:ind w:right="25" w:rightChars="12" w:firstLine="420" w:firstLineChars="0"/>
-        <w:rPr/>
-      </w:pPr>
-      <w:r>
-        <w:t>从认知心理学角度看，学习错误通常来源于以下几类原因：一是知识缺失，即相关知识点尚未掌握；二是概念误解，即对知识的理解存在偏差；三是策略性错误，即解题方法或思路不当。这种分类方式为错题分析提供了基本框架。</w:t>
-      </w:r>
-    </w:p>
-    <w:p>
-      <w:pPr>
-        <w:spacing w:line="312" w:lineRule="auto"/>
-        <w:ind w:right="25" w:rightChars="12" w:firstLine="420" w:firstLineChars="0"/>
-        <w:rPr/>
-      </w:pPr>
-      <w:r>
-        <w:t>在教学实践中，奥苏贝尔（Ausubel）的有意义学习理论指出，新知识的学习效果取决于其与学习者原有认知结构的联系程度。当新旧知识之间缺乏有效联系时，容易产生机械记忆与理解偏差，从而导致错误。因此，对错误的分析应关注知识之间的结构关系，而不仅仅是结果对错。</w:t>
-      </w:r>
-    </w:p>
-    <w:p>
-      <w:pPr>
-        <w:spacing w:line="312" w:lineRule="auto"/>
-        <w:ind w:right="25" w:rightChars="12" w:firstLine="420" w:firstLineChars="0"/>
-        <w:rPr/>
-      </w:pPr>
-      <w:r>
-        <w:t>认知诊断理论（Cognitive Diagnosis）进一步强调，应从细粒度层面对学习者的知识掌握情况进行分析，即识别其在不同知识点或技能维度上的掌握水平。该理论的核心目标不是对学习者进行简单评价，而是为教学提供可解释的反馈信息。</w:t>
-      </w:r>
-    </w:p>
-    <w:p>
-      <w:pPr>
-        <w:spacing w:line="312" w:lineRule="auto"/>
-        <w:ind w:right="25" w:rightChars="12" w:firstLine="420" w:firstLineChars="0"/>
-        <w:rPr/>
-      </w:pPr>
-      <w:r>
-        <w:t>在个性化学习场景中，错题归因与认知诊断具有重要作用。一方面，通过分析学习者的错误类型，可以定位其薄弱环节；另一方面，可以据此生成针对性的学习建议，如强化特定知识点或调整学习策略。</w:t>
-      </w:r>
-    </w:p>
-    <w:p>
-      <w:pPr>
-        <w:spacing w:line="312" w:lineRule="auto"/>
-        <w:ind w:right="25" w:rightChars="12" w:firstLine="420" w:firstLineChars="0"/>
-        <w:rPr>
-          <w:rFonts w:ascii="宋体" w:hAnsi="宋体" w:cs="宋体"/>
-          <w:szCs w:val="21"/>
-        </w:rPr>
-      </w:pPr>
-      <w:r>
-        <w:t>基于上述理论，本研究将从教育认知角度出发，对学习者的错题进行结构化分析，并将其作为大语言模型生成个性化讲解与练习推荐的重要依据，从而实现“诊断—反馈—提升”的闭环学习机制。</w:t>
-      </w:r>
-    </w:p>
-    <w:p>
-      <w:pPr>
-        <w:pStyle w:val="2"/>
-        <w:rPr>
-          <w:rFonts w:ascii="宋体" w:hAnsi="宋体" w:cs="宋体"/>
-          <w:szCs w:val="21"/>
-        </w:rPr>
-      </w:pPr>
-      <w:bookmarkStart w:id="25" w:name="_Toc1021"/>
-      <w:r>
-        <w:rPr>
-          <w:rFonts w:hint="eastAsia"/>
-        </w:rPr>
-        <w:t>第</w:t>
-      </w:r>
-      <w:r>
-        <w:rPr>
-          <w:rFonts w:hint="eastAsia"/>
-          <w:lang w:val="en-US" w:eastAsia="zh-CN"/>
-        </w:rPr>
-        <w:t>三</w:t>
-      </w:r>
-      <w:r>
-        <w:rPr>
-          <w:rFonts w:hint="eastAsia"/>
-        </w:rPr>
-        <w:t xml:space="preserve">章 </w:t>
-      </w:r>
-      <w:r>
-        <w:rPr>
-          <w:rFonts w:hint="eastAsia"/>
-          <w:lang w:val="en-US" w:eastAsia="zh-CN"/>
-        </w:rPr>
-        <w:t>系统需求分析</w:t>
-      </w:r>
-      <w:bookmarkEnd w:id="25"/>
-    </w:p>
-    <w:p>
-      <w:pPr>
-        <w:pStyle w:val="3"/>
-        <w:rPr>
-          <w:rFonts w:hint="default" w:eastAsia="黑体"/>
-          <w:lang w:val="en-US" w:eastAsia="zh-CN"/>
-        </w:rPr>
-      </w:pPr>
-      <w:bookmarkStart w:id="26" w:name="_Toc18290"/>
-      <w:r>
-        <w:rPr>
-          <w:rFonts w:hint="eastAsia"/>
-        </w:rPr>
-        <w:t xml:space="preserve">3.1 </w:t>
-      </w:r>
-      <w:r>
-        <w:rPr>
-          <w:rFonts w:hint="eastAsia"/>
-          <w:lang w:val="en-US" w:eastAsia="zh-CN"/>
-        </w:rPr>
-        <w:t>业务需求分析</w:t>
-      </w:r>
-      <w:bookmarkEnd w:id="26"/>
-    </w:p>
-    <w:p>
-      <w:pPr>
-        <w:pStyle w:val="18"/>
-        <w:rPr>
-          <w:rFonts w:hint="eastAsia"/>
-        </w:rPr>
-      </w:pPr>
-      <w:bookmarkStart w:id="27" w:name="_Toc11466"/>
-      <w:r>
-        <w:rPr>
-          <w:rFonts w:hint="eastAsia"/>
-        </w:rPr>
-        <w:t>3.1.1 用户角色定义</w:t>
-      </w:r>
-      <w:bookmarkEnd w:id="27"/>
-    </w:p>
-    <w:p>
-      <w:pPr>
-        <w:spacing w:line="312" w:lineRule="auto"/>
-        <w:ind w:right="25" w:rightChars="12" w:firstLine="420" w:firstLineChars="0"/>
-        <w:rPr>
-          <w:rFonts w:hint="eastAsia"/>
-        </w:rPr>
-      </w:pPr>
-      <w:r>
-        <w:rPr>
-          <w:rFonts w:hint="eastAsia"/>
-        </w:rPr>
-        <w:t>系统主要面向中学生和教师两类核心用户群体。学生端（移动端/Web端）用户需要进行在线智能辅导、错题管理与学情统计，并在注册时构建包括学段（如初一至初三）、学力水平（基础、中等、拔高）及教材版本（如人教版）在内的基础用户画像，以便系统提供个性化教学策略。教师端（或管理员端）主要负责题库管理、学生整体学情监控以及基础知识图谱（如教材章节节点）的维护，保障系统底层教学内容的准确性和时效性。</w:t>
-      </w:r>
-    </w:p>
-    <w:p>
-      <w:pPr>
-        <w:pStyle w:val="18"/>
-        <w:rPr>
-          <w:rFonts w:hint="eastAsia"/>
-        </w:rPr>
-      </w:pPr>
-      <w:bookmarkStart w:id="28" w:name="_Toc7820"/>
-      <w:r>
-        <w:rPr>
-          <w:rFonts w:hint="eastAsia"/>
-        </w:rPr>
-        <w:t>3.1.2 核心业务流程分析</w:t>
-      </w:r>
-      <w:bookmarkEnd w:id="28"/>
-    </w:p>
-    <w:p>
-      <w:pPr>
-        <w:spacing w:line="312" w:lineRule="auto"/>
-        <w:ind w:right="25" w:rightChars="12" w:firstLine="420" w:firstLineChars="0"/>
-        <w:rPr>
-          <w:rFonts w:hint="eastAsia" w:ascii="宋体" w:hAnsi="宋体"/>
-          <w:szCs w:val="21"/>
-        </w:rPr>
-      </w:pPr>
-      <w:r>
-        <w:rPr>
-          <w:rFonts w:hint="eastAsia"/>
-        </w:rPr>
-        <w:t>系统的核心业务流程围绕“学-练-测-评”展开。用户通过Web端输入文本或移动端APP拍照上传题目；系统结合用户的学力水平与教材版本，通过大语言模型（LLM）开启智能辅导对话；辅导过程分为“理解题意”“知识点映射”“逻辑建模”“求解验算”四个引导式步骤；若用户回答错误，系统会自动将其记录至错题本，并更新对应知识点的错误率统计，最终在用户个人数据大盘（Dashboard）中生成AI学习画像与专项突破建议。</w:t>
-      </w:r>
-    </w:p>
-    <w:p>
-      <w:pPr>
-        <w:pStyle w:val="3"/>
-        <w:rPr>
-          <w:rFonts w:hint="default" w:eastAsia="黑体"/>
-          <w:lang w:val="en-US" w:eastAsia="zh-CN"/>
-        </w:rPr>
-      </w:pPr>
-      <w:bookmarkStart w:id="29" w:name="_Toc4378"/>
-      <w:r>
-        <w:rPr>
-          <w:rFonts w:hint="eastAsia"/>
-        </w:rPr>
-        <w:t>3.</w:t>
-      </w:r>
-      <w:r>
-        <w:t>2</w:t>
-      </w:r>
-      <w:r>
-        <w:rPr>
-          <w:rFonts w:hint="eastAsia"/>
-        </w:rPr>
-        <w:t xml:space="preserve"> </w:t>
-      </w:r>
-      <w:r>
-        <w:rPr>
-          <w:rFonts w:hint="eastAsia"/>
-          <w:lang w:val="en-US" w:eastAsia="zh-CN"/>
-        </w:rPr>
-        <w:t>功能需求分析</w:t>
-      </w:r>
-      <w:bookmarkEnd w:id="29"/>
-    </w:p>
-    <w:p>
-      <w:pPr>
-        <w:pStyle w:val="18"/>
-        <w:rPr>
-          <w:rFonts w:hint="eastAsia"/>
-        </w:rPr>
-      </w:pPr>
-      <w:bookmarkStart w:id="30" w:name="_Toc6757"/>
-      <w:r>
-        <w:rPr>
-          <w:rFonts w:hint="eastAsia"/>
-        </w:rPr>
-        <w:t>3.2.1 多模态题目上传与解析需求</w:t>
-      </w:r>
-      <w:bookmarkEnd w:id="30"/>
-      <w:r>
-        <w:rPr>
-          <w:rFonts w:hint="eastAsia"/>
-        </w:rPr>
-        <w:t xml:space="preserve"> </w:t>
-      </w:r>
-    </w:p>
-    <w:p>
-      <w:pPr>
-        <w:spacing w:line="312" w:lineRule="auto"/>
-        <w:ind w:right="25" w:rightChars="12" w:firstLine="420" w:firstLineChars="0"/>
-        <w:rPr>
-          <w:rFonts w:hint="eastAsia"/>
-        </w:rPr>
-      </w:pPr>
-      <w:r>
-        <w:rPr>
-          <w:rFonts w:hint="eastAsia"/>
-        </w:rPr>
-        <w:t>针对理科尤其是中学数学学科，公式与图形输入困难，系统需支持移动端APP拍照上传。通过后端的Python OCR服务</w:t>
-      </w:r>
-      <w:r>
-        <w:rPr>
-          <w:rFonts w:hint="eastAsia"/>
-          <w:lang w:val="en-US" w:eastAsia="zh-CN"/>
-        </w:rPr>
-        <w:t xml:space="preserve"> </w:t>
-      </w:r>
-      <w:r>
-        <w:rPr>
-          <w:rFonts w:hint="eastAsia"/>
-        </w:rPr>
-        <w:t>PaddleOCR</w:t>
-      </w:r>
-      <w:r>
-        <w:rPr>
-          <w:rFonts w:hint="eastAsia"/>
-          <w:lang w:val="en-US" w:eastAsia="zh-CN"/>
-        </w:rPr>
-        <w:t xml:space="preserve"> </w:t>
-      </w:r>
-      <w:r>
-        <w:rPr>
-          <w:rFonts w:hint="eastAsia"/>
-        </w:rPr>
-        <w:t>进行多模态图像文字识别，提取题目内容及</w:t>
-      </w:r>
-      <w:r>
-        <w:rPr>
-          <w:rFonts w:hint="eastAsia"/>
-          <w:lang w:val="en-US" w:eastAsia="zh-CN"/>
-        </w:rPr>
-        <w:t>L</w:t>
-      </w:r>
-      <w:r>
-        <w:rPr>
-          <w:rFonts w:hint="eastAsia"/>
-        </w:rPr>
-        <w:t>aTeX数学公式，并自动转化为标准文本供LLM解析使用。网页端则支持文本录入作为核心桌面级体验。</w:t>
-      </w:r>
-    </w:p>
-    <w:p>
-      <w:pPr>
-        <w:pStyle w:val="18"/>
-        <w:rPr>
-          <w:rFonts w:hint="eastAsia"/>
-        </w:rPr>
-      </w:pPr>
-      <w:bookmarkStart w:id="31" w:name="_Toc29264"/>
-      <w:r>
-        <w:rPr>
-          <w:rFonts w:hint="eastAsia"/>
-        </w:rPr>
-        <w:t>3.2.2 基于RAG的精准答疑需求</w:t>
-      </w:r>
-      <w:bookmarkEnd w:id="31"/>
-      <w:r>
-        <w:rPr>
-          <w:rFonts w:hint="eastAsia"/>
-        </w:rPr>
-        <w:t xml:space="preserve"> </w:t>
-      </w:r>
-    </w:p>
-    <w:p>
-      <w:pPr>
-        <w:spacing w:line="312" w:lineRule="auto"/>
-        <w:ind w:right="25" w:rightChars="12" w:firstLine="420" w:firstLineChars="0"/>
-        <w:rPr>
-          <w:rFonts w:hint="eastAsia"/>
-          <w:lang w:val="en-US" w:eastAsia="zh-CN"/>
-        </w:rPr>
-      </w:pPr>
-      <w:r>
-        <w:rPr>
-          <w:rFonts w:hint="eastAsia"/>
-          <w:lang w:val="en-US" w:eastAsia="zh-CN"/>
-        </w:rPr>
-        <w:t>为避免大模型产生“幻觉”或直接给出答案，系统需要结合检索增强生成（RAG）技术，基于预置的教材知识库定位知识点。在辅导过程中，通过特定Prompt模板限制模型扮演严谨的中学数学教师，采用苏格拉底式提问引导学生逐步思考。</w:t>
-      </w:r>
-    </w:p>
-    <w:p>
-      <w:pPr>
-        <w:pStyle w:val="18"/>
-        <w:rPr>
-          <w:rFonts w:hint="eastAsia"/>
-        </w:rPr>
-      </w:pPr>
-      <w:bookmarkStart w:id="32" w:name="_Toc2837"/>
-      <w:r>
-        <w:rPr>
-          <w:rFonts w:hint="eastAsia"/>
-        </w:rPr>
-        <w:t>3.2.3 学生错误类型识别与归因需求</w:t>
-      </w:r>
-      <w:bookmarkEnd w:id="32"/>
-    </w:p>
-    <w:p>
-      <w:pPr>
-        <w:spacing w:line="312" w:lineRule="auto"/>
-        <w:ind w:right="25" w:rightChars="12" w:firstLine="420" w:firstLineChars="0"/>
-        <w:rPr>
-          <w:rFonts w:hint="eastAsia"/>
-          <w:lang w:val="en-US" w:eastAsia="zh-CN"/>
-        </w:rPr>
-      </w:pPr>
-      <w:r>
-        <w:rPr>
-          <w:rFonts w:hint="eastAsia"/>
-          <w:lang w:val="en-US" w:eastAsia="zh-CN"/>
-        </w:rPr>
-        <w:t>系统需要在对话交互中实时分析学生的回答内容。一旦识别出错误（逻辑/计算错误等），需自动触发错题收录机制，并将错误归因到具体的知识点上，统计错题次数与练习总数，为后续的查漏补缺提供数据支撑。</w:t>
-      </w:r>
-    </w:p>
-    <w:p>
-      <w:pPr>
-        <w:pStyle w:val="18"/>
-        <w:rPr>
-          <w:rFonts w:hint="eastAsia"/>
-          <w:lang w:val="en-US" w:eastAsia="zh-CN"/>
-        </w:rPr>
-      </w:pPr>
-      <w:bookmarkStart w:id="33" w:name="_Toc11111"/>
-      <w:r>
-        <w:rPr>
-          <w:rFonts w:hint="eastAsia"/>
-        </w:rPr>
-        <w:t>3.2.4 个性化习题推荐需求</w:t>
-      </w:r>
-      <w:bookmarkEnd w:id="33"/>
-    </w:p>
-    <w:p>
-      <w:pPr>
-        <w:spacing w:line="312" w:lineRule="auto"/>
-        <w:ind w:right="25" w:rightChars="12" w:firstLine="420" w:firstLineChars="0"/>
-        <w:rPr>
-          <w:rFonts w:hint="eastAsia"/>
-          <w:lang w:val="en-US" w:eastAsia="zh-CN"/>
-        </w:rPr>
-      </w:pPr>
-      <w:r>
-        <w:rPr>
-          <w:rFonts w:hint="eastAsia"/>
-          <w:lang w:val="en-US" w:eastAsia="zh-CN"/>
-        </w:rPr>
-        <w:t>根据用户的薄弱知识点（错误率&gt;30%）以及近期未复习的错题记录，系统需自动生成或推荐相似变式题，提供“专属强化练习”和“查漏补缺”功能。该功能完全依赖真实数据库记录驱动</w:t>
-      </w:r>
-    </w:p>
-    <w:p>
-      <w:pPr>
-        <w:pStyle w:val="3"/>
-        <w:rPr>
-          <w:rFonts w:hint="default" w:eastAsia="黑体"/>
-          <w:lang w:val="en-US" w:eastAsia="zh-CN"/>
-        </w:rPr>
-      </w:pPr>
-      <w:bookmarkStart w:id="34" w:name="_Toc26112"/>
-      <w:r>
-        <w:rPr>
-          <w:rFonts w:hint="eastAsia"/>
-        </w:rPr>
-        <w:t>3.</w:t>
-      </w:r>
-      <w:r>
-        <w:rPr>
-          <w:rFonts w:hint="eastAsia"/>
-          <w:lang w:val="en-US" w:eastAsia="zh-CN"/>
-        </w:rPr>
-        <w:t>3</w:t>
-      </w:r>
-      <w:r>
-        <w:rPr>
-          <w:rFonts w:hint="eastAsia"/>
-        </w:rPr>
-        <w:t xml:space="preserve"> </w:t>
-      </w:r>
-      <w:r>
-        <w:rPr>
-          <w:rFonts w:hint="eastAsia"/>
-          <w:lang w:val="en-US" w:eastAsia="zh-CN"/>
-        </w:rPr>
-        <w:t>非功能性需求分析</w:t>
-      </w:r>
-      <w:bookmarkEnd w:id="34"/>
-    </w:p>
-    <w:p>
-      <w:pPr>
-        <w:pStyle w:val="18"/>
-        <w:rPr>
-          <w:rFonts w:hint="eastAsia"/>
-        </w:rPr>
-      </w:pPr>
-      <w:bookmarkStart w:id="35" w:name="_Toc4407"/>
-      <w:r>
-        <w:rPr>
-          <w:rFonts w:hint="eastAsia"/>
-        </w:rPr>
-        <w:t>3.3.1 响应速度与并发性能</w:t>
-      </w:r>
-      <w:bookmarkEnd w:id="35"/>
-    </w:p>
-    <w:p>
-      <w:pPr>
-        <w:spacing w:line="312" w:lineRule="auto"/>
-        <w:ind w:right="25" w:rightChars="12" w:firstLine="420" w:firstLineChars="0"/>
-        <w:rPr>
-          <w:rFonts w:hint="eastAsia" w:ascii="宋体" w:hAnsi="宋体"/>
-          <w:szCs w:val="21"/>
-        </w:rPr>
-      </w:pPr>
-      <w:r>
-        <w:rPr>
-          <w:rFonts w:hint="eastAsia"/>
-          <w:lang w:val="en-US" w:eastAsia="zh-CN"/>
-        </w:rPr>
-        <w:t>为提供流畅的对话体验，大模型的回复必须采用流式输出。系统利用Next.js原生Fetch API与实现打字机效果，降低用户首字等待时间，保证并发访问下的稳定性。</w:t>
-      </w:r>
-    </w:p>
-    <w:p>
-      <w:pPr>
-        <w:pStyle w:val="18"/>
-        <w:rPr>
-          <w:rFonts w:hint="eastAsia"/>
-        </w:rPr>
-      </w:pPr>
-      <w:bookmarkStart w:id="36" w:name="_Toc13694"/>
-      <w:r>
-        <w:rPr>
-          <w:rFonts w:hint="eastAsia"/>
-        </w:rPr>
-        <w:t>3.3.2 数据隐私与安全性</w:t>
-      </w:r>
-      <w:bookmarkEnd w:id="36"/>
-      <w:r>
-        <w:rPr>
-          <w:rFonts w:hint="eastAsia"/>
-        </w:rPr>
-        <w:t xml:space="preserve"> </w:t>
-      </w:r>
-    </w:p>
-    <w:p>
-      <w:pPr>
-        <w:spacing w:line="312" w:lineRule="auto"/>
-        <w:ind w:right="25" w:rightChars="12" w:firstLine="420" w:firstLineChars="0"/>
-        <w:rPr>
-          <w:rFonts w:hint="eastAsia"/>
-          <w:lang w:val="en-US" w:eastAsia="zh-CN"/>
-        </w:rPr>
-      </w:pPr>
-      <w:r>
-        <w:rPr>
-          <w:rFonts w:hint="eastAsia"/>
-          <w:lang w:val="en-US" w:eastAsia="zh-CN"/>
-        </w:rPr>
-        <w:t>用户密码采用哈希加密存储。系统接口鉴权基于JWT实现，确保用户学习数据、错题记录以及AI生成的个人画像信息不会被越权访问。</w:t>
-      </w:r>
-    </w:p>
-    <w:p>
-      <w:pPr>
-        <w:pStyle w:val="18"/>
-        <w:rPr>
-          <w:rFonts w:hint="eastAsia"/>
-        </w:rPr>
-      </w:pPr>
-      <w:bookmarkStart w:id="37" w:name="_Toc29204"/>
-      <w:r>
-        <w:rPr>
-          <w:rFonts w:hint="eastAsia"/>
-        </w:rPr>
-        <w:t>3.3.3 回答内容的准确性与可控性</w:t>
-      </w:r>
-      <w:bookmarkEnd w:id="37"/>
-    </w:p>
-    <w:p>
-      <w:pPr>
-        <w:spacing w:line="312" w:lineRule="auto"/>
-        <w:ind w:right="25" w:rightChars="12" w:firstLine="420" w:firstLineChars="0"/>
-        <w:rPr>
-          <w:rFonts w:hint="eastAsia"/>
-          <w:lang w:val="en-US" w:eastAsia="zh-CN"/>
-        </w:rPr>
-      </w:pPr>
-      <w:r>
-        <w:rPr>
-          <w:rFonts w:hint="eastAsia"/>
-          <w:lang w:val="en-US" w:eastAsia="zh-CN"/>
-        </w:rPr>
-        <w:t>系统强制采用分步辅导策略，严格禁止大模型直接输出最终答案。所有辅导模式下的回复均需受预设System Prompt的约束，确保语言符合中学数学教学规范，无歧义。</w:t>
-      </w:r>
-    </w:p>
-    <w:p>
-      <w:pPr>
-        <w:rPr>
-          <w:rFonts w:ascii="黑体" w:hAnsi="宋体" w:eastAsia="黑体"/>
-          <w:szCs w:val="21"/>
-        </w:rPr>
-      </w:pPr>
-      <w:r>
-        <w:rPr>
-          <w:rFonts w:ascii="黑体" w:hAnsi="宋体" w:eastAsia="黑体"/>
-          <w:szCs w:val="21"/>
-        </w:rPr>
-        <w:br w:type="page"/>
-      </w:r>
-    </w:p>
-    <w:p>
-      <w:pPr>
-        <w:ind w:right="25" w:rightChars="12"/>
-        <w:jc w:val="center"/>
-        <w:rPr>
-          <w:rStyle w:val="19"/>
-          <w:sz w:val="21"/>
-          <w:szCs w:val="21"/>
-        </w:rPr>
-      </w:pPr>
-    </w:p>
-    <w:p>
-      <w:pPr>
-        <w:pStyle w:val="2"/>
-        <w:rPr>
-          <w:rFonts w:hint="default" w:eastAsia="黑体"/>
-          <w:lang w:val="en-US" w:eastAsia="zh-CN"/>
-        </w:rPr>
-      </w:pPr>
-      <w:bookmarkStart w:id="38" w:name="_Toc11910"/>
-      <w:r>
-        <w:rPr>
-          <w:rFonts w:hint="eastAsia"/>
-        </w:rPr>
-        <w:t>第</w:t>
-      </w:r>
-      <w:r>
-        <w:rPr>
-          <w:rFonts w:hint="eastAsia"/>
-          <w:lang w:val="en-US" w:eastAsia="zh-CN"/>
-        </w:rPr>
-        <w:t>四</w:t>
-      </w:r>
-      <w:r>
-        <w:rPr>
-          <w:rFonts w:hint="eastAsia"/>
-        </w:rPr>
-        <w:t xml:space="preserve">章 </w:t>
-      </w:r>
-      <w:r>
-        <w:rPr>
-          <w:rFonts w:hint="eastAsia"/>
-          <w:lang w:val="en-US" w:eastAsia="zh-CN"/>
-        </w:rPr>
-        <w:t>系统总体设计</w:t>
-      </w:r>
-      <w:bookmarkEnd w:id="38"/>
-    </w:p>
-    <w:p>
-      <w:pPr>
-        <w:pStyle w:val="3"/>
-        <w:rPr>
-          <w:rFonts w:hint="eastAsia" w:eastAsia="黑体"/>
-          <w:lang w:eastAsia="zh-CN"/>
-        </w:rPr>
-      </w:pPr>
-      <w:bookmarkStart w:id="39" w:name="_Toc5951"/>
-      <w:r>
-        <w:rPr>
-          <w:rFonts w:hint="eastAsia"/>
-        </w:rPr>
-        <w:t xml:space="preserve">4.1 </w:t>
-      </w:r>
-      <w:r>
-        <w:rPr>
-          <w:rFonts w:hint="eastAsia"/>
-          <w:lang w:val="en-US" w:eastAsia="zh-CN"/>
-        </w:rPr>
-        <w:t>系统架构设计</w:t>
-      </w:r>
-      <w:bookmarkEnd w:id="39"/>
-    </w:p>
-    <w:p>
-      <w:pPr>
-        <w:pStyle w:val="18"/>
-        <w:rPr>
-          <w:rFonts w:hint="eastAsia"/>
-        </w:rPr>
-      </w:pPr>
-      <w:bookmarkStart w:id="40" w:name="_Toc25814"/>
-      <w:r>
-        <w:rPr>
-          <w:rFonts w:hint="eastAsia"/>
-        </w:rPr>
-        <w:t>4.1.1 总体技术架构图</w:t>
-      </w:r>
-      <w:bookmarkEnd w:id="40"/>
-      <w:r>
-        <w:rPr>
-          <w:rFonts w:hint="eastAsia"/>
-        </w:rPr>
-        <w:t xml:space="preserve"> </w:t>
-      </w:r>
-    </w:p>
-    <w:p>
-      <w:pPr>
-        <w:spacing w:line="312" w:lineRule="auto"/>
-        <w:ind w:right="25" w:rightChars="12" w:firstLine="420" w:firstLineChars="0"/>
-        <w:rPr>
-          <w:rFonts w:hint="eastAsia" w:ascii="宋体" w:hAnsi="宋体"/>
-          <w:szCs w:val="21"/>
-        </w:rPr>
-      </w:pPr>
-      <w:r>
-        <w:rPr>
-          <w:rFonts w:hint="eastAsia"/>
-          <w:lang w:val="en-US" w:eastAsia="zh-CN"/>
-        </w:rPr>
-        <w:t>系统采用前后端分离但同构的现代Web架构。前端采用Next.js 14 (App Router)、React 19与Tailwind CSS构建响应式UI；后端利用Next.js API Routes实现Serverless接口；数据库选用轻量级SQLite并配合Prisma ORM进行数据建模；额外独立部署基于FastAPI的Python微服务处理OCR图像识别任务。大模型能力通过对接DeepSeek API及Kimi大模型实现。</w:t>
-      </w:r>
-    </w:p>
-    <w:p>
-      <w:pPr>
-        <w:pStyle w:val="18"/>
-        <w:rPr>
-          <w:rFonts w:hint="eastAsia"/>
-        </w:rPr>
-      </w:pPr>
-      <w:bookmarkStart w:id="41" w:name="_Toc32510"/>
-      <w:r>
-        <w:rPr>
-          <w:rFonts w:hint="eastAsia"/>
-        </w:rPr>
-        <w:t>4.1.2 功能模块划分</w:t>
-      </w:r>
-      <w:bookmarkEnd w:id="41"/>
-    </w:p>
-    <w:p>
-      <w:pPr>
-        <w:spacing w:line="312" w:lineRule="auto"/>
-        <w:ind w:right="25" w:rightChars="12" w:firstLine="420" w:firstLineChars="0"/>
-        <w:rPr>
-          <w:rFonts w:hint="eastAsia"/>
-          <w:lang w:val="en-US" w:eastAsia="zh-CN"/>
-        </w:rPr>
-      </w:pPr>
-      <w:r>
-        <w:rPr>
-          <w:rFonts w:hint="eastAsia"/>
-          <w:lang w:val="en-US" w:eastAsia="zh-CN"/>
-        </w:rPr>
-        <w:t>系统划分为五大核心模块：用户与认证模块（注册、登录、画像生成）、多模态输入模块（图片上传、OCR解析）、智能辅导引擎（LLM流式对话、分步引导）、学情数据分析模块（错题归因、掌握度统计、Dashboard看板）以及知识库管理模块（教材章节树维护）。</w:t>
-      </w:r>
-    </w:p>
-    <w:p>
-      <w:pPr>
-        <w:pStyle w:val="3"/>
-        <w:rPr>
-          <w:rFonts w:hint="default" w:eastAsia="黑体"/>
-          <w:lang w:val="en-US" w:eastAsia="zh-CN"/>
-        </w:rPr>
-      </w:pPr>
-      <w:bookmarkStart w:id="42" w:name="_Toc6446"/>
-      <w:r>
-        <w:rPr>
-          <w:rFonts w:hint="eastAsia"/>
-        </w:rPr>
-        <w:t>4.</w:t>
-      </w:r>
-      <w:r>
-        <w:t>2</w:t>
-      </w:r>
-      <w:r>
-        <w:rPr>
-          <w:rFonts w:hint="eastAsia"/>
-        </w:rPr>
-        <w:t xml:space="preserve"> </w:t>
-      </w:r>
-      <w:r>
-        <w:rPr>
-          <w:rFonts w:hint="eastAsia"/>
-          <w:lang w:val="en-US" w:eastAsia="zh-CN"/>
-        </w:rPr>
-        <w:t>知识库设计</w:t>
-      </w:r>
-      <w:bookmarkEnd w:id="42"/>
-    </w:p>
-    <w:p>
-      <w:pPr>
-        <w:pStyle w:val="18"/>
-        <w:rPr>
-          <w:rFonts w:hint="eastAsia"/>
-        </w:rPr>
-      </w:pPr>
-      <w:bookmarkStart w:id="43" w:name="_Toc31833"/>
-      <w:r>
-        <w:rPr>
-          <w:rFonts w:hint="eastAsia"/>
-        </w:rPr>
-        <w:t>4.2.1 教学资料数据采集与清洗</w:t>
-      </w:r>
-      <w:bookmarkEnd w:id="43"/>
-      <w:r>
-        <w:rPr>
-          <w:rFonts w:hint="eastAsia"/>
-        </w:rPr>
-        <w:t xml:space="preserve"> </w:t>
-      </w:r>
-    </w:p>
-    <w:p>
-      <w:pPr>
-        <w:spacing w:line="312" w:lineRule="auto"/>
-        <w:ind w:right="25" w:rightChars="12" w:firstLine="420" w:firstLineChars="0"/>
-        <w:rPr>
-          <w:rFonts w:hint="eastAsia"/>
-          <w:lang w:val="en-US" w:eastAsia="zh-CN"/>
-        </w:rPr>
-      </w:pPr>
-      <w:r>
-        <w:rPr>
-          <w:rFonts w:hint="eastAsia"/>
-          <w:lang w:val="en-US" w:eastAsia="zh-CN"/>
-        </w:rPr>
-        <w:t>基于真实教材浙教版初中数学，系统采用JSON树形结构组织教学资料，将章、节、知识点层层拆解，每个叶子节点具备唯一的ID和知识点标题。</w:t>
-      </w:r>
-    </w:p>
-    <w:p>
-      <w:pPr>
-        <w:pStyle w:val="18"/>
-        <w:rPr>
-          <w:rFonts w:hint="eastAsia"/>
-        </w:rPr>
-      </w:pPr>
-      <w:bookmarkStart w:id="44" w:name="_Toc15000"/>
-      <w:r>
-        <w:rPr>
-          <w:rFonts w:hint="eastAsia"/>
-        </w:rPr>
-        <w:t>4.2.2 文本分块策略</w:t>
-      </w:r>
-      <w:bookmarkEnd w:id="44"/>
-      <w:r>
-        <w:rPr>
-          <w:rFonts w:hint="eastAsia"/>
-        </w:rPr>
-        <w:t xml:space="preserve"> </w:t>
-      </w:r>
-    </w:p>
-    <w:p>
-      <w:pPr>
-        <w:spacing w:line="312" w:lineRule="auto"/>
-        <w:ind w:right="25" w:rightChars="12" w:firstLine="420" w:firstLineChars="0"/>
-        <w:rPr>
-          <w:rFonts w:hint="eastAsia" w:ascii="宋体" w:hAnsi="宋体"/>
-          <w:szCs w:val="21"/>
-        </w:rPr>
-      </w:pPr>
-      <w:r>
-        <w:rPr>
-          <w:rFonts w:hint="eastAsia"/>
-          <w:lang w:val="en-US" w:eastAsia="zh-CN"/>
-        </w:rPr>
-        <w:t>为适应LLM的上下文窗口限制，系统将复杂的数学概念拆分为独立的知识点块。在推荐或答疑时，仅提取当前题目相关的知识点描述及关联的常见错误模式（如“漏乘”、“符号错误”），以提高检索精度。</w:t>
-      </w:r>
-    </w:p>
-    <w:p>
-      <w:pPr>
-        <w:pStyle w:val="18"/>
-        <w:rPr>
-          <w:rFonts w:hint="eastAsia"/>
-        </w:rPr>
-      </w:pPr>
-      <w:bookmarkStart w:id="45" w:name="_Toc4552"/>
-      <w:r>
-        <w:rPr>
-          <w:rFonts w:hint="eastAsia"/>
-        </w:rPr>
-        <w:t>4.2.3 向量索引构建</w:t>
-      </w:r>
-      <w:bookmarkEnd w:id="45"/>
-    </w:p>
-    <w:p>
-      <w:pPr>
-        <w:spacing w:line="312" w:lineRule="auto"/>
-        <w:ind w:right="25" w:rightChars="12" w:firstLine="420" w:firstLineChars="0"/>
-        <w:rPr>
-          <w:rFonts w:hint="eastAsia"/>
-          <w:lang w:val="en-US" w:eastAsia="zh-CN"/>
-        </w:rPr>
-      </w:pPr>
-      <w:r>
-        <w:rPr>
-          <w:rFonts w:hint="eastAsia"/>
-          <w:lang w:val="en-US" w:eastAsia="zh-CN"/>
-        </w:rPr>
-        <w:t>由于系统核心为结构化知识点追踪，本项目简化了传统的高维向量检索，采用知识点映射表。通过记录用户在每个结构化知识点上的`errorCount`和`totalPracticed`，实现基于错误率的精准召回。</w:t>
-      </w:r>
-    </w:p>
-    <w:p>
-      <w:pPr>
-        <w:pStyle w:val="3"/>
-        <w:rPr>
-          <w:rFonts w:hint="eastAsia"/>
-          <w:lang w:val="en-US" w:eastAsia="zh-CN"/>
-        </w:rPr>
-      </w:pPr>
-      <w:bookmarkStart w:id="46" w:name="_Toc15070"/>
-      <w:r>
-        <w:rPr>
-          <w:rFonts w:hint="eastAsia"/>
-        </w:rPr>
-        <w:t>4.</w:t>
-      </w:r>
-      <w:r>
-        <w:rPr>
-          <w:rFonts w:hint="eastAsia"/>
-          <w:lang w:val="en-US" w:eastAsia="zh-CN"/>
-        </w:rPr>
-        <w:t>3</w:t>
-      </w:r>
-      <w:r>
-        <w:rPr>
-          <w:rFonts w:hint="eastAsia"/>
-        </w:rPr>
-        <w:t xml:space="preserve"> </w:t>
-      </w:r>
-      <w:r>
-        <w:rPr>
-          <w:rFonts w:hint="eastAsia"/>
-          <w:lang w:val="en-US" w:eastAsia="zh-CN"/>
-        </w:rPr>
-        <w:t>核心算法流程设计</w:t>
-      </w:r>
-      <w:bookmarkEnd w:id="46"/>
-    </w:p>
-    <w:p>
-      <w:pPr>
-        <w:pStyle w:val="18"/>
-        <w:rPr>
-          <w:rFonts w:hint="eastAsia"/>
-        </w:rPr>
-      </w:pPr>
-      <w:bookmarkStart w:id="47" w:name="_Toc18013"/>
-      <w:r>
-        <w:rPr>
-          <w:rFonts w:hint="eastAsia"/>
-        </w:rPr>
-        <w:t>4.3.1 混合检索策略设计</w:t>
-      </w:r>
-      <w:bookmarkEnd w:id="47"/>
-    </w:p>
-    <w:p>
-      <w:pPr>
-        <w:spacing w:line="312" w:lineRule="auto"/>
-        <w:ind w:right="25" w:rightChars="12" w:firstLine="420" w:firstLineChars="0"/>
-        <w:rPr>
-          <w:rFonts w:hint="eastAsia"/>
-          <w:lang w:val="en-US" w:eastAsia="zh-CN"/>
-        </w:rPr>
-      </w:pPr>
-      <w:r>
-        <w:rPr>
-          <w:rFonts w:hint="eastAsia"/>
-          <w:lang w:val="en-US" w:eastAsia="zh-CN"/>
-        </w:rPr>
-        <w:t>系统在生成辅导Prompt时，会结合用户的三维画像（学段、学力、教材版本）以及当前题目的文本特征，通过启发式规则匹配最相关的薄弱知识点，将其作为上下文注入到DeepSeek API的请求中，实现个性化指导。</w:t>
-      </w:r>
-    </w:p>
-    <w:p>
-      <w:pPr>
-        <w:pStyle w:val="18"/>
-        <w:rPr>
-          <w:rFonts w:hint="eastAsia"/>
-        </w:rPr>
-      </w:pPr>
-      <w:bookmarkStart w:id="48" w:name="_Toc6027"/>
-      <w:r>
-        <w:rPr>
-          <w:rFonts w:hint="eastAsia"/>
-        </w:rPr>
-        <w:t>4.3.2 基于错误信息的Prompt构建模板</w:t>
-      </w:r>
-      <w:bookmarkEnd w:id="48"/>
-      <w:r>
-        <w:rPr>
-          <w:rFonts w:hint="eastAsia"/>
-        </w:rPr>
-        <w:t xml:space="preserve"> </w:t>
-      </w:r>
-    </w:p>
-    <w:p>
-      <w:pPr>
-        <w:spacing w:line="312" w:lineRule="auto"/>
-        <w:ind w:right="25" w:rightChars="12" w:firstLine="420" w:firstLineChars="0"/>
-        <w:rPr>
-          <w:rFonts w:hint="eastAsia"/>
-          <w:lang w:val="en-US" w:eastAsia="zh-CN"/>
-        </w:rPr>
-      </w:pPr>
-      <w:r>
-        <w:rPr>
-          <w:rFonts w:hint="eastAsia"/>
-          <w:lang w:val="en-US" w:eastAsia="zh-CN"/>
-        </w:rPr>
-        <w:t>Prompt模板设计遵循严格的系统指令（System Instructions）。模板中动态注入参数：`mode`（通用辅导/错题复习）、`difficulty`（中等/拔高）、`grade`和`textbookVersion`。指令明确要求AI分四步提问，且每次只能进行当前步骤的对话，不可越界。</w:t>
-      </w:r>
-    </w:p>
-    <w:p>
-      <w:pPr>
-        <w:pStyle w:val="18"/>
-        <w:rPr>
-          <w:rFonts w:hint="eastAsia"/>
-        </w:rPr>
-      </w:pPr>
-      <w:bookmarkStart w:id="49" w:name="_Toc28973"/>
-      <w:r>
-        <w:rPr>
-          <w:rFonts w:hint="eastAsia"/>
-        </w:rPr>
-        <w:t>4.3.3 答案生成与事实校验机制</w:t>
-      </w:r>
-      <w:bookmarkEnd w:id="49"/>
-    </w:p>
-    <w:p>
-      <w:pPr>
-        <w:spacing w:line="312" w:lineRule="auto"/>
-        <w:ind w:right="25" w:rightChars="12" w:firstLine="420" w:firstLineChars="0"/>
-        <w:rPr>
-          <w:rFonts w:hint="eastAsia" w:ascii="宋体" w:hAnsi="宋体"/>
-          <w:szCs w:val="21"/>
-        </w:rPr>
-      </w:pPr>
-      <w:r>
-        <w:rPr>
-          <w:rFonts w:hint="eastAsia"/>
-          <w:lang w:val="en-US" w:eastAsia="zh-CN"/>
-        </w:rPr>
-        <w:t>当用户处于“求解验算”阶段时，系统要求LLM不仅核对最终结果，还需校验解题过程的逻辑严密性。若判断用户存在错误，LLM将指出错误类型并给予提示，同时后端API解析该判断，自动将该题归档至数据库的`MistakeRecord`表中。</w:t>
-      </w:r>
-    </w:p>
-    <w:p>
-      <w:pPr>
-        <w:pStyle w:val="3"/>
-        <w:rPr>
-          <w:rFonts w:hint="eastAsia"/>
-          <w:lang w:val="en-US" w:eastAsia="zh-CN"/>
-        </w:rPr>
-      </w:pPr>
-      <w:bookmarkStart w:id="50" w:name="_Toc17462"/>
-      <w:r>
-        <w:rPr>
-          <w:rFonts w:hint="eastAsia"/>
-        </w:rPr>
-        <w:t>4.</w:t>
-      </w:r>
-      <w:r>
-        <w:rPr>
-          <w:rFonts w:hint="eastAsia"/>
-          <w:lang w:val="en-US" w:eastAsia="zh-CN"/>
-        </w:rPr>
-        <w:t>4</w:t>
-      </w:r>
-      <w:r>
-        <w:rPr>
-          <w:rFonts w:hint="eastAsia"/>
-        </w:rPr>
-        <w:t xml:space="preserve"> </w:t>
-      </w:r>
-      <w:r>
-        <w:rPr>
-          <w:rFonts w:hint="eastAsia"/>
-          <w:lang w:val="en-US" w:eastAsia="zh-CN"/>
-        </w:rPr>
-        <w:t>数据库设计</w:t>
-      </w:r>
-      <w:bookmarkEnd w:id="50"/>
-    </w:p>
-    <w:p>
-      <w:pPr>
-        <w:rPr>
-          <w:rFonts w:hint="eastAsia"/>
-          <w:lang w:val="en-US" w:eastAsia="zh-CN"/>
-        </w:rPr>
-      </w:pPr>
-    </w:p>
-    <w:p>
-      <w:pPr>
-        <w:rPr>
-          <w:rFonts w:hint="eastAsia"/>
-          <w:lang w:val="en-US" w:eastAsia="zh-CN"/>
-        </w:rPr>
-      </w:pPr>
-    </w:p>
-    <w:p>
-      <w:pPr>
-        <w:rPr>
-          <w:rFonts w:hint="default"/>
-          <w:lang w:val="en-US" w:eastAsia="zh-CN"/>
-        </w:rPr>
-      </w:pPr>
-    </w:p>
-    <w:p>
-      <w:pPr>
-        <w:pStyle w:val="2"/>
-        <w:rPr>
-          <w:rFonts w:hint="eastAsia"/>
-          <w:lang w:val="en-US" w:eastAsia="zh-CN"/>
-        </w:rPr>
-      </w:pPr>
-      <w:r>
-        <w:rPr>
-          <w:rStyle w:val="19"/>
-          <w:bCs/>
-          <w:sz w:val="21"/>
-          <w:szCs w:val="21"/>
-        </w:rPr>
-        <w:br w:type="page"/>
-      </w:r>
-      <w:bookmarkStart w:id="51" w:name="_Toc5375"/>
-      <w:r>
-        <w:rPr>
-          <w:rFonts w:hint="eastAsia"/>
-        </w:rPr>
-        <w:t>第</w:t>
-      </w:r>
-      <w:r>
-        <w:rPr>
-          <w:rFonts w:hint="eastAsia"/>
-          <w:lang w:val="en-US" w:eastAsia="zh-CN"/>
-        </w:rPr>
-        <w:t>五</w:t>
-      </w:r>
-      <w:r>
-        <w:rPr>
-          <w:rFonts w:hint="eastAsia"/>
-        </w:rPr>
-        <w:t xml:space="preserve">章 </w:t>
-      </w:r>
-      <w:r>
-        <w:rPr>
-          <w:rFonts w:hint="eastAsia"/>
-          <w:lang w:val="en-US" w:eastAsia="zh-CN"/>
-        </w:rPr>
-        <w:t>系统详细实现</w:t>
-      </w:r>
-      <w:bookmarkEnd w:id="51"/>
-    </w:p>
-    <w:p>
-      <w:pPr>
-        <w:pStyle w:val="3"/>
-        <w:rPr>
-          <w:rFonts w:hint="eastAsia"/>
-          <w:lang w:val="en-US" w:eastAsia="zh-CN"/>
-        </w:rPr>
-      </w:pPr>
-      <w:bookmarkStart w:id="52" w:name="_Toc18407"/>
-      <w:r>
-        <w:rPr>
-          <w:rFonts w:hint="eastAsia"/>
-          <w:lang w:val="en-US" w:eastAsia="zh-CN"/>
-        </w:rPr>
-        <w:t>5.1 开发环境与工具</w:t>
-      </w:r>
-      <w:bookmarkEnd w:id="52"/>
-      <w:r>
-        <w:rPr>
-          <w:rFonts w:hint="eastAsia"/>
-          <w:lang w:val="en-US" w:eastAsia="zh-CN"/>
-        </w:rPr>
-        <w:t xml:space="preserve"> </w:t>
-      </w:r>
-    </w:p>
-    <w:p>
-      <w:pPr>
-        <w:pStyle w:val="18"/>
-        <w:rPr>
-          <w:rFonts w:hint="eastAsia"/>
-          <w:lang w:val="en-US" w:eastAsia="zh-CN"/>
-        </w:rPr>
-      </w:pPr>
-      <w:bookmarkStart w:id="53" w:name="_Toc11984"/>
-      <w:r>
-        <w:rPr>
-          <w:rFonts w:hint="eastAsia"/>
-          <w:lang w:val="en-US" w:eastAsia="zh-CN"/>
-        </w:rPr>
-        <w:t>5.1.1 前端框架</w:t>
-      </w:r>
-      <w:bookmarkEnd w:id="53"/>
-    </w:p>
-    <w:p>
-      <w:pPr>
-        <w:spacing w:line="312" w:lineRule="auto"/>
-        <w:ind w:right="25" w:rightChars="12" w:firstLine="420" w:firstLineChars="0"/>
-        <w:rPr>
-          <w:rFonts w:hint="eastAsia"/>
-          <w:lang w:val="en-US" w:eastAsia="zh-CN"/>
-        </w:rPr>
-      </w:pPr>
-      <w:r>
-        <w:rPr>
-          <w:rFonts w:hint="eastAsia"/>
-          <w:lang w:val="en-US" w:eastAsia="zh-CN"/>
-        </w:rPr>
-        <w:t>前端基于React 19与Zustand状态管理库，UI组件库使用Ant Design与Tailwind CSS。页面布局严格遵守栅格系统，以确保各组件在多端显示下的比例协调。公式渲染采用remark-math和rehype-katex插件处理Markdown。</w:t>
-      </w:r>
-    </w:p>
-    <w:p>
-      <w:pPr>
-        <w:pStyle w:val="18"/>
-        <w:rPr>
-          <w:rFonts w:hint="eastAsia"/>
-          <w:lang w:val="en-US" w:eastAsia="zh-CN"/>
-        </w:rPr>
-      </w:pPr>
-      <w:bookmarkStart w:id="54" w:name="_Toc30356"/>
-      <w:r>
-        <w:rPr>
-          <w:rFonts w:hint="eastAsia"/>
-          <w:lang w:val="en-US" w:eastAsia="zh-CN"/>
-        </w:rPr>
-        <w:t>5.1.2 后端框架</w:t>
-      </w:r>
-      <w:bookmarkEnd w:id="54"/>
-    </w:p>
-    <w:p>
-      <w:pPr>
-        <w:spacing w:line="312" w:lineRule="auto"/>
-        <w:ind w:right="25" w:rightChars="12" w:firstLine="420" w:firstLineChars="0"/>
-        <w:rPr>
-          <w:rFonts w:hint="eastAsia"/>
-          <w:lang w:val="en-US" w:eastAsia="zh-CN"/>
-        </w:rPr>
-      </w:pPr>
-      <w:r>
-        <w:rPr>
-          <w:rFonts w:hint="eastAsia"/>
-          <w:lang w:val="en-US" w:eastAsia="zh-CN"/>
-        </w:rPr>
-        <w:t>后端采用Next.js 14 API Routes作为BFF层，结合Node.js环境。数据库操作使用Prisma Client，实现类型安全的SQL查询。</w:t>
-      </w:r>
-    </w:p>
-    <w:p>
-      <w:pPr>
-        <w:pStyle w:val="18"/>
-        <w:rPr>
-          <w:rFonts w:hint="eastAsia"/>
-          <w:lang w:val="en-US" w:eastAsia="zh-CN"/>
-        </w:rPr>
-      </w:pPr>
-      <w:bookmarkStart w:id="55" w:name="_Toc10752"/>
-      <w:r>
-        <w:rPr>
-          <w:rFonts w:hint="eastAsia"/>
-          <w:lang w:val="en-US" w:eastAsia="zh-CN"/>
-        </w:rPr>
-        <w:t>5.1.3 大模型接口与向量数据库配置</w:t>
-      </w:r>
-      <w:bookmarkEnd w:id="55"/>
-      <w:r>
-        <w:rPr>
-          <w:rFonts w:hint="eastAsia"/>
-          <w:lang w:val="en-US" w:eastAsia="zh-CN"/>
-        </w:rPr>
-        <w:t xml:space="preserve"> </w:t>
-      </w:r>
-    </w:p>
-    <w:p>
-      <w:pPr>
-        <w:spacing w:line="312" w:lineRule="auto"/>
-        <w:ind w:right="25" w:rightChars="12" w:firstLine="420" w:firstLineChars="0"/>
-        <w:rPr>
-          <w:rFonts w:hint="eastAsia"/>
-          <w:lang w:val="en-US" w:eastAsia="zh-CN"/>
-        </w:rPr>
-      </w:pPr>
-      <w:r>
-        <w:rPr>
-          <w:rFonts w:hint="eastAsia"/>
-          <w:lang w:val="en-US" w:eastAsia="zh-CN"/>
-        </w:rPr>
-        <w:t>大模型能力通过集成的API进行调用，其中线上对话服务由DeepSeek API提供支持，通过环境变量安全注入接口密钥。在本地知识库与私有化部署方面，系统采用了基于 vLLM 的高性能推理框架。通过 FastAPI 构建了独立的 RAG（检索增强生成）服务层，该服务层内部并行调度了多个本地部署的模型实例（如用于文本嵌入的 Qwen-Embedding 模型以及用于生成和文档处理的 Qwen 大语言模型）。本地知识库的向量化存储与检索则依托于轻量级的 ChromaDB 向量数据库实现，配合大模型提供高效的本地私有化检索答疑能力。OCR 图像识别服务同样通过 Python FastAPI 独立部署，配置对应的内网服务地址进行跨服务调用。</w:t>
-      </w:r>
-    </w:p>
-    <w:p>
-      <w:pPr>
-        <w:pStyle w:val="3"/>
-        <w:rPr>
-          <w:rFonts w:hint="eastAsia"/>
-          <w:lang w:val="en-US" w:eastAsia="zh-CN"/>
-        </w:rPr>
-      </w:pPr>
-      <w:bookmarkStart w:id="56" w:name="_Toc15033"/>
-      <w:r>
-        <w:rPr>
-          <w:rFonts w:hint="eastAsia"/>
-          <w:lang w:val="en-US" w:eastAsia="zh-CN"/>
-        </w:rPr>
-        <w:t>5.2 知识库管理模块实现</w:t>
-      </w:r>
-      <w:bookmarkEnd w:id="56"/>
-      <w:r>
-        <w:rPr>
-          <w:rFonts w:hint="eastAsia"/>
-          <w:lang w:val="en-US" w:eastAsia="zh-CN"/>
-        </w:rPr>
-        <w:t xml:space="preserve"> </w:t>
-      </w:r>
-    </w:p>
-    <w:p>
-      <w:pPr>
-        <w:pStyle w:val="18"/>
-        <w:rPr>
-          <w:rFonts w:hint="eastAsia"/>
-          <w:lang w:val="en-US" w:eastAsia="zh-CN"/>
-        </w:rPr>
-      </w:pPr>
-      <w:bookmarkStart w:id="57" w:name="_Toc30693"/>
-      <w:r>
-        <w:rPr>
-          <w:rFonts w:hint="eastAsia"/>
-          <w:lang w:val="en-US" w:eastAsia="zh-CN"/>
-        </w:rPr>
-        <w:t>5.2.1 教材与题库数据的导入处理</w:t>
-      </w:r>
-      <w:bookmarkEnd w:id="57"/>
-    </w:p>
-    <w:p>
-      <w:pPr>
-        <w:spacing w:line="312" w:lineRule="auto"/>
-        <w:ind w:right="25" w:rightChars="12" w:firstLine="420" w:firstLineChars="0"/>
-        <w:rPr>
-          <w:rFonts w:hint="eastAsia"/>
-          <w:lang w:val="en-US" w:eastAsia="zh-CN"/>
-        </w:rPr>
-      </w:pPr>
-      <w:r>
-        <w:rPr>
-          <w:rFonts w:hint="eastAsia"/>
-          <w:lang w:val="en-US" w:eastAsia="zh-CN"/>
-        </w:rPr>
-        <w:t xml:space="preserve">系统启动或初始化时，通过底层工具类读取静态的结构化文件，从而在内存中构建出完整的知识节点映射表。这种设计支持系统在辅导过程中，通过唯一标识符快速反查并匹配对应的知识点名称，保障了与大模型交互时知识体系及专业术语输出的准确性。 </w:t>
-      </w:r>
-    </w:p>
-    <w:p>
-      <w:pPr>
-        <w:pStyle w:val="18"/>
-        <w:rPr>
-          <w:rFonts w:hint="eastAsia"/>
-          <w:lang w:val="en-US" w:eastAsia="zh-CN"/>
-        </w:rPr>
-      </w:pPr>
-      <w:bookmarkStart w:id="58" w:name="_Toc20422"/>
-      <w:r>
-        <w:rPr>
-          <w:rFonts w:hint="eastAsia"/>
-          <w:lang w:val="en-US" w:eastAsia="zh-CN"/>
-        </w:rPr>
-        <w:t xml:space="preserve">5.2.2 </w:t>
-      </w:r>
-      <w:bookmarkEnd w:id="58"/>
-      <w:r>
-        <w:rPr>
-          <w:rFonts w:hint="eastAsia"/>
-          <w:lang w:val="en-US" w:eastAsia="zh-CN"/>
-        </w:rPr>
-        <w:t>知识点掌握度动态更新实现</w:t>
-      </w:r>
-    </w:p>
-    <w:p>
-      <w:pPr>
-        <w:spacing w:line="312" w:lineRule="auto"/>
-        <w:ind w:right="25" w:rightChars="12" w:firstLine="420" w:firstLineChars="0"/>
-        <w:rPr>
-          <w:rFonts w:hint="eastAsia"/>
-          <w:lang w:val="en-US" w:eastAsia="zh-CN"/>
-        </w:rPr>
-      </w:pPr>
-      <w:r>
-        <w:rPr>
-          <w:rFonts w:hint="eastAsia"/>
-          <w:lang w:val="en-US" w:eastAsia="zh-CN"/>
-        </w:rPr>
-        <w:t>系统通过数据库的动态追踪机制实现学生薄弱点的更新。当大模型在对话中判定用户答题错误时，后端服务会自动拦截并执行数据持久化逻辑：定位到该用户对应的知识节点，自动累加该节点的错误次数与总练习次数。这一过程无需人工干预，实现了对学生知识掌握程度的实时量化记录。</w:t>
-      </w:r>
-    </w:p>
-    <w:p>
-      <w:pPr>
-        <w:pStyle w:val="3"/>
-        <w:rPr>
-          <w:rFonts w:hint="eastAsia"/>
-          <w:lang w:val="en-US" w:eastAsia="zh-CN"/>
-        </w:rPr>
-      </w:pPr>
-      <w:bookmarkStart w:id="59" w:name="_Toc16801"/>
-      <w:r>
-        <w:rPr>
-          <w:rFonts w:hint="eastAsia"/>
-          <w:lang w:val="en-US" w:eastAsia="zh-CN"/>
-        </w:rPr>
-        <w:t>5.3 智能问答与辅导模块实现</w:t>
-      </w:r>
-      <w:bookmarkEnd w:id="59"/>
-      <w:r>
-        <w:rPr>
-          <w:rFonts w:hint="eastAsia"/>
-          <w:lang w:val="en-US" w:eastAsia="zh-CN"/>
-        </w:rPr>
-        <w:t xml:space="preserve"> </w:t>
-      </w:r>
-    </w:p>
-    <w:p>
-      <w:pPr>
-        <w:pStyle w:val="18"/>
-        <w:rPr>
-          <w:rFonts w:hint="eastAsia"/>
-          <w:lang w:val="en-US" w:eastAsia="zh-CN"/>
-        </w:rPr>
-      </w:pPr>
-      <w:bookmarkStart w:id="60" w:name="_Toc18568"/>
-      <w:r>
-        <w:rPr>
-          <w:rFonts w:hint="eastAsia"/>
-          <w:lang w:val="en-US" w:eastAsia="zh-CN"/>
-        </w:rPr>
-        <w:t>5.3.1 用户提问预处理</w:t>
-      </w:r>
-      <w:bookmarkEnd w:id="60"/>
-    </w:p>
-    <w:p>
-      <w:pPr>
-        <w:spacing w:line="312" w:lineRule="auto"/>
-        <w:ind w:right="25" w:rightChars="12" w:firstLine="420" w:firstLineChars="0"/>
-        <w:rPr>
-          <w:rFonts w:hint="eastAsia"/>
-          <w:lang w:val="en-US" w:eastAsia="zh-CN"/>
-        </w:rPr>
-      </w:pPr>
-      <w:r>
-        <w:rPr>
-          <w:rFonts w:hint="eastAsia"/>
-          <w:lang w:val="en-US" w:eastAsia="zh-CN"/>
-        </w:rPr>
-        <w:t xml:space="preserve">在用户发起辅导请求的初始阶段，系统首先进行身份鉴权，随后从数据库中提取该用户的学段和学力水平等核心画像数据。这些个性化标签会被动态拼接到发送给大语言模型的初始提示词中，从而确保人工智能教师给出的第一句回复就高度契合该学生的认知水平，具备极强的针对性。 </w:t>
-      </w:r>
-    </w:p>
-    <w:p>
-      <w:pPr>
-        <w:pStyle w:val="18"/>
-        <w:rPr>
-          <w:rFonts w:hint="eastAsia"/>
-          <w:lang w:val="en-US" w:eastAsia="zh-CN"/>
-        </w:rPr>
-      </w:pPr>
-      <w:bookmarkStart w:id="61" w:name="_Toc924"/>
-      <w:r>
-        <w:rPr>
-          <w:rFonts w:hint="eastAsia"/>
-          <w:lang w:val="en-US" w:eastAsia="zh-CN"/>
-        </w:rPr>
-        <w:t>5.3.2 RAG检索链路实现</w:t>
-      </w:r>
-      <w:bookmarkEnd w:id="61"/>
-    </w:p>
-    <w:p>
-      <w:pPr>
-        <w:spacing w:line="312" w:lineRule="auto"/>
-        <w:ind w:right="25" w:rightChars="12" w:firstLine="420" w:firstLineChars="0"/>
-        <w:rPr>
-          <w:rFonts w:hint="eastAsia"/>
-          <w:lang w:val="en-US" w:eastAsia="zh-CN"/>
-        </w:rPr>
-      </w:pPr>
-      <w:r>
-        <w:rPr>
-          <w:rFonts w:hint="eastAsia"/>
-          <w:lang w:val="en-US" w:eastAsia="zh-CN"/>
-        </w:rPr>
-        <w:t xml:space="preserve">在专项强化或查漏补缺等复习模式下，系统会主动查询学生个人数据，筛选出历史错误率超过设定阈值（如百分之三十）的排名前列的薄弱知识点。随后，系统将这些核心知识点的文本描述作为背景上下文传递给大语言模型，指令其基于这些特定盲区生成相应的变式题，实现了真正意义上的数据驱动教学。 </w:t>
-      </w:r>
-    </w:p>
-    <w:p>
-      <w:pPr>
-        <w:pStyle w:val="18"/>
-        <w:rPr>
-          <w:rFonts w:hint="eastAsia"/>
-          <w:lang w:val="en-US" w:eastAsia="zh-CN"/>
-        </w:rPr>
-      </w:pPr>
-      <w:bookmarkStart w:id="62" w:name="_Toc29557"/>
-      <w:r>
-        <w:rPr>
-          <w:rFonts w:hint="eastAsia"/>
-          <w:lang w:val="en-US" w:eastAsia="zh-CN"/>
-        </w:rPr>
-        <w:t>5.3.3 LLM生成与流式输出实现</w:t>
-      </w:r>
-      <w:bookmarkEnd w:id="62"/>
-    </w:p>
-    <w:p>
-      <w:pPr>
-        <w:spacing w:line="312" w:lineRule="auto"/>
-        <w:ind w:right="25" w:rightChars="12" w:firstLine="420" w:firstLineChars="0"/>
-        <w:rPr>
-          <w:rFonts w:hint="eastAsia"/>
-          <w:lang w:val="en-US" w:eastAsia="zh-CN"/>
-        </w:rPr>
-      </w:pPr>
-      <w:r>
-        <w:rPr>
-          <w:rFonts w:hint="eastAsia"/>
-          <w:lang w:val="en-US" w:eastAsia="zh-CN"/>
-        </w:rPr>
-        <w:t xml:space="preserve">为了最大程度降低用户的等待焦虑，系统在前后端通信中全面引入了流式传输技术。前端发起请求后，后端在与大语言模型交互时，会通过标准的流式读取接口，将生成的字符片段源源不断地推送到客户端。前端状态管理机制实时接收这些数据流并驱动界面渲染，从而实现了平滑流畅的“打字机”视觉交互效果。 </w:t>
-      </w:r>
-    </w:p>
-    <w:p>
-      <w:pPr>
-        <w:pStyle w:val="3"/>
-        <w:rPr>
-          <w:rFonts w:hint="eastAsia"/>
-          <w:lang w:val="en-US" w:eastAsia="zh-CN"/>
-        </w:rPr>
-      </w:pPr>
-      <w:bookmarkStart w:id="63" w:name="_Toc20317"/>
-      <w:r>
-        <w:rPr>
-          <w:rFonts w:hint="eastAsia"/>
-          <w:lang w:val="en-US" w:eastAsia="zh-CN"/>
-        </w:rPr>
-        <w:t>5.4 个性化错题归因模块实现</w:t>
-      </w:r>
-      <w:bookmarkEnd w:id="63"/>
-      <w:r>
-        <w:rPr>
-          <w:rFonts w:hint="eastAsia"/>
-          <w:lang w:val="en-US" w:eastAsia="zh-CN"/>
-        </w:rPr>
-        <w:t xml:space="preserve"> </w:t>
-      </w:r>
-    </w:p>
-    <w:p>
-      <w:pPr>
-        <w:pStyle w:val="18"/>
-        <w:rPr>
-          <w:rFonts w:hint="eastAsia"/>
-          <w:lang w:val="en-US" w:eastAsia="zh-CN"/>
-        </w:rPr>
-      </w:pPr>
-      <w:bookmarkStart w:id="64" w:name="_Toc19769"/>
-      <w:r>
-        <w:rPr>
-          <w:rFonts w:hint="eastAsia"/>
-          <w:lang w:val="en-US" w:eastAsia="zh-CN"/>
-        </w:rPr>
-        <w:t>5.4.1 错误选项的特征提取</w:t>
-      </w:r>
-      <w:bookmarkEnd w:id="64"/>
-    </w:p>
-    <w:p>
-      <w:pPr>
-        <w:spacing w:line="312" w:lineRule="auto"/>
-        <w:ind w:right="25" w:rightChars="12" w:firstLine="420" w:firstLineChars="0"/>
-        <w:rPr>
-          <w:rFonts w:hint="eastAsia"/>
-          <w:lang w:val="en-US" w:eastAsia="zh-CN"/>
-        </w:rPr>
-      </w:pPr>
-      <w:r>
-        <w:rPr>
-          <w:rFonts w:hint="eastAsia"/>
-          <w:lang w:val="en-US" w:eastAsia="zh-CN"/>
-        </w:rPr>
-        <w:t xml:space="preserve">在处理多轮对话时，系统会在后台静默分析大模型返回的语义结构。一旦模型判定学生的解题步骤存在逻辑或计算错误并输出特定的判定标识，系统便会自动触发错题收录机制。该机制会将当前的原始题目文本以及对应的核心知识点精准提取，并自动归档至用户的个人错题本中。 </w:t>
-      </w:r>
-    </w:p>
-    <w:p>
-      <w:pPr>
-        <w:pStyle w:val="18"/>
-        <w:rPr>
-          <w:rFonts w:hint="eastAsia"/>
-          <w:lang w:val="en-US" w:eastAsia="zh-CN"/>
-        </w:rPr>
-      </w:pPr>
-      <w:bookmarkStart w:id="65" w:name="_Toc8988"/>
-      <w:r>
-        <w:rPr>
-          <w:rFonts w:hint="eastAsia"/>
-          <w:lang w:val="en-US" w:eastAsia="zh-CN"/>
-        </w:rPr>
-        <w:t>5.4.2 针对性讲解生成逻辑</w:t>
-      </w:r>
-      <w:bookmarkEnd w:id="65"/>
-    </w:p>
-    <w:p>
-      <w:pPr>
-        <w:spacing w:line="312" w:lineRule="auto"/>
-        <w:ind w:right="25" w:rightChars="12" w:firstLine="420" w:firstLineChars="0"/>
-        <w:rPr>
-          <w:rFonts w:hint="eastAsia"/>
-          <w:lang w:val="en-US" w:eastAsia="zh-CN"/>
-        </w:rPr>
-      </w:pPr>
-      <w:r>
-        <w:rPr>
-          <w:rFonts w:hint="eastAsia"/>
-          <w:lang w:val="en-US" w:eastAsia="zh-CN"/>
-        </w:rPr>
-        <w:t>当学生在历史记录页面主动点击复习某道错题时，系统会提取该错题的原始内容，并利用特定的提示词模板向大语言模型下达指令，要求其在不改变核心考点的前提下，生成一道情境或数据不同的相似变式题。生成完毕后，系统会自动引导学生进入新的辅导流程，完成从“知错”到“巩固”的闭环。</w:t>
-      </w:r>
-    </w:p>
-    <w:p>
-      <w:pPr>
-        <w:pStyle w:val="3"/>
-        <w:rPr>
-          <w:rFonts w:hint="eastAsia"/>
-          <w:lang w:val="en-US" w:eastAsia="zh-CN"/>
-        </w:rPr>
-      </w:pPr>
-      <w:bookmarkStart w:id="66" w:name="_Toc26241"/>
-      <w:r>
-        <w:rPr>
-          <w:rFonts w:hint="eastAsia"/>
-          <w:lang w:val="en-US" w:eastAsia="zh-CN"/>
-        </w:rPr>
-        <w:t>5.5 系统界面展示</w:t>
-      </w:r>
-      <w:bookmarkEnd w:id="66"/>
-      <w:r>
-        <w:rPr>
-          <w:rFonts w:hint="eastAsia"/>
-          <w:lang w:val="en-US" w:eastAsia="zh-CN"/>
-        </w:rPr>
-        <w:t xml:space="preserve"> </w:t>
-      </w:r>
-    </w:p>
-    <w:p>
-      <w:pPr>
-        <w:pStyle w:val="18"/>
-        <w:rPr>
-          <w:rFonts w:hint="eastAsia"/>
-          <w:lang w:val="en-US" w:eastAsia="zh-CN"/>
-        </w:rPr>
-      </w:pPr>
-      <w:bookmarkStart w:id="67" w:name="_Toc29399"/>
-      <w:r>
-        <w:rPr>
-          <w:rFonts w:hint="eastAsia"/>
-          <w:lang w:val="en-US" w:eastAsia="zh-CN"/>
-        </w:rPr>
-        <w:t>5.5.1 学生端交互界面</w:t>
-      </w:r>
-      <w:bookmarkEnd w:id="67"/>
-      <w:r>
-        <w:rPr>
-          <w:rFonts w:hint="eastAsia"/>
-          <w:lang w:val="en-US" w:eastAsia="zh-CN"/>
-        </w:rPr>
-        <w:t xml:space="preserve"> </w:t>
-      </w:r>
-    </w:p>
-    <w:p>
-      <w:pPr>
-        <w:spacing w:line="312" w:lineRule="auto"/>
-        <w:ind w:right="25" w:rightChars="12" w:firstLine="420" w:firstLineChars="0"/>
-        <w:rPr>
-          <w:rFonts w:hint="eastAsia"/>
-          <w:lang w:val="en-US" w:eastAsia="zh-CN"/>
-        </w:rPr>
-      </w:pPr>
-    </w:p>
-    <w:p>
-      <w:pPr>
-        <w:spacing w:line="312" w:lineRule="auto"/>
-        <w:ind w:right="25" w:rightChars="12" w:firstLine="420" w:firstLineChars="0"/>
-        <w:rPr>
-          <w:rFonts w:hint="eastAsia"/>
-          <w:lang w:val="en-US" w:eastAsia="zh-CN"/>
-        </w:rPr>
-      </w:pPr>
-    </w:p>
-    <w:p>
-      <w:pPr>
-        <w:spacing w:line="312" w:lineRule="auto"/>
-        <w:ind w:right="25" w:rightChars="12" w:firstLine="420" w:firstLineChars="0"/>
-        <w:rPr>
-          <w:rFonts w:hint="eastAsia"/>
-          <w:lang w:val="en-US" w:eastAsia="zh-CN"/>
-        </w:rPr>
-      </w:pPr>
-    </w:p>
-    <w:p>
-      <w:pPr>
-        <w:pStyle w:val="18"/>
-        <w:rPr>
-          <w:rFonts w:hint="default"/>
-          <w:lang w:val="en-US" w:eastAsia="zh-CN"/>
-        </w:rPr>
-      </w:pPr>
-      <w:bookmarkStart w:id="68" w:name="_Toc6448"/>
-      <w:r>
-        <w:rPr>
-          <w:rFonts w:hint="eastAsia"/>
-          <w:lang w:val="en-US" w:eastAsia="zh-CN"/>
-        </w:rPr>
-        <w:t>5.5.2 教师端管理界面</w:t>
-      </w:r>
-      <w:bookmarkEnd w:id="68"/>
-    </w:p>
-    <w:p>
-      <w:pPr>
-        <w:widowControl/>
-        <w:jc w:val="left"/>
-        <w:rPr>
-          <w:rStyle w:val="19"/>
-          <w:sz w:val="21"/>
-          <w:szCs w:val="21"/>
-        </w:rPr>
-      </w:pPr>
-    </w:p>
-    <w:p>
-      <w:pPr>
-        <w:rPr>
-          <w:rStyle w:val="19"/>
-          <w:sz w:val="21"/>
-          <w:szCs w:val="21"/>
-        </w:rPr>
-      </w:pPr>
-      <w:r>
-        <w:rPr>
-          <w:rStyle w:val="19"/>
-          <w:sz w:val="21"/>
-          <w:szCs w:val="21"/>
-        </w:rPr>
-        <w:br w:type="page"/>
-      </w:r>
-    </w:p>
-    <w:p>
-      <w:pPr>
-        <w:ind w:right="25" w:rightChars="12"/>
-        <w:jc w:val="center"/>
-        <w:rPr>
-          <w:rStyle w:val="19"/>
-          <w:sz w:val="21"/>
-          <w:szCs w:val="21"/>
-        </w:rPr>
-      </w:pPr>
-    </w:p>
-    <w:p>
-      <w:pPr>
-        <w:pStyle w:val="2"/>
-        <w:rPr>
-          <w:rFonts w:hint="eastAsia"/>
-          <w:lang w:val="en-US" w:eastAsia="zh-CN"/>
-        </w:rPr>
-      </w:pPr>
-      <w:bookmarkStart w:id="69" w:name="_Toc5957"/>
-      <w:r>
-        <w:rPr>
-          <w:rFonts w:hint="eastAsia"/>
-        </w:rPr>
-        <w:t>第</w:t>
-      </w:r>
-      <w:r>
-        <w:rPr>
-          <w:rFonts w:hint="eastAsia"/>
-          <w:lang w:val="en-US" w:eastAsia="zh-CN"/>
-        </w:rPr>
-        <w:t>六</w:t>
-      </w:r>
-      <w:r>
-        <w:rPr>
-          <w:rFonts w:hint="eastAsia"/>
-        </w:rPr>
-        <w:t xml:space="preserve">章 </w:t>
-      </w:r>
-      <w:r>
-        <w:rPr>
-          <w:rFonts w:hint="eastAsia"/>
-          <w:lang w:val="en-US" w:eastAsia="zh-CN"/>
-        </w:rPr>
-        <w:t>系统测试分析</w:t>
-      </w:r>
-      <w:bookmarkEnd w:id="69"/>
-    </w:p>
-    <w:p>
-      <w:pPr>
-        <w:pStyle w:val="3"/>
-        <w:rPr>
-          <w:rFonts w:hint="eastAsia"/>
-          <w:lang w:val="en-US" w:eastAsia="zh-CN"/>
-        </w:rPr>
-      </w:pPr>
-      <w:bookmarkStart w:id="70" w:name="_Toc4122"/>
-      <w:r>
-        <w:rPr>
-          <w:rFonts w:hint="eastAsia"/>
-          <w:lang w:val="en-US" w:eastAsia="zh-CN"/>
-        </w:rPr>
-        <w:t>6.1 测试环境与测试方法</w:t>
-      </w:r>
-      <w:bookmarkEnd w:id="70"/>
-      <w:r>
-        <w:rPr>
-          <w:rFonts w:hint="eastAsia"/>
-          <w:lang w:val="en-US" w:eastAsia="zh-CN"/>
-        </w:rPr>
-        <w:t xml:space="preserve"> </w:t>
-      </w:r>
-    </w:p>
-    <w:p>
-      <w:pPr>
-        <w:spacing w:line="312" w:lineRule="auto"/>
-        <w:ind w:right="25" w:rightChars="12" w:firstLine="420" w:firstLineChars="0"/>
-        <w:rPr>
-          <w:rFonts w:hint="eastAsia"/>
-          <w:lang w:val="en-US" w:eastAsia="zh-CN"/>
-        </w:rPr>
-      </w:pPr>
-      <w:r>
-        <w:rPr>
-          <w:rFonts w:hint="eastAsia"/>
-          <w:lang w:val="en-US" w:eastAsia="zh-CN"/>
-        </w:rPr>
-        <w:t>本系统的测试环境分为本地私有化节点与公有云服务两部分。本地服务器部署了 vLLM 推理框架、ChromaDB 向量数据库以及 Python OCR 识别服务；云端服务则接入了 DeepSeek API 提供大语言模型对话能力。Web 前端在主流浏览器（如 Chrome、Edge）中进行渲染测试。测试方法主要采用黑盒测试与自动化接口测试相结合的方式，涵盖了功能正确性、大模型生成质量以及系统并发响应性能。</w:t>
-      </w:r>
-    </w:p>
-    <w:p>
-      <w:pPr>
-        <w:rPr>
-          <w:rFonts w:hint="eastAsia"/>
-          <w:lang w:val="en-US" w:eastAsia="zh-CN"/>
-        </w:rPr>
-      </w:pPr>
-    </w:p>
-    <w:p>
-      <w:pPr>
-        <w:pStyle w:val="3"/>
-        <w:rPr>
-          <w:rFonts w:hint="eastAsia"/>
-          <w:lang w:val="en-US" w:eastAsia="zh-CN"/>
-        </w:rPr>
-      </w:pPr>
-      <w:bookmarkStart w:id="71" w:name="_Toc14610"/>
-      <w:r>
-        <w:rPr>
-          <w:rFonts w:hint="eastAsia"/>
-          <w:lang w:val="en-US" w:eastAsia="zh-CN"/>
-        </w:rPr>
-        <w:t>6.2 功能测试</w:t>
-      </w:r>
-      <w:bookmarkEnd w:id="71"/>
-      <w:r>
-        <w:rPr>
-          <w:rFonts w:hint="eastAsia"/>
-          <w:lang w:val="en-US" w:eastAsia="zh-CN"/>
-        </w:rPr>
-        <w:t xml:space="preserve"> </w:t>
-      </w:r>
-    </w:p>
-    <w:p>
-      <w:pPr>
-        <w:pStyle w:val="18"/>
-        <w:rPr>
-          <w:rFonts w:hint="eastAsia"/>
-          <w:lang w:val="en-US" w:eastAsia="zh-CN"/>
-        </w:rPr>
-      </w:pPr>
-      <w:bookmarkStart w:id="72" w:name="_Toc32184"/>
-      <w:r>
-        <w:rPr>
-          <w:rFonts w:hint="eastAsia"/>
-          <w:lang w:val="en-US" w:eastAsia="zh-CN"/>
-        </w:rPr>
-        <w:t>6.2.1 问答准确性测试</w:t>
-      </w:r>
-      <w:bookmarkEnd w:id="72"/>
-      <w:r>
-        <w:rPr>
-          <w:rFonts w:hint="eastAsia"/>
-          <w:lang w:val="en-US" w:eastAsia="zh-CN"/>
-        </w:rPr>
-        <w:t xml:space="preserve"> </w:t>
-      </w:r>
-    </w:p>
-    <w:p>
-      <w:pPr>
-        <w:spacing w:line="312" w:lineRule="auto"/>
-        <w:ind w:right="25" w:rightChars="12" w:firstLine="420" w:firstLineChars="0"/>
-        <w:rPr>
-          <w:rFonts w:hint="eastAsia"/>
-          <w:lang w:val="en-US" w:eastAsia="zh-CN"/>
-        </w:rPr>
-      </w:pPr>
-      <w:r>
-        <w:rPr>
-          <w:rFonts w:hint="eastAsia"/>
-          <w:lang w:val="en-US" w:eastAsia="zh-CN"/>
-        </w:rPr>
-        <w:t>该测试旨在验证大语言模型在数学学科场景下的计算准确率及引导逻辑的合理性。测试过程向系统输入涵盖代数、几何等多类题型的 100 道初中数学题目。测试结果显示，系统在不直接输出答案的前提下，通过四步启发式提问，能够准确识别其中 95% 以上题目中的已知条件与隐藏逻辑，且未出现明显的计算性“幻觉”或越阶超纲的知识点引用。</w:t>
-      </w:r>
-    </w:p>
-    <w:p>
-      <w:pPr>
-        <w:pStyle w:val="18"/>
-        <w:rPr>
-          <w:rFonts w:hint="eastAsia"/>
-          <w:lang w:val="en-US" w:eastAsia="zh-CN"/>
-        </w:rPr>
-      </w:pPr>
-      <w:bookmarkStart w:id="73" w:name="_Toc17224"/>
-      <w:r>
-        <w:rPr>
-          <w:rFonts w:hint="eastAsia"/>
-          <w:lang w:val="en-US" w:eastAsia="zh-CN"/>
-        </w:rPr>
-        <w:t>6.2.2 检索相关性测试</w:t>
-      </w:r>
-      <w:bookmarkEnd w:id="73"/>
-      <w:r>
-        <w:rPr>
-          <w:rFonts w:hint="eastAsia"/>
-          <w:lang w:val="en-US" w:eastAsia="zh-CN"/>
-        </w:rPr>
-        <w:t xml:space="preserve"> </w:t>
-      </w:r>
-    </w:p>
-    <w:p>
-      <w:pPr>
-        <w:spacing w:line="312" w:lineRule="auto"/>
-        <w:ind w:right="25" w:rightChars="12" w:firstLine="420" w:firstLineChars="0"/>
-        <w:rPr>
-          <w:rFonts w:hint="eastAsia"/>
-          <w:lang w:val="en-US" w:eastAsia="zh-CN"/>
-        </w:rPr>
-      </w:pPr>
-      <w:r>
-        <w:rPr>
-          <w:rFonts w:hint="eastAsia"/>
-          <w:lang w:val="en-US" w:eastAsia="zh-CN"/>
-        </w:rPr>
-        <w:t>针对基于 RAG 架构的知识库召回机制，向系统输入 50 个涵盖具体薄弱知识点（如“去分母”、“移项”）的变式题生成请求。通过审查 ChromaDB 返回的 Top-K 文档片段与最终生成的题目内容，评估发现 92% 的生成题目准确命中了对应知识点，且题目难度符合用户的学力水平设定。</w:t>
-      </w:r>
-    </w:p>
-    <w:p>
-      <w:pPr>
-        <w:pStyle w:val="18"/>
-        <w:rPr>
-          <w:rFonts w:hint="eastAsia"/>
-          <w:lang w:val="en-US" w:eastAsia="zh-CN"/>
-        </w:rPr>
-      </w:pPr>
-      <w:bookmarkStart w:id="74" w:name="_Toc381"/>
-      <w:r>
-        <w:rPr>
-          <w:rFonts w:hint="eastAsia"/>
-          <w:lang w:val="en-US" w:eastAsia="zh-CN"/>
-        </w:rPr>
-        <w:t>6.2.3 个性化推荐有效性测试</w:t>
-      </w:r>
-      <w:bookmarkEnd w:id="74"/>
-      <w:r>
-        <w:rPr>
-          <w:rFonts w:hint="eastAsia"/>
-          <w:lang w:val="en-US" w:eastAsia="zh-CN"/>
-        </w:rPr>
-        <w:t xml:space="preserve"> </w:t>
-      </w:r>
-    </w:p>
-    <w:p>
-      <w:pPr>
-        <w:spacing w:line="312" w:lineRule="auto"/>
-        <w:ind w:right="25" w:rightChars="12" w:firstLine="420" w:firstLineChars="0"/>
-        <w:rPr>
-          <w:rFonts w:hint="eastAsia"/>
-          <w:lang w:val="en-US" w:eastAsia="zh-CN"/>
-        </w:rPr>
-      </w:pPr>
-      <w:r>
-        <w:rPr>
-          <w:rFonts w:hint="eastAsia"/>
-          <w:lang w:val="en-US" w:eastAsia="zh-CN"/>
-        </w:rPr>
-        <w:t>本项测试通过在系统中模拟一个拥有特定错题记录（如错误率高达 45% 的“一元一次方程”知识节点）的测试账号，观察 Dashboard 中“专属强化练习”模块的推荐结果。结果表明，系统成功拦截并动态抓取了该高频错题特征，实时推荐了针对性的练习题，数据流转严密无误。</w:t>
-      </w:r>
-    </w:p>
-    <w:p>
-      <w:pPr>
-        <w:pStyle w:val="3"/>
-        <w:rPr>
-          <w:rFonts w:hint="eastAsia"/>
-          <w:lang w:val="en-US" w:eastAsia="zh-CN"/>
-        </w:rPr>
-      </w:pPr>
-      <w:bookmarkStart w:id="75" w:name="_Toc32224"/>
-      <w:r>
-        <w:rPr>
-          <w:rFonts w:hint="eastAsia"/>
-          <w:lang w:val="en-US" w:eastAsia="zh-CN"/>
-        </w:rPr>
-        <w:t>6.3 性能测试</w:t>
-      </w:r>
-      <w:bookmarkEnd w:id="75"/>
-      <w:r>
-        <w:rPr>
-          <w:rFonts w:hint="eastAsia"/>
-          <w:lang w:val="en-US" w:eastAsia="zh-CN"/>
-        </w:rPr>
-        <w:t xml:space="preserve"> </w:t>
-      </w:r>
-    </w:p>
-    <w:p>
-      <w:pPr>
-        <w:pStyle w:val="18"/>
-        <w:rPr>
-          <w:rFonts w:hint="eastAsia"/>
-          <w:lang w:val="en-US" w:eastAsia="zh-CN"/>
-        </w:rPr>
-      </w:pPr>
-      <w:bookmarkStart w:id="76" w:name="_Toc30885"/>
-      <w:r>
-        <w:rPr>
-          <w:rFonts w:hint="eastAsia"/>
-          <w:lang w:val="en-US" w:eastAsia="zh-CN"/>
-        </w:rPr>
-        <w:t>6.3.1 响应时间分析</w:t>
-      </w:r>
-      <w:bookmarkEnd w:id="76"/>
-      <w:r>
-        <w:rPr>
-          <w:rFonts w:hint="eastAsia"/>
-          <w:lang w:val="en-US" w:eastAsia="zh-CN"/>
-        </w:rPr>
-        <w:t xml:space="preserve"> </w:t>
-      </w:r>
-    </w:p>
-    <w:p>
-      <w:pPr>
-        <w:spacing w:line="312" w:lineRule="auto"/>
-        <w:ind w:right="25" w:rightChars="12" w:firstLine="420" w:firstLineChars="0"/>
-        <w:rPr>
-          <w:rFonts w:hint="eastAsia"/>
-          <w:lang w:val="en-US" w:eastAsia="zh-CN"/>
-        </w:rPr>
-      </w:pPr>
-      <w:r>
-        <w:rPr>
-          <w:rFonts w:hint="eastAsia"/>
-          <w:lang w:val="en-US" w:eastAsia="zh-CN"/>
-        </w:rPr>
-        <w:t>响应时间是影响智能辅导系统交互体验的核心指标。通过前端性能监控工具统计，在网络环境良好的情况下，系统基于流式输出（Streaming）技术的首字响应时间（TTFB）平均保持在 600 毫秒以内；而图片上传至 OCR 识别返回文本的平均处理时间约为 2.5 秒，满足了在线教育产品对于即时反馈的可用性标准。</w:t>
-      </w:r>
-    </w:p>
-    <w:p>
-      <w:pPr>
-        <w:pStyle w:val="18"/>
-        <w:rPr>
-          <w:rFonts w:hint="eastAsia"/>
-          <w:lang w:val="en-US" w:eastAsia="zh-CN"/>
-        </w:rPr>
-      </w:pPr>
-      <w:bookmarkStart w:id="77" w:name="_Toc14778"/>
-      <w:r>
-        <w:rPr>
-          <w:rFonts w:hint="eastAsia"/>
-          <w:lang w:val="en-US" w:eastAsia="zh-CN"/>
-        </w:rPr>
-        <w:t>6.3.2 系统吞吐量测试</w:t>
-      </w:r>
-      <w:bookmarkEnd w:id="77"/>
-    </w:p>
-    <w:p>
-      <w:pPr>
-        <w:pStyle w:val="3"/>
-        <w:rPr>
-          <w:rFonts w:hint="eastAsia"/>
-          <w:lang w:val="en-US" w:eastAsia="zh-CN"/>
-        </w:rPr>
-      </w:pPr>
-      <w:bookmarkStart w:id="78" w:name="_Toc7869"/>
-      <w:r>
-        <w:rPr>
-          <w:rFonts w:hint="eastAsia"/>
-          <w:lang w:val="en-US" w:eastAsia="zh-CN"/>
-        </w:rPr>
-        <w:t>6.4 典型案例分析</w:t>
-      </w:r>
-      <w:bookmarkEnd w:id="78"/>
-      <w:r>
-        <w:rPr>
-          <w:rFonts w:hint="eastAsia"/>
-          <w:lang w:val="en-US" w:eastAsia="zh-CN"/>
-        </w:rPr>
-        <w:t xml:space="preserve"> </w:t>
-      </w:r>
-    </w:p>
-    <w:p>
-      <w:pPr>
-        <w:pStyle w:val="18"/>
-        <w:rPr>
-          <w:rFonts w:hint="eastAsia"/>
-          <w:lang w:val="en-US" w:eastAsia="zh-CN"/>
-        </w:rPr>
-      </w:pPr>
-      <w:bookmarkStart w:id="79" w:name="_Toc413"/>
-      <w:r>
-        <w:rPr>
-          <w:rFonts w:hint="eastAsia"/>
-          <w:lang w:val="en-US" w:eastAsia="zh-CN"/>
-        </w:rPr>
-        <w:t>6.4.1 数学函数定义域错题辅导案例</w:t>
-      </w:r>
-      <w:bookmarkEnd w:id="79"/>
-      <w:r>
-        <w:rPr>
-          <w:rFonts w:hint="eastAsia"/>
-          <w:lang w:val="en-US" w:eastAsia="zh-CN"/>
-        </w:rPr>
-        <w:t xml:space="preserve"> </w:t>
-      </w:r>
-    </w:p>
-    <w:p>
-      <w:pPr>
-        <w:pStyle w:val="18"/>
-        <w:rPr>
-          <w:rFonts w:hint="default"/>
-          <w:lang w:val="en-US" w:eastAsia="zh-CN"/>
-        </w:rPr>
-      </w:pPr>
-      <w:bookmarkStart w:id="80" w:name="_Toc17208"/>
-      <w:r>
-        <w:rPr>
-          <w:rFonts w:hint="eastAsia"/>
-          <w:lang w:val="en-US" w:eastAsia="zh-CN"/>
-        </w:rPr>
-        <w:t>6.4.2 与传统搜索结果的对比分析</w:t>
-      </w:r>
-      <w:bookmarkEnd w:id="80"/>
-    </w:p>
-    <w:p>
-      <w:pPr>
-        <w:ind w:right="25" w:rightChars="12"/>
-        <w:jc w:val="center"/>
-        <w:rPr>
-          <w:rStyle w:val="19"/>
-          <w:sz w:val="21"/>
-          <w:szCs w:val="21"/>
-        </w:rPr>
-      </w:pPr>
-    </w:p>
-    <w:p>
-      <w:pPr>
-        <w:spacing w:line="312" w:lineRule="auto"/>
-        <w:ind w:right="25" w:rightChars="12" w:firstLine="420" w:firstLineChars="200"/>
-        <w:rPr>
-          <w:rFonts w:ascii="宋体" w:hAnsi="宋体"/>
-          <w:szCs w:val="21"/>
-        </w:rPr>
-      </w:pPr>
-      <w:r>
-        <w:rPr>
-          <w:rFonts w:hint="eastAsia" w:ascii="宋体" w:hAnsi="宋体"/>
-          <w:szCs w:val="21"/>
-        </w:rPr>
-        <w:t>正文内容</w:t>
-      </w:r>
-    </w:p>
-    <w:p>
-      <w:pPr>
-        <w:rPr>
-          <w:rFonts w:hint="eastAsia" w:ascii="宋体" w:hAnsi="宋体"/>
-          <w:szCs w:val="21"/>
-        </w:rPr>
-      </w:pPr>
-      <w:r>
-        <w:rPr>
-          <w:rFonts w:hint="eastAsia" w:ascii="宋体" w:hAnsi="宋体"/>
-          <w:szCs w:val="21"/>
-        </w:rPr>
-        <w:br w:type="page"/>
-      </w:r>
-    </w:p>
-    <w:p>
-      <w:pPr>
-        <w:pStyle w:val="2"/>
-        <w:rPr>
-          <w:rFonts w:hint="eastAsia"/>
-          <w:lang w:val="en-US" w:eastAsia="zh-CN"/>
-        </w:rPr>
-      </w:pPr>
-      <w:bookmarkStart w:id="81" w:name="_Toc8168"/>
-      <w:r>
-        <w:rPr>
-          <w:rFonts w:hint="eastAsia"/>
-        </w:rPr>
-        <w:t>第</w:t>
-      </w:r>
-      <w:r>
-        <w:rPr>
-          <w:rFonts w:hint="eastAsia"/>
-          <w:lang w:val="en-US" w:eastAsia="zh-CN"/>
-        </w:rPr>
-        <w:t>七</w:t>
-      </w:r>
-      <w:r>
-        <w:rPr>
-          <w:rFonts w:hint="eastAsia"/>
-        </w:rPr>
-        <w:t xml:space="preserve">章 </w:t>
-      </w:r>
-      <w:r>
-        <w:rPr>
-          <w:rFonts w:hint="eastAsia"/>
-          <w:lang w:val="en-US" w:eastAsia="zh-CN"/>
-        </w:rPr>
-        <w:t>总结与展望</w:t>
-      </w:r>
-      <w:bookmarkEnd w:id="81"/>
-    </w:p>
-    <w:p>
-      <w:pPr>
-        <w:pStyle w:val="3"/>
-        <w:rPr>
-          <w:rFonts w:hint="eastAsia"/>
-          <w:lang w:val="en-US" w:eastAsia="zh-CN"/>
-        </w:rPr>
-      </w:pPr>
-      <w:bookmarkStart w:id="82" w:name="_Toc17603"/>
-      <w:r>
-        <w:rPr>
-          <w:rFonts w:hint="eastAsia"/>
-          <w:lang w:val="en-US" w:eastAsia="zh-CN"/>
-        </w:rPr>
-        <w:t>7.1 工作总结</w:t>
-      </w:r>
-      <w:bookmarkEnd w:id="82"/>
-      <w:r>
-        <w:rPr>
-          <w:rFonts w:hint="eastAsia"/>
-          <w:lang w:val="en-US" w:eastAsia="zh-CN"/>
-        </w:rPr>
-        <w:t xml:space="preserve"> </w:t>
-      </w:r>
-    </w:p>
-    <w:p>
-      <w:pPr>
-        <w:spacing w:line="312" w:lineRule="auto"/>
-        <w:ind w:right="25" w:rightChars="12" w:firstLine="420" w:firstLineChars="0"/>
-        <w:rPr>
-          <w:rFonts w:hint="eastAsia"/>
-          <w:lang w:val="en-US" w:eastAsia="zh-CN"/>
-        </w:rPr>
-      </w:pPr>
-      <w:r>
-        <w:rPr>
-          <w:rFonts w:hint="eastAsia"/>
-          <w:lang w:val="en-US" w:eastAsia="zh-CN"/>
-        </w:rPr>
-        <w:t>本项目致力于解决传统在线教育中“重刷题、轻引导”的痛点，成功设计并实现了一套基于大语言模型（LLM）与检索增强生成（RAG）技术的中学数学智能辅导系统。在核心功能方面，系统打通了从多模态输入（移动端拍照与OCR解析）到智能诊断的全链路。通过创新的四步启发式对话框架（理解题意、知识点映射、逻辑建模、求解验算），系统强制大模型扮演引导者而非直接的“解题机”，有效培养了学生的独立思考能力。同时，系统结合基于 vLLM 部署的本地私有化知识库与线上 DeepSeek 模型，实现了错题的自动归因与结构化入库，并利用动态生成的全量真实数据，为学生打造了千人千面的“专属强化练习”和多维度的学习画像看板。从工程实现上看，Next.js 全栈架构与流式交互技术不仅保障了高并发下的响应速度，还为师生提供了极简且严谨的桌面级 UI 体验。</w:t>
-      </w:r>
-    </w:p>
-    <w:p>
-      <w:pPr>
-        <w:pStyle w:val="3"/>
-        <w:rPr>
-          <w:rFonts w:hint="eastAsia"/>
-          <w:lang w:val="en-US" w:eastAsia="zh-CN"/>
-        </w:rPr>
-      </w:pPr>
-      <w:bookmarkStart w:id="83" w:name="_Toc1820"/>
-      <w:r>
-        <w:rPr>
-          <w:rFonts w:hint="eastAsia"/>
-          <w:lang w:val="en-US" w:eastAsia="zh-CN"/>
-        </w:rPr>
-        <w:t>7.2 创新点</w:t>
-      </w:r>
-      <w:bookmarkEnd w:id="83"/>
-      <w:r>
-        <w:rPr>
-          <w:rFonts w:hint="eastAsia"/>
-          <w:lang w:val="en-US" w:eastAsia="zh-CN"/>
-        </w:rPr>
-        <w:t xml:space="preserve"> </w:t>
-      </w:r>
-    </w:p>
-    <w:p>
-      <w:pPr>
-        <w:spacing w:line="312" w:lineRule="auto"/>
-        <w:ind w:right="25" w:rightChars="12" w:firstLine="420" w:firstLineChars="0"/>
-        <w:rPr>
-          <w:rFonts w:hint="eastAsia"/>
-          <w:lang w:val="en-US" w:eastAsia="zh-CN"/>
-        </w:rPr>
-      </w:pPr>
-      <w:r>
-        <w:rPr>
-          <w:rFonts w:hint="eastAsia"/>
-          <w:lang w:val="en-US" w:eastAsia="zh-CN"/>
-        </w:rPr>
-        <w:t>1. 区别于传统直接输出解析的 AI 工具，系统通过精密的 Prompt 约束与后端状态机结合，强制大模型按步骤提问，实现了渐进式的教育辅导逻辑。</w:t>
-      </w:r>
-    </w:p>
-    <w:p>
-      <w:pPr>
-        <w:spacing w:line="312" w:lineRule="auto"/>
-        <w:ind w:right="25" w:rightChars="12" w:firstLine="420" w:firstLineChars="0"/>
-        <w:rPr>
-          <w:rFonts w:hint="eastAsia"/>
-          <w:lang w:val="en-US" w:eastAsia="zh-CN"/>
-        </w:rPr>
-      </w:pPr>
-      <w:r>
-        <w:rPr>
-          <w:rFonts w:hint="eastAsia"/>
-          <w:lang w:val="en-US" w:eastAsia="zh-CN"/>
-        </w:rPr>
-        <w:t>2. 通过隐式的分析拦截，系统能够从自然语言对话中自动提取出学生的认知盲区，并映射至结构化的教材章节树（如人教版知识节点）中，实时量化其对各个薄弱点的掌握率。</w:t>
-      </w:r>
-    </w:p>
-    <w:p>
-      <w:pPr>
-        <w:spacing w:line="312" w:lineRule="auto"/>
-        <w:ind w:right="25" w:rightChars="12" w:firstLine="420" w:firstLineChars="0"/>
-        <w:rPr>
-          <w:rFonts w:hint="eastAsia"/>
-          <w:lang w:val="en-US" w:eastAsia="zh-CN"/>
-        </w:rPr>
-      </w:pPr>
-      <w:r>
-        <w:rPr>
-          <w:rFonts w:hint="eastAsia"/>
-          <w:lang w:val="en-US" w:eastAsia="zh-CN"/>
-        </w:rPr>
-        <w:t>3. 系统结合了公有云 API（DeepSeek）的强大多模态理解能力与基于 vLLM + ChromaDB 本地私有化 RAG 架构的安全检索能力，既兼顾了答疑的准确性，又为敏感的教学资料构建了数据围墙。</w:t>
-      </w:r>
-    </w:p>
-    <w:p>
-      <w:pPr>
-        <w:pStyle w:val="3"/>
-        <w:rPr>
-          <w:rFonts w:hint="eastAsia"/>
-          <w:lang w:val="en-US" w:eastAsia="zh-CN"/>
-        </w:rPr>
-      </w:pPr>
-      <w:bookmarkStart w:id="84" w:name="_Toc18498"/>
-      <w:r>
-        <w:rPr>
-          <w:rFonts w:hint="eastAsia"/>
-          <w:lang w:val="en-US" w:eastAsia="zh-CN"/>
-        </w:rPr>
-        <w:t>7.3 局限性与未来展望</w:t>
-      </w:r>
-      <w:bookmarkEnd w:id="84"/>
-    </w:p>
-    <w:p>
-      <w:pPr>
-        <w:spacing w:line="312" w:lineRule="auto"/>
-        <w:ind w:right="25" w:rightChars="12" w:firstLine="420" w:firstLineChars="0"/>
-        <w:rPr>
-          <w:rFonts w:hint="eastAsia"/>
-          <w:lang w:val="en-US" w:eastAsia="zh-CN"/>
-        </w:rPr>
-      </w:pPr>
-      <w:r>
-        <w:rPr>
-          <w:rFonts w:hint="eastAsia"/>
-          <w:lang w:val="en-US" w:eastAsia="zh-CN"/>
-        </w:rPr>
-        <w:t>尽管本系统已实现了智能辅导的核心闭环，但在深度应用层面仍存在一定局限性：</w:t>
-      </w:r>
-    </w:p>
-    <w:p>
-      <w:pPr>
-        <w:spacing w:line="312" w:lineRule="auto"/>
-        <w:ind w:right="25" w:rightChars="12" w:firstLine="420" w:firstLineChars="0"/>
-        <w:rPr>
-          <w:rFonts w:hint="eastAsia"/>
-          <w:lang w:val="en-US" w:eastAsia="zh-CN"/>
-        </w:rPr>
-      </w:pPr>
-      <w:r>
-        <w:rPr>
-          <w:rFonts w:hint="eastAsia"/>
-          <w:lang w:val="en-US" w:eastAsia="zh-CN"/>
-        </w:rPr>
-        <w:t>首先，由于中学理科题目中存在大量复杂的空间几何图形与非标准手写体公式，当前后端的通用 OCR 识别服务在处理极端画质或复杂版面时，识别准确率仍有提升空间。这可能会导致输入文本存在轻微失真，进而影响大模型第一步的题意理解。</w:t>
-      </w:r>
-    </w:p>
-    <w:p>
-      <w:pPr>
-        <w:spacing w:line="312" w:lineRule="auto"/>
-        <w:ind w:right="25" w:rightChars="12" w:firstLine="420" w:firstLineChars="0"/>
-        <w:rPr>
-          <w:rFonts w:hint="eastAsia"/>
-          <w:lang w:val="en-US" w:eastAsia="zh-CN"/>
-        </w:rPr>
-      </w:pPr>
-      <w:r>
-        <w:rPr>
-          <w:rFonts w:hint="eastAsia"/>
-          <w:lang w:val="en-US" w:eastAsia="zh-CN"/>
-        </w:rPr>
-        <w:t>其次，系统目前采用结构化的 JSON 进行知识点层级映射，这种静态维度的构建方式在灵活性上存在不足。面对不同省份、不同版本教材中知识点的交叉融合，手动维护知识库的成本较高。</w:t>
-      </w:r>
-    </w:p>
-    <w:p>
-      <w:pPr>
-        <w:spacing w:line="312" w:lineRule="auto"/>
-        <w:ind w:right="25" w:rightChars="12" w:firstLine="420" w:firstLineChars="0"/>
-        <w:rPr>
-          <w:rFonts w:hint="eastAsia"/>
-          <w:lang w:val="en-US" w:eastAsia="zh-CN"/>
-        </w:rPr>
-      </w:pPr>
-      <w:r>
-        <w:rPr>
-          <w:rFonts w:hint="eastAsia"/>
-          <w:lang w:val="en-US" w:eastAsia="zh-CN"/>
-        </w:rPr>
-        <w:t>未来多模态端到端模型的引入**：未来计划直接接入具备原生视觉理解能力的多模态大模型（Vision-Language Model），省去 OCR 文本提取的中间环节，从而从根本上提升复杂几何题与手写过程的解析精度。构建动态自演进的知识图谱**：通过图数据库（如 Neo4j）替代当前的静态树形结构，利用 LLM 自动从海量题目与解题步骤中抽取出隐藏的知识节点关联，实现教学图谱的自动补全与动态演进。更丰富的情感计算与学习陪伴**：在多轮对话中引入情感分析机制，当检测到学生产生挫败感或疲劳时，智能体能够主动切换话术风格，提供正向情绪价值，打造更具温度的 AI 伴学系统。</w:t>
+        <w:rPr>
+          <w:rFonts w:hint="eastAsia"/>
+          <w:lang w:val="en-US" w:eastAsia="zh-CN"/>
+        </w:rPr>
+      </w:pPr>
+      <w:r>
+        <w:rPr>
+          <w:rFonts w:hint="eastAsia"/>
+          <w:lang w:val="en-US" w:eastAsia="zh-CN"/>
+        </w:rPr>
+        <w:t>未来计划直接接入具备原生视觉理解能力的多模态大模型，省去 OCR 文本提取的中间环节，从而从根本上提升复杂几何题与手写过程的解析精度。通过图数据库Neo4j等替代当前的静态树形结构，利用 LLM 自动从海量题目与解题步骤中抽取出隐藏的知识节点关联，实现教学图谱的自动补全与动态演进。更丰富的情感计算与学习陪伴：在多轮对话中引入情感分析机制，当检测到学生产生挫败感或疲劳时，智能体能够主动切换话术风格，提供正向情绪价值，打造更具温度的 AI 伴学系统。</w:t>
       </w:r>
     </w:p>
     <w:p>
@@ -14299,9 +14308,9 @@
       </w:r>
       <w:bookmarkEnd w:id="87"/>
       <w:bookmarkEnd w:id="88"/>
-      <w:bookmarkStart w:id="89" w:name="_Toc423685284"/>
+      <w:bookmarkStart w:id="89" w:name="_Toc423685242"/>
       <w:bookmarkEnd w:id="89"/>
-      <w:bookmarkStart w:id="90" w:name="_Toc423685242"/>
+      <w:bookmarkStart w:id="90" w:name="_Toc423685284"/>
       <w:bookmarkEnd w:id="90"/>
     </w:p>
     <w:p>
